--- a/Acta_Configuracion/Acta_Configuracion_PQRS_SuperMarket (1).docx
+++ b/Acta_Configuracion/Acta_Configuracion_PQRS_SuperMarket (1).docx
@@ -6,12 +6,12 @@
       <w:tblPr>
         <w:tblW w:w="10043" w:type="dxa"/>
         <w:tblBorders>
-          <w:top w:val="single" w:sz="4" w:space="0" w:color="auto"/>
-          <w:left w:val="single" w:sz="4" w:space="0" w:color="auto"/>
-          <w:bottom w:val="single" w:sz="4" w:space="0" w:color="auto"/>
-          <w:right w:val="single" w:sz="4" w:space="0" w:color="auto"/>
-          <w:insideH w:val="single" w:sz="4" w:space="0" w:color="auto"/>
-          <w:insideV w:val="single" w:sz="4" w:space="0" w:color="auto"/>
+          <w:top w:val="single" w:color="auto" w:sz="4" w:space="0"/>
+          <w:left w:val="single" w:color="auto" w:sz="4" w:space="0"/>
+          <w:bottom w:val="single" w:color="auto" w:sz="4" w:space="0"/>
+          <w:right w:val="single" w:color="auto" w:sz="4" w:space="0"/>
+          <w:insideH w:val="single" w:color="auto" w:sz="4" w:space="0"/>
+          <w:insideV w:val="single" w:color="auto" w:sz="4" w:space="0"/>
         </w:tblBorders>
         <w:tblCellMar>
           <w:left w:w="10" w:type="dxa"/>
@@ -36,10 +36,10 @@
           <w:tcPr>
             <w:tcW w:w="10043" w:type="dxa"/>
             <w:tcBorders>
-              <w:top w:val="single" w:sz="1" w:space="0" w:color="1F3864"/>
-              <w:left w:val="single" w:sz="1" w:space="0" w:color="1F3864"/>
-              <w:bottom w:val="single" w:sz="1" w:space="0" w:color="1F3864"/>
-              <w:right w:val="single" w:sz="1" w:space="0" w:color="1F3864"/>
+              <w:top w:val="single" w:color="1F3864" w:sz="1" w:space="0"/>
+              <w:left w:val="single" w:color="1F3864" w:sz="1" w:space="0"/>
+              <w:bottom w:val="single" w:color="1F3864" w:sz="1" w:space="0"/>
+              <w:right w:val="single" w:color="1F3864" w:sz="1" w:space="0"/>
             </w:tcBorders>
             <w:shd w:val="clear" w:color="auto" w:fill="700982"/>
             <w:tcMar>
@@ -52,23 +52,37 @@
           <w:p>
             <w:pPr>
               <w:jc w:val="center"/>
-            </w:pPr>
-            <w:r>
-              <w:rPr>
-                <w:b/>
-                <w:bCs/>
+              <w:rPr>
+                <w:rFonts w:ascii="Times New Roman" w:hAnsi="Times New Roman" w:eastAsia="Times New Roman" w:cs="Times New Roman"/>
+                <w:b w:val="1"/>
+                <w:bCs w:val="1"/>
                 <w:sz w:val="40"/>
                 <w:szCs w:val="40"/>
               </w:rPr>
+            </w:pPr>
+            <w:r>
+              <w:rPr>
+                <w:rFonts w:ascii="Times New Roman" w:hAnsi="Times New Roman" w:eastAsia="Times New Roman" w:cs="Times New Roman"/>
+                <w:b w:val="1"/>
+                <w:bCs w:val="1"/>
+                <w:sz w:val="40"/>
+                <w:szCs w:val="40"/>
+              </w:rPr>
               <w:t>ACTA DE CONFIGURACIÓN</w:t>
             </w:r>
           </w:p>
           <w:p>
             <w:pPr>
               <w:jc w:val="center"/>
-            </w:pPr>
-            <w:r>
-              <w:rPr>
+              <w:rPr>
+                <w:rFonts w:ascii="Times New Roman" w:hAnsi="Times New Roman" w:eastAsia="Times New Roman" w:cs="Times New Roman"/>
+                <w:sz w:val="28"/>
+                <w:szCs w:val="28"/>
+              </w:rPr>
+            </w:pPr>
+            <w:r>
+              <w:rPr>
+                <w:rFonts w:ascii="Times New Roman" w:hAnsi="Times New Roman" w:eastAsia="Times New Roman" w:cs="Times New Roman"/>
                 <w:sz w:val="28"/>
                 <w:szCs w:val="28"/>
               </w:rPr>
@@ -91,12 +105,12 @@
           <w:tcPr>
             <w:tcW w:w="10043" w:type="dxa"/>
             <w:tcBorders>
-              <w:top w:val="single" w:sz="1" w:space="0" w:color="CCCCCC"/>
-              <w:left w:val="single" w:sz="1" w:space="0" w:color="CCCCCC"/>
-              <w:bottom w:val="single" w:sz="1" w:space="0" w:color="CCCCCC"/>
-              <w:right w:val="single" w:sz="1" w:space="0" w:color="CCCCCC"/>
-            </w:tcBorders>
-            <w:shd w:val="clear" w:color="auto" w:fill="F2F2F2"/>
+              <w:top w:val="single" w:color="CCCCCC" w:sz="1" w:space="0"/>
+              <w:left w:val="single" w:color="CCCCCC" w:sz="1" w:space="0"/>
+              <w:bottom w:val="single" w:color="CCCCCC" w:sz="1" w:space="0"/>
+              <w:right w:val="single" w:color="CCCCCC" w:sz="1" w:space="0"/>
+            </w:tcBorders>
+            <w:shd w:val="clear" w:color="auto" w:fill="F2F2F2" w:themeFill="background1" w:themeFillShade="F2"/>
             <w:tcMar>
               <w:top w:w="120" w:type="dxa"/>
               <w:left w:w="200" w:type="dxa"/>
@@ -107,32 +121,54 @@
           <w:p>
             <w:pPr>
               <w:jc w:val="center"/>
-            </w:pPr>
-            <w:r>
-              <w:rPr>
-                <w:b/>
-                <w:bCs/>
+              <w:rPr>
+                <w:rFonts w:ascii="Times New Roman" w:hAnsi="Times New Roman" w:eastAsia="Times New Roman" w:cs="Times New Roman"/>
+                <w:b w:val="1"/>
+                <w:bCs w:val="1"/>
                 <w:sz w:val="22"/>
                 <w:szCs w:val="22"/>
               </w:rPr>
+            </w:pPr>
+            <w:r>
+              <w:rPr>
+                <w:rFonts w:ascii="Times New Roman" w:hAnsi="Times New Roman" w:eastAsia="Times New Roman" w:cs="Times New Roman"/>
+                <w:b w:val="1"/>
+                <w:bCs w:val="1"/>
+                <w:sz w:val="22"/>
+                <w:szCs w:val="22"/>
+              </w:rPr>
               <w:t>Ingeniería de Software</w:t>
             </w:r>
           </w:p>
         </w:tc>
       </w:tr>
     </w:tbl>
-    <w:p/>
+    <w:p>
+      <w:pPr>
+        <w:rPr>
+          <w:rFonts w:ascii="Times New Roman" w:hAnsi="Times New Roman" w:eastAsia="Times New Roman" w:cs="Times New Roman"/>
+        </w:rPr>
+      </w:pPr>
+    </w:p>
     <w:p>
       <w:pPr>
         <w:pBdr>
-          <w:bottom w:val="single" w:sz="6" w:space="1" w:color="2E74B5"/>
+          <w:bottom w:val="single" w:color="2E74B5" w:sz="6" w:space="1"/>
         </w:pBdr>
         <w:spacing w:before="320" w:after="160"/>
+        <w:rPr>
+          <w:rFonts w:ascii="Times New Roman" w:hAnsi="Times New Roman" w:eastAsia="Times New Roman" w:cs="Times New Roman"/>
+          <w:b w:val="1"/>
+          <w:bCs w:val="1"/>
+          <w:sz w:val="26"/>
+          <w:szCs w:val="26"/>
+        </w:rPr>
       </w:pPr>
       <w:r>
         <w:rPr>
-          <w:b/>
-          <w:bCs/>
+          <w:rFonts w:ascii="Times New Roman" w:hAnsi="Times New Roman" w:eastAsia="Times New Roman" w:cs="Times New Roman"/>
+          <w:b w:val="1"/>
+          <w:bCs w:val="1"/>
           <w:sz w:val="26"/>
           <w:szCs w:val="26"/>
         </w:rPr>
@@ -143,12 +179,12 @@
       <w:tblPr>
         <w:tblW w:w="10031" w:type="dxa"/>
         <w:tblBorders>
-          <w:top w:val="single" w:sz="4" w:space="0" w:color="auto"/>
-          <w:left w:val="single" w:sz="4" w:space="0" w:color="auto"/>
-          <w:bottom w:val="single" w:sz="4" w:space="0" w:color="auto"/>
-          <w:right w:val="single" w:sz="4" w:space="0" w:color="auto"/>
-          <w:insideH w:val="single" w:sz="4" w:space="0" w:color="auto"/>
-          <w:insideV w:val="single" w:sz="4" w:space="0" w:color="auto"/>
+          <w:top w:val="single" w:color="auto" w:sz="4" w:space="0"/>
+          <w:left w:val="single" w:color="auto" w:sz="4" w:space="0"/>
+          <w:bottom w:val="single" w:color="auto" w:sz="4" w:space="0"/>
+          <w:right w:val="single" w:color="auto" w:sz="4" w:space="0"/>
+          <w:insideH w:val="single" w:color="auto" w:sz="4" w:space="0"/>
+          <w:insideV w:val="single" w:color="auto" w:sz="4" w:space="0"/>
         </w:tblBorders>
         <w:tblCellMar>
           <w:left w:w="10" w:type="dxa"/>
@@ -176,10 +212,10 @@
           <w:tcPr>
             <w:tcW w:w="3001" w:type="dxa"/>
             <w:tcBorders>
-              <w:top w:val="single" w:sz="1" w:space="0" w:color="1F3864"/>
-              <w:left w:val="single" w:sz="1" w:space="0" w:color="1F3864"/>
-              <w:bottom w:val="single" w:sz="1" w:space="0" w:color="1F3864"/>
-              <w:right w:val="single" w:sz="1" w:space="0" w:color="1F3864"/>
+              <w:top w:val="single" w:color="1F3864" w:sz="1" w:space="0"/>
+              <w:left w:val="single" w:color="1F3864" w:sz="1" w:space="0"/>
+              <w:bottom w:val="single" w:color="1F3864" w:sz="1" w:space="0"/>
+              <w:right w:val="single" w:color="1F3864" w:sz="1" w:space="0"/>
             </w:tcBorders>
             <w:shd w:val="clear" w:color="auto" w:fill="700982"/>
             <w:tcMar>
@@ -193,11 +229,17 @@
           <w:p>
             <w:pPr>
               <w:jc w:val="center"/>
-            </w:pPr>
-            <w:r>
-              <w:rPr>
-                <w:b/>
-                <w:bCs/>
+              <w:rPr>
+                <w:rFonts w:ascii="Times New Roman" w:hAnsi="Times New Roman" w:eastAsia="Times New Roman" w:cs="Times New Roman"/>
+                <w:b w:val="1"/>
+                <w:bCs w:val="1"/>
+              </w:rPr>
+            </w:pPr>
+            <w:r>
+              <w:rPr>
+                <w:rFonts w:ascii="Times New Roman" w:hAnsi="Times New Roman" w:eastAsia="Times New Roman" w:cs="Times New Roman"/>
+                <w:b w:val="1"/>
+                <w:bCs w:val="1"/>
               </w:rPr>
               <w:t>Campo</w:t>
             </w:r>
@@ -207,10 +249,10 @@
           <w:tcPr>
             <w:tcW w:w="4051" w:type="dxa"/>
             <w:tcBorders>
-              <w:top w:val="single" w:sz="1" w:space="0" w:color="1F3864"/>
-              <w:left w:val="single" w:sz="1" w:space="0" w:color="1F3864"/>
-              <w:bottom w:val="single" w:sz="1" w:space="0" w:color="1F3864"/>
-              <w:right w:val="single" w:sz="1" w:space="0" w:color="1F3864"/>
+              <w:top w:val="single" w:color="1F3864" w:sz="1" w:space="0"/>
+              <w:left w:val="single" w:color="1F3864" w:sz="1" w:space="0"/>
+              <w:bottom w:val="single" w:color="1F3864" w:sz="1" w:space="0"/>
+              <w:right w:val="single" w:color="1F3864" w:sz="1" w:space="0"/>
             </w:tcBorders>
             <w:shd w:val="clear" w:color="auto" w:fill="700982"/>
             <w:tcMar>
@@ -224,11 +266,17 @@
           <w:p>
             <w:pPr>
               <w:jc w:val="center"/>
-            </w:pPr>
-            <w:r>
-              <w:rPr>
-                <w:b/>
-                <w:bCs/>
+              <w:rPr>
+                <w:rFonts w:ascii="Times New Roman" w:hAnsi="Times New Roman" w:eastAsia="Times New Roman" w:cs="Times New Roman"/>
+                <w:b w:val="1"/>
+                <w:bCs w:val="1"/>
+              </w:rPr>
+            </w:pPr>
+            <w:r>
+              <w:rPr>
+                <w:rFonts w:ascii="Times New Roman" w:hAnsi="Times New Roman" w:eastAsia="Times New Roman" w:cs="Times New Roman"/>
+                <w:b w:val="1"/>
+                <w:bCs w:val="1"/>
               </w:rPr>
               <w:t>Detalle</w:t>
             </w:r>
@@ -238,10 +286,10 @@
           <w:tcPr>
             <w:tcW w:w="1500" w:type="dxa"/>
             <w:tcBorders>
-              <w:top w:val="single" w:sz="1" w:space="0" w:color="1F3864"/>
-              <w:left w:val="single" w:sz="1" w:space="0" w:color="1F3864"/>
-              <w:bottom w:val="single" w:sz="1" w:space="0" w:color="1F3864"/>
-              <w:right w:val="single" w:sz="1" w:space="0" w:color="1F3864"/>
+              <w:top w:val="single" w:color="1F3864" w:sz="1" w:space="0"/>
+              <w:left w:val="single" w:color="1F3864" w:sz="1" w:space="0"/>
+              <w:bottom w:val="single" w:color="1F3864" w:sz="1" w:space="0"/>
+              <w:right w:val="single" w:color="1F3864" w:sz="1" w:space="0"/>
             </w:tcBorders>
             <w:shd w:val="clear" w:color="auto" w:fill="700982"/>
             <w:tcMar>
@@ -255,11 +303,17 @@
           <w:p>
             <w:pPr>
               <w:jc w:val="center"/>
-            </w:pPr>
-            <w:r>
-              <w:rPr>
-                <w:b/>
-                <w:bCs/>
+              <w:rPr>
+                <w:rFonts w:ascii="Times New Roman" w:hAnsi="Times New Roman" w:eastAsia="Times New Roman" w:cs="Times New Roman"/>
+                <w:b w:val="1"/>
+                <w:bCs w:val="1"/>
+              </w:rPr>
+            </w:pPr>
+            <w:r>
+              <w:rPr>
+                <w:rFonts w:ascii="Times New Roman" w:hAnsi="Times New Roman" w:eastAsia="Times New Roman" w:cs="Times New Roman"/>
+                <w:b w:val="1"/>
+                <w:bCs w:val="1"/>
               </w:rPr>
               <w:t>Versión</w:t>
             </w:r>
@@ -269,10 +323,10 @@
           <w:tcPr>
             <w:tcW w:w="1479" w:type="dxa"/>
             <w:tcBorders>
-              <w:top w:val="single" w:sz="1" w:space="0" w:color="1F3864"/>
-              <w:left w:val="single" w:sz="1" w:space="0" w:color="1F3864"/>
-              <w:bottom w:val="single" w:sz="1" w:space="0" w:color="1F3864"/>
-              <w:right w:val="single" w:sz="1" w:space="0" w:color="1F3864"/>
+              <w:top w:val="single" w:color="1F3864" w:sz="1" w:space="0"/>
+              <w:left w:val="single" w:color="1F3864" w:sz="1" w:space="0"/>
+              <w:bottom w:val="single" w:color="1F3864" w:sz="1" w:space="0"/>
+              <w:right w:val="single" w:color="1F3864" w:sz="1" w:space="0"/>
             </w:tcBorders>
             <w:shd w:val="clear" w:color="auto" w:fill="700982"/>
             <w:tcMar>
@@ -286,11 +340,17 @@
           <w:p>
             <w:pPr>
               <w:jc w:val="center"/>
-            </w:pPr>
-            <w:r>
-              <w:rPr>
-                <w:b/>
-                <w:bCs/>
+              <w:rPr>
+                <w:rFonts w:ascii="Times New Roman" w:hAnsi="Times New Roman" w:eastAsia="Times New Roman" w:cs="Times New Roman"/>
+                <w:b w:val="1"/>
+                <w:bCs w:val="1"/>
+              </w:rPr>
+            </w:pPr>
+            <w:r>
+              <w:rPr>
+                <w:rFonts w:ascii="Times New Roman" w:hAnsi="Times New Roman" w:eastAsia="Times New Roman" w:cs="Times New Roman"/>
+                <w:b w:val="1"/>
+                <w:bCs w:val="1"/>
               </w:rPr>
               <w:t>Fecha</w:t>
             </w:r>
@@ -311,25 +371,33 @@
           <w:tcPr>
             <w:tcW w:w="3001" w:type="dxa"/>
             <w:tcBorders>
-              <w:top w:val="single" w:sz="1" w:space="0" w:color="CCCCCC"/>
-              <w:left w:val="single" w:sz="1" w:space="0" w:color="CCCCCC"/>
-              <w:bottom w:val="single" w:sz="1" w:space="0" w:color="CCCCCC"/>
-              <w:right w:val="single" w:sz="1" w:space="0" w:color="CCCCCC"/>
-            </w:tcBorders>
-            <w:shd w:val="clear" w:color="auto" w:fill="F2F2F2"/>
-            <w:tcMar>
-              <w:top w:w="80" w:type="dxa"/>
-              <w:left w:w="120" w:type="dxa"/>
-              <w:bottom w:w="80" w:type="dxa"/>
-              <w:right w:w="120" w:type="dxa"/>
-            </w:tcMar>
-            <w:vAlign w:val="center"/>
-          </w:tcPr>
-          <w:p>
-            <w:r>
-              <w:rPr>
-                <w:b/>
-                <w:bCs/>
+              <w:top w:val="single" w:color="CCCCCC" w:sz="1" w:space="0"/>
+              <w:left w:val="single" w:color="CCCCCC" w:sz="1" w:space="0"/>
+              <w:bottom w:val="single" w:color="CCCCCC" w:sz="1" w:space="0"/>
+              <w:right w:val="single" w:color="CCCCCC" w:sz="1" w:space="0"/>
+            </w:tcBorders>
+            <w:shd w:val="clear" w:color="auto" w:fill="F2F2F2" w:themeFill="background1" w:themeFillShade="F2"/>
+            <w:tcMar>
+              <w:top w:w="80" w:type="dxa"/>
+              <w:left w:w="120" w:type="dxa"/>
+              <w:bottom w:w="80" w:type="dxa"/>
+              <w:right w:w="120" w:type="dxa"/>
+            </w:tcMar>
+            <w:vAlign w:val="center"/>
+          </w:tcPr>
+          <w:p>
+            <w:pPr>
+              <w:rPr>
+                <w:rFonts w:ascii="Times New Roman" w:hAnsi="Times New Roman" w:eastAsia="Times New Roman" w:cs="Times New Roman"/>
+                <w:b w:val="1"/>
+                <w:bCs w:val="1"/>
+              </w:rPr>
+            </w:pPr>
+            <w:r>
+              <w:rPr>
+                <w:rFonts w:ascii="Times New Roman" w:hAnsi="Times New Roman" w:eastAsia="Times New Roman" w:cs="Times New Roman"/>
+                <w:b w:val="1"/>
+                <w:bCs w:val="1"/>
               </w:rPr>
               <w:t>Proyecto</w:t>
             </w:r>
@@ -339,22 +407,30 @@
           <w:tcPr>
             <w:tcW w:w="4051" w:type="dxa"/>
             <w:tcBorders>
-              <w:top w:val="single" w:sz="1" w:space="0" w:color="CCCCCC"/>
-              <w:left w:val="single" w:sz="1" w:space="0" w:color="CCCCCC"/>
-              <w:bottom w:val="single" w:sz="1" w:space="0" w:color="CCCCCC"/>
-              <w:right w:val="single" w:sz="1" w:space="0" w:color="CCCCCC"/>
-            </w:tcBorders>
-            <w:shd w:val="clear" w:color="auto" w:fill="FFFFFF"/>
-            <w:tcMar>
-              <w:top w:w="80" w:type="dxa"/>
-              <w:left w:w="120" w:type="dxa"/>
-              <w:bottom w:w="80" w:type="dxa"/>
-              <w:right w:w="120" w:type="dxa"/>
-            </w:tcMar>
-            <w:vAlign w:val="center"/>
-          </w:tcPr>
-          <w:p>
-            <w:r>
+              <w:top w:val="single" w:color="CCCCCC" w:sz="1" w:space="0"/>
+              <w:left w:val="single" w:color="CCCCCC" w:sz="1" w:space="0"/>
+              <w:bottom w:val="single" w:color="CCCCCC" w:sz="1" w:space="0"/>
+              <w:right w:val="single" w:color="CCCCCC" w:sz="1" w:space="0"/>
+            </w:tcBorders>
+            <w:shd w:val="clear" w:color="auto" w:fill="FFFFFF" w:themeFill="background1"/>
+            <w:tcMar>
+              <w:top w:w="80" w:type="dxa"/>
+              <w:left w:w="120" w:type="dxa"/>
+              <w:bottom w:w="80" w:type="dxa"/>
+              <w:right w:w="120" w:type="dxa"/>
+            </w:tcMar>
+            <w:vAlign w:val="center"/>
+          </w:tcPr>
+          <w:p>
+            <w:pPr>
+              <w:rPr>
+                <w:rFonts w:ascii="Times New Roman" w:hAnsi="Times New Roman" w:eastAsia="Times New Roman" w:cs="Times New Roman"/>
+              </w:rPr>
+            </w:pPr>
+            <w:r>
+              <w:rPr>
+                <w:rFonts w:ascii="Times New Roman" w:hAnsi="Times New Roman" w:eastAsia="Times New Roman" w:cs="Times New Roman"/>
+              </w:rPr>
               <w:t>Sistema PQRS SuperMarket</w:t>
             </w:r>
           </w:p>
@@ -363,12 +439,12 @@
           <w:tcPr>
             <w:tcW w:w="1500" w:type="dxa"/>
             <w:tcBorders>
-              <w:top w:val="single" w:sz="1" w:space="0" w:color="CCCCCC"/>
-              <w:left w:val="single" w:sz="1" w:space="0" w:color="CCCCCC"/>
-              <w:bottom w:val="single" w:sz="1" w:space="0" w:color="CCCCCC"/>
-              <w:right w:val="single" w:sz="1" w:space="0" w:color="CCCCCC"/>
-            </w:tcBorders>
-            <w:shd w:val="clear" w:color="auto" w:fill="FFFFFF"/>
+              <w:top w:val="single" w:color="CCCCCC" w:sz="1" w:space="0"/>
+              <w:left w:val="single" w:color="CCCCCC" w:sz="1" w:space="0"/>
+              <w:bottom w:val="single" w:color="CCCCCC" w:sz="1" w:space="0"/>
+              <w:right w:val="single" w:color="CCCCCC" w:sz="1" w:space="0"/>
+            </w:tcBorders>
+            <w:shd w:val="clear" w:color="auto" w:fill="FFFFFF" w:themeFill="background1"/>
             <w:tcMar>
               <w:top w:w="80" w:type="dxa"/>
               <w:left w:w="120" w:type="dxa"/>
@@ -380,8 +456,14 @@
           <w:p>
             <w:pPr>
               <w:jc w:val="center"/>
-            </w:pPr>
-            <w:r>
+              <w:rPr>
+                <w:rFonts w:ascii="Times New Roman" w:hAnsi="Times New Roman" w:eastAsia="Times New Roman" w:cs="Times New Roman"/>
+              </w:rPr>
+            </w:pPr>
+            <w:r>
+              <w:rPr>
+                <w:rFonts w:ascii="Times New Roman" w:hAnsi="Times New Roman" w:eastAsia="Times New Roman" w:cs="Times New Roman"/>
+              </w:rPr>
               <w:t>1.4</w:t>
             </w:r>
           </w:p>
@@ -390,12 +472,12 @@
           <w:tcPr>
             <w:tcW w:w="1479" w:type="dxa"/>
             <w:tcBorders>
-              <w:top w:val="single" w:sz="1" w:space="0" w:color="CCCCCC"/>
-              <w:left w:val="single" w:sz="1" w:space="0" w:color="CCCCCC"/>
-              <w:bottom w:val="single" w:sz="1" w:space="0" w:color="CCCCCC"/>
-              <w:right w:val="single" w:sz="1" w:space="0" w:color="CCCCCC"/>
-            </w:tcBorders>
-            <w:shd w:val="clear" w:color="auto" w:fill="FFFFFF"/>
+              <w:top w:val="single" w:color="CCCCCC" w:sz="1" w:space="0"/>
+              <w:left w:val="single" w:color="CCCCCC" w:sz="1" w:space="0"/>
+              <w:bottom w:val="single" w:color="CCCCCC" w:sz="1" w:space="0"/>
+              <w:right w:val="single" w:color="CCCCCC" w:sz="1" w:space="0"/>
+            </w:tcBorders>
+            <w:shd w:val="clear" w:color="auto" w:fill="FFFFFF" w:themeFill="background1"/>
             <w:tcMar>
               <w:top w:w="80" w:type="dxa"/>
               <w:left w:w="120" w:type="dxa"/>
@@ -407,8 +489,14 @@
           <w:p>
             <w:pPr>
               <w:jc w:val="center"/>
-            </w:pPr>
-            <w:r>
+              <w:rPr>
+                <w:rFonts w:ascii="Times New Roman" w:hAnsi="Times New Roman" w:eastAsia="Times New Roman" w:cs="Times New Roman"/>
+              </w:rPr>
+            </w:pPr>
+            <w:r>
+              <w:rPr>
+                <w:rFonts w:ascii="Times New Roman" w:hAnsi="Times New Roman" w:eastAsia="Times New Roman" w:cs="Times New Roman"/>
+              </w:rPr>
               <w:t>Mayo 2026</w:t>
             </w:r>
           </w:p>
@@ -428,25 +516,33 @@
           <w:tcPr>
             <w:tcW w:w="3001" w:type="dxa"/>
             <w:tcBorders>
-              <w:top w:val="single" w:sz="1" w:space="0" w:color="CCCCCC"/>
-              <w:left w:val="single" w:sz="1" w:space="0" w:color="CCCCCC"/>
-              <w:bottom w:val="single" w:sz="1" w:space="0" w:color="CCCCCC"/>
-              <w:right w:val="single" w:sz="1" w:space="0" w:color="CCCCCC"/>
-            </w:tcBorders>
-            <w:shd w:val="clear" w:color="auto" w:fill="F2F2F2"/>
-            <w:tcMar>
-              <w:top w:w="80" w:type="dxa"/>
-              <w:left w:w="120" w:type="dxa"/>
-              <w:bottom w:w="80" w:type="dxa"/>
-              <w:right w:w="120" w:type="dxa"/>
-            </w:tcMar>
-            <w:vAlign w:val="center"/>
-          </w:tcPr>
-          <w:p>
-            <w:r>
-              <w:rPr>
-                <w:b/>
-                <w:bCs/>
+              <w:top w:val="single" w:color="CCCCCC" w:sz="1" w:space="0"/>
+              <w:left w:val="single" w:color="CCCCCC" w:sz="1" w:space="0"/>
+              <w:bottom w:val="single" w:color="CCCCCC" w:sz="1" w:space="0"/>
+              <w:right w:val="single" w:color="CCCCCC" w:sz="1" w:space="0"/>
+            </w:tcBorders>
+            <w:shd w:val="clear" w:color="auto" w:fill="F2F2F2" w:themeFill="background1" w:themeFillShade="F2"/>
+            <w:tcMar>
+              <w:top w:w="80" w:type="dxa"/>
+              <w:left w:w="120" w:type="dxa"/>
+              <w:bottom w:w="80" w:type="dxa"/>
+              <w:right w:w="120" w:type="dxa"/>
+            </w:tcMar>
+            <w:vAlign w:val="center"/>
+          </w:tcPr>
+          <w:p>
+            <w:pPr>
+              <w:rPr>
+                <w:rFonts w:ascii="Times New Roman" w:hAnsi="Times New Roman" w:eastAsia="Times New Roman" w:cs="Times New Roman"/>
+                <w:b w:val="1"/>
+                <w:bCs w:val="1"/>
+              </w:rPr>
+            </w:pPr>
+            <w:r>
+              <w:rPr>
+                <w:rFonts w:ascii="Times New Roman" w:hAnsi="Times New Roman" w:eastAsia="Times New Roman" w:cs="Times New Roman"/>
+                <w:b w:val="1"/>
+                <w:bCs w:val="1"/>
               </w:rPr>
               <w:t>Equipo</w:t>
             </w:r>
@@ -456,30 +552,42 @@
           <w:tcPr>
             <w:tcW w:w="4051" w:type="dxa"/>
             <w:tcBorders>
-              <w:top w:val="single" w:sz="1" w:space="0" w:color="CCCCCC"/>
-              <w:left w:val="single" w:sz="1" w:space="0" w:color="CCCCCC"/>
-              <w:bottom w:val="single" w:sz="1" w:space="0" w:color="CCCCCC"/>
-              <w:right w:val="single" w:sz="1" w:space="0" w:color="CCCCCC"/>
-            </w:tcBorders>
-            <w:shd w:val="clear" w:color="auto" w:fill="FFFFFF"/>
-            <w:tcMar>
-              <w:top w:w="80" w:type="dxa"/>
-              <w:left w:w="120" w:type="dxa"/>
-              <w:bottom w:w="80" w:type="dxa"/>
-              <w:right w:w="120" w:type="dxa"/>
-            </w:tcMar>
-            <w:vAlign w:val="center"/>
-          </w:tcPr>
-          <w:p>
-            <w:r>
+              <w:top w:val="single" w:color="CCCCCC" w:sz="1" w:space="0"/>
+              <w:left w:val="single" w:color="CCCCCC" w:sz="1" w:space="0"/>
+              <w:bottom w:val="single" w:color="CCCCCC" w:sz="1" w:space="0"/>
+              <w:right w:val="single" w:color="CCCCCC" w:sz="1" w:space="0"/>
+            </w:tcBorders>
+            <w:shd w:val="clear" w:color="auto" w:fill="FFFFFF" w:themeFill="background1"/>
+            <w:tcMar>
+              <w:top w:w="80" w:type="dxa"/>
+              <w:left w:w="120" w:type="dxa"/>
+              <w:bottom w:w="80" w:type="dxa"/>
+              <w:right w:w="120" w:type="dxa"/>
+            </w:tcMar>
+            <w:vAlign w:val="center"/>
+          </w:tcPr>
+          <w:p>
+            <w:pPr>
+              <w:rPr>
+                <w:rFonts w:ascii="Times New Roman" w:hAnsi="Times New Roman" w:eastAsia="Times New Roman" w:cs="Times New Roman"/>
+              </w:rPr>
+            </w:pPr>
+            <w:r>
+              <w:rPr>
+                <w:rFonts w:ascii="Times New Roman" w:hAnsi="Times New Roman" w:eastAsia="Times New Roman" w:cs="Times New Roman"/>
+              </w:rPr>
               <w:t xml:space="preserve">Yeferson Linares, Brayan </w:t>
             </w:r>
-            <w:proofErr w:type="spellStart"/>
-            <w:r>
+            <w:r>
+              <w:rPr>
+                <w:rFonts w:ascii="Times New Roman" w:hAnsi="Times New Roman" w:eastAsia="Times New Roman" w:cs="Times New Roman"/>
+              </w:rPr>
               <w:t>Mikoulist</w:t>
             </w:r>
-            <w:proofErr w:type="spellEnd"/>
-            <w:r>
+            <w:r>
+              <w:rPr>
+                <w:rFonts w:ascii="Times New Roman" w:hAnsi="Times New Roman" w:eastAsia="Times New Roman" w:cs="Times New Roman"/>
+              </w:rPr>
               <w:t>, Joseph Vargas, Yakelin Ariza</w:t>
             </w:r>
           </w:p>
@@ -488,41 +596,53 @@
           <w:tcPr>
             <w:tcW w:w="1500" w:type="dxa"/>
             <w:tcBorders>
-              <w:top w:val="single" w:sz="1" w:space="0" w:color="CCCCCC"/>
-              <w:left w:val="single" w:sz="1" w:space="0" w:color="CCCCCC"/>
-              <w:bottom w:val="single" w:sz="1" w:space="0" w:color="CCCCCC"/>
-              <w:right w:val="single" w:sz="1" w:space="0" w:color="CCCCCC"/>
-            </w:tcBorders>
-            <w:shd w:val="clear" w:color="auto" w:fill="FFFFFF"/>
-            <w:tcMar>
-              <w:top w:w="80" w:type="dxa"/>
-              <w:left w:w="120" w:type="dxa"/>
-              <w:bottom w:w="80" w:type="dxa"/>
-              <w:right w:w="120" w:type="dxa"/>
-            </w:tcMar>
-            <w:vAlign w:val="center"/>
-          </w:tcPr>
-          <w:p/>
+              <w:top w:val="single" w:color="CCCCCC" w:sz="1" w:space="0"/>
+              <w:left w:val="single" w:color="CCCCCC" w:sz="1" w:space="0"/>
+              <w:bottom w:val="single" w:color="CCCCCC" w:sz="1" w:space="0"/>
+              <w:right w:val="single" w:color="CCCCCC" w:sz="1" w:space="0"/>
+            </w:tcBorders>
+            <w:shd w:val="clear" w:color="auto" w:fill="FFFFFF" w:themeFill="background1"/>
+            <w:tcMar>
+              <w:top w:w="80" w:type="dxa"/>
+              <w:left w:w="120" w:type="dxa"/>
+              <w:bottom w:w="80" w:type="dxa"/>
+              <w:right w:w="120" w:type="dxa"/>
+            </w:tcMar>
+            <w:vAlign w:val="center"/>
+          </w:tcPr>
+          <w:p>
+            <w:pPr>
+              <w:rPr>
+                <w:rFonts w:ascii="Times New Roman" w:hAnsi="Times New Roman" w:eastAsia="Times New Roman" w:cs="Times New Roman"/>
+              </w:rPr>
+            </w:pPr>
+          </w:p>
         </w:tc>
         <w:tc>
           <w:tcPr>
             <w:tcW w:w="1479" w:type="dxa"/>
             <w:tcBorders>
-              <w:top w:val="single" w:sz="1" w:space="0" w:color="CCCCCC"/>
-              <w:left w:val="single" w:sz="1" w:space="0" w:color="CCCCCC"/>
-              <w:bottom w:val="single" w:sz="1" w:space="0" w:color="CCCCCC"/>
-              <w:right w:val="single" w:sz="1" w:space="0" w:color="CCCCCC"/>
-            </w:tcBorders>
-            <w:shd w:val="clear" w:color="auto" w:fill="FFFFFF"/>
-            <w:tcMar>
-              <w:top w:w="80" w:type="dxa"/>
-              <w:left w:w="120" w:type="dxa"/>
-              <w:bottom w:w="80" w:type="dxa"/>
-              <w:right w:w="120" w:type="dxa"/>
-            </w:tcMar>
-            <w:vAlign w:val="center"/>
-          </w:tcPr>
-          <w:p/>
+              <w:top w:val="single" w:color="CCCCCC" w:sz="1" w:space="0"/>
+              <w:left w:val="single" w:color="CCCCCC" w:sz="1" w:space="0"/>
+              <w:bottom w:val="single" w:color="CCCCCC" w:sz="1" w:space="0"/>
+              <w:right w:val="single" w:color="CCCCCC" w:sz="1" w:space="0"/>
+            </w:tcBorders>
+            <w:shd w:val="clear" w:color="auto" w:fill="FFFFFF" w:themeFill="background1"/>
+            <w:tcMar>
+              <w:top w:w="80" w:type="dxa"/>
+              <w:left w:w="120" w:type="dxa"/>
+              <w:bottom w:w="80" w:type="dxa"/>
+              <w:right w:w="120" w:type="dxa"/>
+            </w:tcMar>
+            <w:vAlign w:val="center"/>
+          </w:tcPr>
+          <w:p>
+            <w:pPr>
+              <w:rPr>
+                <w:rFonts w:ascii="Times New Roman" w:hAnsi="Times New Roman" w:eastAsia="Times New Roman" w:cs="Times New Roman"/>
+              </w:rPr>
+            </w:pPr>
+          </w:p>
         </w:tc>
       </w:tr>
       <w:tr>
@@ -539,25 +659,33 @@
           <w:tcPr>
             <w:tcW w:w="3001" w:type="dxa"/>
             <w:tcBorders>
-              <w:top w:val="single" w:sz="1" w:space="0" w:color="CCCCCC"/>
-              <w:left w:val="single" w:sz="1" w:space="0" w:color="CCCCCC"/>
-              <w:bottom w:val="single" w:sz="1" w:space="0" w:color="CCCCCC"/>
-              <w:right w:val="single" w:sz="1" w:space="0" w:color="CCCCCC"/>
-            </w:tcBorders>
-            <w:shd w:val="clear" w:color="auto" w:fill="F2F2F2"/>
-            <w:tcMar>
-              <w:top w:w="80" w:type="dxa"/>
-              <w:left w:w="120" w:type="dxa"/>
-              <w:bottom w:w="80" w:type="dxa"/>
-              <w:right w:w="120" w:type="dxa"/>
-            </w:tcMar>
-            <w:vAlign w:val="center"/>
-          </w:tcPr>
-          <w:p>
-            <w:r>
-              <w:rPr>
-                <w:b/>
-                <w:bCs/>
+              <w:top w:val="single" w:color="CCCCCC" w:sz="1" w:space="0"/>
+              <w:left w:val="single" w:color="CCCCCC" w:sz="1" w:space="0"/>
+              <w:bottom w:val="single" w:color="CCCCCC" w:sz="1" w:space="0"/>
+              <w:right w:val="single" w:color="CCCCCC" w:sz="1" w:space="0"/>
+            </w:tcBorders>
+            <w:shd w:val="clear" w:color="auto" w:fill="F2F2F2" w:themeFill="background1" w:themeFillShade="F2"/>
+            <w:tcMar>
+              <w:top w:w="80" w:type="dxa"/>
+              <w:left w:w="120" w:type="dxa"/>
+              <w:bottom w:w="80" w:type="dxa"/>
+              <w:right w:w="120" w:type="dxa"/>
+            </w:tcMar>
+            <w:vAlign w:val="center"/>
+          </w:tcPr>
+          <w:p>
+            <w:pPr>
+              <w:rPr>
+                <w:rFonts w:ascii="Times New Roman" w:hAnsi="Times New Roman" w:eastAsia="Times New Roman" w:cs="Times New Roman"/>
+                <w:b w:val="1"/>
+                <w:bCs w:val="1"/>
+              </w:rPr>
+            </w:pPr>
+            <w:r>
+              <w:rPr>
+                <w:rFonts w:ascii="Times New Roman" w:hAnsi="Times New Roman" w:eastAsia="Times New Roman" w:cs="Times New Roman"/>
+                <w:b w:val="1"/>
+                <w:bCs w:val="1"/>
               </w:rPr>
               <w:t>Repositorio</w:t>
             </w:r>
@@ -567,23 +695,31 @@
           <w:tcPr>
             <w:tcW w:w="4051" w:type="dxa"/>
             <w:tcBorders>
-              <w:top w:val="single" w:sz="1" w:space="0" w:color="CCCCCC"/>
-              <w:left w:val="single" w:sz="1" w:space="0" w:color="CCCCCC"/>
-              <w:bottom w:val="single" w:sz="1" w:space="0" w:color="CCCCCC"/>
-              <w:right w:val="single" w:sz="1" w:space="0" w:color="CCCCCC"/>
-            </w:tcBorders>
-            <w:shd w:val="clear" w:color="auto" w:fill="FFFFFF"/>
-            <w:tcMar>
-              <w:top w:w="80" w:type="dxa"/>
-              <w:left w:w="120" w:type="dxa"/>
-              <w:bottom w:w="80" w:type="dxa"/>
-              <w:right w:w="120" w:type="dxa"/>
-            </w:tcMar>
-            <w:vAlign w:val="center"/>
-          </w:tcPr>
-          <w:p>
-            <w:r>
-              <w:t>GitHub – Sistema-PQRS-SuperMarket</w:t>
+              <w:top w:val="single" w:color="CCCCCC" w:sz="1" w:space="0"/>
+              <w:left w:val="single" w:color="CCCCCC" w:sz="1" w:space="0"/>
+              <w:bottom w:val="single" w:color="CCCCCC" w:sz="1" w:space="0"/>
+              <w:right w:val="single" w:color="CCCCCC" w:sz="1" w:space="0"/>
+            </w:tcBorders>
+            <w:shd w:val="clear" w:color="auto" w:fill="FFFFFF" w:themeFill="background1"/>
+            <w:tcMar>
+              <w:top w:w="80" w:type="dxa"/>
+              <w:left w:w="120" w:type="dxa"/>
+              <w:bottom w:w="80" w:type="dxa"/>
+              <w:right w:w="120" w:type="dxa"/>
+            </w:tcMar>
+            <w:vAlign w:val="center"/>
+          </w:tcPr>
+          <w:p>
+            <w:pPr>
+              <w:rPr>
+                <w:rFonts w:ascii="Times New Roman" w:hAnsi="Times New Roman" w:eastAsia="Times New Roman" w:cs="Times New Roman"/>
+              </w:rPr>
+            </w:pPr>
+            <w:r>
+              <w:rPr>
+                <w:rFonts w:ascii="Times New Roman" w:hAnsi="Times New Roman" w:eastAsia="Times New Roman" w:cs="Times New Roman"/>
+              </w:rPr>
+              <w:t>GitHub – PQRS</w:t>
             </w:r>
           </w:p>
         </w:tc>
@@ -591,41 +727,53 @@
           <w:tcPr>
             <w:tcW w:w="1500" w:type="dxa"/>
             <w:tcBorders>
-              <w:top w:val="single" w:sz="1" w:space="0" w:color="CCCCCC"/>
-              <w:left w:val="single" w:sz="1" w:space="0" w:color="CCCCCC"/>
-              <w:bottom w:val="single" w:sz="1" w:space="0" w:color="CCCCCC"/>
-              <w:right w:val="single" w:sz="1" w:space="0" w:color="CCCCCC"/>
-            </w:tcBorders>
-            <w:shd w:val="clear" w:color="auto" w:fill="FFFFFF"/>
-            <w:tcMar>
-              <w:top w:w="80" w:type="dxa"/>
-              <w:left w:w="120" w:type="dxa"/>
-              <w:bottom w:w="80" w:type="dxa"/>
-              <w:right w:w="120" w:type="dxa"/>
-            </w:tcMar>
-            <w:vAlign w:val="center"/>
-          </w:tcPr>
-          <w:p/>
+              <w:top w:val="single" w:color="CCCCCC" w:sz="1" w:space="0"/>
+              <w:left w:val="single" w:color="CCCCCC" w:sz="1" w:space="0"/>
+              <w:bottom w:val="single" w:color="CCCCCC" w:sz="1" w:space="0"/>
+              <w:right w:val="single" w:color="CCCCCC" w:sz="1" w:space="0"/>
+            </w:tcBorders>
+            <w:shd w:val="clear" w:color="auto" w:fill="FFFFFF" w:themeFill="background1"/>
+            <w:tcMar>
+              <w:top w:w="80" w:type="dxa"/>
+              <w:left w:w="120" w:type="dxa"/>
+              <w:bottom w:w="80" w:type="dxa"/>
+              <w:right w:w="120" w:type="dxa"/>
+            </w:tcMar>
+            <w:vAlign w:val="center"/>
+          </w:tcPr>
+          <w:p>
+            <w:pPr>
+              <w:rPr>
+                <w:rFonts w:ascii="Times New Roman" w:hAnsi="Times New Roman" w:eastAsia="Times New Roman" w:cs="Times New Roman"/>
+              </w:rPr>
+            </w:pPr>
+          </w:p>
         </w:tc>
         <w:tc>
           <w:tcPr>
             <w:tcW w:w="1479" w:type="dxa"/>
             <w:tcBorders>
-              <w:top w:val="single" w:sz="1" w:space="0" w:color="CCCCCC"/>
-              <w:left w:val="single" w:sz="1" w:space="0" w:color="CCCCCC"/>
-              <w:bottom w:val="single" w:sz="1" w:space="0" w:color="CCCCCC"/>
-              <w:right w:val="single" w:sz="1" w:space="0" w:color="CCCCCC"/>
-            </w:tcBorders>
-            <w:shd w:val="clear" w:color="auto" w:fill="FFFFFF"/>
-            <w:tcMar>
-              <w:top w:w="80" w:type="dxa"/>
-              <w:left w:w="120" w:type="dxa"/>
-              <w:bottom w:w="80" w:type="dxa"/>
-              <w:right w:w="120" w:type="dxa"/>
-            </w:tcMar>
-            <w:vAlign w:val="center"/>
-          </w:tcPr>
-          <w:p/>
+              <w:top w:val="single" w:color="CCCCCC" w:sz="1" w:space="0"/>
+              <w:left w:val="single" w:color="CCCCCC" w:sz="1" w:space="0"/>
+              <w:bottom w:val="single" w:color="CCCCCC" w:sz="1" w:space="0"/>
+              <w:right w:val="single" w:color="CCCCCC" w:sz="1" w:space="0"/>
+            </w:tcBorders>
+            <w:shd w:val="clear" w:color="auto" w:fill="FFFFFF" w:themeFill="background1"/>
+            <w:tcMar>
+              <w:top w:w="80" w:type="dxa"/>
+              <w:left w:w="120" w:type="dxa"/>
+              <w:bottom w:w="80" w:type="dxa"/>
+              <w:right w:w="120" w:type="dxa"/>
+            </w:tcMar>
+            <w:vAlign w:val="center"/>
+          </w:tcPr>
+          <w:p>
+            <w:pPr>
+              <w:rPr>
+                <w:rFonts w:ascii="Times New Roman" w:hAnsi="Times New Roman" w:eastAsia="Times New Roman" w:cs="Times New Roman"/>
+              </w:rPr>
+            </w:pPr>
+          </w:p>
         </w:tc>
       </w:tr>
       <w:tr>
@@ -642,25 +790,33 @@
           <w:tcPr>
             <w:tcW w:w="3001" w:type="dxa"/>
             <w:tcBorders>
-              <w:top w:val="single" w:sz="1" w:space="0" w:color="CCCCCC"/>
-              <w:left w:val="single" w:sz="1" w:space="0" w:color="CCCCCC"/>
-              <w:bottom w:val="single" w:sz="1" w:space="0" w:color="CCCCCC"/>
-              <w:right w:val="single" w:sz="1" w:space="0" w:color="CCCCCC"/>
-            </w:tcBorders>
-            <w:shd w:val="clear" w:color="auto" w:fill="F2F2F2"/>
-            <w:tcMar>
-              <w:top w:w="80" w:type="dxa"/>
-              <w:left w:w="120" w:type="dxa"/>
-              <w:bottom w:w="80" w:type="dxa"/>
-              <w:right w:w="120" w:type="dxa"/>
-            </w:tcMar>
-            <w:vAlign w:val="center"/>
-          </w:tcPr>
-          <w:p>
-            <w:r>
-              <w:rPr>
-                <w:b/>
-                <w:bCs/>
+              <w:top w:val="single" w:color="CCCCCC" w:sz="1" w:space="0"/>
+              <w:left w:val="single" w:color="CCCCCC" w:sz="1" w:space="0"/>
+              <w:bottom w:val="single" w:color="CCCCCC" w:sz="1" w:space="0"/>
+              <w:right w:val="single" w:color="CCCCCC" w:sz="1" w:space="0"/>
+            </w:tcBorders>
+            <w:shd w:val="clear" w:color="auto" w:fill="F2F2F2" w:themeFill="background1" w:themeFillShade="F2"/>
+            <w:tcMar>
+              <w:top w:w="80" w:type="dxa"/>
+              <w:left w:w="120" w:type="dxa"/>
+              <w:bottom w:w="80" w:type="dxa"/>
+              <w:right w:w="120" w:type="dxa"/>
+            </w:tcMar>
+            <w:vAlign w:val="center"/>
+          </w:tcPr>
+          <w:p>
+            <w:pPr>
+              <w:rPr>
+                <w:rFonts w:ascii="Times New Roman" w:hAnsi="Times New Roman" w:eastAsia="Times New Roman" w:cs="Times New Roman"/>
+                <w:b w:val="1"/>
+                <w:bCs w:val="1"/>
+              </w:rPr>
+            </w:pPr>
+            <w:r>
+              <w:rPr>
+                <w:rFonts w:ascii="Times New Roman" w:hAnsi="Times New Roman" w:eastAsia="Times New Roman" w:cs="Times New Roman"/>
+                <w:b w:val="1"/>
+                <w:bCs w:val="1"/>
               </w:rPr>
               <w:t>Metodología</w:t>
             </w:r>
@@ -670,70 +826,91 @@
           <w:tcPr>
             <w:tcW w:w="4051" w:type="dxa"/>
             <w:tcBorders>
-              <w:top w:val="single" w:sz="1" w:space="0" w:color="CCCCCC"/>
-              <w:left w:val="single" w:sz="1" w:space="0" w:color="CCCCCC"/>
-              <w:bottom w:val="single" w:sz="1" w:space="0" w:color="CCCCCC"/>
-              <w:right w:val="single" w:sz="1" w:space="0" w:color="CCCCCC"/>
-            </w:tcBorders>
-            <w:shd w:val="clear" w:color="auto" w:fill="FFFFFF"/>
-            <w:tcMar>
-              <w:top w:w="80" w:type="dxa"/>
-              <w:left w:w="120" w:type="dxa"/>
-              <w:bottom w:w="80" w:type="dxa"/>
-              <w:right w:w="120" w:type="dxa"/>
-            </w:tcMar>
-            <w:vAlign w:val="center"/>
-          </w:tcPr>
-          <w:p>
-            <w:r>
+              <w:top w:val="single" w:color="CCCCCC" w:sz="1" w:space="0"/>
+              <w:left w:val="single" w:color="CCCCCC" w:sz="1" w:space="0"/>
+              <w:bottom w:val="single" w:color="CCCCCC" w:sz="1" w:space="0"/>
+              <w:right w:val="single" w:color="CCCCCC" w:sz="1" w:space="0"/>
+            </w:tcBorders>
+            <w:shd w:val="clear" w:color="auto" w:fill="FFFFFF" w:themeFill="background1"/>
+            <w:tcMar>
+              <w:top w:w="80" w:type="dxa"/>
+              <w:left w:w="120" w:type="dxa"/>
+              <w:bottom w:w="80" w:type="dxa"/>
+              <w:right w:w="120" w:type="dxa"/>
+            </w:tcMar>
+            <w:vAlign w:val="center"/>
+          </w:tcPr>
+          <w:p>
+            <w:pPr>
+              <w:rPr>
+                <w:rFonts w:ascii="Times New Roman" w:hAnsi="Times New Roman" w:eastAsia="Times New Roman" w:cs="Times New Roman"/>
+              </w:rPr>
+            </w:pPr>
+            <w:r>
+              <w:rPr>
+                <w:rFonts w:ascii="Times New Roman" w:hAnsi="Times New Roman" w:eastAsia="Times New Roman" w:cs="Times New Roman"/>
+              </w:rPr>
               <w:t xml:space="preserve">Scrum – 4 </w:t>
             </w:r>
-            <w:proofErr w:type="spellStart"/>
-            <w:r>
+            <w:r>
+              <w:rPr>
+                <w:rFonts w:ascii="Times New Roman" w:hAnsi="Times New Roman" w:eastAsia="Times New Roman" w:cs="Times New Roman"/>
+              </w:rPr>
               <w:t>Sprints</w:t>
             </w:r>
-            <w:proofErr w:type="spellEnd"/>
           </w:p>
         </w:tc>
         <w:tc>
           <w:tcPr>
             <w:tcW w:w="1500" w:type="dxa"/>
             <w:tcBorders>
-              <w:top w:val="single" w:sz="1" w:space="0" w:color="CCCCCC"/>
-              <w:left w:val="single" w:sz="1" w:space="0" w:color="CCCCCC"/>
-              <w:bottom w:val="single" w:sz="1" w:space="0" w:color="CCCCCC"/>
-              <w:right w:val="single" w:sz="1" w:space="0" w:color="CCCCCC"/>
-            </w:tcBorders>
-            <w:shd w:val="clear" w:color="auto" w:fill="FFFFFF"/>
-            <w:tcMar>
-              <w:top w:w="80" w:type="dxa"/>
-              <w:left w:w="120" w:type="dxa"/>
-              <w:bottom w:w="80" w:type="dxa"/>
-              <w:right w:w="120" w:type="dxa"/>
-            </w:tcMar>
-            <w:vAlign w:val="center"/>
-          </w:tcPr>
-          <w:p/>
+              <w:top w:val="single" w:color="CCCCCC" w:sz="1" w:space="0"/>
+              <w:left w:val="single" w:color="CCCCCC" w:sz="1" w:space="0"/>
+              <w:bottom w:val="single" w:color="CCCCCC" w:sz="1" w:space="0"/>
+              <w:right w:val="single" w:color="CCCCCC" w:sz="1" w:space="0"/>
+            </w:tcBorders>
+            <w:shd w:val="clear" w:color="auto" w:fill="FFFFFF" w:themeFill="background1"/>
+            <w:tcMar>
+              <w:top w:w="80" w:type="dxa"/>
+              <w:left w:w="120" w:type="dxa"/>
+              <w:bottom w:w="80" w:type="dxa"/>
+              <w:right w:w="120" w:type="dxa"/>
+            </w:tcMar>
+            <w:vAlign w:val="center"/>
+          </w:tcPr>
+          <w:p>
+            <w:pPr>
+              <w:rPr>
+                <w:rFonts w:ascii="Times New Roman" w:hAnsi="Times New Roman" w:eastAsia="Times New Roman" w:cs="Times New Roman"/>
+              </w:rPr>
+            </w:pPr>
+          </w:p>
         </w:tc>
         <w:tc>
           <w:tcPr>
             <w:tcW w:w="1479" w:type="dxa"/>
             <w:tcBorders>
-              <w:top w:val="single" w:sz="1" w:space="0" w:color="CCCCCC"/>
-              <w:left w:val="single" w:sz="1" w:space="0" w:color="CCCCCC"/>
-              <w:bottom w:val="single" w:sz="1" w:space="0" w:color="CCCCCC"/>
-              <w:right w:val="single" w:sz="1" w:space="0" w:color="CCCCCC"/>
-            </w:tcBorders>
-            <w:shd w:val="clear" w:color="auto" w:fill="FFFFFF"/>
-            <w:tcMar>
-              <w:top w:w="80" w:type="dxa"/>
-              <w:left w:w="120" w:type="dxa"/>
-              <w:bottom w:w="80" w:type="dxa"/>
-              <w:right w:w="120" w:type="dxa"/>
-            </w:tcMar>
-            <w:vAlign w:val="center"/>
-          </w:tcPr>
-          <w:p/>
+              <w:top w:val="single" w:color="CCCCCC" w:sz="1" w:space="0"/>
+              <w:left w:val="single" w:color="CCCCCC" w:sz="1" w:space="0"/>
+              <w:bottom w:val="single" w:color="CCCCCC" w:sz="1" w:space="0"/>
+              <w:right w:val="single" w:color="CCCCCC" w:sz="1" w:space="0"/>
+            </w:tcBorders>
+            <w:shd w:val="clear" w:color="auto" w:fill="FFFFFF" w:themeFill="background1"/>
+            <w:tcMar>
+              <w:top w:w="80" w:type="dxa"/>
+              <w:left w:w="120" w:type="dxa"/>
+              <w:bottom w:w="80" w:type="dxa"/>
+              <w:right w:w="120" w:type="dxa"/>
+            </w:tcMar>
+            <w:vAlign w:val="center"/>
+          </w:tcPr>
+          <w:p>
+            <w:pPr>
+              <w:rPr>
+                <w:rFonts w:ascii="Times New Roman" w:hAnsi="Times New Roman" w:eastAsia="Times New Roman" w:cs="Times New Roman"/>
+              </w:rPr>
+            </w:pPr>
+          </w:p>
         </w:tc>
       </w:tr>
       <w:tr>
@@ -750,25 +927,33 @@
           <w:tcPr>
             <w:tcW w:w="3001" w:type="dxa"/>
             <w:tcBorders>
-              <w:top w:val="single" w:sz="1" w:space="0" w:color="CCCCCC"/>
-              <w:left w:val="single" w:sz="1" w:space="0" w:color="CCCCCC"/>
-              <w:bottom w:val="single" w:sz="1" w:space="0" w:color="CCCCCC"/>
-              <w:right w:val="single" w:sz="1" w:space="0" w:color="CCCCCC"/>
-            </w:tcBorders>
-            <w:shd w:val="clear" w:color="auto" w:fill="F2F2F2"/>
-            <w:tcMar>
-              <w:top w:w="80" w:type="dxa"/>
-              <w:left w:w="120" w:type="dxa"/>
-              <w:bottom w:w="80" w:type="dxa"/>
-              <w:right w:w="120" w:type="dxa"/>
-            </w:tcMar>
-            <w:vAlign w:val="center"/>
-          </w:tcPr>
-          <w:p>
-            <w:r>
-              <w:rPr>
-                <w:b/>
-                <w:bCs/>
+              <w:top w:val="single" w:color="CCCCCC" w:sz="1" w:space="0"/>
+              <w:left w:val="single" w:color="CCCCCC" w:sz="1" w:space="0"/>
+              <w:bottom w:val="single" w:color="CCCCCC" w:sz="1" w:space="0"/>
+              <w:right w:val="single" w:color="CCCCCC" w:sz="1" w:space="0"/>
+            </w:tcBorders>
+            <w:shd w:val="clear" w:color="auto" w:fill="F2F2F2" w:themeFill="background1" w:themeFillShade="F2"/>
+            <w:tcMar>
+              <w:top w:w="80" w:type="dxa"/>
+              <w:left w:w="120" w:type="dxa"/>
+              <w:bottom w:w="80" w:type="dxa"/>
+              <w:right w:w="120" w:type="dxa"/>
+            </w:tcMar>
+            <w:vAlign w:val="center"/>
+          </w:tcPr>
+          <w:p>
+            <w:pPr>
+              <w:rPr>
+                <w:rFonts w:ascii="Times New Roman" w:hAnsi="Times New Roman" w:eastAsia="Times New Roman" w:cs="Times New Roman"/>
+                <w:b w:val="1"/>
+                <w:bCs w:val="1"/>
+              </w:rPr>
+            </w:pPr>
+            <w:r>
+              <w:rPr>
+                <w:rFonts w:ascii="Times New Roman" w:hAnsi="Times New Roman" w:eastAsia="Times New Roman" w:cs="Times New Roman"/>
+                <w:b w:val="1"/>
+                <w:bCs w:val="1"/>
               </w:rPr>
               <w:t>Elaborado por</w:t>
             </w:r>
@@ -778,22 +963,30 @@
           <w:tcPr>
             <w:tcW w:w="4051" w:type="dxa"/>
             <w:tcBorders>
-              <w:top w:val="single" w:sz="1" w:space="0" w:color="CCCCCC"/>
-              <w:left w:val="single" w:sz="1" w:space="0" w:color="CCCCCC"/>
-              <w:bottom w:val="single" w:sz="1" w:space="0" w:color="CCCCCC"/>
-              <w:right w:val="single" w:sz="1" w:space="0" w:color="CCCCCC"/>
-            </w:tcBorders>
-            <w:shd w:val="clear" w:color="auto" w:fill="FFFFFF"/>
-            <w:tcMar>
-              <w:top w:w="80" w:type="dxa"/>
-              <w:left w:w="120" w:type="dxa"/>
-              <w:bottom w:w="80" w:type="dxa"/>
-              <w:right w:w="120" w:type="dxa"/>
-            </w:tcMar>
-            <w:vAlign w:val="center"/>
-          </w:tcPr>
-          <w:p>
-            <w:r>
+              <w:top w:val="single" w:color="CCCCCC" w:sz="1" w:space="0"/>
+              <w:left w:val="single" w:color="CCCCCC" w:sz="1" w:space="0"/>
+              <w:bottom w:val="single" w:color="CCCCCC" w:sz="1" w:space="0"/>
+              <w:right w:val="single" w:color="CCCCCC" w:sz="1" w:space="0"/>
+            </w:tcBorders>
+            <w:shd w:val="clear" w:color="auto" w:fill="FFFFFF" w:themeFill="background1"/>
+            <w:tcMar>
+              <w:top w:w="80" w:type="dxa"/>
+              <w:left w:w="120" w:type="dxa"/>
+              <w:bottom w:w="80" w:type="dxa"/>
+              <w:right w:w="120" w:type="dxa"/>
+            </w:tcMar>
+            <w:vAlign w:val="center"/>
+          </w:tcPr>
+          <w:p>
+            <w:pPr>
+              <w:rPr>
+                <w:rFonts w:ascii="Times New Roman" w:hAnsi="Times New Roman" w:eastAsia="Times New Roman" w:cs="Times New Roman"/>
+              </w:rPr>
+            </w:pPr>
+            <w:r>
+              <w:rPr>
+                <w:rFonts w:ascii="Times New Roman" w:hAnsi="Times New Roman" w:eastAsia="Times New Roman" w:cs="Times New Roman"/>
+              </w:rPr>
               <w:t>Equipo de desarrollo</w:t>
             </w:r>
           </w:p>
@@ -802,56 +995,82 @@
           <w:tcPr>
             <w:tcW w:w="1500" w:type="dxa"/>
             <w:tcBorders>
-              <w:top w:val="single" w:sz="1" w:space="0" w:color="CCCCCC"/>
-              <w:left w:val="single" w:sz="1" w:space="0" w:color="CCCCCC"/>
-              <w:bottom w:val="single" w:sz="1" w:space="0" w:color="CCCCCC"/>
-              <w:right w:val="single" w:sz="1" w:space="0" w:color="CCCCCC"/>
-            </w:tcBorders>
-            <w:shd w:val="clear" w:color="auto" w:fill="FFFFFF"/>
-            <w:tcMar>
-              <w:top w:w="80" w:type="dxa"/>
-              <w:left w:w="120" w:type="dxa"/>
-              <w:bottom w:w="80" w:type="dxa"/>
-              <w:right w:w="120" w:type="dxa"/>
-            </w:tcMar>
-            <w:vAlign w:val="center"/>
-          </w:tcPr>
-          <w:p/>
+              <w:top w:val="single" w:color="CCCCCC" w:sz="1" w:space="0"/>
+              <w:left w:val="single" w:color="CCCCCC" w:sz="1" w:space="0"/>
+              <w:bottom w:val="single" w:color="CCCCCC" w:sz="1" w:space="0"/>
+              <w:right w:val="single" w:color="CCCCCC" w:sz="1" w:space="0"/>
+            </w:tcBorders>
+            <w:shd w:val="clear" w:color="auto" w:fill="FFFFFF" w:themeFill="background1"/>
+            <w:tcMar>
+              <w:top w:w="80" w:type="dxa"/>
+              <w:left w:w="120" w:type="dxa"/>
+              <w:bottom w:w="80" w:type="dxa"/>
+              <w:right w:w="120" w:type="dxa"/>
+            </w:tcMar>
+            <w:vAlign w:val="center"/>
+          </w:tcPr>
+          <w:p>
+            <w:pPr>
+              <w:rPr>
+                <w:rFonts w:ascii="Times New Roman" w:hAnsi="Times New Roman" w:eastAsia="Times New Roman" w:cs="Times New Roman"/>
+              </w:rPr>
+            </w:pPr>
+          </w:p>
         </w:tc>
         <w:tc>
           <w:tcPr>
             <w:tcW w:w="1479" w:type="dxa"/>
             <w:tcBorders>
-              <w:top w:val="single" w:sz="1" w:space="0" w:color="CCCCCC"/>
-              <w:left w:val="single" w:sz="1" w:space="0" w:color="CCCCCC"/>
-              <w:bottom w:val="single" w:sz="1" w:space="0" w:color="CCCCCC"/>
-              <w:right w:val="single" w:sz="1" w:space="0" w:color="CCCCCC"/>
-            </w:tcBorders>
-            <w:shd w:val="clear" w:color="auto" w:fill="FFFFFF"/>
-            <w:tcMar>
-              <w:top w:w="80" w:type="dxa"/>
-              <w:left w:w="120" w:type="dxa"/>
-              <w:bottom w:w="80" w:type="dxa"/>
-              <w:right w:w="120" w:type="dxa"/>
-            </w:tcMar>
-            <w:vAlign w:val="center"/>
-          </w:tcPr>
-          <w:p/>
+              <w:top w:val="single" w:color="CCCCCC" w:sz="1" w:space="0"/>
+              <w:left w:val="single" w:color="CCCCCC" w:sz="1" w:space="0"/>
+              <w:bottom w:val="single" w:color="CCCCCC" w:sz="1" w:space="0"/>
+              <w:right w:val="single" w:color="CCCCCC" w:sz="1" w:space="0"/>
+            </w:tcBorders>
+            <w:shd w:val="clear" w:color="auto" w:fill="FFFFFF" w:themeFill="background1"/>
+            <w:tcMar>
+              <w:top w:w="80" w:type="dxa"/>
+              <w:left w:w="120" w:type="dxa"/>
+              <w:bottom w:w="80" w:type="dxa"/>
+              <w:right w:w="120" w:type="dxa"/>
+            </w:tcMar>
+            <w:vAlign w:val="center"/>
+          </w:tcPr>
+          <w:p>
+            <w:pPr>
+              <w:rPr>
+                <w:rFonts w:ascii="Times New Roman" w:hAnsi="Times New Roman" w:eastAsia="Times New Roman" w:cs="Times New Roman"/>
+              </w:rPr>
+            </w:pPr>
+          </w:p>
         </w:tc>
       </w:tr>
     </w:tbl>
-    <w:p/>
+    <w:p>
+      <w:pPr>
+        <w:rPr>
+          <w:rFonts w:ascii="Times New Roman" w:hAnsi="Times New Roman" w:eastAsia="Times New Roman" w:cs="Times New Roman"/>
+        </w:rPr>
+      </w:pPr>
+    </w:p>
     <w:p>
       <w:pPr>
         <w:pBdr>
-          <w:bottom w:val="single" w:sz="6" w:space="1" w:color="2E74B5"/>
+          <w:bottom w:val="single" w:color="2E74B5" w:sz="6" w:space="1"/>
         </w:pBdr>
         <w:spacing w:before="320" w:after="160"/>
+        <w:rPr>
+          <w:rFonts w:ascii="Times New Roman" w:hAnsi="Times New Roman" w:eastAsia="Times New Roman" w:cs="Times New Roman"/>
+          <w:b w:val="1"/>
+          <w:bCs w:val="1"/>
+          <w:sz w:val="26"/>
+          <w:szCs w:val="26"/>
+        </w:rPr>
       </w:pPr>
       <w:r>
         <w:rPr>
-          <w:b/>
-          <w:bCs/>
+          <w:rFonts w:ascii="Times New Roman" w:hAnsi="Times New Roman" w:eastAsia="Times New Roman" w:cs="Times New Roman"/>
+          <w:b w:val="1"/>
+          <w:bCs w:val="1"/>
           <w:sz w:val="26"/>
           <w:szCs w:val="26"/>
         </w:rPr>
@@ -861,23 +1080,43 @@
     <w:p>
       <w:pPr>
         <w:spacing w:before="80" w:after="80"/>
+        <w:rPr>
+          <w:rFonts w:ascii="Times New Roman" w:hAnsi="Times New Roman" w:eastAsia="Times New Roman" w:cs="Times New Roman"/>
+        </w:rPr>
       </w:pPr>
       <w:r>
+        <w:rPr>
+          <w:rFonts w:ascii="Times New Roman" w:hAnsi="Times New Roman" w:eastAsia="Times New Roman" w:cs="Times New Roman"/>
+        </w:rPr>
         <w:t>El presente documento establece las políticas, herramientas y procedimientos para la gestión de la configuración del Sistema PQRS SuperMarket. Su propósito es garantizar la trazabilidad, integridad y control de todos los artefactos del proyecto durante su ciclo de vida, asegurando que el equipo de desarrollo trabaje siempre con las versiones correctas de cada elemento.</w:t>
       </w:r>
     </w:p>
-    <w:p/>
+    <w:p>
+      <w:pPr>
+        <w:rPr>
+          <w:rFonts w:ascii="Times New Roman" w:hAnsi="Times New Roman" w:eastAsia="Times New Roman" w:cs="Times New Roman"/>
+        </w:rPr>
+      </w:pPr>
+    </w:p>
     <w:p>
       <w:pPr>
         <w:pBdr>
-          <w:bottom w:val="single" w:sz="6" w:space="1" w:color="2E74B5"/>
+          <w:bottom w:val="single" w:color="2E74B5" w:sz="6" w:space="1"/>
         </w:pBdr>
         <w:spacing w:before="320" w:after="160"/>
+        <w:rPr>
+          <w:rFonts w:ascii="Times New Roman" w:hAnsi="Times New Roman" w:eastAsia="Times New Roman" w:cs="Times New Roman"/>
+          <w:b w:val="1"/>
+          <w:bCs w:val="1"/>
+          <w:sz w:val="26"/>
+          <w:szCs w:val="26"/>
+        </w:rPr>
       </w:pPr>
       <w:r>
         <w:rPr>
-          <w:b/>
-          <w:bCs/>
+          <w:rFonts w:ascii="Times New Roman" w:hAnsi="Times New Roman" w:eastAsia="Times New Roman" w:cs="Times New Roman"/>
+          <w:b w:val="1"/>
+          <w:bCs w:val="1"/>
           <w:sz w:val="26"/>
           <w:szCs w:val="26"/>
         </w:rPr>
@@ -887,8 +1126,14 @@
     <w:p>
       <w:pPr>
         <w:spacing w:before="80" w:after="80"/>
+        <w:rPr>
+          <w:rFonts w:ascii="Times New Roman" w:hAnsi="Times New Roman" w:eastAsia="Times New Roman" w:cs="Times New Roman"/>
+        </w:rPr>
       </w:pPr>
       <w:r>
+        <w:rPr>
+          <w:rFonts w:ascii="Times New Roman" w:hAnsi="Times New Roman" w:eastAsia="Times New Roman" w:cs="Times New Roman"/>
+        </w:rPr>
         <w:t>El acta aplica a todos los artefactos del proyecto, incluyendo:</w:t>
       </w:r>
     </w:p>
@@ -900,24 +1145,38 @@
           <w:numId w:val="2"/>
         </w:numPr>
         <w:spacing w:before="60" w:after="60"/>
+        <w:rPr>
+          <w:rFonts w:ascii="Times New Roman" w:hAnsi="Times New Roman" w:eastAsia="Times New Roman" w:cs="Times New Roman"/>
+        </w:rPr>
       </w:pPr>
       <w:r>
+        <w:rPr>
+          <w:rFonts w:ascii="Times New Roman" w:hAnsi="Times New Roman" w:eastAsia="Times New Roman" w:cs="Times New Roman"/>
+        </w:rPr>
         <w:t>Código fuente del sistema (</w:t>
       </w:r>
-      <w:proofErr w:type="spellStart"/>
       <w:r>
+        <w:rPr>
+          <w:rFonts w:ascii="Times New Roman" w:hAnsi="Times New Roman" w:eastAsia="Times New Roman" w:cs="Times New Roman"/>
+        </w:rPr>
         <w:t>backend</w:t>
       </w:r>
-      <w:proofErr w:type="spellEnd"/>
       <w:r>
+        <w:rPr>
+          <w:rFonts w:ascii="Times New Roman" w:hAnsi="Times New Roman" w:eastAsia="Times New Roman" w:cs="Times New Roman"/>
+        </w:rPr>
         <w:t xml:space="preserve"> y </w:t>
       </w:r>
-      <w:proofErr w:type="spellStart"/>
       <w:r>
+        <w:rPr>
+          <w:rFonts w:ascii="Times New Roman" w:hAnsi="Times New Roman" w:eastAsia="Times New Roman" w:cs="Times New Roman"/>
+        </w:rPr>
         <w:t>frontend</w:t>
       </w:r>
-      <w:proofErr w:type="spellEnd"/>
       <w:r>
+        <w:rPr>
+          <w:rFonts w:ascii="Times New Roman" w:hAnsi="Times New Roman" w:eastAsia="Times New Roman" w:cs="Times New Roman"/>
+        </w:rPr>
         <w:t>)</w:t>
       </w:r>
     </w:p>
@@ -929,8 +1188,14 @@
           <w:numId w:val="2"/>
         </w:numPr>
         <w:spacing w:before="60" w:after="60"/>
+        <w:rPr>
+          <w:rFonts w:ascii="Times New Roman" w:hAnsi="Times New Roman" w:eastAsia="Times New Roman" w:cs="Times New Roman"/>
+        </w:rPr>
       </w:pPr>
       <w:r>
+        <w:rPr>
+          <w:rFonts w:ascii="Times New Roman" w:hAnsi="Times New Roman" w:eastAsia="Times New Roman" w:cs="Times New Roman"/>
+        </w:rPr>
         <w:t>Base de datos y scripts SQL</w:t>
       </w:r>
     </w:p>
@@ -942,8 +1207,14 @@
           <w:numId w:val="2"/>
         </w:numPr>
         <w:spacing w:before="60" w:after="60"/>
+        <w:rPr>
+          <w:rFonts w:ascii="Times New Roman" w:hAnsi="Times New Roman" w:eastAsia="Times New Roman" w:cs="Times New Roman"/>
+        </w:rPr>
       </w:pPr>
       <w:r>
+        <w:rPr>
+          <w:rFonts w:ascii="Times New Roman" w:hAnsi="Times New Roman" w:eastAsia="Times New Roman" w:cs="Times New Roman"/>
+        </w:rPr>
         <w:t>Documentación técnica y de gestión</w:t>
       </w:r>
     </w:p>
@@ -955,8 +1226,14 @@
           <w:numId w:val="2"/>
         </w:numPr>
         <w:spacing w:before="60" w:after="60"/>
+        <w:rPr>
+          <w:rFonts w:ascii="Times New Roman" w:hAnsi="Times New Roman" w:eastAsia="Times New Roman" w:cs="Times New Roman"/>
+        </w:rPr>
       </w:pPr>
       <w:r>
+        <w:rPr>
+          <w:rFonts w:ascii="Times New Roman" w:hAnsi="Times New Roman" w:eastAsia="Times New Roman" w:cs="Times New Roman"/>
+        </w:rPr>
         <w:t>Prototipos y mockups</w:t>
       </w:r>
     </w:p>
@@ -968,8 +1245,14 @@
           <w:numId w:val="2"/>
         </w:numPr>
         <w:spacing w:before="60" w:after="60"/>
+        <w:rPr>
+          <w:rFonts w:ascii="Times New Roman" w:hAnsi="Times New Roman" w:eastAsia="Times New Roman" w:cs="Times New Roman"/>
+        </w:rPr>
       </w:pPr>
       <w:r>
+        <w:rPr>
+          <w:rFonts w:ascii="Times New Roman" w:hAnsi="Times New Roman" w:eastAsia="Times New Roman" w:cs="Times New Roman"/>
+        </w:rPr>
         <w:t>Planes y resultados de pruebas</w:t>
       </w:r>
     </w:p>
@@ -981,23 +1264,43 @@
           <w:numId w:val="2"/>
         </w:numPr>
         <w:spacing w:before="60" w:after="60"/>
+        <w:rPr>
+          <w:rFonts w:ascii="Times New Roman" w:hAnsi="Times New Roman" w:eastAsia="Times New Roman" w:cs="Times New Roman"/>
+        </w:rPr>
       </w:pPr>
       <w:r>
+        <w:rPr>
+          <w:rFonts w:ascii="Times New Roman" w:hAnsi="Times New Roman" w:eastAsia="Times New Roman" w:cs="Times New Roman"/>
+        </w:rPr>
         <w:t>Actas de reunión y otros documentos de seguimiento</w:t>
       </w:r>
     </w:p>
-    <w:p/>
+    <w:p>
+      <w:pPr>
+        <w:rPr>
+          <w:rFonts w:ascii="Times New Roman" w:hAnsi="Times New Roman" w:eastAsia="Times New Roman" w:cs="Times New Roman"/>
+        </w:rPr>
+      </w:pPr>
+    </w:p>
     <w:p>
       <w:pPr>
         <w:pBdr>
-          <w:bottom w:val="single" w:sz="6" w:space="1" w:color="2E74B5"/>
+          <w:bottom w:val="single" w:color="2E74B5" w:sz="6" w:space="1"/>
         </w:pBdr>
         <w:spacing w:before="320" w:after="160"/>
+        <w:rPr>
+          <w:rFonts w:ascii="Times New Roman" w:hAnsi="Times New Roman" w:eastAsia="Times New Roman" w:cs="Times New Roman"/>
+          <w:b w:val="1"/>
+          <w:bCs w:val="1"/>
+          <w:sz w:val="26"/>
+          <w:szCs w:val="26"/>
+        </w:rPr>
       </w:pPr>
       <w:r>
         <w:rPr>
-          <w:b/>
-          <w:bCs/>
+          <w:rFonts w:ascii="Times New Roman" w:hAnsi="Times New Roman" w:eastAsia="Times New Roman" w:cs="Times New Roman"/>
+          <w:b w:val="1"/>
+          <w:bCs w:val="1"/>
           <w:sz w:val="26"/>
           <w:szCs w:val="26"/>
         </w:rPr>
@@ -1008,12 +1311,12 @@
       <w:tblPr>
         <w:tblW w:w="10013" w:type="dxa"/>
         <w:tblBorders>
-          <w:top w:val="single" w:sz="4" w:space="0" w:color="auto"/>
-          <w:left w:val="single" w:sz="4" w:space="0" w:color="auto"/>
-          <w:bottom w:val="single" w:sz="4" w:space="0" w:color="auto"/>
-          <w:right w:val="single" w:sz="4" w:space="0" w:color="auto"/>
-          <w:insideH w:val="single" w:sz="4" w:space="0" w:color="auto"/>
-          <w:insideV w:val="single" w:sz="4" w:space="0" w:color="auto"/>
+          <w:top w:val="single" w:color="auto" w:sz="4" w:space="0"/>
+          <w:left w:val="single" w:color="auto" w:sz="4" w:space="0"/>
+          <w:bottom w:val="single" w:color="auto" w:sz="4" w:space="0"/>
+          <w:right w:val="single" w:color="auto" w:sz="4" w:space="0"/>
+          <w:insideH w:val="single" w:color="auto" w:sz="4" w:space="0"/>
+          <w:insideV w:val="single" w:color="auto" w:sz="4" w:space="0"/>
         </w:tblBorders>
         <w:tblCellMar>
           <w:left w:w="10" w:type="dxa"/>
@@ -1042,10 +1345,10 @@
           <w:tcPr>
             <w:tcW w:w="2354" w:type="dxa"/>
             <w:tcBorders>
-              <w:top w:val="single" w:sz="1" w:space="0" w:color="1F3864"/>
-              <w:left w:val="single" w:sz="1" w:space="0" w:color="1F3864"/>
-              <w:bottom w:val="single" w:sz="1" w:space="0" w:color="1F3864"/>
-              <w:right w:val="single" w:sz="1" w:space="0" w:color="1F3864"/>
+              <w:top w:val="single" w:color="1F3864" w:sz="1" w:space="0"/>
+              <w:left w:val="single" w:color="1F3864" w:sz="1" w:space="0"/>
+              <w:bottom w:val="single" w:color="1F3864" w:sz="1" w:space="0"/>
+              <w:right w:val="single" w:color="1F3864" w:sz="1" w:space="0"/>
             </w:tcBorders>
             <w:shd w:val="clear" w:color="auto" w:fill="700982"/>
             <w:tcMar>
@@ -1059,11 +1362,17 @@
           <w:p>
             <w:pPr>
               <w:jc w:val="center"/>
-            </w:pPr>
-            <w:r>
-              <w:rPr>
-                <w:b/>
-                <w:bCs/>
+              <w:rPr>
+                <w:rFonts w:ascii="Times New Roman" w:hAnsi="Times New Roman" w:eastAsia="Times New Roman" w:cs="Times New Roman"/>
+                <w:b w:val="1"/>
+                <w:bCs w:val="1"/>
+              </w:rPr>
+            </w:pPr>
+            <w:r>
+              <w:rPr>
+                <w:rFonts w:ascii="Times New Roman" w:hAnsi="Times New Roman" w:eastAsia="Times New Roman" w:cs="Times New Roman"/>
+                <w:b w:val="1"/>
+                <w:bCs w:val="1"/>
               </w:rPr>
               <w:t>Elemento</w:t>
             </w:r>
@@ -1073,10 +1382,10 @@
           <w:tcPr>
             <w:tcW w:w="2354" w:type="dxa"/>
             <w:tcBorders>
-              <w:top w:val="single" w:sz="1" w:space="0" w:color="1F3864"/>
-              <w:left w:val="single" w:sz="1" w:space="0" w:color="1F3864"/>
-              <w:bottom w:val="single" w:sz="1" w:space="0" w:color="1F3864"/>
-              <w:right w:val="single" w:sz="1" w:space="0" w:color="1F3864"/>
+              <w:top w:val="single" w:color="1F3864" w:sz="1" w:space="0"/>
+              <w:left w:val="single" w:color="1F3864" w:sz="1" w:space="0"/>
+              <w:bottom w:val="single" w:color="1F3864" w:sz="1" w:space="0"/>
+              <w:right w:val="single" w:color="1F3864" w:sz="1" w:space="0"/>
             </w:tcBorders>
             <w:shd w:val="clear" w:color="auto" w:fill="700982"/>
             <w:tcMar>
@@ -1090,11 +1399,17 @@
           <w:p>
             <w:pPr>
               <w:jc w:val="center"/>
-            </w:pPr>
-            <w:r>
-              <w:rPr>
-                <w:b/>
-                <w:bCs/>
+              <w:rPr>
+                <w:rFonts w:ascii="Times New Roman" w:hAnsi="Times New Roman" w:eastAsia="Times New Roman" w:cs="Times New Roman"/>
+                <w:b w:val="1"/>
+                <w:bCs w:val="1"/>
+              </w:rPr>
+            </w:pPr>
+            <w:r>
+              <w:rPr>
+                <w:rFonts w:ascii="Times New Roman" w:hAnsi="Times New Roman" w:eastAsia="Times New Roman" w:cs="Times New Roman"/>
+                <w:b w:val="1"/>
+                <w:bCs w:val="1"/>
               </w:rPr>
               <w:t>Descripción</w:t>
             </w:r>
@@ -1104,10 +1419,10 @@
           <w:tcPr>
             <w:tcW w:w="1711" w:type="dxa"/>
             <w:tcBorders>
-              <w:top w:val="single" w:sz="1" w:space="0" w:color="1F3864"/>
-              <w:left w:val="single" w:sz="1" w:space="0" w:color="1F3864"/>
-              <w:bottom w:val="single" w:sz="1" w:space="0" w:color="1F3864"/>
-              <w:right w:val="single" w:sz="1" w:space="0" w:color="1F3864"/>
+              <w:top w:val="single" w:color="1F3864" w:sz="1" w:space="0"/>
+              <w:left w:val="single" w:color="1F3864" w:sz="1" w:space="0"/>
+              <w:bottom w:val="single" w:color="1F3864" w:sz="1" w:space="0"/>
+              <w:right w:val="single" w:color="1F3864" w:sz="1" w:space="0"/>
             </w:tcBorders>
             <w:shd w:val="clear" w:color="auto" w:fill="700982"/>
             <w:tcMar>
@@ -1121,11 +1436,17 @@
           <w:p>
             <w:pPr>
               <w:jc w:val="center"/>
-            </w:pPr>
-            <w:r>
-              <w:rPr>
-                <w:b/>
-                <w:bCs/>
+              <w:rPr>
+                <w:rFonts w:ascii="Times New Roman" w:hAnsi="Times New Roman" w:eastAsia="Times New Roman" w:cs="Times New Roman"/>
+                <w:b w:val="1"/>
+                <w:bCs w:val="1"/>
+              </w:rPr>
+            </w:pPr>
+            <w:r>
+              <w:rPr>
+                <w:rFonts w:ascii="Times New Roman" w:hAnsi="Times New Roman" w:eastAsia="Times New Roman" w:cs="Times New Roman"/>
+                <w:b w:val="1"/>
+                <w:bCs w:val="1"/>
               </w:rPr>
               <w:t>Versión</w:t>
             </w:r>
@@ -1135,10 +1456,10 @@
           <w:tcPr>
             <w:tcW w:w="1797" w:type="dxa"/>
             <w:tcBorders>
-              <w:top w:val="single" w:sz="1" w:space="0" w:color="1F3864"/>
-              <w:left w:val="single" w:sz="1" w:space="0" w:color="1F3864"/>
-              <w:bottom w:val="single" w:sz="1" w:space="0" w:color="1F3864"/>
-              <w:right w:val="single" w:sz="1" w:space="0" w:color="1F3864"/>
+              <w:top w:val="single" w:color="1F3864" w:sz="1" w:space="0"/>
+              <w:left w:val="single" w:color="1F3864" w:sz="1" w:space="0"/>
+              <w:bottom w:val="single" w:color="1F3864" w:sz="1" w:space="0"/>
+              <w:right w:val="single" w:color="1F3864" w:sz="1" w:space="0"/>
             </w:tcBorders>
             <w:shd w:val="clear" w:color="auto" w:fill="700982"/>
             <w:tcMar>
@@ -1152,11 +1473,17 @@
           <w:p>
             <w:pPr>
               <w:jc w:val="center"/>
-            </w:pPr>
-            <w:r>
-              <w:rPr>
-                <w:b/>
-                <w:bCs/>
+              <w:rPr>
+                <w:rFonts w:ascii="Times New Roman" w:hAnsi="Times New Roman" w:eastAsia="Times New Roman" w:cs="Times New Roman"/>
+                <w:b w:val="1"/>
+                <w:bCs w:val="1"/>
+              </w:rPr>
+            </w:pPr>
+            <w:r>
+              <w:rPr>
+                <w:rFonts w:ascii="Times New Roman" w:hAnsi="Times New Roman" w:eastAsia="Times New Roman" w:cs="Times New Roman"/>
+                <w:b w:val="1"/>
+                <w:bCs w:val="1"/>
               </w:rPr>
               <w:t>Herramienta</w:t>
             </w:r>
@@ -1166,10 +1493,10 @@
           <w:tcPr>
             <w:tcW w:w="1797" w:type="dxa"/>
             <w:tcBorders>
-              <w:top w:val="single" w:sz="1" w:space="0" w:color="1F3864"/>
-              <w:left w:val="single" w:sz="1" w:space="0" w:color="1F3864"/>
-              <w:bottom w:val="single" w:sz="1" w:space="0" w:color="1F3864"/>
-              <w:right w:val="single" w:sz="1" w:space="0" w:color="1F3864"/>
+              <w:top w:val="single" w:color="1F3864" w:sz="1" w:space="0"/>
+              <w:left w:val="single" w:color="1F3864" w:sz="1" w:space="0"/>
+              <w:bottom w:val="single" w:color="1F3864" w:sz="1" w:space="0"/>
+              <w:right w:val="single" w:color="1F3864" w:sz="1" w:space="0"/>
             </w:tcBorders>
             <w:shd w:val="clear" w:color="auto" w:fill="700982"/>
             <w:tcMar>
@@ -1183,11 +1510,17 @@
           <w:p>
             <w:pPr>
               <w:jc w:val="center"/>
-            </w:pPr>
-            <w:r>
-              <w:rPr>
-                <w:b/>
-                <w:bCs/>
+              <w:rPr>
+                <w:rFonts w:ascii="Times New Roman" w:hAnsi="Times New Roman" w:eastAsia="Times New Roman" w:cs="Times New Roman"/>
+                <w:b w:val="1"/>
+                <w:bCs w:val="1"/>
+              </w:rPr>
+            </w:pPr>
+            <w:r>
+              <w:rPr>
+                <w:rFonts w:ascii="Times New Roman" w:hAnsi="Times New Roman" w:eastAsia="Times New Roman" w:cs="Times New Roman"/>
+                <w:b w:val="1"/>
+                <w:bCs w:val="1"/>
               </w:rPr>
               <w:t>Estado</w:t>
             </w:r>
@@ -1208,25 +1541,33 @@
           <w:tcPr>
             <w:tcW w:w="2354" w:type="dxa"/>
             <w:tcBorders>
-              <w:top w:val="single" w:sz="1" w:space="0" w:color="CCCCCC"/>
-              <w:left w:val="single" w:sz="1" w:space="0" w:color="CCCCCC"/>
-              <w:bottom w:val="single" w:sz="1" w:space="0" w:color="CCCCCC"/>
-              <w:right w:val="single" w:sz="1" w:space="0" w:color="CCCCCC"/>
-            </w:tcBorders>
-            <w:shd w:val="clear" w:color="auto" w:fill="F2F2F2"/>
-            <w:tcMar>
-              <w:top w:w="80" w:type="dxa"/>
-              <w:left w:w="120" w:type="dxa"/>
-              <w:bottom w:w="80" w:type="dxa"/>
-              <w:right w:w="120" w:type="dxa"/>
-            </w:tcMar>
-            <w:vAlign w:val="center"/>
-          </w:tcPr>
-          <w:p>
-            <w:r>
-              <w:rPr>
-                <w:b/>
-                <w:bCs/>
+              <w:top w:val="single" w:color="CCCCCC" w:sz="1" w:space="0"/>
+              <w:left w:val="single" w:color="CCCCCC" w:sz="1" w:space="0"/>
+              <w:bottom w:val="single" w:color="CCCCCC" w:sz="1" w:space="0"/>
+              <w:right w:val="single" w:color="CCCCCC" w:sz="1" w:space="0"/>
+            </w:tcBorders>
+            <w:shd w:val="clear" w:color="auto" w:fill="F2F2F2" w:themeFill="background1" w:themeFillShade="F2"/>
+            <w:tcMar>
+              <w:top w:w="80" w:type="dxa"/>
+              <w:left w:w="120" w:type="dxa"/>
+              <w:bottom w:w="80" w:type="dxa"/>
+              <w:right w:w="120" w:type="dxa"/>
+            </w:tcMar>
+            <w:vAlign w:val="center"/>
+          </w:tcPr>
+          <w:p>
+            <w:pPr>
+              <w:rPr>
+                <w:rFonts w:ascii="Times New Roman" w:hAnsi="Times New Roman" w:eastAsia="Times New Roman" w:cs="Times New Roman"/>
+                <w:b w:val="1"/>
+                <w:bCs w:val="1"/>
+              </w:rPr>
+            </w:pPr>
+            <w:r>
+              <w:rPr>
+                <w:rFonts w:ascii="Times New Roman" w:hAnsi="Times New Roman" w:eastAsia="Times New Roman" w:cs="Times New Roman"/>
+                <w:b w:val="1"/>
+                <w:bCs w:val="1"/>
               </w:rPr>
               <w:t>Código fuente</w:t>
             </w:r>
@@ -1236,35 +1577,48 @@
           <w:tcPr>
             <w:tcW w:w="2354" w:type="dxa"/>
             <w:tcBorders>
-              <w:top w:val="single" w:sz="1" w:space="0" w:color="CCCCCC"/>
-              <w:left w:val="single" w:sz="1" w:space="0" w:color="CCCCCC"/>
-              <w:bottom w:val="single" w:sz="1" w:space="0" w:color="CCCCCC"/>
-              <w:right w:val="single" w:sz="1" w:space="0" w:color="CCCCCC"/>
-            </w:tcBorders>
-            <w:shd w:val="clear" w:color="auto" w:fill="FFFFFF"/>
-            <w:tcMar>
-              <w:top w:w="80" w:type="dxa"/>
-              <w:left w:w="120" w:type="dxa"/>
-              <w:bottom w:w="80" w:type="dxa"/>
-              <w:right w:w="120" w:type="dxa"/>
-            </w:tcMar>
-            <w:vAlign w:val="center"/>
-          </w:tcPr>
-          <w:p>
-            <w:proofErr w:type="spellStart"/>
-            <w:r>
+              <w:top w:val="single" w:color="CCCCCC" w:sz="1" w:space="0"/>
+              <w:left w:val="single" w:color="CCCCCC" w:sz="1" w:space="0"/>
+              <w:bottom w:val="single" w:color="CCCCCC" w:sz="1" w:space="0"/>
+              <w:right w:val="single" w:color="CCCCCC" w:sz="1" w:space="0"/>
+            </w:tcBorders>
+            <w:shd w:val="clear" w:color="auto" w:fill="FFFFFF" w:themeFill="background1"/>
+            <w:tcMar>
+              <w:top w:w="80" w:type="dxa"/>
+              <w:left w:w="120" w:type="dxa"/>
+              <w:bottom w:w="80" w:type="dxa"/>
+              <w:right w:w="120" w:type="dxa"/>
+            </w:tcMar>
+            <w:vAlign w:val="center"/>
+          </w:tcPr>
+          <w:p>
+            <w:pPr>
+              <w:rPr>
+                <w:rFonts w:ascii="Times New Roman" w:hAnsi="Times New Roman" w:eastAsia="Times New Roman" w:cs="Times New Roman"/>
+              </w:rPr>
+            </w:pPr>
+            <w:r>
+              <w:rPr>
+                <w:rFonts w:ascii="Times New Roman" w:hAnsi="Times New Roman" w:eastAsia="Times New Roman" w:cs="Times New Roman"/>
+              </w:rPr>
               <w:t>Backend</w:t>
             </w:r>
-            <w:proofErr w:type="spellEnd"/>
-            <w:r>
+            <w:r>
+              <w:rPr>
+                <w:rFonts w:ascii="Times New Roman" w:hAnsi="Times New Roman" w:eastAsia="Times New Roman" w:cs="Times New Roman"/>
+              </w:rPr>
               <w:t xml:space="preserve"> y </w:t>
             </w:r>
-            <w:proofErr w:type="spellStart"/>
-            <w:r>
+            <w:r>
+              <w:rPr>
+                <w:rFonts w:ascii="Times New Roman" w:hAnsi="Times New Roman" w:eastAsia="Times New Roman" w:cs="Times New Roman"/>
+              </w:rPr>
               <w:t>Frontend</w:t>
             </w:r>
-            <w:proofErr w:type="spellEnd"/>
-            <w:r>
+            <w:r>
+              <w:rPr>
+                <w:rFonts w:ascii="Times New Roman" w:hAnsi="Times New Roman" w:eastAsia="Times New Roman" w:cs="Times New Roman"/>
+              </w:rPr>
               <w:t xml:space="preserve"> del sistema PQRS</w:t>
             </w:r>
           </w:p>
@@ -1273,12 +1627,12 @@
           <w:tcPr>
             <w:tcW w:w="1711" w:type="dxa"/>
             <w:tcBorders>
-              <w:top w:val="single" w:sz="1" w:space="0" w:color="CCCCCC"/>
-              <w:left w:val="single" w:sz="1" w:space="0" w:color="CCCCCC"/>
-              <w:bottom w:val="single" w:sz="1" w:space="0" w:color="CCCCCC"/>
-              <w:right w:val="single" w:sz="1" w:space="0" w:color="CCCCCC"/>
-            </w:tcBorders>
-            <w:shd w:val="clear" w:color="auto" w:fill="FFFFFF"/>
+              <w:top w:val="single" w:color="CCCCCC" w:sz="1" w:space="0"/>
+              <w:left w:val="single" w:color="CCCCCC" w:sz="1" w:space="0"/>
+              <w:bottom w:val="single" w:color="CCCCCC" w:sz="1" w:space="0"/>
+              <w:right w:val="single" w:color="CCCCCC" w:sz="1" w:space="0"/>
+            </w:tcBorders>
+            <w:shd w:val="clear" w:color="auto" w:fill="FFFFFF" w:themeFill="background1"/>
             <w:tcMar>
               <w:top w:w="80" w:type="dxa"/>
               <w:left w:w="120" w:type="dxa"/>
@@ -1290,8 +1644,14 @@
           <w:p>
             <w:pPr>
               <w:jc w:val="center"/>
-            </w:pPr>
-            <w:r>
+              <w:rPr>
+                <w:rFonts w:ascii="Times New Roman" w:hAnsi="Times New Roman" w:eastAsia="Times New Roman" w:cs="Times New Roman"/>
+              </w:rPr>
+            </w:pPr>
+            <w:r>
+              <w:rPr>
+                <w:rFonts w:ascii="Times New Roman" w:hAnsi="Times New Roman" w:eastAsia="Times New Roman" w:cs="Times New Roman"/>
+              </w:rPr>
               <w:t>v1.4</w:t>
             </w:r>
           </w:p>
@@ -1300,12 +1660,12 @@
           <w:tcPr>
             <w:tcW w:w="1797" w:type="dxa"/>
             <w:tcBorders>
-              <w:top w:val="single" w:sz="1" w:space="0" w:color="CCCCCC"/>
-              <w:left w:val="single" w:sz="1" w:space="0" w:color="CCCCCC"/>
-              <w:bottom w:val="single" w:sz="1" w:space="0" w:color="CCCCCC"/>
-              <w:right w:val="single" w:sz="1" w:space="0" w:color="CCCCCC"/>
-            </w:tcBorders>
-            <w:shd w:val="clear" w:color="auto" w:fill="FFFFFF"/>
+              <w:top w:val="single" w:color="CCCCCC" w:sz="1" w:space="0"/>
+              <w:left w:val="single" w:color="CCCCCC" w:sz="1" w:space="0"/>
+              <w:bottom w:val="single" w:color="CCCCCC" w:sz="1" w:space="0"/>
+              <w:right w:val="single" w:color="CCCCCC" w:sz="1" w:space="0"/>
+            </w:tcBorders>
+            <w:shd w:val="clear" w:color="auto" w:fill="FFFFFF" w:themeFill="background1"/>
             <w:tcMar>
               <w:top w:w="80" w:type="dxa"/>
               <w:left w:w="120" w:type="dxa"/>
@@ -1317,27 +1677,34 @@
           <w:p>
             <w:pPr>
               <w:jc w:val="center"/>
-            </w:pPr>
-            <w:r>
+              <w:rPr>
+                <w:rFonts w:ascii="Times New Roman" w:hAnsi="Times New Roman" w:eastAsia="Times New Roman" w:cs="Times New Roman"/>
+              </w:rPr>
+            </w:pPr>
+            <w:r>
+              <w:rPr>
+                <w:rFonts w:ascii="Times New Roman" w:hAnsi="Times New Roman" w:eastAsia="Times New Roman" w:cs="Times New Roman"/>
+              </w:rPr>
               <w:t xml:space="preserve">GitHub – rama </w:t>
             </w:r>
-            <w:proofErr w:type="spellStart"/>
-            <w:r>
+            <w:r>
+              <w:rPr>
+                <w:rFonts w:ascii="Times New Roman" w:hAnsi="Times New Roman" w:eastAsia="Times New Roman" w:cs="Times New Roman"/>
+              </w:rPr>
               <w:t>main</w:t>
             </w:r>
-            <w:proofErr w:type="spellEnd"/>
           </w:p>
         </w:tc>
         <w:tc>
           <w:tcPr>
             <w:tcW w:w="1797" w:type="dxa"/>
             <w:tcBorders>
-              <w:top w:val="single" w:sz="1" w:space="0" w:color="CCCCCC"/>
-              <w:left w:val="single" w:sz="1" w:space="0" w:color="CCCCCC"/>
-              <w:bottom w:val="single" w:sz="1" w:space="0" w:color="CCCCCC"/>
-              <w:right w:val="single" w:sz="1" w:space="0" w:color="CCCCCC"/>
-            </w:tcBorders>
-            <w:shd w:val="clear" w:color="auto" w:fill="FFFFFF"/>
+              <w:top w:val="single" w:color="CCCCCC" w:sz="1" w:space="0"/>
+              <w:left w:val="single" w:color="CCCCCC" w:sz="1" w:space="0"/>
+              <w:bottom w:val="single" w:color="CCCCCC" w:sz="1" w:space="0"/>
+              <w:right w:val="single" w:color="CCCCCC" w:sz="1" w:space="0"/>
+            </w:tcBorders>
+            <w:shd w:val="clear" w:color="auto" w:fill="FFFFFF" w:themeFill="background1"/>
             <w:tcMar>
               <w:top w:w="80" w:type="dxa"/>
               <w:left w:w="120" w:type="dxa"/>
@@ -1349,8 +1716,14 @@
           <w:p>
             <w:pPr>
               <w:jc w:val="center"/>
-            </w:pPr>
-            <w:r>
+              <w:rPr>
+                <w:rFonts w:ascii="Times New Roman" w:hAnsi="Times New Roman" w:eastAsia="Times New Roman" w:cs="Times New Roman"/>
+              </w:rPr>
+            </w:pPr>
+            <w:r>
+              <w:rPr>
+                <w:rFonts w:ascii="Times New Roman" w:hAnsi="Times New Roman" w:eastAsia="Times New Roman" w:cs="Times New Roman"/>
+              </w:rPr>
               <w:t>Finalizado</w:t>
             </w:r>
           </w:p>
@@ -1370,25 +1743,33 @@
           <w:tcPr>
             <w:tcW w:w="2354" w:type="dxa"/>
             <w:tcBorders>
-              <w:top w:val="single" w:sz="1" w:space="0" w:color="CCCCCC"/>
-              <w:left w:val="single" w:sz="1" w:space="0" w:color="CCCCCC"/>
-              <w:bottom w:val="single" w:sz="1" w:space="0" w:color="CCCCCC"/>
-              <w:right w:val="single" w:sz="1" w:space="0" w:color="CCCCCC"/>
-            </w:tcBorders>
-            <w:shd w:val="clear" w:color="auto" w:fill="F2F2F2"/>
-            <w:tcMar>
-              <w:top w:w="80" w:type="dxa"/>
-              <w:left w:w="120" w:type="dxa"/>
-              <w:bottom w:w="80" w:type="dxa"/>
-              <w:right w:w="120" w:type="dxa"/>
-            </w:tcMar>
-            <w:vAlign w:val="center"/>
-          </w:tcPr>
-          <w:p>
-            <w:r>
-              <w:rPr>
-                <w:b/>
-                <w:bCs/>
+              <w:top w:val="single" w:color="CCCCCC" w:sz="1" w:space="0"/>
+              <w:left w:val="single" w:color="CCCCCC" w:sz="1" w:space="0"/>
+              <w:bottom w:val="single" w:color="CCCCCC" w:sz="1" w:space="0"/>
+              <w:right w:val="single" w:color="CCCCCC" w:sz="1" w:space="0"/>
+            </w:tcBorders>
+            <w:shd w:val="clear" w:color="auto" w:fill="F2F2F2" w:themeFill="background1" w:themeFillShade="F2"/>
+            <w:tcMar>
+              <w:top w:w="80" w:type="dxa"/>
+              <w:left w:w="120" w:type="dxa"/>
+              <w:bottom w:w="80" w:type="dxa"/>
+              <w:right w:w="120" w:type="dxa"/>
+            </w:tcMar>
+            <w:vAlign w:val="center"/>
+          </w:tcPr>
+          <w:p>
+            <w:pPr>
+              <w:rPr>
+                <w:rFonts w:ascii="Times New Roman" w:hAnsi="Times New Roman" w:eastAsia="Times New Roman" w:cs="Times New Roman"/>
+                <w:b w:val="1"/>
+                <w:bCs w:val="1"/>
+              </w:rPr>
+            </w:pPr>
+            <w:r>
+              <w:rPr>
+                <w:rFonts w:ascii="Times New Roman" w:hAnsi="Times New Roman" w:eastAsia="Times New Roman" w:cs="Times New Roman"/>
+                <w:b w:val="1"/>
+                <w:bCs w:val="1"/>
               </w:rPr>
               <w:t>Base de datos</w:t>
             </w:r>
@@ -1398,22 +1779,30 @@
           <w:tcPr>
             <w:tcW w:w="2354" w:type="dxa"/>
             <w:tcBorders>
-              <w:top w:val="single" w:sz="1" w:space="0" w:color="CCCCCC"/>
-              <w:left w:val="single" w:sz="1" w:space="0" w:color="CCCCCC"/>
-              <w:bottom w:val="single" w:sz="1" w:space="0" w:color="CCCCCC"/>
-              <w:right w:val="single" w:sz="1" w:space="0" w:color="CCCCCC"/>
-            </w:tcBorders>
-            <w:shd w:val="clear" w:color="auto" w:fill="FFFFFF"/>
-            <w:tcMar>
-              <w:top w:w="80" w:type="dxa"/>
-              <w:left w:w="120" w:type="dxa"/>
-              <w:bottom w:w="80" w:type="dxa"/>
-              <w:right w:w="120" w:type="dxa"/>
-            </w:tcMar>
-            <w:vAlign w:val="center"/>
-          </w:tcPr>
-          <w:p>
-            <w:r>
+              <w:top w:val="single" w:color="CCCCCC" w:sz="1" w:space="0"/>
+              <w:left w:val="single" w:color="CCCCCC" w:sz="1" w:space="0"/>
+              <w:bottom w:val="single" w:color="CCCCCC" w:sz="1" w:space="0"/>
+              <w:right w:val="single" w:color="CCCCCC" w:sz="1" w:space="0"/>
+            </w:tcBorders>
+            <w:shd w:val="clear" w:color="auto" w:fill="FFFFFF" w:themeFill="background1"/>
+            <w:tcMar>
+              <w:top w:w="80" w:type="dxa"/>
+              <w:left w:w="120" w:type="dxa"/>
+              <w:bottom w:w="80" w:type="dxa"/>
+              <w:right w:w="120" w:type="dxa"/>
+            </w:tcMar>
+            <w:vAlign w:val="center"/>
+          </w:tcPr>
+          <w:p>
+            <w:pPr>
+              <w:rPr>
+                <w:rFonts w:ascii="Times New Roman" w:hAnsi="Times New Roman" w:eastAsia="Times New Roman" w:cs="Times New Roman"/>
+              </w:rPr>
+            </w:pPr>
+            <w:r>
+              <w:rPr>
+                <w:rFonts w:ascii="Times New Roman" w:hAnsi="Times New Roman" w:eastAsia="Times New Roman" w:cs="Times New Roman"/>
+              </w:rPr>
               <w:t>Modelo y scripts SQL del sistema</w:t>
             </w:r>
           </w:p>
@@ -1422,12 +1811,12 @@
           <w:tcPr>
             <w:tcW w:w="1711" w:type="dxa"/>
             <w:tcBorders>
-              <w:top w:val="single" w:sz="1" w:space="0" w:color="CCCCCC"/>
-              <w:left w:val="single" w:sz="1" w:space="0" w:color="CCCCCC"/>
-              <w:bottom w:val="single" w:sz="1" w:space="0" w:color="CCCCCC"/>
-              <w:right w:val="single" w:sz="1" w:space="0" w:color="CCCCCC"/>
-            </w:tcBorders>
-            <w:shd w:val="clear" w:color="auto" w:fill="FFFFFF"/>
+              <w:top w:val="single" w:color="CCCCCC" w:sz="1" w:space="0"/>
+              <w:left w:val="single" w:color="CCCCCC" w:sz="1" w:space="0"/>
+              <w:bottom w:val="single" w:color="CCCCCC" w:sz="1" w:space="0"/>
+              <w:right w:val="single" w:color="CCCCCC" w:sz="1" w:space="0"/>
+            </w:tcBorders>
+            <w:shd w:val="clear" w:color="auto" w:fill="FFFFFF" w:themeFill="background1"/>
             <w:tcMar>
               <w:top w:w="80" w:type="dxa"/>
               <w:left w:w="120" w:type="dxa"/>
@@ -1439,8 +1828,14 @@
           <w:p>
             <w:pPr>
               <w:jc w:val="center"/>
-            </w:pPr>
-            <w:r>
+              <w:rPr>
+                <w:rFonts w:ascii="Times New Roman" w:hAnsi="Times New Roman" w:eastAsia="Times New Roman" w:cs="Times New Roman"/>
+              </w:rPr>
+            </w:pPr>
+            <w:r>
+              <w:rPr>
+                <w:rFonts w:ascii="Times New Roman" w:hAnsi="Times New Roman" w:eastAsia="Times New Roman" w:cs="Times New Roman"/>
+              </w:rPr>
               <w:t>v1.1</w:t>
             </w:r>
           </w:p>
@@ -1449,12 +1844,12 @@
           <w:tcPr>
             <w:tcW w:w="1797" w:type="dxa"/>
             <w:tcBorders>
-              <w:top w:val="single" w:sz="1" w:space="0" w:color="CCCCCC"/>
-              <w:left w:val="single" w:sz="1" w:space="0" w:color="CCCCCC"/>
-              <w:bottom w:val="single" w:sz="1" w:space="0" w:color="CCCCCC"/>
-              <w:right w:val="single" w:sz="1" w:space="0" w:color="CCCCCC"/>
-            </w:tcBorders>
-            <w:shd w:val="clear" w:color="auto" w:fill="FFFFFF"/>
+              <w:top w:val="single" w:color="CCCCCC" w:sz="1" w:space="0"/>
+              <w:left w:val="single" w:color="CCCCCC" w:sz="1" w:space="0"/>
+              <w:bottom w:val="single" w:color="CCCCCC" w:sz="1" w:space="0"/>
+              <w:right w:val="single" w:color="CCCCCC" w:sz="1" w:space="0"/>
+            </w:tcBorders>
+            <w:shd w:val="clear" w:color="auto" w:fill="FFFFFF" w:themeFill="background1"/>
             <w:tcMar>
               <w:top w:w="80" w:type="dxa"/>
               <w:left w:w="120" w:type="dxa"/>
@@ -1466,27 +1861,34 @@
           <w:p>
             <w:pPr>
               <w:jc w:val="center"/>
-            </w:pPr>
-            <w:r>
+              <w:rPr>
+                <w:rFonts w:ascii="Times New Roman" w:hAnsi="Times New Roman" w:eastAsia="Times New Roman" w:cs="Times New Roman"/>
+              </w:rPr>
+            </w:pPr>
+            <w:r>
+              <w:rPr>
+                <w:rFonts w:ascii="Times New Roman" w:hAnsi="Times New Roman" w:eastAsia="Times New Roman" w:cs="Times New Roman"/>
+              </w:rPr>
               <w:t xml:space="preserve">GitHub – rama </w:t>
             </w:r>
-            <w:proofErr w:type="spellStart"/>
-            <w:r>
+            <w:r>
+              <w:rPr>
+                <w:rFonts w:ascii="Times New Roman" w:hAnsi="Times New Roman" w:eastAsia="Times New Roman" w:cs="Times New Roman"/>
+              </w:rPr>
               <w:t>main</w:t>
             </w:r>
-            <w:proofErr w:type="spellEnd"/>
           </w:p>
         </w:tc>
         <w:tc>
           <w:tcPr>
             <w:tcW w:w="1797" w:type="dxa"/>
             <w:tcBorders>
-              <w:top w:val="single" w:sz="1" w:space="0" w:color="CCCCCC"/>
-              <w:left w:val="single" w:sz="1" w:space="0" w:color="CCCCCC"/>
-              <w:bottom w:val="single" w:sz="1" w:space="0" w:color="CCCCCC"/>
-              <w:right w:val="single" w:sz="1" w:space="0" w:color="CCCCCC"/>
-            </w:tcBorders>
-            <w:shd w:val="clear" w:color="auto" w:fill="FFFFFF"/>
+              <w:top w:val="single" w:color="CCCCCC" w:sz="1" w:space="0"/>
+              <w:left w:val="single" w:color="CCCCCC" w:sz="1" w:space="0"/>
+              <w:bottom w:val="single" w:color="CCCCCC" w:sz="1" w:space="0"/>
+              <w:right w:val="single" w:color="CCCCCC" w:sz="1" w:space="0"/>
+            </w:tcBorders>
+            <w:shd w:val="clear" w:color="auto" w:fill="FFFFFF" w:themeFill="background1"/>
             <w:tcMar>
               <w:top w:w="80" w:type="dxa"/>
               <w:left w:w="120" w:type="dxa"/>
@@ -1498,8 +1900,14 @@
           <w:p>
             <w:pPr>
               <w:jc w:val="center"/>
-            </w:pPr>
-            <w:r>
+              <w:rPr>
+                <w:rFonts w:ascii="Times New Roman" w:hAnsi="Times New Roman" w:eastAsia="Times New Roman" w:cs="Times New Roman"/>
+              </w:rPr>
+            </w:pPr>
+            <w:r>
+              <w:rPr>
+                <w:rFonts w:ascii="Times New Roman" w:hAnsi="Times New Roman" w:eastAsia="Times New Roman" w:cs="Times New Roman"/>
+              </w:rPr>
               <w:t>Finalizado</w:t>
             </w:r>
           </w:p>
@@ -1519,27 +1927,34 @@
           <w:tcPr>
             <w:tcW w:w="2354" w:type="dxa"/>
             <w:tcBorders>
-              <w:top w:val="single" w:sz="1" w:space="0" w:color="CCCCCC"/>
-              <w:left w:val="single" w:sz="1" w:space="0" w:color="CCCCCC"/>
-              <w:bottom w:val="single" w:sz="1" w:space="0" w:color="CCCCCC"/>
-              <w:right w:val="single" w:sz="1" w:space="0" w:color="CCCCCC"/>
-            </w:tcBorders>
-            <w:shd w:val="clear" w:color="auto" w:fill="F2F2F2"/>
-            <w:tcMar>
-              <w:top w:w="80" w:type="dxa"/>
-              <w:left w:w="120" w:type="dxa"/>
-              <w:bottom w:w="80" w:type="dxa"/>
-              <w:right w:w="120" w:type="dxa"/>
-            </w:tcMar>
-            <w:vAlign w:val="center"/>
-          </w:tcPr>
-          <w:p>
-            <w:r>
-              <w:rPr>
-                <w:b/>
-                <w:bCs/>
-              </w:rPr>
-              <w:lastRenderedPageBreak/>
+              <w:top w:val="single" w:color="CCCCCC" w:sz="1" w:space="0"/>
+              <w:left w:val="single" w:color="CCCCCC" w:sz="1" w:space="0"/>
+              <w:bottom w:val="single" w:color="CCCCCC" w:sz="1" w:space="0"/>
+              <w:right w:val="single" w:color="CCCCCC" w:sz="1" w:space="0"/>
+            </w:tcBorders>
+            <w:shd w:val="clear" w:color="auto" w:fill="F2F2F2" w:themeFill="background1" w:themeFillShade="F2"/>
+            <w:tcMar>
+              <w:top w:w="80" w:type="dxa"/>
+              <w:left w:w="120" w:type="dxa"/>
+              <w:bottom w:w="80" w:type="dxa"/>
+              <w:right w:w="120" w:type="dxa"/>
+            </w:tcMar>
+            <w:vAlign w:val="center"/>
+          </w:tcPr>
+          <w:p>
+            <w:pPr>
+              <w:rPr>
+                <w:rFonts w:ascii="Times New Roman" w:hAnsi="Times New Roman" w:eastAsia="Times New Roman" w:cs="Times New Roman"/>
+                <w:b w:val="1"/>
+                <w:bCs w:val="1"/>
+              </w:rPr>
+            </w:pPr>
+            <w:r>
+              <w:rPr>
+                <w:rFonts w:ascii="Times New Roman" w:hAnsi="Times New Roman" w:eastAsia="Times New Roman" w:cs="Times New Roman"/>
+                <w:b w:val="1"/>
+                <w:bCs w:val="1"/>
+              </w:rPr>
               <w:t>Documentación técnica</w:t>
             </w:r>
           </w:p>
@@ -1548,22 +1963,30 @@
           <w:tcPr>
             <w:tcW w:w="2354" w:type="dxa"/>
             <w:tcBorders>
-              <w:top w:val="single" w:sz="1" w:space="0" w:color="CCCCCC"/>
-              <w:left w:val="single" w:sz="1" w:space="0" w:color="CCCCCC"/>
-              <w:bottom w:val="single" w:sz="1" w:space="0" w:color="CCCCCC"/>
-              <w:right w:val="single" w:sz="1" w:space="0" w:color="CCCCCC"/>
-            </w:tcBorders>
-            <w:shd w:val="clear" w:color="auto" w:fill="FFFFFF"/>
-            <w:tcMar>
-              <w:top w:w="80" w:type="dxa"/>
-              <w:left w:w="120" w:type="dxa"/>
-              <w:bottom w:w="80" w:type="dxa"/>
-              <w:right w:w="120" w:type="dxa"/>
-            </w:tcMar>
-            <w:vAlign w:val="center"/>
-          </w:tcPr>
-          <w:p>
-            <w:r>
+              <w:top w:val="single" w:color="CCCCCC" w:sz="1" w:space="0"/>
+              <w:left w:val="single" w:color="CCCCCC" w:sz="1" w:space="0"/>
+              <w:bottom w:val="single" w:color="CCCCCC" w:sz="1" w:space="0"/>
+              <w:right w:val="single" w:color="CCCCCC" w:sz="1" w:space="0"/>
+            </w:tcBorders>
+            <w:shd w:val="clear" w:color="auto" w:fill="FFFFFF" w:themeFill="background1"/>
+            <w:tcMar>
+              <w:top w:w="80" w:type="dxa"/>
+              <w:left w:w="120" w:type="dxa"/>
+              <w:bottom w:w="80" w:type="dxa"/>
+              <w:right w:w="120" w:type="dxa"/>
+            </w:tcMar>
+            <w:vAlign w:val="center"/>
+          </w:tcPr>
+          <w:p>
+            <w:pPr>
+              <w:rPr>
+                <w:rFonts w:ascii="Times New Roman" w:hAnsi="Times New Roman" w:eastAsia="Times New Roman" w:cs="Times New Roman"/>
+              </w:rPr>
+            </w:pPr>
+            <w:r>
+              <w:rPr>
+                <w:rFonts w:ascii="Times New Roman" w:hAnsi="Times New Roman" w:eastAsia="Times New Roman" w:cs="Times New Roman"/>
+              </w:rPr>
               <w:t>Requisitos, arquitectura, CU, RNF</w:t>
             </w:r>
           </w:p>
@@ -1572,12 +1995,12 @@
           <w:tcPr>
             <w:tcW w:w="1711" w:type="dxa"/>
             <w:tcBorders>
-              <w:top w:val="single" w:sz="1" w:space="0" w:color="CCCCCC"/>
-              <w:left w:val="single" w:sz="1" w:space="0" w:color="CCCCCC"/>
-              <w:bottom w:val="single" w:sz="1" w:space="0" w:color="CCCCCC"/>
-              <w:right w:val="single" w:sz="1" w:space="0" w:color="CCCCCC"/>
-            </w:tcBorders>
-            <w:shd w:val="clear" w:color="auto" w:fill="FFFFFF"/>
+              <w:top w:val="single" w:color="CCCCCC" w:sz="1" w:space="0"/>
+              <w:left w:val="single" w:color="CCCCCC" w:sz="1" w:space="0"/>
+              <w:bottom w:val="single" w:color="CCCCCC" w:sz="1" w:space="0"/>
+              <w:right w:val="single" w:color="CCCCCC" w:sz="1" w:space="0"/>
+            </w:tcBorders>
+            <w:shd w:val="clear" w:color="auto" w:fill="FFFFFF" w:themeFill="background1"/>
             <w:tcMar>
               <w:top w:w="80" w:type="dxa"/>
               <w:left w:w="120" w:type="dxa"/>
@@ -1589,8 +2012,14 @@
           <w:p>
             <w:pPr>
               <w:jc w:val="center"/>
-            </w:pPr>
-            <w:r>
+              <w:rPr>
+                <w:rFonts w:ascii="Times New Roman" w:hAnsi="Times New Roman" w:eastAsia="Times New Roman" w:cs="Times New Roman"/>
+              </w:rPr>
+            </w:pPr>
+            <w:r>
+              <w:rPr>
+                <w:rFonts w:ascii="Times New Roman" w:hAnsi="Times New Roman" w:eastAsia="Times New Roman" w:cs="Times New Roman"/>
+              </w:rPr>
               <w:t>v1.0</w:t>
             </w:r>
           </w:p>
@@ -1599,12 +2028,12 @@
           <w:tcPr>
             <w:tcW w:w="1797" w:type="dxa"/>
             <w:tcBorders>
-              <w:top w:val="single" w:sz="1" w:space="0" w:color="CCCCCC"/>
-              <w:left w:val="single" w:sz="1" w:space="0" w:color="CCCCCC"/>
-              <w:bottom w:val="single" w:sz="1" w:space="0" w:color="CCCCCC"/>
-              <w:right w:val="single" w:sz="1" w:space="0" w:color="CCCCCC"/>
-            </w:tcBorders>
-            <w:shd w:val="clear" w:color="auto" w:fill="FFFFFF"/>
+              <w:top w:val="single" w:color="CCCCCC" w:sz="1" w:space="0"/>
+              <w:left w:val="single" w:color="CCCCCC" w:sz="1" w:space="0"/>
+              <w:bottom w:val="single" w:color="CCCCCC" w:sz="1" w:space="0"/>
+              <w:right w:val="single" w:color="CCCCCC" w:sz="1" w:space="0"/>
+            </w:tcBorders>
+            <w:shd w:val="clear" w:color="auto" w:fill="FFFFFF" w:themeFill="background1"/>
             <w:tcMar>
               <w:top w:w="80" w:type="dxa"/>
               <w:left w:w="120" w:type="dxa"/>
@@ -1616,27 +2045,34 @@
           <w:p>
             <w:pPr>
               <w:jc w:val="center"/>
-            </w:pPr>
-            <w:r>
+              <w:rPr>
+                <w:rFonts w:ascii="Times New Roman" w:hAnsi="Times New Roman" w:eastAsia="Times New Roman" w:cs="Times New Roman"/>
+              </w:rPr>
+            </w:pPr>
+            <w:r>
+              <w:rPr>
+                <w:rFonts w:ascii="Times New Roman" w:hAnsi="Times New Roman" w:eastAsia="Times New Roman" w:cs="Times New Roman"/>
+              </w:rPr>
               <w:t xml:space="preserve">GitHub – rama </w:t>
             </w:r>
-            <w:proofErr w:type="spellStart"/>
-            <w:r>
+            <w:r>
+              <w:rPr>
+                <w:rFonts w:ascii="Times New Roman" w:hAnsi="Times New Roman" w:eastAsia="Times New Roman" w:cs="Times New Roman"/>
+              </w:rPr>
               <w:t>docs</w:t>
             </w:r>
-            <w:proofErr w:type="spellEnd"/>
           </w:p>
         </w:tc>
         <w:tc>
           <w:tcPr>
             <w:tcW w:w="1797" w:type="dxa"/>
             <w:tcBorders>
-              <w:top w:val="single" w:sz="1" w:space="0" w:color="CCCCCC"/>
-              <w:left w:val="single" w:sz="1" w:space="0" w:color="CCCCCC"/>
-              <w:bottom w:val="single" w:sz="1" w:space="0" w:color="CCCCCC"/>
-              <w:right w:val="single" w:sz="1" w:space="0" w:color="CCCCCC"/>
-            </w:tcBorders>
-            <w:shd w:val="clear" w:color="auto" w:fill="FFFFFF"/>
+              <w:top w:val="single" w:color="CCCCCC" w:sz="1" w:space="0"/>
+              <w:left w:val="single" w:color="CCCCCC" w:sz="1" w:space="0"/>
+              <w:bottom w:val="single" w:color="CCCCCC" w:sz="1" w:space="0"/>
+              <w:right w:val="single" w:color="CCCCCC" w:sz="1" w:space="0"/>
+            </w:tcBorders>
+            <w:shd w:val="clear" w:color="auto" w:fill="FFFFFF" w:themeFill="background1"/>
             <w:tcMar>
               <w:top w:w="80" w:type="dxa"/>
               <w:left w:w="120" w:type="dxa"/>
@@ -1648,8 +2084,14 @@
           <w:p>
             <w:pPr>
               <w:jc w:val="center"/>
-            </w:pPr>
-            <w:r>
+              <w:rPr>
+                <w:rFonts w:ascii="Times New Roman" w:hAnsi="Times New Roman" w:eastAsia="Times New Roman" w:cs="Times New Roman"/>
+              </w:rPr>
+            </w:pPr>
+            <w:r>
+              <w:rPr>
+                <w:rFonts w:ascii="Times New Roman" w:hAnsi="Times New Roman" w:eastAsia="Times New Roman" w:cs="Times New Roman"/>
+              </w:rPr>
               <w:t>Finalizado</w:t>
             </w:r>
           </w:p>
@@ -1669,25 +2111,33 @@
           <w:tcPr>
             <w:tcW w:w="2354" w:type="dxa"/>
             <w:tcBorders>
-              <w:top w:val="single" w:sz="1" w:space="0" w:color="CCCCCC"/>
-              <w:left w:val="single" w:sz="1" w:space="0" w:color="CCCCCC"/>
-              <w:bottom w:val="single" w:sz="1" w:space="0" w:color="CCCCCC"/>
-              <w:right w:val="single" w:sz="1" w:space="0" w:color="CCCCCC"/>
-            </w:tcBorders>
-            <w:shd w:val="clear" w:color="auto" w:fill="F2F2F2"/>
-            <w:tcMar>
-              <w:top w:w="80" w:type="dxa"/>
-              <w:left w:w="120" w:type="dxa"/>
-              <w:bottom w:w="80" w:type="dxa"/>
-              <w:right w:w="120" w:type="dxa"/>
-            </w:tcMar>
-            <w:vAlign w:val="center"/>
-          </w:tcPr>
-          <w:p>
-            <w:r>
-              <w:rPr>
-                <w:b/>
-                <w:bCs/>
+              <w:top w:val="single" w:color="CCCCCC" w:sz="1" w:space="0"/>
+              <w:left w:val="single" w:color="CCCCCC" w:sz="1" w:space="0"/>
+              <w:bottom w:val="single" w:color="CCCCCC" w:sz="1" w:space="0"/>
+              <w:right w:val="single" w:color="CCCCCC" w:sz="1" w:space="0"/>
+            </w:tcBorders>
+            <w:shd w:val="clear" w:color="auto" w:fill="F2F2F2" w:themeFill="background1" w:themeFillShade="F2"/>
+            <w:tcMar>
+              <w:top w:w="80" w:type="dxa"/>
+              <w:left w:w="120" w:type="dxa"/>
+              <w:bottom w:w="80" w:type="dxa"/>
+              <w:right w:w="120" w:type="dxa"/>
+            </w:tcMar>
+            <w:vAlign w:val="center"/>
+          </w:tcPr>
+          <w:p>
+            <w:pPr>
+              <w:rPr>
+                <w:rFonts w:ascii="Times New Roman" w:hAnsi="Times New Roman" w:eastAsia="Times New Roman" w:cs="Times New Roman"/>
+                <w:b w:val="1"/>
+                <w:bCs w:val="1"/>
+              </w:rPr>
+            </w:pPr>
+            <w:r>
+              <w:rPr>
+                <w:rFonts w:ascii="Times New Roman" w:hAnsi="Times New Roman" w:eastAsia="Times New Roman" w:cs="Times New Roman"/>
+                <w:b w:val="1"/>
+                <w:bCs w:val="1"/>
               </w:rPr>
               <w:t>Prototipos / Mockups</w:t>
             </w:r>
@@ -1697,22 +2147,30 @@
           <w:tcPr>
             <w:tcW w:w="2354" w:type="dxa"/>
             <w:tcBorders>
-              <w:top w:val="single" w:sz="1" w:space="0" w:color="CCCCCC"/>
-              <w:left w:val="single" w:sz="1" w:space="0" w:color="CCCCCC"/>
-              <w:bottom w:val="single" w:sz="1" w:space="0" w:color="CCCCCC"/>
-              <w:right w:val="single" w:sz="1" w:space="0" w:color="CCCCCC"/>
-            </w:tcBorders>
-            <w:shd w:val="clear" w:color="auto" w:fill="FFFFFF"/>
-            <w:tcMar>
-              <w:top w:w="80" w:type="dxa"/>
-              <w:left w:w="120" w:type="dxa"/>
-              <w:bottom w:w="80" w:type="dxa"/>
-              <w:right w:w="120" w:type="dxa"/>
-            </w:tcMar>
-            <w:vAlign w:val="center"/>
-          </w:tcPr>
-          <w:p>
-            <w:r>
+              <w:top w:val="single" w:color="CCCCCC" w:sz="1" w:space="0"/>
+              <w:left w:val="single" w:color="CCCCCC" w:sz="1" w:space="0"/>
+              <w:bottom w:val="single" w:color="CCCCCC" w:sz="1" w:space="0"/>
+              <w:right w:val="single" w:color="CCCCCC" w:sz="1" w:space="0"/>
+            </w:tcBorders>
+            <w:shd w:val="clear" w:color="auto" w:fill="FFFFFF" w:themeFill="background1"/>
+            <w:tcMar>
+              <w:top w:w="80" w:type="dxa"/>
+              <w:left w:w="120" w:type="dxa"/>
+              <w:bottom w:w="80" w:type="dxa"/>
+              <w:right w:w="120" w:type="dxa"/>
+            </w:tcMar>
+            <w:vAlign w:val="center"/>
+          </w:tcPr>
+          <w:p>
+            <w:pPr>
+              <w:rPr>
+                <w:rFonts w:ascii="Times New Roman" w:hAnsi="Times New Roman" w:eastAsia="Times New Roman" w:cs="Times New Roman"/>
+              </w:rPr>
+            </w:pPr>
+            <w:r>
+              <w:rPr>
+                <w:rFonts w:ascii="Times New Roman" w:hAnsi="Times New Roman" w:eastAsia="Times New Roman" w:cs="Times New Roman"/>
+              </w:rPr>
               <w:t>Diseños de interfaz de usuario</w:t>
             </w:r>
           </w:p>
@@ -1721,12 +2179,12 @@
           <w:tcPr>
             <w:tcW w:w="1711" w:type="dxa"/>
             <w:tcBorders>
-              <w:top w:val="single" w:sz="1" w:space="0" w:color="CCCCCC"/>
-              <w:left w:val="single" w:sz="1" w:space="0" w:color="CCCCCC"/>
-              <w:bottom w:val="single" w:sz="1" w:space="0" w:color="CCCCCC"/>
-              <w:right w:val="single" w:sz="1" w:space="0" w:color="CCCCCC"/>
-            </w:tcBorders>
-            <w:shd w:val="clear" w:color="auto" w:fill="FFFFFF"/>
+              <w:top w:val="single" w:color="CCCCCC" w:sz="1" w:space="0"/>
+              <w:left w:val="single" w:color="CCCCCC" w:sz="1" w:space="0"/>
+              <w:bottom w:val="single" w:color="CCCCCC" w:sz="1" w:space="0"/>
+              <w:right w:val="single" w:color="CCCCCC" w:sz="1" w:space="0"/>
+            </w:tcBorders>
+            <w:shd w:val="clear" w:color="auto" w:fill="FFFFFF" w:themeFill="background1"/>
             <w:tcMar>
               <w:top w:w="80" w:type="dxa"/>
               <w:left w:w="120" w:type="dxa"/>
@@ -1738,8 +2196,14 @@
           <w:p>
             <w:pPr>
               <w:jc w:val="center"/>
-            </w:pPr>
-            <w:r>
+              <w:rPr>
+                <w:rFonts w:ascii="Times New Roman" w:hAnsi="Times New Roman" w:eastAsia="Times New Roman" w:cs="Times New Roman"/>
+              </w:rPr>
+            </w:pPr>
+            <w:r>
+              <w:rPr>
+                <w:rFonts w:ascii="Times New Roman" w:hAnsi="Times New Roman" w:eastAsia="Times New Roman" w:cs="Times New Roman"/>
+              </w:rPr>
               <w:t>v1.2</w:t>
             </w:r>
           </w:p>
@@ -1748,12 +2212,12 @@
           <w:tcPr>
             <w:tcW w:w="1797" w:type="dxa"/>
             <w:tcBorders>
-              <w:top w:val="single" w:sz="1" w:space="0" w:color="CCCCCC"/>
-              <w:left w:val="single" w:sz="1" w:space="0" w:color="CCCCCC"/>
-              <w:bottom w:val="single" w:sz="1" w:space="0" w:color="CCCCCC"/>
-              <w:right w:val="single" w:sz="1" w:space="0" w:color="CCCCCC"/>
-            </w:tcBorders>
-            <w:shd w:val="clear" w:color="auto" w:fill="FFFFFF"/>
+              <w:top w:val="single" w:color="CCCCCC" w:sz="1" w:space="0"/>
+              <w:left w:val="single" w:color="CCCCCC" w:sz="1" w:space="0"/>
+              <w:bottom w:val="single" w:color="CCCCCC" w:sz="1" w:space="0"/>
+              <w:right w:val="single" w:color="CCCCCC" w:sz="1" w:space="0"/>
+            </w:tcBorders>
+            <w:shd w:val="clear" w:color="auto" w:fill="FFFFFF" w:themeFill="background1"/>
             <w:tcMar>
               <w:top w:w="80" w:type="dxa"/>
               <w:left w:w="120" w:type="dxa"/>
@@ -1765,27 +2229,34 @@
           <w:p>
             <w:pPr>
               <w:jc w:val="center"/>
-            </w:pPr>
-            <w:r>
+              <w:rPr>
+                <w:rFonts w:ascii="Times New Roman" w:hAnsi="Times New Roman" w:eastAsia="Times New Roman" w:cs="Times New Roman"/>
+              </w:rPr>
+            </w:pPr>
+            <w:r>
+              <w:rPr>
+                <w:rFonts w:ascii="Times New Roman" w:hAnsi="Times New Roman" w:eastAsia="Times New Roman" w:cs="Times New Roman"/>
+              </w:rPr>
               <w:t xml:space="preserve">GitHub – rama </w:t>
             </w:r>
-            <w:proofErr w:type="spellStart"/>
-            <w:r>
+            <w:r>
+              <w:rPr>
+                <w:rFonts w:ascii="Times New Roman" w:hAnsi="Times New Roman" w:eastAsia="Times New Roman" w:cs="Times New Roman"/>
+              </w:rPr>
               <w:t>docs</w:t>
             </w:r>
-            <w:proofErr w:type="spellEnd"/>
           </w:p>
         </w:tc>
         <w:tc>
           <w:tcPr>
             <w:tcW w:w="1797" w:type="dxa"/>
             <w:tcBorders>
-              <w:top w:val="single" w:sz="1" w:space="0" w:color="CCCCCC"/>
-              <w:left w:val="single" w:sz="1" w:space="0" w:color="CCCCCC"/>
-              <w:bottom w:val="single" w:sz="1" w:space="0" w:color="CCCCCC"/>
-              <w:right w:val="single" w:sz="1" w:space="0" w:color="CCCCCC"/>
-            </w:tcBorders>
-            <w:shd w:val="clear" w:color="auto" w:fill="FFFFFF"/>
+              <w:top w:val="single" w:color="CCCCCC" w:sz="1" w:space="0"/>
+              <w:left w:val="single" w:color="CCCCCC" w:sz="1" w:space="0"/>
+              <w:bottom w:val="single" w:color="CCCCCC" w:sz="1" w:space="0"/>
+              <w:right w:val="single" w:color="CCCCCC" w:sz="1" w:space="0"/>
+            </w:tcBorders>
+            <w:shd w:val="clear" w:color="auto" w:fill="FFFFFF" w:themeFill="background1"/>
             <w:tcMar>
               <w:top w:w="80" w:type="dxa"/>
               <w:left w:w="120" w:type="dxa"/>
@@ -1797,8 +2268,14 @@
           <w:p>
             <w:pPr>
               <w:jc w:val="center"/>
-            </w:pPr>
-            <w:r>
+              <w:rPr>
+                <w:rFonts w:ascii="Times New Roman" w:hAnsi="Times New Roman" w:eastAsia="Times New Roman" w:cs="Times New Roman"/>
+              </w:rPr>
+            </w:pPr>
+            <w:r>
+              <w:rPr>
+                <w:rFonts w:ascii="Times New Roman" w:hAnsi="Times New Roman" w:eastAsia="Times New Roman" w:cs="Times New Roman"/>
+              </w:rPr>
               <w:t>Finalizado</w:t>
             </w:r>
           </w:p>
@@ -1818,25 +2295,33 @@
           <w:tcPr>
             <w:tcW w:w="2354" w:type="dxa"/>
             <w:tcBorders>
-              <w:top w:val="single" w:sz="1" w:space="0" w:color="CCCCCC"/>
-              <w:left w:val="single" w:sz="1" w:space="0" w:color="CCCCCC"/>
-              <w:bottom w:val="single" w:sz="1" w:space="0" w:color="CCCCCC"/>
-              <w:right w:val="single" w:sz="1" w:space="0" w:color="CCCCCC"/>
-            </w:tcBorders>
-            <w:shd w:val="clear" w:color="auto" w:fill="F2F2F2"/>
-            <w:tcMar>
-              <w:top w:w="80" w:type="dxa"/>
-              <w:left w:w="120" w:type="dxa"/>
-              <w:bottom w:w="80" w:type="dxa"/>
-              <w:right w:w="120" w:type="dxa"/>
-            </w:tcMar>
-            <w:vAlign w:val="center"/>
-          </w:tcPr>
-          <w:p>
-            <w:r>
-              <w:rPr>
-                <w:b/>
-                <w:bCs/>
+              <w:top w:val="single" w:color="CCCCCC" w:sz="1" w:space="0"/>
+              <w:left w:val="single" w:color="CCCCCC" w:sz="1" w:space="0"/>
+              <w:bottom w:val="single" w:color="CCCCCC" w:sz="1" w:space="0"/>
+              <w:right w:val="single" w:color="CCCCCC" w:sz="1" w:space="0"/>
+            </w:tcBorders>
+            <w:shd w:val="clear" w:color="auto" w:fill="F2F2F2" w:themeFill="background1" w:themeFillShade="F2"/>
+            <w:tcMar>
+              <w:top w:w="80" w:type="dxa"/>
+              <w:left w:w="120" w:type="dxa"/>
+              <w:bottom w:w="80" w:type="dxa"/>
+              <w:right w:w="120" w:type="dxa"/>
+            </w:tcMar>
+            <w:vAlign w:val="center"/>
+          </w:tcPr>
+          <w:p>
+            <w:pPr>
+              <w:rPr>
+                <w:rFonts w:ascii="Times New Roman" w:hAnsi="Times New Roman" w:eastAsia="Times New Roman" w:cs="Times New Roman"/>
+                <w:b w:val="1"/>
+                <w:bCs w:val="1"/>
+              </w:rPr>
+            </w:pPr>
+            <w:r>
+              <w:rPr>
+                <w:rFonts w:ascii="Times New Roman" w:hAnsi="Times New Roman" w:eastAsia="Times New Roman" w:cs="Times New Roman"/>
+                <w:b w:val="1"/>
+                <w:bCs w:val="1"/>
               </w:rPr>
               <w:t>Plan de pruebas</w:t>
             </w:r>
@@ -1846,22 +2331,30 @@
           <w:tcPr>
             <w:tcW w:w="2354" w:type="dxa"/>
             <w:tcBorders>
-              <w:top w:val="single" w:sz="1" w:space="0" w:color="CCCCCC"/>
-              <w:left w:val="single" w:sz="1" w:space="0" w:color="CCCCCC"/>
-              <w:bottom w:val="single" w:sz="1" w:space="0" w:color="CCCCCC"/>
-              <w:right w:val="single" w:sz="1" w:space="0" w:color="CCCCCC"/>
-            </w:tcBorders>
-            <w:shd w:val="clear" w:color="auto" w:fill="FFFFFF"/>
-            <w:tcMar>
-              <w:top w:w="80" w:type="dxa"/>
-              <w:left w:w="120" w:type="dxa"/>
-              <w:bottom w:w="80" w:type="dxa"/>
-              <w:right w:w="120" w:type="dxa"/>
-            </w:tcMar>
-            <w:vAlign w:val="center"/>
-          </w:tcPr>
-          <w:p>
-            <w:r>
+              <w:top w:val="single" w:color="CCCCCC" w:sz="1" w:space="0"/>
+              <w:left w:val="single" w:color="CCCCCC" w:sz="1" w:space="0"/>
+              <w:bottom w:val="single" w:color="CCCCCC" w:sz="1" w:space="0"/>
+              <w:right w:val="single" w:color="CCCCCC" w:sz="1" w:space="0"/>
+            </w:tcBorders>
+            <w:shd w:val="clear" w:color="auto" w:fill="FFFFFF" w:themeFill="background1"/>
+            <w:tcMar>
+              <w:top w:w="80" w:type="dxa"/>
+              <w:left w:w="120" w:type="dxa"/>
+              <w:bottom w:w="80" w:type="dxa"/>
+              <w:right w:w="120" w:type="dxa"/>
+            </w:tcMar>
+            <w:vAlign w:val="center"/>
+          </w:tcPr>
+          <w:p>
+            <w:pPr>
+              <w:rPr>
+                <w:rFonts w:ascii="Times New Roman" w:hAnsi="Times New Roman" w:eastAsia="Times New Roman" w:cs="Times New Roman"/>
+              </w:rPr>
+            </w:pPr>
+            <w:r>
+              <w:rPr>
+                <w:rFonts w:ascii="Times New Roman" w:hAnsi="Times New Roman" w:eastAsia="Times New Roman" w:cs="Times New Roman"/>
+              </w:rPr>
               <w:t>Casos de prueba definidos por HU</w:t>
             </w:r>
           </w:p>
@@ -1870,12 +2363,12 @@
           <w:tcPr>
             <w:tcW w:w="1711" w:type="dxa"/>
             <w:tcBorders>
-              <w:top w:val="single" w:sz="1" w:space="0" w:color="CCCCCC"/>
-              <w:left w:val="single" w:sz="1" w:space="0" w:color="CCCCCC"/>
-              <w:bottom w:val="single" w:sz="1" w:space="0" w:color="CCCCCC"/>
-              <w:right w:val="single" w:sz="1" w:space="0" w:color="CCCCCC"/>
-            </w:tcBorders>
-            <w:shd w:val="clear" w:color="auto" w:fill="FFFFFF"/>
+              <w:top w:val="single" w:color="CCCCCC" w:sz="1" w:space="0"/>
+              <w:left w:val="single" w:color="CCCCCC" w:sz="1" w:space="0"/>
+              <w:bottom w:val="single" w:color="CCCCCC" w:sz="1" w:space="0"/>
+              <w:right w:val="single" w:color="CCCCCC" w:sz="1" w:space="0"/>
+            </w:tcBorders>
+            <w:shd w:val="clear" w:color="auto" w:fill="FFFFFF" w:themeFill="background1"/>
             <w:tcMar>
               <w:top w:w="80" w:type="dxa"/>
               <w:left w:w="120" w:type="dxa"/>
@@ -1887,8 +2380,14 @@
           <w:p>
             <w:pPr>
               <w:jc w:val="center"/>
-            </w:pPr>
-            <w:r>
+              <w:rPr>
+                <w:rFonts w:ascii="Times New Roman" w:hAnsi="Times New Roman" w:eastAsia="Times New Roman" w:cs="Times New Roman"/>
+              </w:rPr>
+            </w:pPr>
+            <w:r>
+              <w:rPr>
+                <w:rFonts w:ascii="Times New Roman" w:hAnsi="Times New Roman" w:eastAsia="Times New Roman" w:cs="Times New Roman"/>
+              </w:rPr>
               <w:t>v1.0</w:t>
             </w:r>
           </w:p>
@@ -1897,12 +2396,12 @@
           <w:tcPr>
             <w:tcW w:w="1797" w:type="dxa"/>
             <w:tcBorders>
-              <w:top w:val="single" w:sz="1" w:space="0" w:color="CCCCCC"/>
-              <w:left w:val="single" w:sz="1" w:space="0" w:color="CCCCCC"/>
-              <w:bottom w:val="single" w:sz="1" w:space="0" w:color="CCCCCC"/>
-              <w:right w:val="single" w:sz="1" w:space="0" w:color="CCCCCC"/>
-            </w:tcBorders>
-            <w:shd w:val="clear" w:color="auto" w:fill="FFFFFF"/>
+              <w:top w:val="single" w:color="CCCCCC" w:sz="1" w:space="0"/>
+              <w:left w:val="single" w:color="CCCCCC" w:sz="1" w:space="0"/>
+              <w:bottom w:val="single" w:color="CCCCCC" w:sz="1" w:space="0"/>
+              <w:right w:val="single" w:color="CCCCCC" w:sz="1" w:space="0"/>
+            </w:tcBorders>
+            <w:shd w:val="clear" w:color="auto" w:fill="FFFFFF" w:themeFill="background1"/>
             <w:tcMar>
               <w:top w:w="80" w:type="dxa"/>
               <w:left w:w="120" w:type="dxa"/>
@@ -1914,27 +2413,34 @@
           <w:p>
             <w:pPr>
               <w:jc w:val="center"/>
-            </w:pPr>
-            <w:r>
+              <w:rPr>
+                <w:rFonts w:ascii="Times New Roman" w:hAnsi="Times New Roman" w:eastAsia="Times New Roman" w:cs="Times New Roman"/>
+              </w:rPr>
+            </w:pPr>
+            <w:r>
+              <w:rPr>
+                <w:rFonts w:ascii="Times New Roman" w:hAnsi="Times New Roman" w:eastAsia="Times New Roman" w:cs="Times New Roman"/>
+              </w:rPr>
               <w:t xml:space="preserve">GitHub – rama </w:t>
             </w:r>
-            <w:proofErr w:type="spellStart"/>
-            <w:r>
+            <w:r>
+              <w:rPr>
+                <w:rFonts w:ascii="Times New Roman" w:hAnsi="Times New Roman" w:eastAsia="Times New Roman" w:cs="Times New Roman"/>
+              </w:rPr>
               <w:t>docs</w:t>
             </w:r>
-            <w:proofErr w:type="spellEnd"/>
           </w:p>
         </w:tc>
         <w:tc>
           <w:tcPr>
             <w:tcW w:w="1797" w:type="dxa"/>
             <w:tcBorders>
-              <w:top w:val="single" w:sz="1" w:space="0" w:color="CCCCCC"/>
-              <w:left w:val="single" w:sz="1" w:space="0" w:color="CCCCCC"/>
-              <w:bottom w:val="single" w:sz="1" w:space="0" w:color="CCCCCC"/>
-              <w:right w:val="single" w:sz="1" w:space="0" w:color="CCCCCC"/>
-            </w:tcBorders>
-            <w:shd w:val="clear" w:color="auto" w:fill="FFFFFF"/>
+              <w:top w:val="single" w:color="CCCCCC" w:sz="1" w:space="0"/>
+              <w:left w:val="single" w:color="CCCCCC" w:sz="1" w:space="0"/>
+              <w:bottom w:val="single" w:color="CCCCCC" w:sz="1" w:space="0"/>
+              <w:right w:val="single" w:color="CCCCCC" w:sz="1" w:space="0"/>
+            </w:tcBorders>
+            <w:shd w:val="clear" w:color="auto" w:fill="FFFFFF" w:themeFill="background1"/>
             <w:tcMar>
               <w:top w:w="80" w:type="dxa"/>
               <w:left w:w="120" w:type="dxa"/>
@@ -1946,8 +2452,14 @@
           <w:p>
             <w:pPr>
               <w:jc w:val="center"/>
-            </w:pPr>
-            <w:r>
+              <w:rPr>
+                <w:rFonts w:ascii="Times New Roman" w:hAnsi="Times New Roman" w:eastAsia="Times New Roman" w:cs="Times New Roman"/>
+              </w:rPr>
+            </w:pPr>
+            <w:r>
+              <w:rPr>
+                <w:rFonts w:ascii="Times New Roman" w:hAnsi="Times New Roman" w:eastAsia="Times New Roman" w:cs="Times New Roman"/>
+              </w:rPr>
               <w:t>Finalizado</w:t>
             </w:r>
           </w:p>
@@ -1967,25 +2479,33 @@
           <w:tcPr>
             <w:tcW w:w="2354" w:type="dxa"/>
             <w:tcBorders>
-              <w:top w:val="single" w:sz="1" w:space="0" w:color="CCCCCC"/>
-              <w:left w:val="single" w:sz="1" w:space="0" w:color="CCCCCC"/>
-              <w:bottom w:val="single" w:sz="1" w:space="0" w:color="CCCCCC"/>
-              <w:right w:val="single" w:sz="1" w:space="0" w:color="CCCCCC"/>
-            </w:tcBorders>
-            <w:shd w:val="clear" w:color="auto" w:fill="F2F2F2"/>
-            <w:tcMar>
-              <w:top w:w="80" w:type="dxa"/>
-              <w:left w:w="120" w:type="dxa"/>
-              <w:bottom w:w="80" w:type="dxa"/>
-              <w:right w:w="120" w:type="dxa"/>
-            </w:tcMar>
-            <w:vAlign w:val="center"/>
-          </w:tcPr>
-          <w:p>
-            <w:r>
-              <w:rPr>
-                <w:b/>
-                <w:bCs/>
+              <w:top w:val="single" w:color="CCCCCC" w:sz="1" w:space="0"/>
+              <w:left w:val="single" w:color="CCCCCC" w:sz="1" w:space="0"/>
+              <w:bottom w:val="single" w:color="CCCCCC" w:sz="1" w:space="0"/>
+              <w:right w:val="single" w:color="CCCCCC" w:sz="1" w:space="0"/>
+            </w:tcBorders>
+            <w:shd w:val="clear" w:color="auto" w:fill="F2F2F2" w:themeFill="background1" w:themeFillShade="F2"/>
+            <w:tcMar>
+              <w:top w:w="80" w:type="dxa"/>
+              <w:left w:w="120" w:type="dxa"/>
+              <w:bottom w:w="80" w:type="dxa"/>
+              <w:right w:w="120" w:type="dxa"/>
+            </w:tcMar>
+            <w:vAlign w:val="center"/>
+          </w:tcPr>
+          <w:p>
+            <w:pPr>
+              <w:rPr>
+                <w:rFonts w:ascii="Times New Roman" w:hAnsi="Times New Roman" w:eastAsia="Times New Roman" w:cs="Times New Roman"/>
+                <w:b w:val="1"/>
+                <w:bCs w:val="1"/>
+              </w:rPr>
+            </w:pPr>
+            <w:r>
+              <w:rPr>
+                <w:rFonts w:ascii="Times New Roman" w:hAnsi="Times New Roman" w:eastAsia="Times New Roman" w:cs="Times New Roman"/>
+                <w:b w:val="1"/>
+                <w:bCs w:val="1"/>
               </w:rPr>
               <w:t>Ejecución y resultados de pruebas</w:t>
             </w:r>
@@ -1995,22 +2515,30 @@
           <w:tcPr>
             <w:tcW w:w="2354" w:type="dxa"/>
             <w:tcBorders>
-              <w:top w:val="single" w:sz="1" w:space="0" w:color="CCCCCC"/>
-              <w:left w:val="single" w:sz="1" w:space="0" w:color="CCCCCC"/>
-              <w:bottom w:val="single" w:sz="1" w:space="0" w:color="CCCCCC"/>
-              <w:right w:val="single" w:sz="1" w:space="0" w:color="CCCCCC"/>
-            </w:tcBorders>
-            <w:shd w:val="clear" w:color="auto" w:fill="FFFFFF"/>
-            <w:tcMar>
-              <w:top w:w="80" w:type="dxa"/>
-              <w:left w:w="120" w:type="dxa"/>
-              <w:bottom w:w="80" w:type="dxa"/>
-              <w:right w:w="120" w:type="dxa"/>
-            </w:tcMar>
-            <w:vAlign w:val="center"/>
-          </w:tcPr>
-          <w:p>
-            <w:r>
+              <w:top w:val="single" w:color="CCCCCC" w:sz="1" w:space="0"/>
+              <w:left w:val="single" w:color="CCCCCC" w:sz="1" w:space="0"/>
+              <w:bottom w:val="single" w:color="CCCCCC" w:sz="1" w:space="0"/>
+              <w:right w:val="single" w:color="CCCCCC" w:sz="1" w:space="0"/>
+            </w:tcBorders>
+            <w:shd w:val="clear" w:color="auto" w:fill="FFFFFF" w:themeFill="background1"/>
+            <w:tcMar>
+              <w:top w:w="80" w:type="dxa"/>
+              <w:left w:w="120" w:type="dxa"/>
+              <w:bottom w:w="80" w:type="dxa"/>
+              <w:right w:w="120" w:type="dxa"/>
+            </w:tcMar>
+            <w:vAlign w:val="center"/>
+          </w:tcPr>
+          <w:p>
+            <w:pPr>
+              <w:rPr>
+                <w:rFonts w:ascii="Times New Roman" w:hAnsi="Times New Roman" w:eastAsia="Times New Roman" w:cs="Times New Roman"/>
+              </w:rPr>
+            </w:pPr>
+            <w:r>
+              <w:rPr>
+                <w:rFonts w:ascii="Times New Roman" w:hAnsi="Times New Roman" w:eastAsia="Times New Roman" w:cs="Times New Roman"/>
+              </w:rPr>
               <w:t>Resultados de pruebas unitarias y QA por sprint</w:t>
             </w:r>
           </w:p>
@@ -2019,12 +2547,12 @@
           <w:tcPr>
             <w:tcW w:w="1711" w:type="dxa"/>
             <w:tcBorders>
-              <w:top w:val="single" w:sz="1" w:space="0" w:color="CCCCCC"/>
-              <w:left w:val="single" w:sz="1" w:space="0" w:color="CCCCCC"/>
-              <w:bottom w:val="single" w:sz="1" w:space="0" w:color="CCCCCC"/>
-              <w:right w:val="single" w:sz="1" w:space="0" w:color="CCCCCC"/>
-            </w:tcBorders>
-            <w:shd w:val="clear" w:color="auto" w:fill="FFFFFF"/>
+              <w:top w:val="single" w:color="CCCCCC" w:sz="1" w:space="0"/>
+              <w:left w:val="single" w:color="CCCCCC" w:sz="1" w:space="0"/>
+              <w:bottom w:val="single" w:color="CCCCCC" w:sz="1" w:space="0"/>
+              <w:right w:val="single" w:color="CCCCCC" w:sz="1" w:space="0"/>
+            </w:tcBorders>
+            <w:shd w:val="clear" w:color="auto" w:fill="FFFFFF" w:themeFill="background1"/>
             <w:tcMar>
               <w:top w:w="80" w:type="dxa"/>
               <w:left w:w="120" w:type="dxa"/>
@@ -2036,8 +2564,14 @@
           <w:p>
             <w:pPr>
               <w:jc w:val="center"/>
-            </w:pPr>
-            <w:r>
+              <w:rPr>
+                <w:rFonts w:ascii="Times New Roman" w:hAnsi="Times New Roman" w:eastAsia="Times New Roman" w:cs="Times New Roman"/>
+              </w:rPr>
+            </w:pPr>
+            <w:r>
+              <w:rPr>
+                <w:rFonts w:ascii="Times New Roman" w:hAnsi="Times New Roman" w:eastAsia="Times New Roman" w:cs="Times New Roman"/>
+              </w:rPr>
               <w:t>v1.0</w:t>
             </w:r>
           </w:p>
@@ -2046,12 +2580,12 @@
           <w:tcPr>
             <w:tcW w:w="1797" w:type="dxa"/>
             <w:tcBorders>
-              <w:top w:val="single" w:sz="1" w:space="0" w:color="CCCCCC"/>
-              <w:left w:val="single" w:sz="1" w:space="0" w:color="CCCCCC"/>
-              <w:bottom w:val="single" w:sz="1" w:space="0" w:color="CCCCCC"/>
-              <w:right w:val="single" w:sz="1" w:space="0" w:color="CCCCCC"/>
-            </w:tcBorders>
-            <w:shd w:val="clear" w:color="auto" w:fill="FFFFFF"/>
+              <w:top w:val="single" w:color="CCCCCC" w:sz="1" w:space="0"/>
+              <w:left w:val="single" w:color="CCCCCC" w:sz="1" w:space="0"/>
+              <w:bottom w:val="single" w:color="CCCCCC" w:sz="1" w:space="0"/>
+              <w:right w:val="single" w:color="CCCCCC" w:sz="1" w:space="0"/>
+            </w:tcBorders>
+            <w:shd w:val="clear" w:color="auto" w:fill="FFFFFF" w:themeFill="background1"/>
             <w:tcMar>
               <w:top w:w="80" w:type="dxa"/>
               <w:left w:w="120" w:type="dxa"/>
@@ -2063,27 +2597,34 @@
           <w:p>
             <w:pPr>
               <w:jc w:val="center"/>
-            </w:pPr>
-            <w:r>
+              <w:rPr>
+                <w:rFonts w:ascii="Times New Roman" w:hAnsi="Times New Roman" w:eastAsia="Times New Roman" w:cs="Times New Roman"/>
+              </w:rPr>
+            </w:pPr>
+            <w:r>
+              <w:rPr>
+                <w:rFonts w:ascii="Times New Roman" w:hAnsi="Times New Roman" w:eastAsia="Times New Roman" w:cs="Times New Roman"/>
+              </w:rPr>
               <w:t xml:space="preserve">GitHub – rama </w:t>
             </w:r>
-            <w:proofErr w:type="spellStart"/>
-            <w:r>
+            <w:r>
+              <w:rPr>
+                <w:rFonts w:ascii="Times New Roman" w:hAnsi="Times New Roman" w:eastAsia="Times New Roman" w:cs="Times New Roman"/>
+              </w:rPr>
               <w:t>docs</w:t>
             </w:r>
-            <w:proofErr w:type="spellEnd"/>
           </w:p>
         </w:tc>
         <w:tc>
           <w:tcPr>
             <w:tcW w:w="1797" w:type="dxa"/>
             <w:tcBorders>
-              <w:top w:val="single" w:sz="1" w:space="0" w:color="CCCCCC"/>
-              <w:left w:val="single" w:sz="1" w:space="0" w:color="CCCCCC"/>
-              <w:bottom w:val="single" w:sz="1" w:space="0" w:color="CCCCCC"/>
-              <w:right w:val="single" w:sz="1" w:space="0" w:color="CCCCCC"/>
-            </w:tcBorders>
-            <w:shd w:val="clear" w:color="auto" w:fill="FFFFFF"/>
+              <w:top w:val="single" w:color="CCCCCC" w:sz="1" w:space="0"/>
+              <w:left w:val="single" w:color="CCCCCC" w:sz="1" w:space="0"/>
+              <w:bottom w:val="single" w:color="CCCCCC" w:sz="1" w:space="0"/>
+              <w:right w:val="single" w:color="CCCCCC" w:sz="1" w:space="0"/>
+            </w:tcBorders>
+            <w:shd w:val="clear" w:color="auto" w:fill="FFFFFF" w:themeFill="background1"/>
             <w:tcMar>
               <w:top w:w="80" w:type="dxa"/>
               <w:left w:w="120" w:type="dxa"/>
@@ -2095,8 +2636,14 @@
           <w:p>
             <w:pPr>
               <w:jc w:val="center"/>
-            </w:pPr>
-            <w:r>
+              <w:rPr>
+                <w:rFonts w:ascii="Times New Roman" w:hAnsi="Times New Roman" w:eastAsia="Times New Roman" w:cs="Times New Roman"/>
+              </w:rPr>
+            </w:pPr>
+            <w:r>
+              <w:rPr>
+                <w:rFonts w:ascii="Times New Roman" w:hAnsi="Times New Roman" w:eastAsia="Times New Roman" w:cs="Times New Roman"/>
+              </w:rPr>
               <w:t>Finalizado</w:t>
             </w:r>
           </w:p>
@@ -2116,25 +2663,33 @@
           <w:tcPr>
             <w:tcW w:w="2354" w:type="dxa"/>
             <w:tcBorders>
-              <w:top w:val="single" w:sz="1" w:space="0" w:color="CCCCCC"/>
-              <w:left w:val="single" w:sz="1" w:space="0" w:color="CCCCCC"/>
-              <w:bottom w:val="single" w:sz="1" w:space="0" w:color="CCCCCC"/>
-              <w:right w:val="single" w:sz="1" w:space="0" w:color="CCCCCC"/>
-            </w:tcBorders>
-            <w:shd w:val="clear" w:color="auto" w:fill="F2F2F2"/>
-            <w:tcMar>
-              <w:top w:w="80" w:type="dxa"/>
-              <w:left w:w="120" w:type="dxa"/>
-              <w:bottom w:w="80" w:type="dxa"/>
-              <w:right w:w="120" w:type="dxa"/>
-            </w:tcMar>
-            <w:vAlign w:val="center"/>
-          </w:tcPr>
-          <w:p>
-            <w:r>
-              <w:rPr>
-                <w:b/>
-                <w:bCs/>
+              <w:top w:val="single" w:color="CCCCCC" w:sz="1" w:space="0"/>
+              <w:left w:val="single" w:color="CCCCCC" w:sz="1" w:space="0"/>
+              <w:bottom w:val="single" w:color="CCCCCC" w:sz="1" w:space="0"/>
+              <w:right w:val="single" w:color="CCCCCC" w:sz="1" w:space="0"/>
+            </w:tcBorders>
+            <w:shd w:val="clear" w:color="auto" w:fill="F2F2F2" w:themeFill="background1" w:themeFillShade="F2"/>
+            <w:tcMar>
+              <w:top w:w="80" w:type="dxa"/>
+              <w:left w:w="120" w:type="dxa"/>
+              <w:bottom w:w="80" w:type="dxa"/>
+              <w:right w:w="120" w:type="dxa"/>
+            </w:tcMar>
+            <w:vAlign w:val="center"/>
+          </w:tcPr>
+          <w:p>
+            <w:pPr>
+              <w:rPr>
+                <w:rFonts w:ascii="Times New Roman" w:hAnsi="Times New Roman" w:eastAsia="Times New Roman" w:cs="Times New Roman"/>
+                <w:b w:val="1"/>
+                <w:bCs w:val="1"/>
+              </w:rPr>
+            </w:pPr>
+            <w:r>
+              <w:rPr>
+                <w:rFonts w:ascii="Times New Roman" w:hAnsi="Times New Roman" w:eastAsia="Times New Roman" w:cs="Times New Roman"/>
+                <w:b w:val="1"/>
+                <w:bCs w:val="1"/>
               </w:rPr>
               <w:t>Acta de configuración</w:t>
             </w:r>
@@ -2144,22 +2699,30 @@
           <w:tcPr>
             <w:tcW w:w="2354" w:type="dxa"/>
             <w:tcBorders>
-              <w:top w:val="single" w:sz="1" w:space="0" w:color="CCCCCC"/>
-              <w:left w:val="single" w:sz="1" w:space="0" w:color="CCCCCC"/>
-              <w:bottom w:val="single" w:sz="1" w:space="0" w:color="CCCCCC"/>
-              <w:right w:val="single" w:sz="1" w:space="0" w:color="CCCCCC"/>
-            </w:tcBorders>
-            <w:shd w:val="clear" w:color="auto" w:fill="FFFFFF"/>
-            <w:tcMar>
-              <w:top w:w="80" w:type="dxa"/>
-              <w:left w:w="120" w:type="dxa"/>
-              <w:bottom w:w="80" w:type="dxa"/>
-              <w:right w:w="120" w:type="dxa"/>
-            </w:tcMar>
-            <w:vAlign w:val="center"/>
-          </w:tcPr>
-          <w:p>
-            <w:r>
+              <w:top w:val="single" w:color="CCCCCC" w:sz="1" w:space="0"/>
+              <w:left w:val="single" w:color="CCCCCC" w:sz="1" w:space="0"/>
+              <w:bottom w:val="single" w:color="CCCCCC" w:sz="1" w:space="0"/>
+              <w:right w:val="single" w:color="CCCCCC" w:sz="1" w:space="0"/>
+            </w:tcBorders>
+            <w:shd w:val="clear" w:color="auto" w:fill="FFFFFF" w:themeFill="background1"/>
+            <w:tcMar>
+              <w:top w:w="80" w:type="dxa"/>
+              <w:left w:w="120" w:type="dxa"/>
+              <w:bottom w:w="80" w:type="dxa"/>
+              <w:right w:w="120" w:type="dxa"/>
+            </w:tcMar>
+            <w:vAlign w:val="center"/>
+          </w:tcPr>
+          <w:p>
+            <w:pPr>
+              <w:rPr>
+                <w:rFonts w:ascii="Times New Roman" w:hAnsi="Times New Roman" w:eastAsia="Times New Roman" w:cs="Times New Roman"/>
+              </w:rPr>
+            </w:pPr>
+            <w:r>
+              <w:rPr>
+                <w:rFonts w:ascii="Times New Roman" w:hAnsi="Times New Roman" w:eastAsia="Times New Roman" w:cs="Times New Roman"/>
+              </w:rPr>
               <w:t>Este documento</w:t>
             </w:r>
           </w:p>
@@ -2168,12 +2731,12 @@
           <w:tcPr>
             <w:tcW w:w="1711" w:type="dxa"/>
             <w:tcBorders>
-              <w:top w:val="single" w:sz="1" w:space="0" w:color="CCCCCC"/>
-              <w:left w:val="single" w:sz="1" w:space="0" w:color="CCCCCC"/>
-              <w:bottom w:val="single" w:sz="1" w:space="0" w:color="CCCCCC"/>
-              <w:right w:val="single" w:sz="1" w:space="0" w:color="CCCCCC"/>
-            </w:tcBorders>
-            <w:shd w:val="clear" w:color="auto" w:fill="FFFFFF"/>
+              <w:top w:val="single" w:color="CCCCCC" w:sz="1" w:space="0"/>
+              <w:left w:val="single" w:color="CCCCCC" w:sz="1" w:space="0"/>
+              <w:bottom w:val="single" w:color="CCCCCC" w:sz="1" w:space="0"/>
+              <w:right w:val="single" w:color="CCCCCC" w:sz="1" w:space="0"/>
+            </w:tcBorders>
+            <w:shd w:val="clear" w:color="auto" w:fill="FFFFFF" w:themeFill="background1"/>
             <w:tcMar>
               <w:top w:w="80" w:type="dxa"/>
               <w:left w:w="120" w:type="dxa"/>
@@ -2185,8 +2748,14 @@
           <w:p>
             <w:pPr>
               <w:jc w:val="center"/>
-            </w:pPr>
-            <w:r>
+              <w:rPr>
+                <w:rFonts w:ascii="Times New Roman" w:hAnsi="Times New Roman" w:eastAsia="Times New Roman" w:cs="Times New Roman"/>
+              </w:rPr>
+            </w:pPr>
+            <w:r>
+              <w:rPr>
+                <w:rFonts w:ascii="Times New Roman" w:hAnsi="Times New Roman" w:eastAsia="Times New Roman" w:cs="Times New Roman"/>
+              </w:rPr>
               <w:t>v1.4</w:t>
             </w:r>
           </w:p>
@@ -2195,12 +2764,12 @@
           <w:tcPr>
             <w:tcW w:w="1797" w:type="dxa"/>
             <w:tcBorders>
-              <w:top w:val="single" w:sz="1" w:space="0" w:color="CCCCCC"/>
-              <w:left w:val="single" w:sz="1" w:space="0" w:color="CCCCCC"/>
-              <w:bottom w:val="single" w:sz="1" w:space="0" w:color="CCCCCC"/>
-              <w:right w:val="single" w:sz="1" w:space="0" w:color="CCCCCC"/>
-            </w:tcBorders>
-            <w:shd w:val="clear" w:color="auto" w:fill="FFFFFF"/>
+              <w:top w:val="single" w:color="CCCCCC" w:sz="1" w:space="0"/>
+              <w:left w:val="single" w:color="CCCCCC" w:sz="1" w:space="0"/>
+              <w:bottom w:val="single" w:color="CCCCCC" w:sz="1" w:space="0"/>
+              <w:right w:val="single" w:color="CCCCCC" w:sz="1" w:space="0"/>
+            </w:tcBorders>
+            <w:shd w:val="clear" w:color="auto" w:fill="FFFFFF" w:themeFill="background1"/>
             <w:tcMar>
               <w:top w:w="80" w:type="dxa"/>
               <w:left w:w="120" w:type="dxa"/>
@@ -2212,27 +2781,34 @@
           <w:p>
             <w:pPr>
               <w:jc w:val="center"/>
-            </w:pPr>
-            <w:r>
+              <w:rPr>
+                <w:rFonts w:ascii="Times New Roman" w:hAnsi="Times New Roman" w:eastAsia="Times New Roman" w:cs="Times New Roman"/>
+              </w:rPr>
+            </w:pPr>
+            <w:r>
+              <w:rPr>
+                <w:rFonts w:ascii="Times New Roman" w:hAnsi="Times New Roman" w:eastAsia="Times New Roman" w:cs="Times New Roman"/>
+              </w:rPr>
               <w:t xml:space="preserve">GitHub – rama </w:t>
             </w:r>
-            <w:proofErr w:type="spellStart"/>
-            <w:r>
+            <w:r>
+              <w:rPr>
+                <w:rFonts w:ascii="Times New Roman" w:hAnsi="Times New Roman" w:eastAsia="Times New Roman" w:cs="Times New Roman"/>
+              </w:rPr>
               <w:t>docs</w:t>
             </w:r>
-            <w:proofErr w:type="spellEnd"/>
           </w:p>
         </w:tc>
         <w:tc>
           <w:tcPr>
             <w:tcW w:w="1797" w:type="dxa"/>
             <w:tcBorders>
-              <w:top w:val="single" w:sz="1" w:space="0" w:color="CCCCCC"/>
-              <w:left w:val="single" w:sz="1" w:space="0" w:color="CCCCCC"/>
-              <w:bottom w:val="single" w:sz="1" w:space="0" w:color="CCCCCC"/>
-              <w:right w:val="single" w:sz="1" w:space="0" w:color="CCCCCC"/>
-            </w:tcBorders>
-            <w:shd w:val="clear" w:color="auto" w:fill="FFFFFF"/>
+              <w:top w:val="single" w:color="CCCCCC" w:sz="1" w:space="0"/>
+              <w:left w:val="single" w:color="CCCCCC" w:sz="1" w:space="0"/>
+              <w:bottom w:val="single" w:color="CCCCCC" w:sz="1" w:space="0"/>
+              <w:right w:val="single" w:color="CCCCCC" w:sz="1" w:space="0"/>
+            </w:tcBorders>
+            <w:shd w:val="clear" w:color="auto" w:fill="FFFFFF" w:themeFill="background1"/>
             <w:tcMar>
               <w:top w:w="80" w:type="dxa"/>
               <w:left w:w="120" w:type="dxa"/>
@@ -2244,26 +2820,46 @@
           <w:p>
             <w:pPr>
               <w:jc w:val="center"/>
-            </w:pPr>
-            <w:r>
+              <w:rPr>
+                <w:rFonts w:ascii="Times New Roman" w:hAnsi="Times New Roman" w:eastAsia="Times New Roman" w:cs="Times New Roman"/>
+              </w:rPr>
+            </w:pPr>
+            <w:r>
+              <w:rPr>
+                <w:rFonts w:ascii="Times New Roman" w:hAnsi="Times New Roman" w:eastAsia="Times New Roman" w:cs="Times New Roman"/>
+              </w:rPr>
               <w:t>Finalizado</w:t>
             </w:r>
           </w:p>
         </w:tc>
       </w:tr>
     </w:tbl>
-    <w:p/>
+    <w:p>
+      <w:pPr>
+        <w:rPr>
+          <w:rFonts w:ascii="Times New Roman" w:hAnsi="Times New Roman" w:eastAsia="Times New Roman" w:cs="Times New Roman"/>
+        </w:rPr>
+      </w:pPr>
+    </w:p>
     <w:p>
       <w:pPr>
         <w:pBdr>
-          <w:bottom w:val="single" w:sz="6" w:space="1" w:color="2E74B5"/>
+          <w:bottom w:val="single" w:color="2E74B5" w:sz="6" w:space="1"/>
         </w:pBdr>
         <w:spacing w:before="320" w:after="160"/>
+        <w:rPr>
+          <w:rFonts w:ascii="Times New Roman" w:hAnsi="Times New Roman" w:eastAsia="Times New Roman" w:cs="Times New Roman"/>
+          <w:b w:val="1"/>
+          <w:bCs w:val="1"/>
+          <w:sz w:val="26"/>
+          <w:szCs w:val="26"/>
+        </w:rPr>
       </w:pPr>
       <w:r>
         <w:rPr>
-          <w:b/>
-          <w:bCs/>
+          <w:rFonts w:ascii="Times New Roman" w:hAnsi="Times New Roman" w:eastAsia="Times New Roman" w:cs="Times New Roman"/>
+          <w:b w:val="1"/>
+          <w:bCs w:val="1"/>
           <w:sz w:val="26"/>
           <w:szCs w:val="26"/>
         </w:rPr>
@@ -2273,29 +2869,49 @@
     <w:p>
       <w:pPr>
         <w:spacing w:before="80" w:after="80"/>
+        <w:rPr>
+          <w:rFonts w:ascii="Times New Roman" w:hAnsi="Times New Roman" w:eastAsia="Times New Roman" w:cs="Times New Roman"/>
+        </w:rPr>
       </w:pPr>
       <w:r>
+        <w:rPr>
+          <w:rFonts w:ascii="Times New Roman" w:hAnsi="Times New Roman" w:eastAsia="Times New Roman" w:cs="Times New Roman"/>
+        </w:rPr>
         <w:t>El proyecto utiliza Git como sistema de control de versiones, con GitHub como repositorio remoto central. El esquema de versiones adoptado es el siguiente:</w:t>
       </w:r>
     </w:p>
-    <w:p/>
+    <w:p>
+      <w:pPr>
+        <w:rPr>
+          <w:rFonts w:ascii="Times New Roman" w:hAnsi="Times New Roman" w:eastAsia="Times New Roman" w:cs="Times New Roman"/>
+        </w:rPr>
+      </w:pPr>
+    </w:p>
     <w:p>
       <w:pPr>
         <w:spacing w:before="80" w:after="80"/>
+        <w:rPr>
+          <w:rFonts w:ascii="Times New Roman" w:hAnsi="Times New Roman" w:eastAsia="Times New Roman" w:cs="Times New Roman"/>
+        </w:rPr>
       </w:pPr>
       <w:r>
         <w:rPr>
-          <w:b/>
-          <w:bCs/>
+          <w:rFonts w:ascii="Times New Roman" w:hAnsi="Times New Roman" w:eastAsia="Times New Roman" w:cs="Times New Roman"/>
+          <w:b w:val="1"/>
+          <w:bCs w:val="1"/>
         </w:rPr>
         <w:t xml:space="preserve">Formato: </w:t>
       </w:r>
-      <w:proofErr w:type="gramStart"/>
       <w:r>
+        <w:rPr>
+          <w:rFonts w:ascii="Times New Roman" w:hAnsi="Times New Roman" w:eastAsia="Times New Roman" w:cs="Times New Roman"/>
+        </w:rPr>
         <w:t>MAJOR.MINOR.PATCH</w:t>
       </w:r>
-      <w:proofErr w:type="gramEnd"/>
       <w:r>
+        <w:rPr>
+          <w:rFonts w:ascii="Times New Roman" w:hAnsi="Times New Roman" w:eastAsia="Times New Roman" w:cs="Times New Roman"/>
+        </w:rPr>
         <w:t xml:space="preserve">  (Ejemplo: v1.2.3)</w:t>
       </w:r>
     </w:p>
@@ -2307,8 +2923,14 @@
           <w:numId w:val="2"/>
         </w:numPr>
         <w:spacing w:before="60" w:after="60"/>
+        <w:rPr>
+          <w:rFonts w:ascii="Times New Roman" w:hAnsi="Times New Roman" w:eastAsia="Times New Roman" w:cs="Times New Roman"/>
+        </w:rPr>
       </w:pPr>
       <w:r>
+        <w:rPr>
+          <w:rFonts w:ascii="Times New Roman" w:hAnsi="Times New Roman" w:eastAsia="Times New Roman" w:cs="Times New Roman"/>
+        </w:rPr>
         <w:t>MAJOR: Cambio mayor de arquitectura o funcionalidad completa</w:t>
       </w:r>
     </w:p>
@@ -2320,8 +2942,14 @@
           <w:numId w:val="2"/>
         </w:numPr>
         <w:spacing w:before="60" w:after="60"/>
+        <w:rPr>
+          <w:rFonts w:ascii="Times New Roman" w:hAnsi="Times New Roman" w:eastAsia="Times New Roman" w:cs="Times New Roman"/>
+        </w:rPr>
       </w:pPr>
       <w:r>
+        <w:rPr>
+          <w:rFonts w:ascii="Times New Roman" w:hAnsi="Times New Roman" w:eastAsia="Times New Roman" w:cs="Times New Roman"/>
+        </w:rPr>
         <w:t>MINOR: Nueva funcionalidad o Historia de Usuario completada</w:t>
       </w:r>
     </w:p>
@@ -2333,63 +2961,83 @@
           <w:numId w:val="2"/>
         </w:numPr>
         <w:spacing w:before="60" w:after="60"/>
+        <w:rPr>
+          <w:rFonts w:ascii="Times New Roman" w:hAnsi="Times New Roman" w:eastAsia="Times New Roman" w:cs="Times New Roman"/>
+        </w:rPr>
       </w:pPr>
       <w:r>
+        <w:rPr>
+          <w:rFonts w:ascii="Times New Roman" w:hAnsi="Times New Roman" w:eastAsia="Times New Roman" w:cs="Times New Roman"/>
+        </w:rPr>
         <w:t>PATCH: Corrección de errores o ajustes menores</w:t>
       </w:r>
     </w:p>
-    <w:p/>
+    <w:p>
+      <w:pPr>
+        <w:rPr>
+          <w:rFonts w:ascii="Times New Roman" w:hAnsi="Times New Roman" w:eastAsia="Times New Roman" w:cs="Times New Roman"/>
+        </w:rPr>
+      </w:pPr>
+    </w:p>
     <w:p>
       <w:pPr>
         <w:pBdr>
-          <w:bottom w:val="single" w:sz="6" w:space="1" w:color="2E74B5"/>
+          <w:bottom w:val="single" w:color="2E74B5" w:sz="6" w:space="1"/>
         </w:pBdr>
         <w:spacing w:before="320" w:after="160"/>
+        <w:rPr>
+          <w:rFonts w:ascii="Times New Roman" w:hAnsi="Times New Roman" w:eastAsia="Times New Roman" w:cs="Times New Roman"/>
+          <w:b w:val="1"/>
+          <w:bCs w:val="1"/>
+          <w:sz w:val="26"/>
+          <w:szCs w:val="26"/>
+        </w:rPr>
       </w:pPr>
       <w:r>
         <w:rPr>
-          <w:b/>
-          <w:bCs/>
+          <w:rFonts w:ascii="Times New Roman" w:hAnsi="Times New Roman" w:eastAsia="Times New Roman" w:cs="Times New Roman"/>
+          <w:b w:val="1"/>
+          <w:bCs w:val="1"/>
           <w:sz w:val="26"/>
           <w:szCs w:val="26"/>
         </w:rPr>
         <w:t>6. Política de Ramas (</w:t>
       </w:r>
-      <w:proofErr w:type="spellStart"/>
       <w:r>
         <w:rPr>
-          <w:b/>
-          <w:bCs/>
+          <w:rFonts w:ascii="Times New Roman" w:hAnsi="Times New Roman" w:eastAsia="Times New Roman" w:cs="Times New Roman"/>
+          <w:b w:val="1"/>
+          <w:bCs w:val="1"/>
           <w:sz w:val="26"/>
           <w:szCs w:val="26"/>
         </w:rPr>
         <w:t>Branching</w:t>
       </w:r>
-      <w:proofErr w:type="spellEnd"/>
       <w:r>
         <w:rPr>
-          <w:b/>
-          <w:bCs/>
+          <w:rFonts w:ascii="Times New Roman" w:hAnsi="Times New Roman" w:eastAsia="Times New Roman" w:cs="Times New Roman"/>
+          <w:b w:val="1"/>
+          <w:bCs w:val="1"/>
           <w:sz w:val="26"/>
           <w:szCs w:val="26"/>
         </w:rPr>
         <w:t xml:space="preserve"> </w:t>
       </w:r>
-      <w:proofErr w:type="spellStart"/>
       <w:r>
         <w:rPr>
-          <w:b/>
-          <w:bCs/>
+          <w:rFonts w:ascii="Times New Roman" w:hAnsi="Times New Roman" w:eastAsia="Times New Roman" w:cs="Times New Roman"/>
+          <w:b w:val="1"/>
+          <w:bCs w:val="1"/>
           <w:sz w:val="26"/>
           <w:szCs w:val="26"/>
         </w:rPr>
         <w:t>Strategy</w:t>
       </w:r>
-      <w:proofErr w:type="spellEnd"/>
       <w:r>
         <w:rPr>
-          <w:b/>
-          <w:bCs/>
+          <w:rFonts w:ascii="Times New Roman" w:hAnsi="Times New Roman" w:eastAsia="Times New Roman" w:cs="Times New Roman"/>
+          <w:b w:val="1"/>
+          <w:bCs w:val="1"/>
           <w:sz w:val="26"/>
           <w:szCs w:val="26"/>
         </w:rPr>
@@ -2400,12 +3048,12 @@
       <w:tblPr>
         <w:tblW w:w="10088" w:type="dxa"/>
         <w:tblBorders>
-          <w:top w:val="single" w:sz="4" w:space="0" w:color="auto"/>
-          <w:left w:val="single" w:sz="4" w:space="0" w:color="auto"/>
-          <w:bottom w:val="single" w:sz="4" w:space="0" w:color="auto"/>
-          <w:right w:val="single" w:sz="4" w:space="0" w:color="auto"/>
-          <w:insideH w:val="single" w:sz="4" w:space="0" w:color="auto"/>
-          <w:insideV w:val="single" w:sz="4" w:space="0" w:color="auto"/>
+          <w:top w:val="single" w:color="auto" w:sz="4" w:space="0"/>
+          <w:left w:val="single" w:color="auto" w:sz="4" w:space="0"/>
+          <w:bottom w:val="single" w:color="auto" w:sz="4" w:space="0"/>
+          <w:right w:val="single" w:color="auto" w:sz="4" w:space="0"/>
+          <w:insideH w:val="single" w:color="auto" w:sz="4" w:space="0"/>
+          <w:insideV w:val="single" w:color="auto" w:sz="4" w:space="0"/>
         </w:tblBorders>
         <w:tblCellMar>
           <w:left w:w="10" w:type="dxa"/>
@@ -2432,10 +3080,10 @@
           <w:tcPr>
             <w:tcW w:w="2155" w:type="dxa"/>
             <w:tcBorders>
-              <w:top w:val="single" w:sz="1" w:space="0" w:color="1F3864"/>
-              <w:left w:val="single" w:sz="1" w:space="0" w:color="1F3864"/>
-              <w:bottom w:val="single" w:sz="1" w:space="0" w:color="1F3864"/>
-              <w:right w:val="single" w:sz="1" w:space="0" w:color="1F3864"/>
+              <w:top w:val="single" w:color="1F3864" w:sz="1" w:space="0"/>
+              <w:left w:val="single" w:color="1F3864" w:sz="1" w:space="0"/>
+              <w:bottom w:val="single" w:color="1F3864" w:sz="1" w:space="0"/>
+              <w:right w:val="single" w:color="1F3864" w:sz="1" w:space="0"/>
             </w:tcBorders>
             <w:shd w:val="clear" w:color="auto" w:fill="700982"/>
             <w:tcMar>
@@ -2449,11 +3097,17 @@
           <w:p>
             <w:pPr>
               <w:jc w:val="center"/>
-            </w:pPr>
-            <w:r>
-              <w:rPr>
-                <w:b/>
-                <w:bCs/>
+              <w:rPr>
+                <w:rFonts w:ascii="Times New Roman" w:hAnsi="Times New Roman" w:eastAsia="Times New Roman" w:cs="Times New Roman"/>
+                <w:b w:val="1"/>
+                <w:bCs w:val="1"/>
+              </w:rPr>
+            </w:pPr>
+            <w:r>
+              <w:rPr>
+                <w:rFonts w:ascii="Times New Roman" w:hAnsi="Times New Roman" w:eastAsia="Times New Roman" w:cs="Times New Roman"/>
+                <w:b w:val="1"/>
+                <w:bCs w:val="1"/>
               </w:rPr>
               <w:t>Rama</w:t>
             </w:r>
@@ -2463,10 +3117,10 @@
           <w:tcPr>
             <w:tcW w:w="5778" w:type="dxa"/>
             <w:tcBorders>
-              <w:top w:val="single" w:sz="1" w:space="0" w:color="1F3864"/>
-              <w:left w:val="single" w:sz="1" w:space="0" w:color="1F3864"/>
-              <w:bottom w:val="single" w:sz="1" w:space="0" w:color="1F3864"/>
-              <w:right w:val="single" w:sz="1" w:space="0" w:color="1F3864"/>
+              <w:top w:val="single" w:color="1F3864" w:sz="1" w:space="0"/>
+              <w:left w:val="single" w:color="1F3864" w:sz="1" w:space="0"/>
+              <w:bottom w:val="single" w:color="1F3864" w:sz="1" w:space="0"/>
+              <w:right w:val="single" w:color="1F3864" w:sz="1" w:space="0"/>
             </w:tcBorders>
             <w:shd w:val="clear" w:color="auto" w:fill="700982"/>
             <w:tcMar>
@@ -2480,11 +3134,17 @@
           <w:p>
             <w:pPr>
               <w:jc w:val="center"/>
-            </w:pPr>
-            <w:r>
-              <w:rPr>
-                <w:b/>
-                <w:bCs/>
+              <w:rPr>
+                <w:rFonts w:ascii="Times New Roman" w:hAnsi="Times New Roman" w:eastAsia="Times New Roman" w:cs="Times New Roman"/>
+                <w:b w:val="1"/>
+                <w:bCs w:val="1"/>
+              </w:rPr>
+            </w:pPr>
+            <w:r>
+              <w:rPr>
+                <w:rFonts w:ascii="Times New Roman" w:hAnsi="Times New Roman" w:eastAsia="Times New Roman" w:cs="Times New Roman"/>
+                <w:b w:val="1"/>
+                <w:bCs w:val="1"/>
               </w:rPr>
               <w:t>Propósito y contenido</w:t>
             </w:r>
@@ -2494,10 +3154,10 @@
           <w:tcPr>
             <w:tcW w:w="2155" w:type="dxa"/>
             <w:tcBorders>
-              <w:top w:val="single" w:sz="1" w:space="0" w:color="1F3864"/>
-              <w:left w:val="single" w:sz="1" w:space="0" w:color="1F3864"/>
-              <w:bottom w:val="single" w:sz="1" w:space="0" w:color="1F3864"/>
-              <w:right w:val="single" w:sz="1" w:space="0" w:color="1F3864"/>
+              <w:top w:val="single" w:color="1F3864" w:sz="1" w:space="0"/>
+              <w:left w:val="single" w:color="1F3864" w:sz="1" w:space="0"/>
+              <w:bottom w:val="single" w:color="1F3864" w:sz="1" w:space="0"/>
+              <w:right w:val="single" w:color="1F3864" w:sz="1" w:space="0"/>
             </w:tcBorders>
             <w:shd w:val="clear" w:color="auto" w:fill="700982"/>
             <w:tcMar>
@@ -2511,11 +3171,17 @@
           <w:p>
             <w:pPr>
               <w:jc w:val="center"/>
-            </w:pPr>
-            <w:r>
-              <w:rPr>
-                <w:b/>
-                <w:bCs/>
+              <w:rPr>
+                <w:rFonts w:ascii="Times New Roman" w:hAnsi="Times New Roman" w:eastAsia="Times New Roman" w:cs="Times New Roman"/>
+                <w:b w:val="1"/>
+                <w:bCs w:val="1"/>
+              </w:rPr>
+            </w:pPr>
+            <w:r>
+              <w:rPr>
+                <w:rFonts w:ascii="Times New Roman" w:hAnsi="Times New Roman" w:eastAsia="Times New Roman" w:cs="Times New Roman"/>
+                <w:b w:val="1"/>
+                <w:bCs w:val="1"/>
               </w:rPr>
               <w:t>Protegida</w:t>
             </w:r>
@@ -2536,68 +3202,90 @@
           <w:tcPr>
             <w:tcW w:w="2155" w:type="dxa"/>
             <w:tcBorders>
-              <w:top w:val="single" w:sz="1" w:space="0" w:color="CCCCCC"/>
-              <w:left w:val="single" w:sz="1" w:space="0" w:color="CCCCCC"/>
-              <w:bottom w:val="single" w:sz="1" w:space="0" w:color="CCCCCC"/>
-              <w:right w:val="single" w:sz="1" w:space="0" w:color="CCCCCC"/>
-            </w:tcBorders>
-            <w:shd w:val="clear" w:color="auto" w:fill="F2F2F2"/>
-            <w:tcMar>
-              <w:top w:w="80" w:type="dxa"/>
-              <w:left w:w="120" w:type="dxa"/>
-              <w:bottom w:w="80" w:type="dxa"/>
-              <w:right w:w="120" w:type="dxa"/>
-            </w:tcMar>
-            <w:vAlign w:val="center"/>
-          </w:tcPr>
-          <w:p>
-            <w:proofErr w:type="spellStart"/>
-            <w:r>
-              <w:rPr>
-                <w:b/>
-                <w:bCs/>
+              <w:top w:val="single" w:color="CCCCCC" w:sz="1" w:space="0"/>
+              <w:left w:val="single" w:color="CCCCCC" w:sz="1" w:space="0"/>
+              <w:bottom w:val="single" w:color="CCCCCC" w:sz="1" w:space="0"/>
+              <w:right w:val="single" w:color="CCCCCC" w:sz="1" w:space="0"/>
+            </w:tcBorders>
+            <w:shd w:val="clear" w:color="auto" w:fill="F2F2F2" w:themeFill="background1" w:themeFillShade="F2"/>
+            <w:tcMar>
+              <w:top w:w="80" w:type="dxa"/>
+              <w:left w:w="120" w:type="dxa"/>
+              <w:bottom w:w="80" w:type="dxa"/>
+              <w:right w:w="120" w:type="dxa"/>
+            </w:tcMar>
+            <w:vAlign w:val="center"/>
+          </w:tcPr>
+          <w:p>
+            <w:pPr>
+              <w:rPr>
+                <w:rFonts w:ascii="Times New Roman" w:hAnsi="Times New Roman" w:eastAsia="Times New Roman" w:cs="Times New Roman"/>
+                <w:b w:val="1"/>
+                <w:bCs w:val="1"/>
+              </w:rPr>
+            </w:pPr>
+            <w:r>
+              <w:rPr>
+                <w:rFonts w:ascii="Times New Roman" w:hAnsi="Times New Roman" w:eastAsia="Times New Roman" w:cs="Times New Roman"/>
+                <w:b w:val="1"/>
+                <w:bCs w:val="1"/>
               </w:rPr>
               <w:t>main</w:t>
             </w:r>
-            <w:proofErr w:type="spellEnd"/>
           </w:p>
         </w:tc>
         <w:tc>
           <w:tcPr>
             <w:tcW w:w="5778" w:type="dxa"/>
             <w:tcBorders>
-              <w:top w:val="single" w:sz="1" w:space="0" w:color="CCCCCC"/>
-              <w:left w:val="single" w:sz="1" w:space="0" w:color="CCCCCC"/>
-              <w:bottom w:val="single" w:sz="1" w:space="0" w:color="CCCCCC"/>
-              <w:right w:val="single" w:sz="1" w:space="0" w:color="CCCCCC"/>
-            </w:tcBorders>
-            <w:shd w:val="clear" w:color="auto" w:fill="FFFFFF"/>
-            <w:tcMar>
-              <w:top w:w="80" w:type="dxa"/>
-              <w:left w:w="120" w:type="dxa"/>
-              <w:bottom w:w="80" w:type="dxa"/>
-              <w:right w:w="120" w:type="dxa"/>
-            </w:tcMar>
-            <w:vAlign w:val="center"/>
-          </w:tcPr>
-          <w:p>
-            <w:r>
+              <w:top w:val="single" w:color="CCCCCC" w:sz="1" w:space="0"/>
+              <w:left w:val="single" w:color="CCCCCC" w:sz="1" w:space="0"/>
+              <w:bottom w:val="single" w:color="CCCCCC" w:sz="1" w:space="0"/>
+              <w:right w:val="single" w:color="CCCCCC" w:sz="1" w:space="0"/>
+            </w:tcBorders>
+            <w:shd w:val="clear" w:color="auto" w:fill="FFFFFF" w:themeFill="background1"/>
+            <w:tcMar>
+              <w:top w:w="80" w:type="dxa"/>
+              <w:left w:w="120" w:type="dxa"/>
+              <w:bottom w:w="80" w:type="dxa"/>
+              <w:right w:w="120" w:type="dxa"/>
+            </w:tcMar>
+            <w:vAlign w:val="center"/>
+          </w:tcPr>
+          <w:p>
+            <w:pPr>
+              <w:rPr>
+                <w:rFonts w:ascii="Times New Roman" w:hAnsi="Times New Roman" w:eastAsia="Times New Roman" w:cs="Times New Roman"/>
+              </w:rPr>
+            </w:pPr>
+            <w:r>
+              <w:rPr>
+                <w:rFonts w:ascii="Times New Roman" w:hAnsi="Times New Roman" w:eastAsia="Times New Roman" w:cs="Times New Roman"/>
+              </w:rPr>
               <w:t xml:space="preserve">Contiene todo el código fuente del sistema: </w:t>
             </w:r>
-            <w:proofErr w:type="spellStart"/>
-            <w:r>
+            <w:r>
+              <w:rPr>
+                <w:rFonts w:ascii="Times New Roman" w:hAnsi="Times New Roman" w:eastAsia="Times New Roman" w:cs="Times New Roman"/>
+              </w:rPr>
               <w:t>backend</w:t>
             </w:r>
-            <w:proofErr w:type="spellEnd"/>
-            <w:r>
+            <w:r>
+              <w:rPr>
+                <w:rFonts w:ascii="Times New Roman" w:hAnsi="Times New Roman" w:eastAsia="Times New Roman" w:cs="Times New Roman"/>
+              </w:rPr>
               <w:t xml:space="preserve">, </w:t>
             </w:r>
-            <w:proofErr w:type="spellStart"/>
-            <w:r>
+            <w:r>
+              <w:rPr>
+                <w:rFonts w:ascii="Times New Roman" w:hAnsi="Times New Roman" w:eastAsia="Times New Roman" w:cs="Times New Roman"/>
+              </w:rPr>
               <w:t>frontend</w:t>
             </w:r>
-            <w:proofErr w:type="spellEnd"/>
-            <w:r>
+            <w:r>
+              <w:rPr>
+                <w:rFonts w:ascii="Times New Roman" w:hAnsi="Times New Roman" w:eastAsia="Times New Roman" w:cs="Times New Roman"/>
+              </w:rPr>
               <w:t>, base de datos y scripts de despliegue. Representa el estado final y funcional del proyecto.</w:t>
             </w:r>
           </w:p>
@@ -2606,12 +3294,12 @@
           <w:tcPr>
             <w:tcW w:w="2155" w:type="dxa"/>
             <w:tcBorders>
-              <w:top w:val="single" w:sz="1" w:space="0" w:color="CCCCCC"/>
-              <w:left w:val="single" w:sz="1" w:space="0" w:color="CCCCCC"/>
-              <w:bottom w:val="single" w:sz="1" w:space="0" w:color="CCCCCC"/>
-              <w:right w:val="single" w:sz="1" w:space="0" w:color="CCCCCC"/>
-            </w:tcBorders>
-            <w:shd w:val="clear" w:color="auto" w:fill="FFFFFF"/>
+              <w:top w:val="single" w:color="CCCCCC" w:sz="1" w:space="0"/>
+              <w:left w:val="single" w:color="CCCCCC" w:sz="1" w:space="0"/>
+              <w:bottom w:val="single" w:color="CCCCCC" w:sz="1" w:space="0"/>
+              <w:right w:val="single" w:color="CCCCCC" w:sz="1" w:space="0"/>
+            </w:tcBorders>
+            <w:shd w:val="clear" w:color="auto" w:fill="FFFFFF" w:themeFill="background1"/>
             <w:tcMar>
               <w:top w:w="80" w:type="dxa"/>
               <w:left w:w="120" w:type="dxa"/>
@@ -2623,8 +3311,14 @@
           <w:p>
             <w:pPr>
               <w:jc w:val="center"/>
-            </w:pPr>
-            <w:r>
+              <w:rPr>
+                <w:rFonts w:ascii="Times New Roman" w:hAnsi="Times New Roman" w:eastAsia="Times New Roman" w:cs="Times New Roman"/>
+              </w:rPr>
+            </w:pPr>
+            <w:r>
+              <w:rPr>
+                <w:rFonts w:ascii="Times New Roman" w:hAnsi="Times New Roman" w:eastAsia="Times New Roman" w:cs="Times New Roman"/>
+              </w:rPr>
               <w:t>Sí</w:t>
             </w:r>
           </w:p>
@@ -2644,52 +3338,66 @@
           <w:tcPr>
             <w:tcW w:w="2155" w:type="dxa"/>
             <w:tcBorders>
-              <w:top w:val="single" w:sz="1" w:space="0" w:color="CCCCCC"/>
-              <w:left w:val="single" w:sz="1" w:space="0" w:color="CCCCCC"/>
-              <w:bottom w:val="single" w:sz="1" w:space="0" w:color="CCCCCC"/>
-              <w:right w:val="single" w:sz="1" w:space="0" w:color="CCCCCC"/>
-            </w:tcBorders>
-            <w:shd w:val="clear" w:color="auto" w:fill="F2F2F2"/>
-            <w:tcMar>
-              <w:top w:w="80" w:type="dxa"/>
-              <w:left w:w="120" w:type="dxa"/>
-              <w:bottom w:w="80" w:type="dxa"/>
-              <w:right w:w="120" w:type="dxa"/>
-            </w:tcMar>
-            <w:vAlign w:val="center"/>
-          </w:tcPr>
-          <w:p>
-            <w:proofErr w:type="spellStart"/>
-            <w:r>
-              <w:rPr>
-                <w:b/>
-                <w:bCs/>
+              <w:top w:val="single" w:color="CCCCCC" w:sz="1" w:space="0"/>
+              <w:left w:val="single" w:color="CCCCCC" w:sz="1" w:space="0"/>
+              <w:bottom w:val="single" w:color="CCCCCC" w:sz="1" w:space="0"/>
+              <w:right w:val="single" w:color="CCCCCC" w:sz="1" w:space="0"/>
+            </w:tcBorders>
+            <w:shd w:val="clear" w:color="auto" w:fill="F2F2F2" w:themeFill="background1" w:themeFillShade="F2"/>
+            <w:tcMar>
+              <w:top w:w="80" w:type="dxa"/>
+              <w:left w:w="120" w:type="dxa"/>
+              <w:bottom w:w="80" w:type="dxa"/>
+              <w:right w:w="120" w:type="dxa"/>
+            </w:tcMar>
+            <w:vAlign w:val="center"/>
+          </w:tcPr>
+          <w:p>
+            <w:pPr>
+              <w:rPr>
+                <w:rFonts w:ascii="Times New Roman" w:hAnsi="Times New Roman" w:eastAsia="Times New Roman" w:cs="Times New Roman"/>
+                <w:b w:val="1"/>
+                <w:bCs w:val="1"/>
+              </w:rPr>
+            </w:pPr>
+            <w:r>
+              <w:rPr>
+                <w:rFonts w:ascii="Times New Roman" w:hAnsi="Times New Roman" w:eastAsia="Times New Roman" w:cs="Times New Roman"/>
+                <w:b w:val="1"/>
+                <w:bCs w:val="1"/>
               </w:rPr>
               <w:t>docs</w:t>
             </w:r>
-            <w:proofErr w:type="spellEnd"/>
           </w:p>
         </w:tc>
         <w:tc>
           <w:tcPr>
             <w:tcW w:w="5778" w:type="dxa"/>
             <w:tcBorders>
-              <w:top w:val="single" w:sz="1" w:space="0" w:color="CCCCCC"/>
-              <w:left w:val="single" w:sz="1" w:space="0" w:color="CCCCCC"/>
-              <w:bottom w:val="single" w:sz="1" w:space="0" w:color="CCCCCC"/>
-              <w:right w:val="single" w:sz="1" w:space="0" w:color="CCCCCC"/>
-            </w:tcBorders>
-            <w:shd w:val="clear" w:color="auto" w:fill="FFFFFF"/>
-            <w:tcMar>
-              <w:top w:w="80" w:type="dxa"/>
-              <w:left w:w="120" w:type="dxa"/>
-              <w:bottom w:w="80" w:type="dxa"/>
-              <w:right w:w="120" w:type="dxa"/>
-            </w:tcMar>
-            <w:vAlign w:val="center"/>
-          </w:tcPr>
-          <w:p>
-            <w:r>
+              <w:top w:val="single" w:color="CCCCCC" w:sz="1" w:space="0"/>
+              <w:left w:val="single" w:color="CCCCCC" w:sz="1" w:space="0"/>
+              <w:bottom w:val="single" w:color="CCCCCC" w:sz="1" w:space="0"/>
+              <w:right w:val="single" w:color="CCCCCC" w:sz="1" w:space="0"/>
+            </w:tcBorders>
+            <w:shd w:val="clear" w:color="auto" w:fill="FFFFFF" w:themeFill="background1"/>
+            <w:tcMar>
+              <w:top w:w="80" w:type="dxa"/>
+              <w:left w:w="120" w:type="dxa"/>
+              <w:bottom w:w="80" w:type="dxa"/>
+              <w:right w:w="120" w:type="dxa"/>
+            </w:tcMar>
+            <w:vAlign w:val="center"/>
+          </w:tcPr>
+          <w:p>
+            <w:pPr>
+              <w:rPr>
+                <w:rFonts w:ascii="Times New Roman" w:hAnsi="Times New Roman" w:eastAsia="Times New Roman" w:cs="Times New Roman"/>
+              </w:rPr>
+            </w:pPr>
+            <w:r>
+              <w:rPr>
+                <w:rFonts w:ascii="Times New Roman" w:hAnsi="Times New Roman" w:eastAsia="Times New Roman" w:cs="Times New Roman"/>
+              </w:rPr>
               <w:t>Contiene toda la documentación del proyecto: requerimientos, diagramas CU, arquitectura, RNF, prototipos, plan de pruebas, resultados de pruebas y actas de configuración.</w:t>
             </w:r>
           </w:p>
@@ -2698,12 +3406,12 @@
           <w:tcPr>
             <w:tcW w:w="2155" w:type="dxa"/>
             <w:tcBorders>
-              <w:top w:val="single" w:sz="1" w:space="0" w:color="CCCCCC"/>
-              <w:left w:val="single" w:sz="1" w:space="0" w:color="CCCCCC"/>
-              <w:bottom w:val="single" w:sz="1" w:space="0" w:color="CCCCCC"/>
-              <w:right w:val="single" w:sz="1" w:space="0" w:color="CCCCCC"/>
-            </w:tcBorders>
-            <w:shd w:val="clear" w:color="auto" w:fill="FFFFFF"/>
+              <w:top w:val="single" w:color="CCCCCC" w:sz="1" w:space="0"/>
+              <w:left w:val="single" w:color="CCCCCC" w:sz="1" w:space="0"/>
+              <w:bottom w:val="single" w:color="CCCCCC" w:sz="1" w:space="0"/>
+              <w:right w:val="single" w:color="CCCCCC" w:sz="1" w:space="0"/>
+            </w:tcBorders>
+            <w:shd w:val="clear" w:color="auto" w:fill="FFFFFF" w:themeFill="background1"/>
             <w:tcMar>
               <w:top w:w="80" w:type="dxa"/>
               <w:left w:w="120" w:type="dxa"/>
@@ -2715,75 +3423,127 @@
           <w:p>
             <w:pPr>
               <w:jc w:val="center"/>
-            </w:pPr>
-            <w:r>
+              <w:rPr>
+                <w:rFonts w:ascii="Times New Roman" w:hAnsi="Times New Roman" w:eastAsia="Times New Roman" w:cs="Times New Roman"/>
+              </w:rPr>
+            </w:pPr>
+            <w:r>
+              <w:rPr>
+                <w:rFonts w:ascii="Times New Roman" w:hAnsi="Times New Roman" w:eastAsia="Times New Roman" w:cs="Times New Roman"/>
+              </w:rPr>
               <w:t>Sí</w:t>
             </w:r>
           </w:p>
         </w:tc>
       </w:tr>
     </w:tbl>
-    <w:p/>
+    <w:p>
+      <w:pPr>
+        <w:rPr>
+          <w:rFonts w:ascii="Times New Roman" w:hAnsi="Times New Roman" w:eastAsia="Times New Roman" w:cs="Times New Roman"/>
+        </w:rPr>
+      </w:pPr>
+    </w:p>
     <w:p>
       <w:pPr>
         <w:spacing w:before="80" w:after="80"/>
+        <w:rPr>
+          <w:rFonts w:ascii="Times New Roman" w:hAnsi="Times New Roman" w:eastAsia="Times New Roman" w:cs="Times New Roman"/>
+        </w:rPr>
       </w:pPr>
       <w:r>
+        <w:rPr>
+          <w:rFonts w:ascii="Times New Roman" w:hAnsi="Times New Roman" w:eastAsia="Times New Roman" w:cs="Times New Roman"/>
+        </w:rPr>
         <w:t xml:space="preserve">El proyecto utiliza dos ramas principales en GitHub con responsabilidades claramente diferenciadas. La rama </w:t>
       </w:r>
-      <w:proofErr w:type="spellStart"/>
       <w:r>
+        <w:rPr>
+          <w:rFonts w:ascii="Times New Roman" w:hAnsi="Times New Roman" w:eastAsia="Times New Roman" w:cs="Times New Roman"/>
+        </w:rPr>
         <w:t>main</w:t>
       </w:r>
-      <w:proofErr w:type="spellEnd"/>
       <w:r>
+        <w:rPr>
+          <w:rFonts w:ascii="Times New Roman" w:hAnsi="Times New Roman" w:eastAsia="Times New Roman" w:cs="Times New Roman"/>
+        </w:rPr>
         <w:t xml:space="preserve"> concentra todo el código fuente del sistema, mientras que la rama </w:t>
       </w:r>
-      <w:proofErr w:type="spellStart"/>
       <w:r>
+        <w:rPr>
+          <w:rFonts w:ascii="Times New Roman" w:hAnsi="Times New Roman" w:eastAsia="Times New Roman" w:cs="Times New Roman"/>
+        </w:rPr>
         <w:t>docs</w:t>
       </w:r>
-      <w:proofErr w:type="spellEnd"/>
       <w:r>
+        <w:rPr>
+          <w:rFonts w:ascii="Times New Roman" w:hAnsi="Times New Roman" w:eastAsia="Times New Roman" w:cs="Times New Roman"/>
+        </w:rPr>
         <w:t xml:space="preserve"> almacena exclusivamente la documentación del proyecto. Todo cambio sobre cualquiera de las dos ramas debe ser consensuado por el equipo antes de hacer </w:t>
       </w:r>
-      <w:proofErr w:type="spellStart"/>
       <w:r>
+        <w:rPr>
+          <w:rFonts w:ascii="Times New Roman" w:hAnsi="Times New Roman" w:eastAsia="Times New Roman" w:cs="Times New Roman"/>
+        </w:rPr>
         <w:t>push</w:t>
       </w:r>
-      <w:proofErr w:type="spellEnd"/>
       <w:r>
+        <w:rPr>
+          <w:rFonts w:ascii="Times New Roman" w:hAnsi="Times New Roman" w:eastAsia="Times New Roman" w:cs="Times New Roman"/>
+        </w:rPr>
         <w:t xml:space="preserve">, dado que ambas son ramas de trabajo directas sin flujo de </w:t>
       </w:r>
-      <w:proofErr w:type="spellStart"/>
       <w:r>
+        <w:rPr>
+          <w:rFonts w:ascii="Times New Roman" w:hAnsi="Times New Roman" w:eastAsia="Times New Roman" w:cs="Times New Roman"/>
+        </w:rPr>
         <w:t>pull</w:t>
       </w:r>
-      <w:proofErr w:type="spellEnd"/>
       <w:r>
+        <w:rPr>
+          <w:rFonts w:ascii="Times New Roman" w:hAnsi="Times New Roman" w:eastAsia="Times New Roman" w:cs="Times New Roman"/>
+        </w:rPr>
         <w:t xml:space="preserve"> </w:t>
       </w:r>
-      <w:proofErr w:type="spellStart"/>
       <w:r>
+        <w:rPr>
+          <w:rFonts w:ascii="Times New Roman" w:hAnsi="Times New Roman" w:eastAsia="Times New Roman" w:cs="Times New Roman"/>
+        </w:rPr>
         <w:t>requests</w:t>
       </w:r>
-      <w:proofErr w:type="spellEnd"/>
       <w:r>
+        <w:rPr>
+          <w:rFonts w:ascii="Times New Roman" w:hAnsi="Times New Roman" w:eastAsia="Times New Roman" w:cs="Times New Roman"/>
+        </w:rPr>
         <w:t xml:space="preserve"> intermedios.</w:t>
       </w:r>
     </w:p>
-    <w:p/>
+    <w:p>
+      <w:pPr>
+        <w:rPr>
+          <w:rFonts w:ascii="Times New Roman" w:hAnsi="Times New Roman" w:eastAsia="Times New Roman" w:cs="Times New Roman"/>
+        </w:rPr>
+      </w:pPr>
+    </w:p>
     <w:p>
       <w:pPr>
         <w:pBdr>
-          <w:bottom w:val="single" w:sz="6" w:space="1" w:color="2E74B5"/>
+          <w:bottom w:val="single" w:color="2E74B5" w:sz="6" w:space="1"/>
         </w:pBdr>
         <w:spacing w:before="320" w:after="160"/>
+        <w:rPr>
+          <w:rFonts w:ascii="Times New Roman" w:hAnsi="Times New Roman" w:eastAsia="Times New Roman" w:cs="Times New Roman"/>
+          <w:b w:val="1"/>
+          <w:bCs w:val="1"/>
+          <w:sz w:val="26"/>
+          <w:szCs w:val="26"/>
+        </w:rPr>
       </w:pPr>
       <w:r>
         <w:rPr>
-          <w:b/>
-          <w:bCs/>
+          <w:rFonts w:ascii="Times New Roman" w:hAnsi="Times New Roman" w:eastAsia="Times New Roman" w:cs="Times New Roman"/>
+          <w:b w:val="1"/>
+          <w:bCs w:val="1"/>
           <w:sz w:val="26"/>
           <w:szCs w:val="26"/>
         </w:rPr>
@@ -2793,22 +3553,34 @@
     <w:p>
       <w:pPr>
         <w:spacing w:before="80" w:after="80"/>
+        <w:rPr>
+          <w:rFonts w:ascii="Times New Roman" w:hAnsi="Times New Roman" w:eastAsia="Times New Roman" w:cs="Times New Roman"/>
+        </w:rPr>
       </w:pPr>
       <w:r>
+        <w:rPr>
+          <w:rFonts w:ascii="Times New Roman" w:hAnsi="Times New Roman" w:eastAsia="Times New Roman" w:cs="Times New Roman"/>
+        </w:rPr>
         <w:t>Al finalizar cada sprint se crea una etiqueta (tag) en GitHub que representa la línea base del entregable correspondiente. Esto permite revertir a cualquier estado estable del sistema.</w:t>
       </w:r>
     </w:p>
-    <w:p/>
+    <w:p>
+      <w:pPr>
+        <w:rPr>
+          <w:rFonts w:ascii="Times New Roman" w:hAnsi="Times New Roman" w:eastAsia="Times New Roman" w:cs="Times New Roman"/>
+        </w:rPr>
+      </w:pPr>
+    </w:p>
     <w:tbl>
       <w:tblPr>
         <w:tblW w:w="9931" w:type="dxa"/>
         <w:tblBorders>
-          <w:top w:val="single" w:sz="4" w:space="0" w:color="auto"/>
-          <w:left w:val="single" w:sz="4" w:space="0" w:color="auto"/>
-          <w:bottom w:val="single" w:sz="4" w:space="0" w:color="auto"/>
-          <w:right w:val="single" w:sz="4" w:space="0" w:color="auto"/>
-          <w:insideH w:val="single" w:sz="4" w:space="0" w:color="auto"/>
-          <w:insideV w:val="single" w:sz="4" w:space="0" w:color="auto"/>
+          <w:top w:val="single" w:color="auto" w:sz="4" w:space="0"/>
+          <w:left w:val="single" w:color="auto" w:sz="4" w:space="0"/>
+          <w:bottom w:val="single" w:color="auto" w:sz="4" w:space="0"/>
+          <w:right w:val="single" w:color="auto" w:sz="4" w:space="0"/>
+          <w:insideH w:val="single" w:color="auto" w:sz="4" w:space="0"/>
+          <w:insideV w:val="single" w:color="auto" w:sz="4" w:space="0"/>
         </w:tblBorders>
         <w:tblCellMar>
           <w:left w:w="10" w:type="dxa"/>
@@ -2836,10 +3608,10 @@
           <w:tcPr>
             <w:tcW w:w="1782" w:type="dxa"/>
             <w:tcBorders>
-              <w:top w:val="single" w:sz="1" w:space="0" w:color="1F3864"/>
-              <w:left w:val="single" w:sz="1" w:space="0" w:color="1F3864"/>
-              <w:bottom w:val="single" w:sz="1" w:space="0" w:color="1F3864"/>
-              <w:right w:val="single" w:sz="1" w:space="0" w:color="1F3864"/>
+              <w:top w:val="single" w:color="1F3864" w:sz="1" w:space="0"/>
+              <w:left w:val="single" w:color="1F3864" w:sz="1" w:space="0"/>
+              <w:bottom w:val="single" w:color="1F3864" w:sz="1" w:space="0"/>
+              <w:right w:val="single" w:color="1F3864" w:sz="1" w:space="0"/>
             </w:tcBorders>
             <w:shd w:val="clear" w:color="auto" w:fill="700982"/>
             <w:tcMar>
@@ -2853,13 +3625,18 @@
           <w:p>
             <w:pPr>
               <w:jc w:val="center"/>
-            </w:pPr>
-            <w:r>
-              <w:rPr>
-                <w:b/>
-                <w:bCs/>
-              </w:rPr>
-              <w:lastRenderedPageBreak/>
+              <w:rPr>
+                <w:rFonts w:ascii="Times New Roman" w:hAnsi="Times New Roman" w:eastAsia="Times New Roman" w:cs="Times New Roman"/>
+                <w:b w:val="1"/>
+                <w:bCs w:val="1"/>
+              </w:rPr>
+            </w:pPr>
+            <w:r>
+              <w:rPr>
+                <w:rFonts w:ascii="Times New Roman" w:hAnsi="Times New Roman" w:eastAsia="Times New Roman" w:cs="Times New Roman"/>
+                <w:b w:val="1"/>
+                <w:bCs w:val="1"/>
+              </w:rPr>
               <w:t>Sprint</w:t>
             </w:r>
           </w:p>
@@ -2868,10 +3645,10 @@
           <w:tcPr>
             <w:tcW w:w="2632" w:type="dxa"/>
             <w:tcBorders>
-              <w:top w:val="single" w:sz="1" w:space="0" w:color="1F3864"/>
-              <w:left w:val="single" w:sz="1" w:space="0" w:color="1F3864"/>
-              <w:bottom w:val="single" w:sz="1" w:space="0" w:color="1F3864"/>
-              <w:right w:val="single" w:sz="1" w:space="0" w:color="1F3864"/>
+              <w:top w:val="single" w:color="1F3864" w:sz="1" w:space="0"/>
+              <w:left w:val="single" w:color="1F3864" w:sz="1" w:space="0"/>
+              <w:bottom w:val="single" w:color="1F3864" w:sz="1" w:space="0"/>
+              <w:right w:val="single" w:color="1F3864" w:sz="1" w:space="0"/>
             </w:tcBorders>
             <w:shd w:val="clear" w:color="auto" w:fill="700982"/>
             <w:tcMar>
@@ -2885,11 +3662,17 @@
           <w:p>
             <w:pPr>
               <w:jc w:val="center"/>
-            </w:pPr>
-            <w:r>
-              <w:rPr>
-                <w:b/>
-                <w:bCs/>
+              <w:rPr>
+                <w:rFonts w:ascii="Times New Roman" w:hAnsi="Times New Roman" w:eastAsia="Times New Roman" w:cs="Times New Roman"/>
+                <w:b w:val="1"/>
+                <w:bCs w:val="1"/>
+              </w:rPr>
+            </w:pPr>
+            <w:r>
+              <w:rPr>
+                <w:rFonts w:ascii="Times New Roman" w:hAnsi="Times New Roman" w:eastAsia="Times New Roman" w:cs="Times New Roman"/>
+                <w:b w:val="1"/>
+                <w:bCs w:val="1"/>
               </w:rPr>
               <w:t>Línea Base (Tag)</w:t>
             </w:r>
@@ -2899,10 +3682,10 @@
           <w:tcPr>
             <w:tcW w:w="3395" w:type="dxa"/>
             <w:tcBorders>
-              <w:top w:val="single" w:sz="1" w:space="0" w:color="1F3864"/>
-              <w:left w:val="single" w:sz="1" w:space="0" w:color="1F3864"/>
-              <w:bottom w:val="single" w:sz="1" w:space="0" w:color="1F3864"/>
-              <w:right w:val="single" w:sz="1" w:space="0" w:color="1F3864"/>
+              <w:top w:val="single" w:color="1F3864" w:sz="1" w:space="0"/>
+              <w:left w:val="single" w:color="1F3864" w:sz="1" w:space="0"/>
+              <w:bottom w:val="single" w:color="1F3864" w:sz="1" w:space="0"/>
+              <w:right w:val="single" w:color="1F3864" w:sz="1" w:space="0"/>
             </w:tcBorders>
             <w:shd w:val="clear" w:color="auto" w:fill="700982"/>
             <w:tcMar>
@@ -2916,11 +3699,17 @@
           <w:p>
             <w:pPr>
               <w:jc w:val="center"/>
-            </w:pPr>
-            <w:r>
-              <w:rPr>
-                <w:b/>
-                <w:bCs/>
+              <w:rPr>
+                <w:rFonts w:ascii="Times New Roman" w:hAnsi="Times New Roman" w:eastAsia="Times New Roman" w:cs="Times New Roman"/>
+                <w:b w:val="1"/>
+                <w:bCs w:val="1"/>
+              </w:rPr>
+            </w:pPr>
+            <w:r>
+              <w:rPr>
+                <w:rFonts w:ascii="Times New Roman" w:hAnsi="Times New Roman" w:eastAsia="Times New Roman" w:cs="Times New Roman"/>
+                <w:b w:val="1"/>
+                <w:bCs w:val="1"/>
               </w:rPr>
               <w:t>Funcionalidades incluidas</w:t>
             </w:r>
@@ -2930,10 +3719,10 @@
           <w:tcPr>
             <w:tcW w:w="2122" w:type="dxa"/>
             <w:tcBorders>
-              <w:top w:val="single" w:sz="1" w:space="0" w:color="1F3864"/>
-              <w:left w:val="single" w:sz="1" w:space="0" w:color="1F3864"/>
-              <w:bottom w:val="single" w:sz="1" w:space="0" w:color="1F3864"/>
-              <w:right w:val="single" w:sz="1" w:space="0" w:color="1F3864"/>
+              <w:top w:val="single" w:color="1F3864" w:sz="1" w:space="0"/>
+              <w:left w:val="single" w:color="1F3864" w:sz="1" w:space="0"/>
+              <w:bottom w:val="single" w:color="1F3864" w:sz="1" w:space="0"/>
+              <w:right w:val="single" w:color="1F3864" w:sz="1" w:space="0"/>
             </w:tcBorders>
             <w:shd w:val="clear" w:color="auto" w:fill="700982"/>
             <w:tcMar>
@@ -2947,11 +3736,17 @@
           <w:p>
             <w:pPr>
               <w:jc w:val="center"/>
-            </w:pPr>
-            <w:r>
-              <w:rPr>
-                <w:b/>
-                <w:bCs/>
+              <w:rPr>
+                <w:rFonts w:ascii="Times New Roman" w:hAnsi="Times New Roman" w:eastAsia="Times New Roman" w:cs="Times New Roman"/>
+                <w:b w:val="1"/>
+                <w:bCs w:val="1"/>
+              </w:rPr>
+            </w:pPr>
+            <w:r>
+              <w:rPr>
+                <w:rFonts w:ascii="Times New Roman" w:hAnsi="Times New Roman" w:eastAsia="Times New Roman" w:cs="Times New Roman"/>
+                <w:b w:val="1"/>
+                <w:bCs w:val="1"/>
               </w:rPr>
               <w:t>Estado</w:t>
             </w:r>
@@ -2972,25 +3767,33 @@
           <w:tcPr>
             <w:tcW w:w="1782" w:type="dxa"/>
             <w:tcBorders>
-              <w:top w:val="single" w:sz="1" w:space="0" w:color="CCCCCC"/>
-              <w:left w:val="single" w:sz="1" w:space="0" w:color="CCCCCC"/>
-              <w:bottom w:val="single" w:sz="1" w:space="0" w:color="CCCCCC"/>
-              <w:right w:val="single" w:sz="1" w:space="0" w:color="CCCCCC"/>
-            </w:tcBorders>
-            <w:shd w:val="clear" w:color="auto" w:fill="F2F2F2"/>
-            <w:tcMar>
-              <w:top w:w="80" w:type="dxa"/>
-              <w:left w:w="120" w:type="dxa"/>
-              <w:bottom w:w="80" w:type="dxa"/>
-              <w:right w:w="120" w:type="dxa"/>
-            </w:tcMar>
-            <w:vAlign w:val="center"/>
-          </w:tcPr>
-          <w:p>
-            <w:r>
-              <w:rPr>
-                <w:b/>
-                <w:bCs/>
+              <w:top w:val="single" w:color="CCCCCC" w:sz="1" w:space="0"/>
+              <w:left w:val="single" w:color="CCCCCC" w:sz="1" w:space="0"/>
+              <w:bottom w:val="single" w:color="CCCCCC" w:sz="1" w:space="0"/>
+              <w:right w:val="single" w:color="CCCCCC" w:sz="1" w:space="0"/>
+            </w:tcBorders>
+            <w:shd w:val="clear" w:color="auto" w:fill="F2F2F2" w:themeFill="background1" w:themeFillShade="F2"/>
+            <w:tcMar>
+              <w:top w:w="80" w:type="dxa"/>
+              <w:left w:w="120" w:type="dxa"/>
+              <w:bottom w:w="80" w:type="dxa"/>
+              <w:right w:w="120" w:type="dxa"/>
+            </w:tcMar>
+            <w:vAlign w:val="center"/>
+          </w:tcPr>
+          <w:p>
+            <w:pPr>
+              <w:rPr>
+                <w:rFonts w:ascii="Times New Roman" w:hAnsi="Times New Roman" w:eastAsia="Times New Roman" w:cs="Times New Roman"/>
+                <w:b w:val="1"/>
+                <w:bCs w:val="1"/>
+              </w:rPr>
+            </w:pPr>
+            <w:r>
+              <w:rPr>
+                <w:rFonts w:ascii="Times New Roman" w:hAnsi="Times New Roman" w:eastAsia="Times New Roman" w:cs="Times New Roman"/>
+                <w:b w:val="1"/>
+                <w:bCs w:val="1"/>
               </w:rPr>
               <w:t>Sprint 1</w:t>
             </w:r>
@@ -3000,12 +3803,12 @@
           <w:tcPr>
             <w:tcW w:w="2632" w:type="dxa"/>
             <w:tcBorders>
-              <w:top w:val="single" w:sz="1" w:space="0" w:color="CCCCCC"/>
-              <w:left w:val="single" w:sz="1" w:space="0" w:color="CCCCCC"/>
-              <w:bottom w:val="single" w:sz="1" w:space="0" w:color="CCCCCC"/>
-              <w:right w:val="single" w:sz="1" w:space="0" w:color="CCCCCC"/>
-            </w:tcBorders>
-            <w:shd w:val="clear" w:color="auto" w:fill="FFFFFF"/>
+              <w:top w:val="single" w:color="CCCCCC" w:sz="1" w:space="0"/>
+              <w:left w:val="single" w:color="CCCCCC" w:sz="1" w:space="0"/>
+              <w:bottom w:val="single" w:color="CCCCCC" w:sz="1" w:space="0"/>
+              <w:right w:val="single" w:color="CCCCCC" w:sz="1" w:space="0"/>
+            </w:tcBorders>
+            <w:shd w:val="clear" w:color="auto" w:fill="FFFFFF" w:themeFill="background1"/>
             <w:tcMar>
               <w:top w:w="80" w:type="dxa"/>
               <w:left w:w="120" w:type="dxa"/>
@@ -3017,8 +3820,14 @@
           <w:p>
             <w:pPr>
               <w:jc w:val="center"/>
-            </w:pPr>
-            <w:r>
+              <w:rPr>
+                <w:rFonts w:ascii="Times New Roman" w:hAnsi="Times New Roman" w:eastAsia="Times New Roman" w:cs="Times New Roman"/>
+              </w:rPr>
+            </w:pPr>
+            <w:r>
+              <w:rPr>
+                <w:rFonts w:ascii="Times New Roman" w:hAnsi="Times New Roman" w:eastAsia="Times New Roman" w:cs="Times New Roman"/>
+              </w:rPr>
               <w:t>v1.0-sprint1</w:t>
             </w:r>
           </w:p>
@@ -3027,22 +3836,30 @@
           <w:tcPr>
             <w:tcW w:w="3395" w:type="dxa"/>
             <w:tcBorders>
-              <w:top w:val="single" w:sz="1" w:space="0" w:color="CCCCCC"/>
-              <w:left w:val="single" w:sz="1" w:space="0" w:color="CCCCCC"/>
-              <w:bottom w:val="single" w:sz="1" w:space="0" w:color="CCCCCC"/>
-              <w:right w:val="single" w:sz="1" w:space="0" w:color="CCCCCC"/>
-            </w:tcBorders>
-            <w:shd w:val="clear" w:color="auto" w:fill="FFFFFF"/>
-            <w:tcMar>
-              <w:top w:w="80" w:type="dxa"/>
-              <w:left w:w="120" w:type="dxa"/>
-              <w:bottom w:w="80" w:type="dxa"/>
-              <w:right w:w="120" w:type="dxa"/>
-            </w:tcMar>
-            <w:vAlign w:val="center"/>
-          </w:tcPr>
-          <w:p>
-            <w:r>
+              <w:top w:val="single" w:color="CCCCCC" w:sz="1" w:space="0"/>
+              <w:left w:val="single" w:color="CCCCCC" w:sz="1" w:space="0"/>
+              <w:bottom w:val="single" w:color="CCCCCC" w:sz="1" w:space="0"/>
+              <w:right w:val="single" w:color="CCCCCC" w:sz="1" w:space="0"/>
+            </w:tcBorders>
+            <w:shd w:val="clear" w:color="auto" w:fill="FFFFFF" w:themeFill="background1"/>
+            <w:tcMar>
+              <w:top w:w="80" w:type="dxa"/>
+              <w:left w:w="120" w:type="dxa"/>
+              <w:bottom w:w="80" w:type="dxa"/>
+              <w:right w:w="120" w:type="dxa"/>
+            </w:tcMar>
+            <w:vAlign w:val="center"/>
+          </w:tcPr>
+          <w:p>
+            <w:pPr>
+              <w:rPr>
+                <w:rFonts w:ascii="Times New Roman" w:hAnsi="Times New Roman" w:eastAsia="Times New Roman" w:cs="Times New Roman"/>
+              </w:rPr>
+            </w:pPr>
+            <w:r>
+              <w:rPr>
+                <w:rFonts w:ascii="Times New Roman" w:hAnsi="Times New Roman" w:eastAsia="Times New Roman" w:cs="Times New Roman"/>
+              </w:rPr>
               <w:t>Autenticarse Cliente, Autenticarse Gestor, Descargar Anexo (parcial)</w:t>
             </w:r>
           </w:p>
@@ -3051,12 +3868,12 @@
           <w:tcPr>
             <w:tcW w:w="2122" w:type="dxa"/>
             <w:tcBorders>
-              <w:top w:val="single" w:sz="1" w:space="0" w:color="CCCCCC"/>
-              <w:left w:val="single" w:sz="1" w:space="0" w:color="CCCCCC"/>
-              <w:bottom w:val="single" w:sz="1" w:space="0" w:color="CCCCCC"/>
-              <w:right w:val="single" w:sz="1" w:space="0" w:color="CCCCCC"/>
-            </w:tcBorders>
-            <w:shd w:val="clear" w:color="auto" w:fill="FFFFFF"/>
+              <w:top w:val="single" w:color="CCCCCC" w:sz="1" w:space="0"/>
+              <w:left w:val="single" w:color="CCCCCC" w:sz="1" w:space="0"/>
+              <w:bottom w:val="single" w:color="CCCCCC" w:sz="1" w:space="0"/>
+              <w:right w:val="single" w:color="CCCCCC" w:sz="1" w:space="0"/>
+            </w:tcBorders>
+            <w:shd w:val="clear" w:color="auto" w:fill="FFFFFF" w:themeFill="background1"/>
             <w:tcMar>
               <w:top w:w="80" w:type="dxa"/>
               <w:left w:w="120" w:type="dxa"/>
@@ -3068,8 +3885,14 @@
           <w:p>
             <w:pPr>
               <w:jc w:val="center"/>
-            </w:pPr>
-            <w:r>
+              <w:rPr>
+                <w:rFonts w:ascii="Times New Roman" w:hAnsi="Times New Roman" w:eastAsia="Times New Roman" w:cs="Times New Roman"/>
+              </w:rPr>
+            </w:pPr>
+            <w:r>
+              <w:rPr>
+                <w:rFonts w:ascii="Times New Roman" w:hAnsi="Times New Roman" w:eastAsia="Times New Roman" w:cs="Times New Roman"/>
+              </w:rPr>
               <w:t>✔ Cerrado – 28/03/2026</w:t>
             </w:r>
           </w:p>
@@ -3089,25 +3912,33 @@
           <w:tcPr>
             <w:tcW w:w="1782" w:type="dxa"/>
             <w:tcBorders>
-              <w:top w:val="single" w:sz="1" w:space="0" w:color="CCCCCC"/>
-              <w:left w:val="single" w:sz="1" w:space="0" w:color="CCCCCC"/>
-              <w:bottom w:val="single" w:sz="1" w:space="0" w:color="CCCCCC"/>
-              <w:right w:val="single" w:sz="1" w:space="0" w:color="CCCCCC"/>
-            </w:tcBorders>
-            <w:shd w:val="clear" w:color="auto" w:fill="F2F2F2"/>
-            <w:tcMar>
-              <w:top w:w="80" w:type="dxa"/>
-              <w:left w:w="120" w:type="dxa"/>
-              <w:bottom w:w="80" w:type="dxa"/>
-              <w:right w:w="120" w:type="dxa"/>
-            </w:tcMar>
-            <w:vAlign w:val="center"/>
-          </w:tcPr>
-          <w:p>
-            <w:r>
-              <w:rPr>
-                <w:b/>
-                <w:bCs/>
+              <w:top w:val="single" w:color="CCCCCC" w:sz="1" w:space="0"/>
+              <w:left w:val="single" w:color="CCCCCC" w:sz="1" w:space="0"/>
+              <w:bottom w:val="single" w:color="CCCCCC" w:sz="1" w:space="0"/>
+              <w:right w:val="single" w:color="CCCCCC" w:sz="1" w:space="0"/>
+            </w:tcBorders>
+            <w:shd w:val="clear" w:color="auto" w:fill="F2F2F2" w:themeFill="background1" w:themeFillShade="F2"/>
+            <w:tcMar>
+              <w:top w:w="80" w:type="dxa"/>
+              <w:left w:w="120" w:type="dxa"/>
+              <w:bottom w:w="80" w:type="dxa"/>
+              <w:right w:w="120" w:type="dxa"/>
+            </w:tcMar>
+            <w:vAlign w:val="center"/>
+          </w:tcPr>
+          <w:p>
+            <w:pPr>
+              <w:rPr>
+                <w:rFonts w:ascii="Times New Roman" w:hAnsi="Times New Roman" w:eastAsia="Times New Roman" w:cs="Times New Roman"/>
+                <w:b w:val="1"/>
+                <w:bCs w:val="1"/>
+              </w:rPr>
+            </w:pPr>
+            <w:r>
+              <w:rPr>
+                <w:rFonts w:ascii="Times New Roman" w:hAnsi="Times New Roman" w:eastAsia="Times New Roman" w:cs="Times New Roman"/>
+                <w:b w:val="1"/>
+                <w:bCs w:val="1"/>
               </w:rPr>
               <w:t>Sprint 2</w:t>
             </w:r>
@@ -3117,12 +3948,12 @@
           <w:tcPr>
             <w:tcW w:w="2632" w:type="dxa"/>
             <w:tcBorders>
-              <w:top w:val="single" w:sz="1" w:space="0" w:color="CCCCCC"/>
-              <w:left w:val="single" w:sz="1" w:space="0" w:color="CCCCCC"/>
-              <w:bottom w:val="single" w:sz="1" w:space="0" w:color="CCCCCC"/>
-              <w:right w:val="single" w:sz="1" w:space="0" w:color="CCCCCC"/>
-            </w:tcBorders>
-            <w:shd w:val="clear" w:color="auto" w:fill="FFFFFF"/>
+              <w:top w:val="single" w:color="CCCCCC" w:sz="1" w:space="0"/>
+              <w:left w:val="single" w:color="CCCCCC" w:sz="1" w:space="0"/>
+              <w:bottom w:val="single" w:color="CCCCCC" w:sz="1" w:space="0"/>
+              <w:right w:val="single" w:color="CCCCCC" w:sz="1" w:space="0"/>
+            </w:tcBorders>
+            <w:shd w:val="clear" w:color="auto" w:fill="FFFFFF" w:themeFill="background1"/>
             <w:tcMar>
               <w:top w:w="80" w:type="dxa"/>
               <w:left w:w="120" w:type="dxa"/>
@@ -3134,8 +3965,14 @@
           <w:p>
             <w:pPr>
               <w:jc w:val="center"/>
-            </w:pPr>
-            <w:r>
+              <w:rPr>
+                <w:rFonts w:ascii="Times New Roman" w:hAnsi="Times New Roman" w:eastAsia="Times New Roman" w:cs="Times New Roman"/>
+              </w:rPr>
+            </w:pPr>
+            <w:r>
+              <w:rPr>
+                <w:rFonts w:ascii="Times New Roman" w:hAnsi="Times New Roman" w:eastAsia="Times New Roman" w:cs="Times New Roman"/>
+              </w:rPr>
               <w:t>v1.0-sprint2</w:t>
             </w:r>
           </w:p>
@@ -3144,22 +3981,30 @@
           <w:tcPr>
             <w:tcW w:w="3395" w:type="dxa"/>
             <w:tcBorders>
-              <w:top w:val="single" w:sz="1" w:space="0" w:color="CCCCCC"/>
-              <w:left w:val="single" w:sz="1" w:space="0" w:color="CCCCCC"/>
-              <w:bottom w:val="single" w:sz="1" w:space="0" w:color="CCCCCC"/>
-              <w:right w:val="single" w:sz="1" w:space="0" w:color="CCCCCC"/>
-            </w:tcBorders>
-            <w:shd w:val="clear" w:color="auto" w:fill="FFFFFF"/>
-            <w:tcMar>
-              <w:top w:w="80" w:type="dxa"/>
-              <w:left w:w="120" w:type="dxa"/>
-              <w:bottom w:w="80" w:type="dxa"/>
-              <w:right w:w="120" w:type="dxa"/>
-            </w:tcMar>
-            <w:vAlign w:val="center"/>
-          </w:tcPr>
-          <w:p>
-            <w:r>
+              <w:top w:val="single" w:color="CCCCCC" w:sz="1" w:space="0"/>
+              <w:left w:val="single" w:color="CCCCCC" w:sz="1" w:space="0"/>
+              <w:bottom w:val="single" w:color="CCCCCC" w:sz="1" w:space="0"/>
+              <w:right w:val="single" w:color="CCCCCC" w:sz="1" w:space="0"/>
+            </w:tcBorders>
+            <w:shd w:val="clear" w:color="auto" w:fill="FFFFFF" w:themeFill="background1"/>
+            <w:tcMar>
+              <w:top w:w="80" w:type="dxa"/>
+              <w:left w:w="120" w:type="dxa"/>
+              <w:bottom w:w="80" w:type="dxa"/>
+              <w:right w:w="120" w:type="dxa"/>
+            </w:tcMar>
+            <w:vAlign w:val="center"/>
+          </w:tcPr>
+          <w:p>
+            <w:pPr>
+              <w:rPr>
+                <w:rFonts w:ascii="Times New Roman" w:hAnsi="Times New Roman" w:eastAsia="Times New Roman" w:cs="Times New Roman"/>
+              </w:rPr>
+            </w:pPr>
+            <w:r>
+              <w:rPr>
+                <w:rFonts w:ascii="Times New Roman" w:hAnsi="Times New Roman" w:eastAsia="Times New Roman" w:cs="Times New Roman"/>
+              </w:rPr>
               <w:t>Descargar Anexo, Consultar Radicados Cliente, Consultar Radicados Gestión, Cambiar Estado PQRS (parcial)</w:t>
             </w:r>
           </w:p>
@@ -3168,12 +4013,12 @@
           <w:tcPr>
             <w:tcW w:w="2122" w:type="dxa"/>
             <w:tcBorders>
-              <w:top w:val="single" w:sz="1" w:space="0" w:color="CCCCCC"/>
-              <w:left w:val="single" w:sz="1" w:space="0" w:color="CCCCCC"/>
-              <w:bottom w:val="single" w:sz="1" w:space="0" w:color="CCCCCC"/>
-              <w:right w:val="single" w:sz="1" w:space="0" w:color="CCCCCC"/>
-            </w:tcBorders>
-            <w:shd w:val="clear" w:color="auto" w:fill="FFFFFF"/>
+              <w:top w:val="single" w:color="CCCCCC" w:sz="1" w:space="0"/>
+              <w:left w:val="single" w:color="CCCCCC" w:sz="1" w:space="0"/>
+              <w:bottom w:val="single" w:color="CCCCCC" w:sz="1" w:space="0"/>
+              <w:right w:val="single" w:color="CCCCCC" w:sz="1" w:space="0"/>
+            </w:tcBorders>
+            <w:shd w:val="clear" w:color="auto" w:fill="FFFFFF" w:themeFill="background1"/>
             <w:tcMar>
               <w:top w:w="80" w:type="dxa"/>
               <w:left w:w="120" w:type="dxa"/>
@@ -3185,8 +4030,14 @@
           <w:p>
             <w:pPr>
               <w:jc w:val="center"/>
-            </w:pPr>
-            <w:r>
+              <w:rPr>
+                <w:rFonts w:ascii="Times New Roman" w:hAnsi="Times New Roman" w:eastAsia="Times New Roman" w:cs="Times New Roman"/>
+              </w:rPr>
+            </w:pPr>
+            <w:r>
+              <w:rPr>
+                <w:rFonts w:ascii="Times New Roman" w:hAnsi="Times New Roman" w:eastAsia="Times New Roman" w:cs="Times New Roman"/>
+              </w:rPr>
               <w:t>✔ Cerrado – 25/04/2026</w:t>
             </w:r>
           </w:p>
@@ -3206,25 +4057,33 @@
           <w:tcPr>
             <w:tcW w:w="1782" w:type="dxa"/>
             <w:tcBorders>
-              <w:top w:val="single" w:sz="1" w:space="0" w:color="CCCCCC"/>
-              <w:left w:val="single" w:sz="1" w:space="0" w:color="CCCCCC"/>
-              <w:bottom w:val="single" w:sz="1" w:space="0" w:color="CCCCCC"/>
-              <w:right w:val="single" w:sz="1" w:space="0" w:color="CCCCCC"/>
-            </w:tcBorders>
-            <w:shd w:val="clear" w:color="auto" w:fill="F2F2F2"/>
-            <w:tcMar>
-              <w:top w:w="80" w:type="dxa"/>
-              <w:left w:w="120" w:type="dxa"/>
-              <w:bottom w:w="80" w:type="dxa"/>
-              <w:right w:w="120" w:type="dxa"/>
-            </w:tcMar>
-            <w:vAlign w:val="center"/>
-          </w:tcPr>
-          <w:p>
-            <w:r>
-              <w:rPr>
-                <w:b/>
-                <w:bCs/>
+              <w:top w:val="single" w:color="CCCCCC" w:sz="1" w:space="0"/>
+              <w:left w:val="single" w:color="CCCCCC" w:sz="1" w:space="0"/>
+              <w:bottom w:val="single" w:color="CCCCCC" w:sz="1" w:space="0"/>
+              <w:right w:val="single" w:color="CCCCCC" w:sz="1" w:space="0"/>
+            </w:tcBorders>
+            <w:shd w:val="clear" w:color="auto" w:fill="F2F2F2" w:themeFill="background1" w:themeFillShade="F2"/>
+            <w:tcMar>
+              <w:top w:w="80" w:type="dxa"/>
+              <w:left w:w="120" w:type="dxa"/>
+              <w:bottom w:w="80" w:type="dxa"/>
+              <w:right w:w="120" w:type="dxa"/>
+            </w:tcMar>
+            <w:vAlign w:val="center"/>
+          </w:tcPr>
+          <w:p>
+            <w:pPr>
+              <w:rPr>
+                <w:rFonts w:ascii="Times New Roman" w:hAnsi="Times New Roman" w:eastAsia="Times New Roman" w:cs="Times New Roman"/>
+                <w:b w:val="1"/>
+                <w:bCs w:val="1"/>
+              </w:rPr>
+            </w:pPr>
+            <w:r>
+              <w:rPr>
+                <w:rFonts w:ascii="Times New Roman" w:hAnsi="Times New Roman" w:eastAsia="Times New Roman" w:cs="Times New Roman"/>
+                <w:b w:val="1"/>
+                <w:bCs w:val="1"/>
               </w:rPr>
               <w:t>Sprint 3</w:t>
             </w:r>
@@ -3234,12 +4093,12 @@
           <w:tcPr>
             <w:tcW w:w="2632" w:type="dxa"/>
             <w:tcBorders>
-              <w:top w:val="single" w:sz="1" w:space="0" w:color="CCCCCC"/>
-              <w:left w:val="single" w:sz="1" w:space="0" w:color="CCCCCC"/>
-              <w:bottom w:val="single" w:sz="1" w:space="0" w:color="CCCCCC"/>
-              <w:right w:val="single" w:sz="1" w:space="0" w:color="CCCCCC"/>
-            </w:tcBorders>
-            <w:shd w:val="clear" w:color="auto" w:fill="FFFFFF"/>
+              <w:top w:val="single" w:color="CCCCCC" w:sz="1" w:space="0"/>
+              <w:left w:val="single" w:color="CCCCCC" w:sz="1" w:space="0"/>
+              <w:bottom w:val="single" w:color="CCCCCC" w:sz="1" w:space="0"/>
+              <w:right w:val="single" w:color="CCCCCC" w:sz="1" w:space="0"/>
+            </w:tcBorders>
+            <w:shd w:val="clear" w:color="auto" w:fill="FFFFFF" w:themeFill="background1"/>
             <w:tcMar>
               <w:top w:w="80" w:type="dxa"/>
               <w:left w:w="120" w:type="dxa"/>
@@ -3251,8 +4110,14 @@
           <w:p>
             <w:pPr>
               <w:jc w:val="center"/>
-            </w:pPr>
-            <w:r>
+              <w:rPr>
+                <w:rFonts w:ascii="Times New Roman" w:hAnsi="Times New Roman" w:eastAsia="Times New Roman" w:cs="Times New Roman"/>
+              </w:rPr>
+            </w:pPr>
+            <w:r>
+              <w:rPr>
+                <w:rFonts w:ascii="Times New Roman" w:hAnsi="Times New Roman" w:eastAsia="Times New Roman" w:cs="Times New Roman"/>
+              </w:rPr>
               <w:t>v1.0-sprint3</w:t>
             </w:r>
           </w:p>
@@ -3261,22 +4126,30 @@
           <w:tcPr>
             <w:tcW w:w="3395" w:type="dxa"/>
             <w:tcBorders>
-              <w:top w:val="single" w:sz="1" w:space="0" w:color="CCCCCC"/>
-              <w:left w:val="single" w:sz="1" w:space="0" w:color="CCCCCC"/>
-              <w:bottom w:val="single" w:sz="1" w:space="0" w:color="CCCCCC"/>
-              <w:right w:val="single" w:sz="1" w:space="0" w:color="CCCCCC"/>
-            </w:tcBorders>
-            <w:shd w:val="clear" w:color="auto" w:fill="FFFFFF"/>
-            <w:tcMar>
-              <w:top w:w="80" w:type="dxa"/>
-              <w:left w:w="120" w:type="dxa"/>
-              <w:bottom w:w="80" w:type="dxa"/>
-              <w:right w:w="120" w:type="dxa"/>
-            </w:tcMar>
-            <w:vAlign w:val="center"/>
-          </w:tcPr>
-          <w:p>
-            <w:r>
+              <w:top w:val="single" w:color="CCCCCC" w:sz="1" w:space="0"/>
+              <w:left w:val="single" w:color="CCCCCC" w:sz="1" w:space="0"/>
+              <w:bottom w:val="single" w:color="CCCCCC" w:sz="1" w:space="0"/>
+              <w:right w:val="single" w:color="CCCCCC" w:sz="1" w:space="0"/>
+            </w:tcBorders>
+            <w:shd w:val="clear" w:color="auto" w:fill="FFFFFF" w:themeFill="background1"/>
+            <w:tcMar>
+              <w:top w:w="80" w:type="dxa"/>
+              <w:left w:w="120" w:type="dxa"/>
+              <w:bottom w:w="80" w:type="dxa"/>
+              <w:right w:w="120" w:type="dxa"/>
+            </w:tcMar>
+            <w:vAlign w:val="center"/>
+          </w:tcPr>
+          <w:p>
+            <w:pPr>
+              <w:rPr>
+                <w:rFonts w:ascii="Times New Roman" w:hAnsi="Times New Roman" w:eastAsia="Times New Roman" w:cs="Times New Roman"/>
+              </w:rPr>
+            </w:pPr>
+            <w:r>
+              <w:rPr>
+                <w:rFonts w:ascii="Times New Roman" w:hAnsi="Times New Roman" w:eastAsia="Times New Roman" w:cs="Times New Roman"/>
+              </w:rPr>
               <w:t>Cambiar Estado PQRS, Generar Reporte PDF (parcial)</w:t>
             </w:r>
           </w:p>
@@ -3285,12 +4158,12 @@
           <w:tcPr>
             <w:tcW w:w="2122" w:type="dxa"/>
             <w:tcBorders>
-              <w:top w:val="single" w:sz="1" w:space="0" w:color="CCCCCC"/>
-              <w:left w:val="single" w:sz="1" w:space="0" w:color="CCCCCC"/>
-              <w:bottom w:val="single" w:sz="1" w:space="0" w:color="CCCCCC"/>
-              <w:right w:val="single" w:sz="1" w:space="0" w:color="CCCCCC"/>
-            </w:tcBorders>
-            <w:shd w:val="clear" w:color="auto" w:fill="FFFFFF"/>
+              <w:top w:val="single" w:color="CCCCCC" w:sz="1" w:space="0"/>
+              <w:left w:val="single" w:color="CCCCCC" w:sz="1" w:space="0"/>
+              <w:bottom w:val="single" w:color="CCCCCC" w:sz="1" w:space="0"/>
+              <w:right w:val="single" w:color="CCCCCC" w:sz="1" w:space="0"/>
+            </w:tcBorders>
+            <w:shd w:val="clear" w:color="auto" w:fill="FFFFFF" w:themeFill="background1"/>
             <w:tcMar>
               <w:top w:w="80" w:type="dxa"/>
               <w:left w:w="120" w:type="dxa"/>
@@ -3302,8 +4175,14 @@
           <w:p>
             <w:pPr>
               <w:jc w:val="center"/>
-            </w:pPr>
-            <w:r>
+              <w:rPr>
+                <w:rFonts w:ascii="Times New Roman" w:hAnsi="Times New Roman" w:eastAsia="Times New Roman" w:cs="Times New Roman"/>
+              </w:rPr>
+            </w:pPr>
+            <w:r>
+              <w:rPr>
+                <w:rFonts w:ascii="Times New Roman" w:hAnsi="Times New Roman" w:eastAsia="Times New Roman" w:cs="Times New Roman"/>
+              </w:rPr>
               <w:t>✔ Cerrado – 10/05/2026</w:t>
             </w:r>
           </w:p>
@@ -3323,25 +4202,33 @@
           <w:tcPr>
             <w:tcW w:w="1782" w:type="dxa"/>
             <w:tcBorders>
-              <w:top w:val="single" w:sz="1" w:space="0" w:color="CCCCCC"/>
-              <w:left w:val="single" w:sz="1" w:space="0" w:color="CCCCCC"/>
-              <w:bottom w:val="single" w:sz="1" w:space="0" w:color="CCCCCC"/>
-              <w:right w:val="single" w:sz="1" w:space="0" w:color="CCCCCC"/>
-            </w:tcBorders>
-            <w:shd w:val="clear" w:color="auto" w:fill="F2F2F2"/>
-            <w:tcMar>
-              <w:top w:w="80" w:type="dxa"/>
-              <w:left w:w="120" w:type="dxa"/>
-              <w:bottom w:w="80" w:type="dxa"/>
-              <w:right w:w="120" w:type="dxa"/>
-            </w:tcMar>
-            <w:vAlign w:val="center"/>
-          </w:tcPr>
-          <w:p>
-            <w:r>
-              <w:rPr>
-                <w:b/>
-                <w:bCs/>
+              <w:top w:val="single" w:color="CCCCCC" w:sz="1" w:space="0"/>
+              <w:left w:val="single" w:color="CCCCCC" w:sz="1" w:space="0"/>
+              <w:bottom w:val="single" w:color="CCCCCC" w:sz="1" w:space="0"/>
+              <w:right w:val="single" w:color="CCCCCC" w:sz="1" w:space="0"/>
+            </w:tcBorders>
+            <w:shd w:val="clear" w:color="auto" w:fill="F2F2F2" w:themeFill="background1" w:themeFillShade="F2"/>
+            <w:tcMar>
+              <w:top w:w="80" w:type="dxa"/>
+              <w:left w:w="120" w:type="dxa"/>
+              <w:bottom w:w="80" w:type="dxa"/>
+              <w:right w:w="120" w:type="dxa"/>
+            </w:tcMar>
+            <w:vAlign w:val="center"/>
+          </w:tcPr>
+          <w:p>
+            <w:pPr>
+              <w:rPr>
+                <w:rFonts w:ascii="Times New Roman" w:hAnsi="Times New Roman" w:eastAsia="Times New Roman" w:cs="Times New Roman"/>
+                <w:b w:val="1"/>
+                <w:bCs w:val="1"/>
+              </w:rPr>
+            </w:pPr>
+            <w:r>
+              <w:rPr>
+                <w:rFonts w:ascii="Times New Roman" w:hAnsi="Times New Roman" w:eastAsia="Times New Roman" w:cs="Times New Roman"/>
+                <w:b w:val="1"/>
+                <w:bCs w:val="1"/>
               </w:rPr>
               <w:t>Sprint 4</w:t>
             </w:r>
@@ -3351,12 +4238,12 @@
           <w:tcPr>
             <w:tcW w:w="2632" w:type="dxa"/>
             <w:tcBorders>
-              <w:top w:val="single" w:sz="1" w:space="0" w:color="CCCCCC"/>
-              <w:left w:val="single" w:sz="1" w:space="0" w:color="CCCCCC"/>
-              <w:bottom w:val="single" w:sz="1" w:space="0" w:color="CCCCCC"/>
-              <w:right w:val="single" w:sz="1" w:space="0" w:color="CCCCCC"/>
-            </w:tcBorders>
-            <w:shd w:val="clear" w:color="auto" w:fill="FFFFFF"/>
+              <w:top w:val="single" w:color="CCCCCC" w:sz="1" w:space="0"/>
+              <w:left w:val="single" w:color="CCCCCC" w:sz="1" w:space="0"/>
+              <w:bottom w:val="single" w:color="CCCCCC" w:sz="1" w:space="0"/>
+              <w:right w:val="single" w:color="CCCCCC" w:sz="1" w:space="0"/>
+            </w:tcBorders>
+            <w:shd w:val="clear" w:color="auto" w:fill="FFFFFF" w:themeFill="background1"/>
             <w:tcMar>
               <w:top w:w="80" w:type="dxa"/>
               <w:left w:w="120" w:type="dxa"/>
@@ -3368,8 +4255,14 @@
           <w:p>
             <w:pPr>
               <w:jc w:val="center"/>
-            </w:pPr>
-            <w:r>
+              <w:rPr>
+                <w:rFonts w:ascii="Times New Roman" w:hAnsi="Times New Roman" w:eastAsia="Times New Roman" w:cs="Times New Roman"/>
+              </w:rPr>
+            </w:pPr>
+            <w:r>
+              <w:rPr>
+                <w:rFonts w:ascii="Times New Roman" w:hAnsi="Times New Roman" w:eastAsia="Times New Roman" w:cs="Times New Roman"/>
+              </w:rPr>
               <w:t>v1.0-sprint4</w:t>
             </w:r>
           </w:p>
@@ -3378,22 +4271,30 @@
           <w:tcPr>
             <w:tcW w:w="3395" w:type="dxa"/>
             <w:tcBorders>
-              <w:top w:val="single" w:sz="1" w:space="0" w:color="CCCCCC"/>
-              <w:left w:val="single" w:sz="1" w:space="0" w:color="CCCCCC"/>
-              <w:bottom w:val="single" w:sz="1" w:space="0" w:color="CCCCCC"/>
-              <w:right w:val="single" w:sz="1" w:space="0" w:color="CCCCCC"/>
-            </w:tcBorders>
-            <w:shd w:val="clear" w:color="auto" w:fill="FFFFFF"/>
-            <w:tcMar>
-              <w:top w:w="80" w:type="dxa"/>
-              <w:left w:w="120" w:type="dxa"/>
-              <w:bottom w:w="80" w:type="dxa"/>
-              <w:right w:w="120" w:type="dxa"/>
-            </w:tcMar>
-            <w:vAlign w:val="center"/>
-          </w:tcPr>
-          <w:p>
-            <w:r>
+              <w:top w:val="single" w:color="CCCCCC" w:sz="1" w:space="0"/>
+              <w:left w:val="single" w:color="CCCCCC" w:sz="1" w:space="0"/>
+              <w:bottom w:val="single" w:color="CCCCCC" w:sz="1" w:space="0"/>
+              <w:right w:val="single" w:color="CCCCCC" w:sz="1" w:space="0"/>
+            </w:tcBorders>
+            <w:shd w:val="clear" w:color="auto" w:fill="FFFFFF" w:themeFill="background1"/>
+            <w:tcMar>
+              <w:top w:w="80" w:type="dxa"/>
+              <w:left w:w="120" w:type="dxa"/>
+              <w:bottom w:w="80" w:type="dxa"/>
+              <w:right w:w="120" w:type="dxa"/>
+            </w:tcMar>
+            <w:vAlign w:val="center"/>
+          </w:tcPr>
+          <w:p>
+            <w:pPr>
+              <w:rPr>
+                <w:rFonts w:ascii="Times New Roman" w:hAnsi="Times New Roman" w:eastAsia="Times New Roman" w:cs="Times New Roman"/>
+              </w:rPr>
+            </w:pPr>
+            <w:r>
+              <w:rPr>
+                <w:rFonts w:ascii="Times New Roman" w:hAnsi="Times New Roman" w:eastAsia="Times New Roman" w:cs="Times New Roman"/>
+              </w:rPr>
               <w:t>Generar Reporte PDF, Radicar PQRS</w:t>
             </w:r>
           </w:p>
@@ -3402,12 +4303,12 @@
           <w:tcPr>
             <w:tcW w:w="2122" w:type="dxa"/>
             <w:tcBorders>
-              <w:top w:val="single" w:sz="1" w:space="0" w:color="CCCCCC"/>
-              <w:left w:val="single" w:sz="1" w:space="0" w:color="CCCCCC"/>
-              <w:bottom w:val="single" w:sz="1" w:space="0" w:color="CCCCCC"/>
-              <w:right w:val="single" w:sz="1" w:space="0" w:color="CCCCCC"/>
-            </w:tcBorders>
-            <w:shd w:val="clear" w:color="auto" w:fill="FFFFFF"/>
+              <w:top w:val="single" w:color="CCCCCC" w:sz="1" w:space="0"/>
+              <w:left w:val="single" w:color="CCCCCC" w:sz="1" w:space="0"/>
+              <w:bottom w:val="single" w:color="CCCCCC" w:sz="1" w:space="0"/>
+              <w:right w:val="single" w:color="CCCCCC" w:sz="1" w:space="0"/>
+            </w:tcBorders>
+            <w:shd w:val="clear" w:color="auto" w:fill="FFFFFF" w:themeFill="background1"/>
             <w:tcMar>
               <w:top w:w="80" w:type="dxa"/>
               <w:left w:w="120" w:type="dxa"/>
@@ -3419,26 +4320,46 @@
           <w:p>
             <w:pPr>
               <w:jc w:val="center"/>
-            </w:pPr>
-            <w:r>
+              <w:rPr>
+                <w:rFonts w:ascii="Times New Roman" w:hAnsi="Times New Roman" w:eastAsia="Times New Roman" w:cs="Times New Roman"/>
+              </w:rPr>
+            </w:pPr>
+            <w:r>
+              <w:rPr>
+                <w:rFonts w:ascii="Times New Roman" w:hAnsi="Times New Roman" w:eastAsia="Times New Roman" w:cs="Times New Roman"/>
+              </w:rPr>
               <w:t>✔ Cerrado – 23/05/2026</w:t>
             </w:r>
           </w:p>
         </w:tc>
       </w:tr>
     </w:tbl>
-    <w:p/>
+    <w:p>
+      <w:pPr>
+        <w:rPr>
+          <w:rFonts w:ascii="Times New Roman" w:hAnsi="Times New Roman" w:eastAsia="Times New Roman" w:cs="Times New Roman"/>
+        </w:rPr>
+      </w:pPr>
+    </w:p>
     <w:p>
       <w:pPr>
         <w:pBdr>
-          <w:bottom w:val="single" w:sz="6" w:space="1" w:color="2E74B5"/>
+          <w:bottom w:val="single" w:color="2E74B5" w:sz="6" w:space="1"/>
         </w:pBdr>
         <w:spacing w:before="320" w:after="160"/>
+        <w:rPr>
+          <w:rFonts w:ascii="Times New Roman" w:hAnsi="Times New Roman" w:eastAsia="Times New Roman" w:cs="Times New Roman"/>
+          <w:b w:val="1"/>
+          <w:bCs w:val="1"/>
+          <w:sz w:val="26"/>
+          <w:szCs w:val="26"/>
+        </w:rPr>
       </w:pPr>
       <w:r>
         <w:rPr>
-          <w:b/>
-          <w:bCs/>
+          <w:rFonts w:ascii="Times New Roman" w:hAnsi="Times New Roman" w:eastAsia="Times New Roman" w:cs="Times New Roman"/>
+          <w:b w:val="1"/>
+          <w:bCs w:val="1"/>
           <w:sz w:val="26"/>
           <w:szCs w:val="26"/>
         </w:rPr>
@@ -3449,12 +4370,12 @@
       <w:tblPr>
         <w:tblW w:w="9898" w:type="dxa"/>
         <w:tblBorders>
-          <w:top w:val="single" w:sz="4" w:space="0" w:color="auto"/>
-          <w:left w:val="single" w:sz="4" w:space="0" w:color="auto"/>
-          <w:bottom w:val="single" w:sz="4" w:space="0" w:color="auto"/>
-          <w:right w:val="single" w:sz="4" w:space="0" w:color="auto"/>
-          <w:insideH w:val="single" w:sz="4" w:space="0" w:color="auto"/>
-          <w:insideV w:val="single" w:sz="4" w:space="0" w:color="auto"/>
+          <w:top w:val="single" w:color="auto" w:sz="4" w:space="0"/>
+          <w:left w:val="single" w:color="auto" w:sz="4" w:space="0"/>
+          <w:bottom w:val="single" w:color="auto" w:sz="4" w:space="0"/>
+          <w:right w:val="single" w:color="auto" w:sz="4" w:space="0"/>
+          <w:insideH w:val="single" w:color="auto" w:sz="4" w:space="0"/>
+          <w:insideV w:val="single" w:color="auto" w:sz="4" w:space="0"/>
         </w:tblBorders>
         <w:tblCellMar>
           <w:left w:w="10" w:type="dxa"/>
@@ -3481,10 +4402,10 @@
           <w:tcPr>
             <w:tcW w:w="2644" w:type="dxa"/>
             <w:tcBorders>
-              <w:top w:val="single" w:sz="1" w:space="0" w:color="1F3864"/>
-              <w:left w:val="single" w:sz="1" w:space="0" w:color="1F3864"/>
-              <w:bottom w:val="single" w:sz="1" w:space="0" w:color="1F3864"/>
-              <w:right w:val="single" w:sz="1" w:space="0" w:color="1F3864"/>
+              <w:top w:val="single" w:color="1F3864" w:sz="1" w:space="0"/>
+              <w:left w:val="single" w:color="1F3864" w:sz="1" w:space="0"/>
+              <w:bottom w:val="single" w:color="1F3864" w:sz="1" w:space="0"/>
+              <w:right w:val="single" w:color="1F3864" w:sz="1" w:space="0"/>
             </w:tcBorders>
             <w:shd w:val="clear" w:color="auto" w:fill="700982"/>
             <w:tcMar>
@@ -3498,11 +4419,17 @@
           <w:p>
             <w:pPr>
               <w:jc w:val="center"/>
-            </w:pPr>
-            <w:r>
-              <w:rPr>
-                <w:b/>
-                <w:bCs/>
+              <w:rPr>
+                <w:rFonts w:ascii="Times New Roman" w:hAnsi="Times New Roman" w:eastAsia="Times New Roman" w:cs="Times New Roman"/>
+                <w:b w:val="1"/>
+                <w:bCs w:val="1"/>
+              </w:rPr>
+            </w:pPr>
+            <w:r>
+              <w:rPr>
+                <w:rFonts w:ascii="Times New Roman" w:hAnsi="Times New Roman" w:eastAsia="Times New Roman" w:cs="Times New Roman"/>
+                <w:b w:val="1"/>
+                <w:bCs w:val="1"/>
               </w:rPr>
               <w:t>Herramienta</w:t>
             </w:r>
@@ -3512,10 +4439,10 @@
           <w:tcPr>
             <w:tcW w:w="3553" w:type="dxa"/>
             <w:tcBorders>
-              <w:top w:val="single" w:sz="1" w:space="0" w:color="1F3864"/>
-              <w:left w:val="single" w:sz="1" w:space="0" w:color="1F3864"/>
-              <w:bottom w:val="single" w:sz="1" w:space="0" w:color="1F3864"/>
-              <w:right w:val="single" w:sz="1" w:space="0" w:color="1F3864"/>
+              <w:top w:val="single" w:color="1F3864" w:sz="1" w:space="0"/>
+              <w:left w:val="single" w:color="1F3864" w:sz="1" w:space="0"/>
+              <w:bottom w:val="single" w:color="1F3864" w:sz="1" w:space="0"/>
+              <w:right w:val="single" w:color="1F3864" w:sz="1" w:space="0"/>
             </w:tcBorders>
             <w:shd w:val="clear" w:color="auto" w:fill="700982"/>
             <w:tcMar>
@@ -3529,11 +4456,17 @@
           <w:p>
             <w:pPr>
               <w:jc w:val="center"/>
-            </w:pPr>
-            <w:r>
-              <w:rPr>
-                <w:b/>
-                <w:bCs/>
+              <w:rPr>
+                <w:rFonts w:ascii="Times New Roman" w:hAnsi="Times New Roman" w:eastAsia="Times New Roman" w:cs="Times New Roman"/>
+                <w:b w:val="1"/>
+                <w:bCs w:val="1"/>
+              </w:rPr>
+            </w:pPr>
+            <w:r>
+              <w:rPr>
+                <w:rFonts w:ascii="Times New Roman" w:hAnsi="Times New Roman" w:eastAsia="Times New Roman" w:cs="Times New Roman"/>
+                <w:b w:val="1"/>
+                <w:bCs w:val="1"/>
               </w:rPr>
               <w:t>Uso</w:t>
             </w:r>
@@ -3543,10 +4476,10 @@
           <w:tcPr>
             <w:tcW w:w="3701" w:type="dxa"/>
             <w:tcBorders>
-              <w:top w:val="single" w:sz="1" w:space="0" w:color="1F3864"/>
-              <w:left w:val="single" w:sz="1" w:space="0" w:color="1F3864"/>
-              <w:bottom w:val="single" w:sz="1" w:space="0" w:color="1F3864"/>
-              <w:right w:val="single" w:sz="1" w:space="0" w:color="1F3864"/>
+              <w:top w:val="single" w:color="1F3864" w:sz="1" w:space="0"/>
+              <w:left w:val="single" w:color="1F3864" w:sz="1" w:space="0"/>
+              <w:bottom w:val="single" w:color="1F3864" w:sz="1" w:space="0"/>
+              <w:right w:val="single" w:color="1F3864" w:sz="1" w:space="0"/>
             </w:tcBorders>
             <w:shd w:val="clear" w:color="auto" w:fill="700982"/>
             <w:tcMar>
@@ -3560,11 +4493,17 @@
           <w:p>
             <w:pPr>
               <w:jc w:val="center"/>
-            </w:pPr>
-            <w:r>
-              <w:rPr>
-                <w:b/>
-                <w:bCs/>
+              <w:rPr>
+                <w:rFonts w:ascii="Times New Roman" w:hAnsi="Times New Roman" w:eastAsia="Times New Roman" w:cs="Times New Roman"/>
+                <w:b w:val="1"/>
+                <w:bCs w:val="1"/>
+              </w:rPr>
+            </w:pPr>
+            <w:r>
+              <w:rPr>
+                <w:rFonts w:ascii="Times New Roman" w:hAnsi="Times New Roman" w:eastAsia="Times New Roman" w:cs="Times New Roman"/>
+                <w:b w:val="1"/>
+                <w:bCs w:val="1"/>
               </w:rPr>
               <w:t>Versión / URL</w:t>
             </w:r>
@@ -3585,25 +4524,33 @@
           <w:tcPr>
             <w:tcW w:w="2644" w:type="dxa"/>
             <w:tcBorders>
-              <w:top w:val="single" w:sz="1" w:space="0" w:color="CCCCCC"/>
-              <w:left w:val="single" w:sz="1" w:space="0" w:color="CCCCCC"/>
-              <w:bottom w:val="single" w:sz="1" w:space="0" w:color="CCCCCC"/>
-              <w:right w:val="single" w:sz="1" w:space="0" w:color="CCCCCC"/>
-            </w:tcBorders>
-            <w:shd w:val="clear" w:color="auto" w:fill="F2F2F2"/>
-            <w:tcMar>
-              <w:top w:w="80" w:type="dxa"/>
-              <w:left w:w="120" w:type="dxa"/>
-              <w:bottom w:w="80" w:type="dxa"/>
-              <w:right w:w="120" w:type="dxa"/>
-            </w:tcMar>
-            <w:vAlign w:val="center"/>
-          </w:tcPr>
-          <w:p>
-            <w:r>
-              <w:rPr>
-                <w:b/>
-                <w:bCs/>
+              <w:top w:val="single" w:color="CCCCCC" w:sz="1" w:space="0"/>
+              <w:left w:val="single" w:color="CCCCCC" w:sz="1" w:space="0"/>
+              <w:bottom w:val="single" w:color="CCCCCC" w:sz="1" w:space="0"/>
+              <w:right w:val="single" w:color="CCCCCC" w:sz="1" w:space="0"/>
+            </w:tcBorders>
+            <w:shd w:val="clear" w:color="auto" w:fill="F2F2F2" w:themeFill="background1" w:themeFillShade="F2"/>
+            <w:tcMar>
+              <w:top w:w="80" w:type="dxa"/>
+              <w:left w:w="120" w:type="dxa"/>
+              <w:bottom w:w="80" w:type="dxa"/>
+              <w:right w:w="120" w:type="dxa"/>
+            </w:tcMar>
+            <w:vAlign w:val="center"/>
+          </w:tcPr>
+          <w:p>
+            <w:pPr>
+              <w:rPr>
+                <w:rFonts w:ascii="Times New Roman" w:hAnsi="Times New Roman" w:eastAsia="Times New Roman" w:cs="Times New Roman"/>
+                <w:b w:val="1"/>
+                <w:bCs w:val="1"/>
+              </w:rPr>
+            </w:pPr>
+            <w:r>
+              <w:rPr>
+                <w:rFonts w:ascii="Times New Roman" w:hAnsi="Times New Roman" w:eastAsia="Times New Roman" w:cs="Times New Roman"/>
+                <w:b w:val="1"/>
+                <w:bCs w:val="1"/>
               </w:rPr>
               <w:t>GitHub</w:t>
             </w:r>
@@ -3613,82 +4560,112 @@
           <w:tcPr>
             <w:tcW w:w="3553" w:type="dxa"/>
             <w:tcBorders>
-              <w:top w:val="single" w:sz="1" w:space="0" w:color="CCCCCC"/>
-              <w:left w:val="single" w:sz="1" w:space="0" w:color="CCCCCC"/>
-              <w:bottom w:val="single" w:sz="1" w:space="0" w:color="CCCCCC"/>
-              <w:right w:val="single" w:sz="1" w:space="0" w:color="CCCCCC"/>
-            </w:tcBorders>
-            <w:shd w:val="clear" w:color="auto" w:fill="FFFFFF"/>
-            <w:tcMar>
-              <w:top w:w="80" w:type="dxa"/>
-              <w:left w:w="120" w:type="dxa"/>
-              <w:bottom w:w="80" w:type="dxa"/>
-              <w:right w:w="120" w:type="dxa"/>
-            </w:tcMar>
-            <w:vAlign w:val="center"/>
-          </w:tcPr>
-          <w:p>
-            <w:r>
+              <w:top w:val="single" w:color="CCCCCC" w:sz="1" w:space="0"/>
+              <w:left w:val="single" w:color="CCCCCC" w:sz="1" w:space="0"/>
+              <w:bottom w:val="single" w:color="CCCCCC" w:sz="1" w:space="0"/>
+              <w:right w:val="single" w:color="CCCCCC" w:sz="1" w:space="0"/>
+            </w:tcBorders>
+            <w:shd w:val="clear" w:color="auto" w:fill="FFFFFF" w:themeFill="background1"/>
+            <w:tcMar>
+              <w:top w:w="80" w:type="dxa"/>
+              <w:left w:w="120" w:type="dxa"/>
+              <w:bottom w:w="80" w:type="dxa"/>
+              <w:right w:w="120" w:type="dxa"/>
+            </w:tcMar>
+            <w:vAlign w:val="center"/>
+          </w:tcPr>
+          <w:p>
+            <w:pPr>
+              <w:rPr>
+                <w:rFonts w:ascii="Times New Roman" w:hAnsi="Times New Roman" w:eastAsia="Times New Roman" w:cs="Times New Roman"/>
+              </w:rPr>
+            </w:pPr>
+            <w:r>
+              <w:rPr>
+                <w:rFonts w:ascii="Times New Roman" w:hAnsi="Times New Roman" w:eastAsia="Times New Roman" w:cs="Times New Roman"/>
+              </w:rPr>
               <w:t xml:space="preserve">Control de versiones, ramas, </w:t>
             </w:r>
-            <w:proofErr w:type="spellStart"/>
-            <w:r>
+            <w:r>
+              <w:rPr>
+                <w:rFonts w:ascii="Times New Roman" w:hAnsi="Times New Roman" w:eastAsia="Times New Roman" w:cs="Times New Roman"/>
+              </w:rPr>
               <w:t>pull</w:t>
             </w:r>
-            <w:proofErr w:type="spellEnd"/>
-            <w:r>
+            <w:r>
+              <w:rPr>
+                <w:rFonts w:ascii="Times New Roman" w:hAnsi="Times New Roman" w:eastAsia="Times New Roman" w:cs="Times New Roman"/>
+              </w:rPr>
               <w:t xml:space="preserve"> </w:t>
             </w:r>
-            <w:proofErr w:type="spellStart"/>
-            <w:r>
+            <w:r>
+              <w:rPr>
+                <w:rFonts w:ascii="Times New Roman" w:hAnsi="Times New Roman" w:eastAsia="Times New Roman" w:cs="Times New Roman"/>
+              </w:rPr>
               <w:t>requests</w:t>
             </w:r>
-            <w:proofErr w:type="spellEnd"/>
-            <w:r>
+            <w:r>
+              <w:rPr>
+                <w:rFonts w:ascii="Times New Roman" w:hAnsi="Times New Roman" w:eastAsia="Times New Roman" w:cs="Times New Roman"/>
+              </w:rPr>
               <w:t xml:space="preserve">, </w:t>
             </w:r>
-            <w:proofErr w:type="spellStart"/>
-            <w:r>
+            <w:r>
+              <w:rPr>
+                <w:rFonts w:ascii="Times New Roman" w:hAnsi="Times New Roman" w:eastAsia="Times New Roman" w:cs="Times New Roman"/>
+              </w:rPr>
               <w:t>releases</w:t>
             </w:r>
-            <w:proofErr w:type="spellEnd"/>
           </w:p>
         </w:tc>
         <w:tc>
           <w:tcPr>
             <w:tcW w:w="3701" w:type="dxa"/>
             <w:tcBorders>
-              <w:top w:val="single" w:sz="1" w:space="0" w:color="CCCCCC"/>
-              <w:left w:val="single" w:sz="1" w:space="0" w:color="CCCCCC"/>
-              <w:bottom w:val="single" w:sz="1" w:space="0" w:color="CCCCCC"/>
-              <w:right w:val="single" w:sz="1" w:space="0" w:color="CCCCCC"/>
-            </w:tcBorders>
-            <w:shd w:val="clear" w:color="auto" w:fill="FFFFFF"/>
-            <w:tcMar>
-              <w:top w:w="80" w:type="dxa"/>
-              <w:left w:w="120" w:type="dxa"/>
-              <w:bottom w:w="80" w:type="dxa"/>
-              <w:right w:w="120" w:type="dxa"/>
-            </w:tcMar>
-            <w:vAlign w:val="center"/>
-          </w:tcPr>
-          <w:p>
-            <w:r>
+              <w:top w:val="single" w:color="CCCCCC" w:sz="1" w:space="0"/>
+              <w:left w:val="single" w:color="CCCCCC" w:sz="1" w:space="0"/>
+              <w:bottom w:val="single" w:color="CCCCCC" w:sz="1" w:space="0"/>
+              <w:right w:val="single" w:color="CCCCCC" w:sz="1" w:space="0"/>
+            </w:tcBorders>
+            <w:shd w:val="clear" w:color="auto" w:fill="FFFFFF" w:themeFill="background1"/>
+            <w:tcMar>
+              <w:top w:w="80" w:type="dxa"/>
+              <w:left w:w="120" w:type="dxa"/>
+              <w:bottom w:w="80" w:type="dxa"/>
+              <w:right w:w="120" w:type="dxa"/>
+            </w:tcMar>
+            <w:vAlign w:val="center"/>
+          </w:tcPr>
+          <w:p>
+            <w:pPr>
+              <w:rPr>
+                <w:rFonts w:ascii="Times New Roman" w:hAnsi="Times New Roman" w:eastAsia="Times New Roman" w:cs="Times New Roman"/>
+              </w:rPr>
+            </w:pPr>
+            <w:r>
+              <w:rPr>
+                <w:rFonts w:ascii="Times New Roman" w:hAnsi="Times New Roman" w:eastAsia="Times New Roman" w:cs="Times New Roman"/>
+              </w:rPr>
               <w:t>github.com/[</w:t>
             </w:r>
-            <w:proofErr w:type="spellStart"/>
-            <w:r>
+            <w:r>
+              <w:rPr>
+                <w:rFonts w:ascii="Times New Roman" w:hAnsi="Times New Roman" w:eastAsia="Times New Roman" w:cs="Times New Roman"/>
+              </w:rPr>
               <w:t>org</w:t>
             </w:r>
-            <w:proofErr w:type="spellEnd"/>
-            <w:r>
+            <w:r>
+              <w:rPr>
+                <w:rFonts w:ascii="Times New Roman" w:hAnsi="Times New Roman" w:eastAsia="Times New Roman" w:cs="Times New Roman"/>
+              </w:rPr>
               <w:t>]/sistema-</w:t>
             </w:r>
-            <w:proofErr w:type="spellStart"/>
-            <w:r>
+            <w:r>
+              <w:rPr>
+                <w:rFonts w:ascii="Times New Roman" w:hAnsi="Times New Roman" w:eastAsia="Times New Roman" w:cs="Times New Roman"/>
+              </w:rPr>
               <w:t>pqrs</w:t>
             </w:r>
-            <w:proofErr w:type="spellEnd"/>
           </w:p>
         </w:tc>
       </w:tr>
@@ -3706,25 +4683,33 @@
           <w:tcPr>
             <w:tcW w:w="2644" w:type="dxa"/>
             <w:tcBorders>
-              <w:top w:val="single" w:sz="1" w:space="0" w:color="CCCCCC"/>
-              <w:left w:val="single" w:sz="1" w:space="0" w:color="CCCCCC"/>
-              <w:bottom w:val="single" w:sz="1" w:space="0" w:color="CCCCCC"/>
-              <w:right w:val="single" w:sz="1" w:space="0" w:color="CCCCCC"/>
-            </w:tcBorders>
-            <w:shd w:val="clear" w:color="auto" w:fill="F2F2F2"/>
-            <w:tcMar>
-              <w:top w:w="80" w:type="dxa"/>
-              <w:left w:w="120" w:type="dxa"/>
-              <w:bottom w:w="80" w:type="dxa"/>
-              <w:right w:w="120" w:type="dxa"/>
-            </w:tcMar>
-            <w:vAlign w:val="center"/>
-          </w:tcPr>
-          <w:p>
-            <w:r>
-              <w:rPr>
-                <w:b/>
-                <w:bCs/>
+              <w:top w:val="single" w:color="CCCCCC" w:sz="1" w:space="0"/>
+              <w:left w:val="single" w:color="CCCCCC" w:sz="1" w:space="0"/>
+              <w:bottom w:val="single" w:color="CCCCCC" w:sz="1" w:space="0"/>
+              <w:right w:val="single" w:color="CCCCCC" w:sz="1" w:space="0"/>
+            </w:tcBorders>
+            <w:shd w:val="clear" w:color="auto" w:fill="F2F2F2" w:themeFill="background1" w:themeFillShade="F2"/>
+            <w:tcMar>
+              <w:top w:w="80" w:type="dxa"/>
+              <w:left w:w="120" w:type="dxa"/>
+              <w:bottom w:w="80" w:type="dxa"/>
+              <w:right w:w="120" w:type="dxa"/>
+            </w:tcMar>
+            <w:vAlign w:val="center"/>
+          </w:tcPr>
+          <w:p>
+            <w:pPr>
+              <w:rPr>
+                <w:rFonts w:ascii="Times New Roman" w:hAnsi="Times New Roman" w:eastAsia="Times New Roman" w:cs="Times New Roman"/>
+                <w:b w:val="1"/>
+                <w:bCs w:val="1"/>
+              </w:rPr>
+            </w:pPr>
+            <w:r>
+              <w:rPr>
+                <w:rFonts w:ascii="Times New Roman" w:hAnsi="Times New Roman" w:eastAsia="Times New Roman" w:cs="Times New Roman"/>
+                <w:b w:val="1"/>
+                <w:bCs w:val="1"/>
               </w:rPr>
               <w:t>Git</w:t>
             </w:r>
@@ -3734,22 +4719,30 @@
           <w:tcPr>
             <w:tcW w:w="3553" w:type="dxa"/>
             <w:tcBorders>
-              <w:top w:val="single" w:sz="1" w:space="0" w:color="CCCCCC"/>
-              <w:left w:val="single" w:sz="1" w:space="0" w:color="CCCCCC"/>
-              <w:bottom w:val="single" w:sz="1" w:space="0" w:color="CCCCCC"/>
-              <w:right w:val="single" w:sz="1" w:space="0" w:color="CCCCCC"/>
-            </w:tcBorders>
-            <w:shd w:val="clear" w:color="auto" w:fill="FFFFFF"/>
-            <w:tcMar>
-              <w:top w:w="80" w:type="dxa"/>
-              <w:left w:w="120" w:type="dxa"/>
-              <w:bottom w:w="80" w:type="dxa"/>
-              <w:right w:w="120" w:type="dxa"/>
-            </w:tcMar>
-            <w:vAlign w:val="center"/>
-          </w:tcPr>
-          <w:p>
-            <w:r>
+              <w:top w:val="single" w:color="CCCCCC" w:sz="1" w:space="0"/>
+              <w:left w:val="single" w:color="CCCCCC" w:sz="1" w:space="0"/>
+              <w:bottom w:val="single" w:color="CCCCCC" w:sz="1" w:space="0"/>
+              <w:right w:val="single" w:color="CCCCCC" w:sz="1" w:space="0"/>
+            </w:tcBorders>
+            <w:shd w:val="clear" w:color="auto" w:fill="FFFFFF" w:themeFill="background1"/>
+            <w:tcMar>
+              <w:top w:w="80" w:type="dxa"/>
+              <w:left w:w="120" w:type="dxa"/>
+              <w:bottom w:w="80" w:type="dxa"/>
+              <w:right w:w="120" w:type="dxa"/>
+            </w:tcMar>
+            <w:vAlign w:val="center"/>
+          </w:tcPr>
+          <w:p>
+            <w:pPr>
+              <w:rPr>
+                <w:rFonts w:ascii="Times New Roman" w:hAnsi="Times New Roman" w:eastAsia="Times New Roman" w:cs="Times New Roman"/>
+              </w:rPr>
+            </w:pPr>
+            <w:r>
+              <w:rPr>
+                <w:rFonts w:ascii="Times New Roman" w:hAnsi="Times New Roman" w:eastAsia="Times New Roman" w:cs="Times New Roman"/>
+              </w:rPr>
               <w:t>Versionado local y sincronización con remoto</w:t>
             </w:r>
           </w:p>
@@ -3758,22 +4751,30 @@
           <w:tcPr>
             <w:tcW w:w="3701" w:type="dxa"/>
             <w:tcBorders>
-              <w:top w:val="single" w:sz="1" w:space="0" w:color="CCCCCC"/>
-              <w:left w:val="single" w:sz="1" w:space="0" w:color="CCCCCC"/>
-              <w:bottom w:val="single" w:sz="1" w:space="0" w:color="CCCCCC"/>
-              <w:right w:val="single" w:sz="1" w:space="0" w:color="CCCCCC"/>
-            </w:tcBorders>
-            <w:shd w:val="clear" w:color="auto" w:fill="FFFFFF"/>
-            <w:tcMar>
-              <w:top w:w="80" w:type="dxa"/>
-              <w:left w:w="120" w:type="dxa"/>
-              <w:bottom w:w="80" w:type="dxa"/>
-              <w:right w:w="120" w:type="dxa"/>
-            </w:tcMar>
-            <w:vAlign w:val="center"/>
-          </w:tcPr>
-          <w:p>
-            <w:r>
+              <w:top w:val="single" w:color="CCCCCC" w:sz="1" w:space="0"/>
+              <w:left w:val="single" w:color="CCCCCC" w:sz="1" w:space="0"/>
+              <w:bottom w:val="single" w:color="CCCCCC" w:sz="1" w:space="0"/>
+              <w:right w:val="single" w:color="CCCCCC" w:sz="1" w:space="0"/>
+            </w:tcBorders>
+            <w:shd w:val="clear" w:color="auto" w:fill="FFFFFF" w:themeFill="background1"/>
+            <w:tcMar>
+              <w:top w:w="80" w:type="dxa"/>
+              <w:left w:w="120" w:type="dxa"/>
+              <w:bottom w:w="80" w:type="dxa"/>
+              <w:right w:w="120" w:type="dxa"/>
+            </w:tcMar>
+            <w:vAlign w:val="center"/>
+          </w:tcPr>
+          <w:p>
+            <w:pPr>
+              <w:rPr>
+                <w:rFonts w:ascii="Times New Roman" w:hAnsi="Times New Roman" w:eastAsia="Times New Roman" w:cs="Times New Roman"/>
+              </w:rPr>
+            </w:pPr>
+            <w:r>
+              <w:rPr>
+                <w:rFonts w:ascii="Times New Roman" w:hAnsi="Times New Roman" w:eastAsia="Times New Roman" w:cs="Times New Roman"/>
+              </w:rPr>
               <w:t>v2.x</w:t>
             </w:r>
           </w:p>
@@ -3793,27 +4794,49 @@
           <w:tcPr>
             <w:tcW w:w="2644" w:type="dxa"/>
             <w:tcBorders>
-              <w:top w:val="single" w:sz="1" w:space="0" w:color="CCCCCC"/>
-              <w:left w:val="single" w:sz="1" w:space="0" w:color="CCCCCC"/>
-              <w:bottom w:val="single" w:sz="1" w:space="0" w:color="CCCCCC"/>
-              <w:right w:val="single" w:sz="1" w:space="0" w:color="CCCCCC"/>
-            </w:tcBorders>
-            <w:shd w:val="clear" w:color="auto" w:fill="F2F2F2"/>
-            <w:tcMar>
-              <w:top w:w="80" w:type="dxa"/>
-              <w:left w:w="120" w:type="dxa"/>
-              <w:bottom w:w="80" w:type="dxa"/>
-              <w:right w:w="120" w:type="dxa"/>
-            </w:tcMar>
-            <w:vAlign w:val="center"/>
-          </w:tcPr>
-          <w:p>
-            <w:r>
-              <w:rPr>
-                <w:b/>
-                <w:bCs/>
-              </w:rPr>
-              <w:t>Google Drive</w:t>
+              <w:top w:val="single" w:color="CCCCCC" w:sz="1" w:space="0"/>
+              <w:left w:val="single" w:color="CCCCCC" w:sz="1" w:space="0"/>
+              <w:bottom w:val="single" w:color="CCCCCC" w:sz="1" w:space="0"/>
+              <w:right w:val="single" w:color="CCCCCC" w:sz="1" w:space="0"/>
+            </w:tcBorders>
+            <w:shd w:val="clear" w:color="auto" w:fill="F2F2F2" w:themeFill="background1" w:themeFillShade="F2"/>
+            <w:tcMar>
+              <w:top w:w="80" w:type="dxa"/>
+              <w:left w:w="120" w:type="dxa"/>
+              <w:bottom w:w="80" w:type="dxa"/>
+              <w:right w:w="120" w:type="dxa"/>
+            </w:tcMar>
+            <w:vAlign w:val="center"/>
+          </w:tcPr>
+          <w:p>
+            <w:pPr>
+              <w:pStyle w:val="Normal"/>
+              <w:suppressLineNumbers w:val="0"/>
+              <w:bidi w:val="0"/>
+              <w:spacing w:before="0" w:beforeAutospacing="off" w:after="0" w:afterAutospacing="off" w:line="259" w:lineRule="auto"/>
+              <w:ind w:left="0" w:right="0"/>
+              <w:jc w:val="left"/>
+              <w:rPr>
+                <w:rFonts w:ascii="Times New Roman" w:hAnsi="Times New Roman" w:eastAsia="Times New Roman" w:cs="Times New Roman"/>
+                <w:b w:val="1"/>
+                <w:bCs w:val="1"/>
+              </w:rPr>
+            </w:pPr>
+            <w:r>
+              <w:rPr>
+                <w:rFonts w:ascii="Times New Roman" w:hAnsi="Times New Roman" w:eastAsia="Times New Roman" w:cs="Times New Roman"/>
+                <w:b w:val="1"/>
+                <w:bCs w:val="1"/>
+              </w:rPr>
+              <w:t>G</w:t>
+            </w:r>
+            <w:r>
+              <w:rPr>
+                <w:rFonts w:ascii="Times New Roman" w:hAnsi="Times New Roman" w:eastAsia="Times New Roman" w:cs="Times New Roman"/>
+                <w:b w:val="1"/>
+                <w:bCs w:val="1"/>
+              </w:rPr>
+              <w:t>ithub</w:t>
             </w:r>
           </w:p>
         </w:tc>
@@ -3821,22 +4844,30 @@
           <w:tcPr>
             <w:tcW w:w="3553" w:type="dxa"/>
             <w:tcBorders>
-              <w:top w:val="single" w:sz="1" w:space="0" w:color="CCCCCC"/>
-              <w:left w:val="single" w:sz="1" w:space="0" w:color="CCCCCC"/>
-              <w:bottom w:val="single" w:sz="1" w:space="0" w:color="CCCCCC"/>
-              <w:right w:val="single" w:sz="1" w:space="0" w:color="CCCCCC"/>
-            </w:tcBorders>
-            <w:shd w:val="clear" w:color="auto" w:fill="FFFFFF"/>
-            <w:tcMar>
-              <w:top w:w="80" w:type="dxa"/>
-              <w:left w:w="120" w:type="dxa"/>
-              <w:bottom w:w="80" w:type="dxa"/>
-              <w:right w:w="120" w:type="dxa"/>
-            </w:tcMar>
-            <w:vAlign w:val="center"/>
-          </w:tcPr>
-          <w:p>
-            <w:r>
+              <w:top w:val="single" w:color="CCCCCC" w:sz="1" w:space="0"/>
+              <w:left w:val="single" w:color="CCCCCC" w:sz="1" w:space="0"/>
+              <w:bottom w:val="single" w:color="CCCCCC" w:sz="1" w:space="0"/>
+              <w:right w:val="single" w:color="CCCCCC" w:sz="1" w:space="0"/>
+            </w:tcBorders>
+            <w:shd w:val="clear" w:color="auto" w:fill="FFFFFF" w:themeFill="background1"/>
+            <w:tcMar>
+              <w:top w:w="80" w:type="dxa"/>
+              <w:left w:w="120" w:type="dxa"/>
+              <w:bottom w:w="80" w:type="dxa"/>
+              <w:right w:w="120" w:type="dxa"/>
+            </w:tcMar>
+            <w:vAlign w:val="center"/>
+          </w:tcPr>
+          <w:p>
+            <w:pPr>
+              <w:rPr>
+                <w:rFonts w:ascii="Times New Roman" w:hAnsi="Times New Roman" w:eastAsia="Times New Roman" w:cs="Times New Roman"/>
+              </w:rPr>
+            </w:pPr>
+            <w:r>
+              <w:rPr>
+                <w:rFonts w:ascii="Times New Roman" w:hAnsi="Times New Roman" w:eastAsia="Times New Roman" w:cs="Times New Roman"/>
+              </w:rPr>
               <w:t>Almacenamiento de documentación, actas, prototipos</w:t>
             </w:r>
           </w:p>
@@ -3845,23 +4876,37 @@
           <w:tcPr>
             <w:tcW w:w="3701" w:type="dxa"/>
             <w:tcBorders>
-              <w:top w:val="single" w:sz="1" w:space="0" w:color="CCCCCC"/>
-              <w:left w:val="single" w:sz="1" w:space="0" w:color="CCCCCC"/>
-              <w:bottom w:val="single" w:sz="1" w:space="0" w:color="CCCCCC"/>
-              <w:right w:val="single" w:sz="1" w:space="0" w:color="CCCCCC"/>
-            </w:tcBorders>
-            <w:shd w:val="clear" w:color="auto" w:fill="FFFFFF"/>
-            <w:tcMar>
-              <w:top w:w="80" w:type="dxa"/>
-              <w:left w:w="120" w:type="dxa"/>
-              <w:bottom w:w="80" w:type="dxa"/>
-              <w:right w:w="120" w:type="dxa"/>
-            </w:tcMar>
-            <w:vAlign w:val="center"/>
-          </w:tcPr>
-          <w:p>
-            <w:r>
-              <w:t>drive.google.com</w:t>
+              <w:top w:val="single" w:color="CCCCCC" w:sz="1" w:space="0"/>
+              <w:left w:val="single" w:color="CCCCCC" w:sz="1" w:space="0"/>
+              <w:bottom w:val="single" w:color="CCCCCC" w:sz="1" w:space="0"/>
+              <w:right w:val="single" w:color="CCCCCC" w:sz="1" w:space="0"/>
+            </w:tcBorders>
+            <w:shd w:val="clear" w:color="auto" w:fill="FFFFFF" w:themeFill="background1"/>
+            <w:tcMar>
+              <w:top w:w="80" w:type="dxa"/>
+              <w:left w:w="120" w:type="dxa"/>
+              <w:bottom w:w="80" w:type="dxa"/>
+              <w:right w:w="120" w:type="dxa"/>
+            </w:tcMar>
+            <w:vAlign w:val="center"/>
+          </w:tcPr>
+          <w:p>
+            <w:pPr>
+              <w:rPr>
+                <w:rFonts w:ascii="Times New Roman" w:hAnsi="Times New Roman" w:eastAsia="Times New Roman" w:cs="Times New Roman"/>
+              </w:rPr>
+            </w:pPr>
+            <w:r>
+              <w:rPr>
+                <w:rFonts w:ascii="Times New Roman" w:hAnsi="Times New Roman" w:eastAsia="Times New Roman" w:cs="Times New Roman"/>
+              </w:rPr>
+              <w:t>github.com/JV0KR/</w:t>
+            </w:r>
+            <w:r>
+              <w:rPr>
+                <w:rFonts w:ascii="Times New Roman" w:hAnsi="Times New Roman" w:eastAsia="Times New Roman" w:cs="Times New Roman"/>
+              </w:rPr>
+              <w:t>PQRS.git</w:t>
             </w:r>
           </w:p>
         </w:tc>
@@ -3880,27 +4925,35 @@
           <w:tcPr>
             <w:tcW w:w="2644" w:type="dxa"/>
             <w:tcBorders>
-              <w:top w:val="single" w:sz="1" w:space="0" w:color="CCCCCC"/>
-              <w:left w:val="single" w:sz="1" w:space="0" w:color="CCCCCC"/>
-              <w:bottom w:val="single" w:sz="1" w:space="0" w:color="CCCCCC"/>
-              <w:right w:val="single" w:sz="1" w:space="0" w:color="CCCCCC"/>
-            </w:tcBorders>
-            <w:shd w:val="clear" w:color="auto" w:fill="F2F2F2"/>
-            <w:tcMar>
-              <w:top w:w="80" w:type="dxa"/>
-              <w:left w:w="120" w:type="dxa"/>
-              <w:bottom w:w="80" w:type="dxa"/>
-              <w:right w:w="120" w:type="dxa"/>
-            </w:tcMar>
-            <w:vAlign w:val="center"/>
-          </w:tcPr>
-          <w:p>
-            <w:r>
-              <w:rPr>
-                <w:b/>
-                <w:bCs/>
-              </w:rPr>
-              <w:t>Figma</w:t>
+              <w:top w:val="single" w:color="CCCCCC" w:sz="1" w:space="0"/>
+              <w:left w:val="single" w:color="CCCCCC" w:sz="1" w:space="0"/>
+              <w:bottom w:val="single" w:color="CCCCCC" w:sz="1" w:space="0"/>
+              <w:right w:val="single" w:color="CCCCCC" w:sz="1" w:space="0"/>
+            </w:tcBorders>
+            <w:shd w:val="clear" w:color="auto" w:fill="F2F2F2" w:themeFill="background1" w:themeFillShade="F2"/>
+            <w:tcMar>
+              <w:top w:w="80" w:type="dxa"/>
+              <w:left w:w="120" w:type="dxa"/>
+              <w:bottom w:w="80" w:type="dxa"/>
+              <w:right w:w="120" w:type="dxa"/>
+            </w:tcMar>
+            <w:vAlign w:val="center"/>
+          </w:tcPr>
+          <w:p>
+            <w:pPr>
+              <w:rPr>
+                <w:rFonts w:ascii="Times New Roman" w:hAnsi="Times New Roman" w:eastAsia="Times New Roman" w:cs="Times New Roman"/>
+                <w:b w:val="1"/>
+                <w:bCs w:val="1"/>
+              </w:rPr>
+            </w:pPr>
+            <w:r>
+              <w:rPr>
+                <w:rFonts w:ascii="Times New Roman" w:hAnsi="Times New Roman" w:eastAsia="Times New Roman" w:cs="Times New Roman"/>
+                <w:b w:val="1"/>
+                <w:bCs w:val="1"/>
+              </w:rPr>
+              <w:t>HTML/CSS</w:t>
             </w:r>
           </w:p>
         </w:tc>
@@ -3908,22 +4961,30 @@
           <w:tcPr>
             <w:tcW w:w="3553" w:type="dxa"/>
             <w:tcBorders>
-              <w:top w:val="single" w:sz="1" w:space="0" w:color="CCCCCC"/>
-              <w:left w:val="single" w:sz="1" w:space="0" w:color="CCCCCC"/>
-              <w:bottom w:val="single" w:sz="1" w:space="0" w:color="CCCCCC"/>
-              <w:right w:val="single" w:sz="1" w:space="0" w:color="CCCCCC"/>
-            </w:tcBorders>
-            <w:shd w:val="clear" w:color="auto" w:fill="FFFFFF"/>
-            <w:tcMar>
-              <w:top w:w="80" w:type="dxa"/>
-              <w:left w:w="120" w:type="dxa"/>
-              <w:bottom w:w="80" w:type="dxa"/>
-              <w:right w:w="120" w:type="dxa"/>
-            </w:tcMar>
-            <w:vAlign w:val="center"/>
-          </w:tcPr>
-          <w:p>
-            <w:r>
+              <w:top w:val="single" w:color="CCCCCC" w:sz="1" w:space="0"/>
+              <w:left w:val="single" w:color="CCCCCC" w:sz="1" w:space="0"/>
+              <w:bottom w:val="single" w:color="CCCCCC" w:sz="1" w:space="0"/>
+              <w:right w:val="single" w:color="CCCCCC" w:sz="1" w:space="0"/>
+            </w:tcBorders>
+            <w:shd w:val="clear" w:color="auto" w:fill="FFFFFF" w:themeFill="background1"/>
+            <w:tcMar>
+              <w:top w:w="80" w:type="dxa"/>
+              <w:left w:w="120" w:type="dxa"/>
+              <w:bottom w:w="80" w:type="dxa"/>
+              <w:right w:w="120" w:type="dxa"/>
+            </w:tcMar>
+            <w:vAlign w:val="center"/>
+          </w:tcPr>
+          <w:p>
+            <w:pPr>
+              <w:rPr>
+                <w:rFonts w:ascii="Times New Roman" w:hAnsi="Times New Roman" w:eastAsia="Times New Roman" w:cs="Times New Roman"/>
+              </w:rPr>
+            </w:pPr>
+            <w:r>
+              <w:rPr>
+                <w:rFonts w:ascii="Times New Roman" w:hAnsi="Times New Roman" w:eastAsia="Times New Roman" w:cs="Times New Roman"/>
+              </w:rPr>
               <w:t>Diseño de prototipos y mockups de interfaz</w:t>
             </w:r>
           </w:p>
@@ -3932,23 +4993,31 @@
           <w:tcPr>
             <w:tcW w:w="3701" w:type="dxa"/>
             <w:tcBorders>
-              <w:top w:val="single" w:sz="1" w:space="0" w:color="CCCCCC"/>
-              <w:left w:val="single" w:sz="1" w:space="0" w:color="CCCCCC"/>
-              <w:bottom w:val="single" w:sz="1" w:space="0" w:color="CCCCCC"/>
-              <w:right w:val="single" w:sz="1" w:space="0" w:color="CCCCCC"/>
-            </w:tcBorders>
-            <w:shd w:val="clear" w:color="auto" w:fill="FFFFFF"/>
-            <w:tcMar>
-              <w:top w:w="80" w:type="dxa"/>
-              <w:left w:w="120" w:type="dxa"/>
-              <w:bottom w:w="80" w:type="dxa"/>
-              <w:right w:w="120" w:type="dxa"/>
-            </w:tcMar>
-            <w:vAlign w:val="center"/>
-          </w:tcPr>
-          <w:p>
-            <w:r>
-              <w:t>figma.com</w:t>
+              <w:top w:val="single" w:color="CCCCCC" w:sz="1" w:space="0"/>
+              <w:left w:val="single" w:color="CCCCCC" w:sz="1" w:space="0"/>
+              <w:bottom w:val="single" w:color="CCCCCC" w:sz="1" w:space="0"/>
+              <w:right w:val="single" w:color="CCCCCC" w:sz="1" w:space="0"/>
+            </w:tcBorders>
+            <w:shd w:val="clear" w:color="auto" w:fill="FFFFFF" w:themeFill="background1"/>
+            <w:tcMar>
+              <w:top w:w="80" w:type="dxa"/>
+              <w:left w:w="120" w:type="dxa"/>
+              <w:bottom w:w="80" w:type="dxa"/>
+              <w:right w:w="120" w:type="dxa"/>
+            </w:tcMar>
+            <w:vAlign w:val="center"/>
+          </w:tcPr>
+          <w:p>
+            <w:pPr>
+              <w:rPr>
+                <w:rFonts w:ascii="Times New Roman" w:hAnsi="Times New Roman" w:eastAsia="Times New Roman" w:cs="Times New Roman"/>
+              </w:rPr>
+            </w:pPr>
+            <w:r>
+              <w:rPr>
+                <w:rFonts w:ascii="Times New Roman" w:hAnsi="Times New Roman" w:eastAsia="Times New Roman" w:cs="Times New Roman"/>
+              </w:rPr>
+              <w:t>github.com/JV0KR/PQRS.git</w:t>
             </w:r>
           </w:p>
         </w:tc>
@@ -3967,25 +5036,33 @@
           <w:tcPr>
             <w:tcW w:w="2644" w:type="dxa"/>
             <w:tcBorders>
-              <w:top w:val="single" w:sz="1" w:space="0" w:color="CCCCCC"/>
-              <w:left w:val="single" w:sz="1" w:space="0" w:color="CCCCCC"/>
-              <w:bottom w:val="single" w:sz="1" w:space="0" w:color="CCCCCC"/>
-              <w:right w:val="single" w:sz="1" w:space="0" w:color="CCCCCC"/>
-            </w:tcBorders>
-            <w:shd w:val="clear" w:color="auto" w:fill="F2F2F2"/>
-            <w:tcMar>
-              <w:top w:w="80" w:type="dxa"/>
-              <w:left w:w="120" w:type="dxa"/>
-              <w:bottom w:w="80" w:type="dxa"/>
-              <w:right w:w="120" w:type="dxa"/>
-            </w:tcMar>
-            <w:vAlign w:val="center"/>
-          </w:tcPr>
-          <w:p>
-            <w:r>
-              <w:rPr>
-                <w:b/>
-                <w:bCs/>
+              <w:top w:val="single" w:color="CCCCCC" w:sz="1" w:space="0"/>
+              <w:left w:val="single" w:color="CCCCCC" w:sz="1" w:space="0"/>
+              <w:bottom w:val="single" w:color="CCCCCC" w:sz="1" w:space="0"/>
+              <w:right w:val="single" w:color="CCCCCC" w:sz="1" w:space="0"/>
+            </w:tcBorders>
+            <w:shd w:val="clear" w:color="auto" w:fill="F2F2F2" w:themeFill="background1" w:themeFillShade="F2"/>
+            <w:tcMar>
+              <w:top w:w="80" w:type="dxa"/>
+              <w:left w:w="120" w:type="dxa"/>
+              <w:bottom w:w="80" w:type="dxa"/>
+              <w:right w:w="120" w:type="dxa"/>
+            </w:tcMar>
+            <w:vAlign w:val="center"/>
+          </w:tcPr>
+          <w:p>
+            <w:pPr>
+              <w:rPr>
+                <w:rFonts w:ascii="Times New Roman" w:hAnsi="Times New Roman" w:eastAsia="Times New Roman" w:cs="Times New Roman"/>
+                <w:b w:val="1"/>
+                <w:bCs w:val="1"/>
+              </w:rPr>
+            </w:pPr>
+            <w:r>
+              <w:rPr>
+                <w:rFonts w:ascii="Times New Roman" w:hAnsi="Times New Roman" w:eastAsia="Times New Roman" w:cs="Times New Roman"/>
+                <w:b w:val="1"/>
+                <w:bCs w:val="1"/>
               </w:rPr>
               <w:t>Scrum Board</w:t>
             </w:r>
@@ -3995,30 +5072,42 @@
           <w:tcPr>
             <w:tcW w:w="3553" w:type="dxa"/>
             <w:tcBorders>
-              <w:top w:val="single" w:sz="1" w:space="0" w:color="CCCCCC"/>
-              <w:left w:val="single" w:sz="1" w:space="0" w:color="CCCCCC"/>
-              <w:bottom w:val="single" w:sz="1" w:space="0" w:color="CCCCCC"/>
-              <w:right w:val="single" w:sz="1" w:space="0" w:color="CCCCCC"/>
-            </w:tcBorders>
-            <w:shd w:val="clear" w:color="auto" w:fill="FFFFFF"/>
-            <w:tcMar>
-              <w:top w:w="80" w:type="dxa"/>
-              <w:left w:w="120" w:type="dxa"/>
-              <w:bottom w:w="80" w:type="dxa"/>
-              <w:right w:w="120" w:type="dxa"/>
-            </w:tcMar>
-            <w:vAlign w:val="center"/>
-          </w:tcPr>
-          <w:p>
-            <w:r>
+              <w:top w:val="single" w:color="CCCCCC" w:sz="1" w:space="0"/>
+              <w:left w:val="single" w:color="CCCCCC" w:sz="1" w:space="0"/>
+              <w:bottom w:val="single" w:color="CCCCCC" w:sz="1" w:space="0"/>
+              <w:right w:val="single" w:color="CCCCCC" w:sz="1" w:space="0"/>
+            </w:tcBorders>
+            <w:shd w:val="clear" w:color="auto" w:fill="FFFFFF" w:themeFill="background1"/>
+            <w:tcMar>
+              <w:top w:w="80" w:type="dxa"/>
+              <w:left w:w="120" w:type="dxa"/>
+              <w:bottom w:w="80" w:type="dxa"/>
+              <w:right w:w="120" w:type="dxa"/>
+            </w:tcMar>
+            <w:vAlign w:val="center"/>
+          </w:tcPr>
+          <w:p>
+            <w:pPr>
+              <w:rPr>
+                <w:rFonts w:ascii="Times New Roman" w:hAnsi="Times New Roman" w:eastAsia="Times New Roman" w:cs="Times New Roman"/>
+              </w:rPr>
+            </w:pPr>
+            <w:r>
+              <w:rPr>
+                <w:rFonts w:ascii="Times New Roman" w:hAnsi="Times New Roman" w:eastAsia="Times New Roman" w:cs="Times New Roman"/>
+              </w:rPr>
               <w:t xml:space="preserve">Seguimiento de </w:t>
             </w:r>
-            <w:proofErr w:type="spellStart"/>
-            <w:r>
+            <w:r>
+              <w:rPr>
+                <w:rFonts w:ascii="Times New Roman" w:hAnsi="Times New Roman" w:eastAsia="Times New Roman" w:cs="Times New Roman"/>
+              </w:rPr>
               <w:t>sprints</w:t>
             </w:r>
-            <w:proofErr w:type="spellEnd"/>
-            <w:r>
+            <w:r>
+              <w:rPr>
+                <w:rFonts w:ascii="Times New Roman" w:hAnsi="Times New Roman" w:eastAsia="Times New Roman" w:cs="Times New Roman"/>
+              </w:rPr>
               <w:t>, backlog y tareas</w:t>
             </w:r>
           </w:p>
@@ -4027,45 +5116,68 @@
           <w:tcPr>
             <w:tcW w:w="3701" w:type="dxa"/>
             <w:tcBorders>
-              <w:top w:val="single" w:sz="1" w:space="0" w:color="CCCCCC"/>
-              <w:left w:val="single" w:sz="1" w:space="0" w:color="CCCCCC"/>
-              <w:bottom w:val="single" w:sz="1" w:space="0" w:color="CCCCCC"/>
-              <w:right w:val="single" w:sz="1" w:space="0" w:color="CCCCCC"/>
-            </w:tcBorders>
-            <w:shd w:val="clear" w:color="auto" w:fill="FFFFFF"/>
-            <w:tcMar>
-              <w:top w:w="80" w:type="dxa"/>
-              <w:left w:w="120" w:type="dxa"/>
-              <w:bottom w:w="80" w:type="dxa"/>
-              <w:right w:w="120" w:type="dxa"/>
-            </w:tcMar>
-            <w:vAlign w:val="center"/>
-          </w:tcPr>
-          <w:p>
-            <w:r>
+              <w:top w:val="single" w:color="CCCCCC" w:sz="1" w:space="0"/>
+              <w:left w:val="single" w:color="CCCCCC" w:sz="1" w:space="0"/>
+              <w:bottom w:val="single" w:color="CCCCCC" w:sz="1" w:space="0"/>
+              <w:right w:val="single" w:color="CCCCCC" w:sz="1" w:space="0"/>
+            </w:tcBorders>
+            <w:shd w:val="clear" w:color="auto" w:fill="FFFFFF" w:themeFill="background1"/>
+            <w:tcMar>
+              <w:top w:w="80" w:type="dxa"/>
+              <w:left w:w="120" w:type="dxa"/>
+              <w:bottom w:w="80" w:type="dxa"/>
+              <w:right w:w="120" w:type="dxa"/>
+            </w:tcMar>
+            <w:vAlign w:val="center"/>
+          </w:tcPr>
+          <w:p>
+            <w:pPr>
+              <w:rPr>
+                <w:rFonts w:ascii="Times New Roman" w:hAnsi="Times New Roman" w:eastAsia="Times New Roman" w:cs="Times New Roman"/>
+              </w:rPr>
+            </w:pPr>
+            <w:r>
+              <w:rPr>
+                <w:rFonts w:ascii="Times New Roman" w:hAnsi="Times New Roman" w:eastAsia="Times New Roman" w:cs="Times New Roman"/>
+              </w:rPr>
               <w:t xml:space="preserve">Trello / GitHub </w:t>
             </w:r>
-            <w:proofErr w:type="spellStart"/>
-            <w:r>
+            <w:r>
+              <w:rPr>
+                <w:rFonts w:ascii="Times New Roman" w:hAnsi="Times New Roman" w:eastAsia="Times New Roman" w:cs="Times New Roman"/>
+              </w:rPr>
               <w:t>Projects</w:t>
             </w:r>
-            <w:proofErr w:type="spellEnd"/>
           </w:p>
         </w:tc>
       </w:tr>
     </w:tbl>
-    <w:p/>
+    <w:p>
+      <w:pPr>
+        <w:rPr>
+          <w:rFonts w:ascii="Times New Roman" w:hAnsi="Times New Roman" w:eastAsia="Times New Roman" w:cs="Times New Roman"/>
+        </w:rPr>
+      </w:pPr>
+    </w:p>
     <w:p>
       <w:pPr>
         <w:pBdr>
-          <w:bottom w:val="single" w:sz="6" w:space="1" w:color="2E74B5"/>
+          <w:bottom w:val="single" w:color="2E74B5" w:sz="6" w:space="1"/>
         </w:pBdr>
         <w:spacing w:before="320" w:after="160"/>
+        <w:rPr>
+          <w:rFonts w:ascii="Times New Roman" w:hAnsi="Times New Roman" w:eastAsia="Times New Roman" w:cs="Times New Roman"/>
+          <w:b w:val="1"/>
+          <w:bCs w:val="1"/>
+          <w:sz w:val="26"/>
+          <w:szCs w:val="26"/>
+        </w:rPr>
       </w:pPr>
       <w:r>
         <w:rPr>
-          <w:b/>
-          <w:bCs/>
+          <w:rFonts w:ascii="Times New Roman" w:hAnsi="Times New Roman" w:eastAsia="Times New Roman" w:cs="Times New Roman"/>
+          <w:b w:val="1"/>
+          <w:bCs w:val="1"/>
           <w:sz w:val="26"/>
           <w:szCs w:val="26"/>
         </w:rPr>
@@ -4075,8 +5187,14 @@
     <w:p>
       <w:pPr>
         <w:spacing w:before="80" w:after="80"/>
+        <w:rPr>
+          <w:rFonts w:ascii="Times New Roman" w:hAnsi="Times New Roman" w:eastAsia="Times New Roman" w:cs="Times New Roman"/>
+        </w:rPr>
       </w:pPr>
       <w:r>
+        <w:rPr>
+          <w:rFonts w:ascii="Times New Roman" w:hAnsi="Times New Roman" w:eastAsia="Times New Roman" w:cs="Times New Roman"/>
+        </w:rPr>
         <w:t>Cualquier modificación a un artefacto bajo configuración debe seguir el siguiente proceso:</w:t>
       </w:r>
     </w:p>
@@ -4088,16 +5206,26 @@
           <w:numId w:val="2"/>
         </w:numPr>
         <w:spacing w:before="60" w:after="60"/>
+        <w:rPr>
+          <w:rFonts w:ascii="Times New Roman" w:hAnsi="Times New Roman" w:eastAsia="Times New Roman" w:cs="Times New Roman"/>
+        </w:rPr>
       </w:pPr>
       <w:r>
+        <w:rPr>
+          <w:rFonts w:ascii="Times New Roman" w:hAnsi="Times New Roman" w:eastAsia="Times New Roman" w:cs="Times New Roman"/>
+        </w:rPr>
         <w:t xml:space="preserve">Solicitud: El desarrollador identifica la necesidad del cambio y lo documenta en el backlog o </w:t>
       </w:r>
-      <w:proofErr w:type="spellStart"/>
       <w:r>
+        <w:rPr>
+          <w:rFonts w:ascii="Times New Roman" w:hAnsi="Times New Roman" w:eastAsia="Times New Roman" w:cs="Times New Roman"/>
+        </w:rPr>
         <w:t>issue</w:t>
       </w:r>
-      <w:proofErr w:type="spellEnd"/>
       <w:r>
+        <w:rPr>
+          <w:rFonts w:ascii="Times New Roman" w:hAnsi="Times New Roman" w:eastAsia="Times New Roman" w:cs="Times New Roman"/>
+        </w:rPr>
         <w:t xml:space="preserve"> de GitHub.</w:t>
       </w:r>
     </w:p>
@@ -4109,8 +5237,14 @@
           <w:numId w:val="2"/>
         </w:numPr>
         <w:spacing w:before="60" w:after="60"/>
+        <w:rPr>
+          <w:rFonts w:ascii="Times New Roman" w:hAnsi="Times New Roman" w:eastAsia="Times New Roman" w:cs="Times New Roman"/>
+        </w:rPr>
       </w:pPr>
       <w:r>
+        <w:rPr>
+          <w:rFonts w:ascii="Times New Roman" w:hAnsi="Times New Roman" w:eastAsia="Times New Roman" w:cs="Times New Roman"/>
+        </w:rPr>
         <w:t>Revisión: El equipo evalúa el impacto del cambio en la reunión de sprint o de forma asíncrona.</w:t>
       </w:r>
     </w:p>
@@ -4122,24 +5256,38 @@
           <w:numId w:val="2"/>
         </w:numPr>
         <w:spacing w:before="60" w:after="60"/>
+        <w:rPr>
+          <w:rFonts w:ascii="Times New Roman" w:hAnsi="Times New Roman" w:eastAsia="Times New Roman" w:cs="Times New Roman"/>
+        </w:rPr>
       </w:pPr>
       <w:r>
+        <w:rPr>
+          <w:rFonts w:ascii="Times New Roman" w:hAnsi="Times New Roman" w:eastAsia="Times New Roman" w:cs="Times New Roman"/>
+        </w:rPr>
         <w:t xml:space="preserve">Implementación: El desarrollador crea una rama </w:t>
       </w:r>
-      <w:proofErr w:type="spellStart"/>
       <w:r>
+        <w:rPr>
+          <w:rFonts w:ascii="Times New Roman" w:hAnsi="Times New Roman" w:eastAsia="Times New Roman" w:cs="Times New Roman"/>
+        </w:rPr>
         <w:t>feature</w:t>
       </w:r>
-      <w:proofErr w:type="spellEnd"/>
       <w:r>
+        <w:rPr>
+          <w:rFonts w:ascii="Times New Roman" w:hAnsi="Times New Roman" w:eastAsia="Times New Roman" w:cs="Times New Roman"/>
+        </w:rPr>
         <w:t xml:space="preserve">/ o </w:t>
       </w:r>
-      <w:proofErr w:type="spellStart"/>
       <w:r>
+        <w:rPr>
+          <w:rFonts w:ascii="Times New Roman" w:hAnsi="Times New Roman" w:eastAsia="Times New Roman" w:cs="Times New Roman"/>
+        </w:rPr>
         <w:t>hotfix</w:t>
       </w:r>
-      <w:proofErr w:type="spellEnd"/>
       <w:r>
+        <w:rPr>
+          <w:rFonts w:ascii="Times New Roman" w:hAnsi="Times New Roman" w:eastAsia="Times New Roman" w:cs="Times New Roman"/>
+        </w:rPr>
         <w:t>/ según corresponda.</w:t>
       </w:r>
     </w:p>
@@ -4151,24 +5299,38 @@
           <w:numId w:val="2"/>
         </w:numPr>
         <w:spacing w:before="60" w:after="60"/>
+        <w:rPr>
+          <w:rFonts w:ascii="Times New Roman" w:hAnsi="Times New Roman" w:eastAsia="Times New Roman" w:cs="Times New Roman"/>
+        </w:rPr>
       </w:pPr>
       <w:r>
+        <w:rPr>
+          <w:rFonts w:ascii="Times New Roman" w:hAnsi="Times New Roman" w:eastAsia="Times New Roman" w:cs="Times New Roman"/>
+        </w:rPr>
         <w:t xml:space="preserve">Aprobación: Se abre un Pull </w:t>
       </w:r>
-      <w:proofErr w:type="spellStart"/>
       <w:r>
+        <w:rPr>
+          <w:rFonts w:ascii="Times New Roman" w:hAnsi="Times New Roman" w:eastAsia="Times New Roman" w:cs="Times New Roman"/>
+        </w:rPr>
         <w:t>Request</w:t>
       </w:r>
-      <w:proofErr w:type="spellEnd"/>
       <w:r>
+        <w:rPr>
+          <w:rFonts w:ascii="Times New Roman" w:hAnsi="Times New Roman" w:eastAsia="Times New Roman" w:cs="Times New Roman"/>
+        </w:rPr>
         <w:t xml:space="preserve"> hacia </w:t>
       </w:r>
-      <w:proofErr w:type="spellStart"/>
       <w:r>
+        <w:rPr>
+          <w:rFonts w:ascii="Times New Roman" w:hAnsi="Times New Roman" w:eastAsia="Times New Roman" w:cs="Times New Roman"/>
+        </w:rPr>
         <w:t>develop</w:t>
       </w:r>
-      <w:proofErr w:type="spellEnd"/>
       <w:r>
+        <w:rPr>
+          <w:rFonts w:ascii="Times New Roman" w:hAnsi="Times New Roman" w:eastAsia="Times New Roman" w:cs="Times New Roman"/>
+        </w:rPr>
         <w:t xml:space="preserve"> y es revisado por al menos un integrante.</w:t>
       </w:r>
     </w:p>
@@ -4180,31 +5342,55 @@
           <w:numId w:val="2"/>
         </w:numPr>
         <w:spacing w:before="60" w:after="60"/>
+        <w:rPr>
+          <w:rFonts w:ascii="Times New Roman" w:hAnsi="Times New Roman" w:eastAsia="Times New Roman" w:cs="Times New Roman"/>
+        </w:rPr>
       </w:pPr>
       <w:r>
+        <w:rPr>
+          <w:rFonts w:ascii="Times New Roman" w:hAnsi="Times New Roman" w:eastAsia="Times New Roman" w:cs="Times New Roman"/>
+        </w:rPr>
         <w:t xml:space="preserve">Registro: El cambio queda documentado en el historial de </w:t>
       </w:r>
-      <w:proofErr w:type="spellStart"/>
       <w:r>
+        <w:rPr>
+          <w:rFonts w:ascii="Times New Roman" w:hAnsi="Times New Roman" w:eastAsia="Times New Roman" w:cs="Times New Roman"/>
+        </w:rPr>
         <w:t>commits</w:t>
       </w:r>
-      <w:proofErr w:type="spellEnd"/>
       <w:r>
+        <w:rPr>
+          <w:rFonts w:ascii="Times New Roman" w:hAnsi="Times New Roman" w:eastAsia="Times New Roman" w:cs="Times New Roman"/>
+        </w:rPr>
         <w:t xml:space="preserve"> y en la tabla de control de cambios de este documento.</w:t>
       </w:r>
     </w:p>
-    <w:p/>
+    <w:p>
+      <w:pPr>
+        <w:rPr>
+          <w:rFonts w:ascii="Times New Roman" w:hAnsi="Times New Roman" w:eastAsia="Times New Roman" w:cs="Times New Roman"/>
+        </w:rPr>
+      </w:pPr>
+    </w:p>
     <w:p>
       <w:pPr>
         <w:pBdr>
-          <w:bottom w:val="single" w:sz="6" w:space="1" w:color="2E74B5"/>
+          <w:bottom w:val="single" w:color="2E74B5" w:sz="6" w:space="1"/>
         </w:pBdr>
         <w:spacing w:before="320" w:after="160"/>
+        <w:rPr>
+          <w:rFonts w:ascii="Times New Roman" w:hAnsi="Times New Roman" w:eastAsia="Times New Roman" w:cs="Times New Roman"/>
+          <w:b w:val="1"/>
+          <w:bCs w:val="1"/>
+          <w:sz w:val="26"/>
+          <w:szCs w:val="26"/>
+        </w:rPr>
       </w:pPr>
       <w:r>
         <w:rPr>
-          <w:b/>
-          <w:bCs/>
+          <w:rFonts w:ascii="Times New Roman" w:hAnsi="Times New Roman" w:eastAsia="Times New Roman" w:cs="Times New Roman"/>
+          <w:b w:val="1"/>
+          <w:bCs w:val="1"/>
           <w:sz w:val="26"/>
           <w:szCs w:val="26"/>
         </w:rPr>
@@ -4215,12 +5401,12 @@
       <w:tblPr>
         <w:tblW w:w="9943" w:type="dxa"/>
         <w:tblBorders>
-          <w:top w:val="single" w:sz="4" w:space="0" w:color="auto"/>
-          <w:left w:val="single" w:sz="4" w:space="0" w:color="auto"/>
-          <w:bottom w:val="single" w:sz="4" w:space="0" w:color="auto"/>
-          <w:right w:val="single" w:sz="4" w:space="0" w:color="auto"/>
-          <w:insideH w:val="single" w:sz="4" w:space="0" w:color="auto"/>
-          <w:insideV w:val="single" w:sz="4" w:space="0" w:color="auto"/>
+          <w:top w:val="single" w:color="auto" w:sz="4" w:space="0"/>
+          <w:left w:val="single" w:color="auto" w:sz="4" w:space="0"/>
+          <w:bottom w:val="single" w:color="auto" w:sz="4" w:space="0"/>
+          <w:right w:val="single" w:color="auto" w:sz="4" w:space="0"/>
+          <w:insideH w:val="single" w:color="auto" w:sz="4" w:space="0"/>
+          <w:insideV w:val="single" w:color="auto" w:sz="4" w:space="0"/>
         </w:tblBorders>
         <w:tblCellMar>
           <w:left w:w="10" w:type="dxa"/>
@@ -4249,10 +5435,10 @@
           <w:tcPr>
             <w:tcW w:w="1062" w:type="dxa"/>
             <w:tcBorders>
-              <w:top w:val="single" w:sz="1" w:space="0" w:color="1F3864"/>
-              <w:left w:val="single" w:sz="1" w:space="0" w:color="1F3864"/>
-              <w:bottom w:val="single" w:sz="1" w:space="0" w:color="1F3864"/>
-              <w:right w:val="single" w:sz="1" w:space="0" w:color="1F3864"/>
+              <w:top w:val="single" w:color="1F3864" w:sz="1" w:space="0"/>
+              <w:left w:val="single" w:color="1F3864" w:sz="1" w:space="0"/>
+              <w:bottom w:val="single" w:color="1F3864" w:sz="1" w:space="0"/>
+              <w:right w:val="single" w:color="1F3864" w:sz="1" w:space="0"/>
             </w:tcBorders>
             <w:shd w:val="clear" w:color="auto" w:fill="700982"/>
             <w:tcMar>
@@ -4266,11 +5452,17 @@
           <w:p>
             <w:pPr>
               <w:jc w:val="center"/>
-            </w:pPr>
-            <w:r>
-              <w:rPr>
-                <w:b/>
-                <w:bCs/>
+              <w:rPr>
+                <w:rFonts w:ascii="Times New Roman" w:hAnsi="Times New Roman" w:eastAsia="Times New Roman" w:cs="Times New Roman"/>
+                <w:b w:val="1"/>
+                <w:bCs w:val="1"/>
+              </w:rPr>
+            </w:pPr>
+            <w:r>
+              <w:rPr>
+                <w:rFonts w:ascii="Times New Roman" w:hAnsi="Times New Roman" w:eastAsia="Times New Roman" w:cs="Times New Roman"/>
+                <w:b w:val="1"/>
+                <w:bCs w:val="1"/>
               </w:rPr>
               <w:t>Ver.</w:t>
             </w:r>
@@ -4280,10 +5472,10 @@
           <w:tcPr>
             <w:tcW w:w="2338" w:type="dxa"/>
             <w:tcBorders>
-              <w:top w:val="single" w:sz="1" w:space="0" w:color="1F3864"/>
-              <w:left w:val="single" w:sz="1" w:space="0" w:color="1F3864"/>
-              <w:bottom w:val="single" w:sz="1" w:space="0" w:color="1F3864"/>
-              <w:right w:val="single" w:sz="1" w:space="0" w:color="1F3864"/>
+              <w:top w:val="single" w:color="1F3864" w:sz="1" w:space="0"/>
+              <w:left w:val="single" w:color="1F3864" w:sz="1" w:space="0"/>
+              <w:bottom w:val="single" w:color="1F3864" w:sz="1" w:space="0"/>
+              <w:right w:val="single" w:color="1F3864" w:sz="1" w:space="0"/>
             </w:tcBorders>
             <w:shd w:val="clear" w:color="auto" w:fill="700982"/>
             <w:tcMar>
@@ -4297,11 +5489,17 @@
           <w:p>
             <w:pPr>
               <w:jc w:val="center"/>
-            </w:pPr>
-            <w:r>
-              <w:rPr>
-                <w:b/>
-                <w:bCs/>
+              <w:rPr>
+                <w:rFonts w:ascii="Times New Roman" w:hAnsi="Times New Roman" w:eastAsia="Times New Roman" w:cs="Times New Roman"/>
+                <w:b w:val="1"/>
+                <w:bCs w:val="1"/>
+              </w:rPr>
+            </w:pPr>
+            <w:r>
+              <w:rPr>
+                <w:rFonts w:ascii="Times New Roman" w:hAnsi="Times New Roman" w:eastAsia="Times New Roman" w:cs="Times New Roman"/>
+                <w:b w:val="1"/>
+                <w:bCs w:val="1"/>
               </w:rPr>
               <w:t>Fecha</w:t>
             </w:r>
@@ -4311,10 +5509,10 @@
           <w:tcPr>
             <w:tcW w:w="2507" w:type="dxa"/>
             <w:tcBorders>
-              <w:top w:val="single" w:sz="1" w:space="0" w:color="1F3864"/>
-              <w:left w:val="single" w:sz="1" w:space="0" w:color="1F3864"/>
-              <w:bottom w:val="single" w:sz="1" w:space="0" w:color="1F3864"/>
-              <w:right w:val="single" w:sz="1" w:space="0" w:color="1F3864"/>
+              <w:top w:val="single" w:color="1F3864" w:sz="1" w:space="0"/>
+              <w:left w:val="single" w:color="1F3864" w:sz="1" w:space="0"/>
+              <w:bottom w:val="single" w:color="1F3864" w:sz="1" w:space="0"/>
+              <w:right w:val="single" w:color="1F3864" w:sz="1" w:space="0"/>
             </w:tcBorders>
             <w:shd w:val="clear" w:color="auto" w:fill="700982"/>
             <w:tcMar>
@@ -4328,11 +5526,17 @@
           <w:p>
             <w:pPr>
               <w:jc w:val="center"/>
-            </w:pPr>
-            <w:r>
-              <w:rPr>
-                <w:b/>
-                <w:bCs/>
+              <w:rPr>
+                <w:rFonts w:ascii="Times New Roman" w:hAnsi="Times New Roman" w:eastAsia="Times New Roman" w:cs="Times New Roman"/>
+                <w:b w:val="1"/>
+                <w:bCs w:val="1"/>
+              </w:rPr>
+            </w:pPr>
+            <w:r>
+              <w:rPr>
+                <w:rFonts w:ascii="Times New Roman" w:hAnsi="Times New Roman" w:eastAsia="Times New Roman" w:cs="Times New Roman"/>
+                <w:b w:val="1"/>
+                <w:bCs w:val="1"/>
               </w:rPr>
               <w:t>Descripción del cambio</w:t>
             </w:r>
@@ -4342,10 +5546,10 @@
           <w:tcPr>
             <w:tcW w:w="2018" w:type="dxa"/>
             <w:tcBorders>
-              <w:top w:val="single" w:sz="1" w:space="0" w:color="1F3864"/>
-              <w:left w:val="single" w:sz="1" w:space="0" w:color="1F3864"/>
-              <w:bottom w:val="single" w:sz="1" w:space="0" w:color="1F3864"/>
-              <w:right w:val="single" w:sz="1" w:space="0" w:color="1F3864"/>
+              <w:top w:val="single" w:color="1F3864" w:sz="1" w:space="0"/>
+              <w:left w:val="single" w:color="1F3864" w:sz="1" w:space="0"/>
+              <w:bottom w:val="single" w:color="1F3864" w:sz="1" w:space="0"/>
+              <w:right w:val="single" w:color="1F3864" w:sz="1" w:space="0"/>
             </w:tcBorders>
             <w:shd w:val="clear" w:color="auto" w:fill="700982"/>
             <w:tcMar>
@@ -4359,11 +5563,17 @@
           <w:p>
             <w:pPr>
               <w:jc w:val="center"/>
-            </w:pPr>
-            <w:r>
-              <w:rPr>
-                <w:b/>
-                <w:bCs/>
+              <w:rPr>
+                <w:rFonts w:ascii="Times New Roman" w:hAnsi="Times New Roman" w:eastAsia="Times New Roman" w:cs="Times New Roman"/>
+                <w:b w:val="1"/>
+                <w:bCs w:val="1"/>
+              </w:rPr>
+            </w:pPr>
+            <w:r>
+              <w:rPr>
+                <w:rFonts w:ascii="Times New Roman" w:hAnsi="Times New Roman" w:eastAsia="Times New Roman" w:cs="Times New Roman"/>
+                <w:b w:val="1"/>
+                <w:bCs w:val="1"/>
               </w:rPr>
               <w:t>Responsable</w:t>
             </w:r>
@@ -4373,10 +5583,10 @@
           <w:tcPr>
             <w:tcW w:w="2018" w:type="dxa"/>
             <w:tcBorders>
-              <w:top w:val="single" w:sz="1" w:space="0" w:color="1F3864"/>
-              <w:left w:val="single" w:sz="1" w:space="0" w:color="1F3864"/>
-              <w:bottom w:val="single" w:sz="1" w:space="0" w:color="1F3864"/>
-              <w:right w:val="single" w:sz="1" w:space="0" w:color="1F3864"/>
+              <w:top w:val="single" w:color="1F3864" w:sz="1" w:space="0"/>
+              <w:left w:val="single" w:color="1F3864" w:sz="1" w:space="0"/>
+              <w:bottom w:val="single" w:color="1F3864" w:sz="1" w:space="0"/>
+              <w:right w:val="single" w:color="1F3864" w:sz="1" w:space="0"/>
             </w:tcBorders>
             <w:shd w:val="clear" w:color="auto" w:fill="700982"/>
             <w:tcMar>
@@ -4390,11 +5600,17 @@
           <w:p>
             <w:pPr>
               <w:jc w:val="center"/>
-            </w:pPr>
-            <w:r>
-              <w:rPr>
-                <w:b/>
-                <w:bCs/>
+              <w:rPr>
+                <w:rFonts w:ascii="Times New Roman" w:hAnsi="Times New Roman" w:eastAsia="Times New Roman" w:cs="Times New Roman"/>
+                <w:b w:val="1"/>
+                <w:bCs w:val="1"/>
+              </w:rPr>
+            </w:pPr>
+            <w:r>
+              <w:rPr>
+                <w:rFonts w:ascii="Times New Roman" w:hAnsi="Times New Roman" w:eastAsia="Times New Roman" w:cs="Times New Roman"/>
+                <w:b w:val="1"/>
+                <w:bCs w:val="1"/>
               </w:rPr>
               <w:t>Aprobado por</w:t>
             </w:r>
@@ -4415,27 +5631,34 @@
           <w:tcPr>
             <w:tcW w:w="1062" w:type="dxa"/>
             <w:tcBorders>
-              <w:top w:val="single" w:sz="1" w:space="0" w:color="CCCCCC"/>
-              <w:left w:val="single" w:sz="1" w:space="0" w:color="CCCCCC"/>
-              <w:bottom w:val="single" w:sz="1" w:space="0" w:color="CCCCCC"/>
-              <w:right w:val="single" w:sz="1" w:space="0" w:color="CCCCCC"/>
-            </w:tcBorders>
-            <w:shd w:val="clear" w:color="auto" w:fill="F2F2F2"/>
-            <w:tcMar>
-              <w:top w:w="80" w:type="dxa"/>
-              <w:left w:w="120" w:type="dxa"/>
-              <w:bottom w:w="80" w:type="dxa"/>
-              <w:right w:w="120" w:type="dxa"/>
-            </w:tcMar>
-            <w:vAlign w:val="center"/>
-          </w:tcPr>
-          <w:p>
-            <w:r>
-              <w:rPr>
-                <w:b/>
-                <w:bCs/>
-              </w:rPr>
-              <w:lastRenderedPageBreak/>
+              <w:top w:val="single" w:color="CCCCCC" w:sz="1" w:space="0"/>
+              <w:left w:val="single" w:color="CCCCCC" w:sz="1" w:space="0"/>
+              <w:bottom w:val="single" w:color="CCCCCC" w:sz="1" w:space="0"/>
+              <w:right w:val="single" w:color="CCCCCC" w:sz="1" w:space="0"/>
+            </w:tcBorders>
+            <w:shd w:val="clear" w:color="auto" w:fill="F2F2F2" w:themeFill="background1" w:themeFillShade="F2"/>
+            <w:tcMar>
+              <w:top w:w="80" w:type="dxa"/>
+              <w:left w:w="120" w:type="dxa"/>
+              <w:bottom w:w="80" w:type="dxa"/>
+              <w:right w:w="120" w:type="dxa"/>
+            </w:tcMar>
+            <w:vAlign w:val="center"/>
+          </w:tcPr>
+          <w:p>
+            <w:pPr>
+              <w:rPr>
+                <w:rFonts w:ascii="Times New Roman" w:hAnsi="Times New Roman" w:eastAsia="Times New Roman" w:cs="Times New Roman"/>
+                <w:b w:val="1"/>
+                <w:bCs w:val="1"/>
+              </w:rPr>
+            </w:pPr>
+            <w:r>
+              <w:rPr>
+                <w:rFonts w:ascii="Times New Roman" w:hAnsi="Times New Roman" w:eastAsia="Times New Roman" w:cs="Times New Roman"/>
+                <w:b w:val="1"/>
+                <w:bCs w:val="1"/>
+              </w:rPr>
               <w:t>1.0</w:t>
             </w:r>
           </w:p>
@@ -4444,22 +5667,30 @@
           <w:tcPr>
             <w:tcW w:w="2338" w:type="dxa"/>
             <w:tcBorders>
-              <w:top w:val="single" w:sz="1" w:space="0" w:color="CCCCCC"/>
-              <w:left w:val="single" w:sz="1" w:space="0" w:color="CCCCCC"/>
-              <w:bottom w:val="single" w:sz="1" w:space="0" w:color="CCCCCC"/>
-              <w:right w:val="single" w:sz="1" w:space="0" w:color="CCCCCC"/>
-            </w:tcBorders>
-            <w:shd w:val="clear" w:color="auto" w:fill="FFFFFF"/>
-            <w:tcMar>
-              <w:top w:w="80" w:type="dxa"/>
-              <w:left w:w="120" w:type="dxa"/>
-              <w:bottom w:w="80" w:type="dxa"/>
-              <w:right w:w="120" w:type="dxa"/>
-            </w:tcMar>
-            <w:vAlign w:val="center"/>
-          </w:tcPr>
-          <w:p>
-            <w:r>
+              <w:top w:val="single" w:color="CCCCCC" w:sz="1" w:space="0"/>
+              <w:left w:val="single" w:color="CCCCCC" w:sz="1" w:space="0"/>
+              <w:bottom w:val="single" w:color="CCCCCC" w:sz="1" w:space="0"/>
+              <w:right w:val="single" w:color="CCCCCC" w:sz="1" w:space="0"/>
+            </w:tcBorders>
+            <w:shd w:val="clear" w:color="auto" w:fill="FFFFFF" w:themeFill="background1"/>
+            <w:tcMar>
+              <w:top w:w="80" w:type="dxa"/>
+              <w:left w:w="120" w:type="dxa"/>
+              <w:bottom w:w="80" w:type="dxa"/>
+              <w:right w:w="120" w:type="dxa"/>
+            </w:tcMar>
+            <w:vAlign w:val="center"/>
+          </w:tcPr>
+          <w:p>
+            <w:pPr>
+              <w:rPr>
+                <w:rFonts w:ascii="Times New Roman" w:hAnsi="Times New Roman" w:eastAsia="Times New Roman" w:cs="Times New Roman"/>
+              </w:rPr>
+            </w:pPr>
+            <w:r>
+              <w:rPr>
+                <w:rFonts w:ascii="Times New Roman" w:hAnsi="Times New Roman" w:eastAsia="Times New Roman" w:cs="Times New Roman"/>
+              </w:rPr>
               <w:t>12/03/2026</w:t>
             </w:r>
           </w:p>
@@ -4468,22 +5699,30 @@
           <w:tcPr>
             <w:tcW w:w="2507" w:type="dxa"/>
             <w:tcBorders>
-              <w:top w:val="single" w:sz="1" w:space="0" w:color="CCCCCC"/>
-              <w:left w:val="single" w:sz="1" w:space="0" w:color="CCCCCC"/>
-              <w:bottom w:val="single" w:sz="1" w:space="0" w:color="CCCCCC"/>
-              <w:right w:val="single" w:sz="1" w:space="0" w:color="CCCCCC"/>
-            </w:tcBorders>
-            <w:shd w:val="clear" w:color="auto" w:fill="FFFFFF"/>
-            <w:tcMar>
-              <w:top w:w="80" w:type="dxa"/>
-              <w:left w:w="120" w:type="dxa"/>
-              <w:bottom w:w="80" w:type="dxa"/>
-              <w:right w:w="120" w:type="dxa"/>
-            </w:tcMar>
-            <w:vAlign w:val="center"/>
-          </w:tcPr>
-          <w:p>
-            <w:r>
+              <w:top w:val="single" w:color="CCCCCC" w:sz="1" w:space="0"/>
+              <w:left w:val="single" w:color="CCCCCC" w:sz="1" w:space="0"/>
+              <w:bottom w:val="single" w:color="CCCCCC" w:sz="1" w:space="0"/>
+              <w:right w:val="single" w:color="CCCCCC" w:sz="1" w:space="0"/>
+            </w:tcBorders>
+            <w:shd w:val="clear" w:color="auto" w:fill="FFFFFF" w:themeFill="background1"/>
+            <w:tcMar>
+              <w:top w:w="80" w:type="dxa"/>
+              <w:left w:w="120" w:type="dxa"/>
+              <w:bottom w:w="80" w:type="dxa"/>
+              <w:right w:w="120" w:type="dxa"/>
+            </w:tcMar>
+            <w:vAlign w:val="center"/>
+          </w:tcPr>
+          <w:p>
+            <w:pPr>
+              <w:rPr>
+                <w:rFonts w:ascii="Times New Roman" w:hAnsi="Times New Roman" w:eastAsia="Times New Roman" w:cs="Times New Roman"/>
+              </w:rPr>
+            </w:pPr>
+            <w:r>
+              <w:rPr>
+                <w:rFonts w:ascii="Times New Roman" w:hAnsi="Times New Roman" w:eastAsia="Times New Roman" w:cs="Times New Roman"/>
+              </w:rPr>
               <w:t>Creación inicial del acta. Definición de elementos de configuración, política de ramas y herramientas.</w:t>
             </w:r>
           </w:p>
@@ -4492,22 +5731,30 @@
           <w:tcPr>
             <w:tcW w:w="2018" w:type="dxa"/>
             <w:tcBorders>
-              <w:top w:val="single" w:sz="1" w:space="0" w:color="CCCCCC"/>
-              <w:left w:val="single" w:sz="1" w:space="0" w:color="CCCCCC"/>
-              <w:bottom w:val="single" w:sz="1" w:space="0" w:color="CCCCCC"/>
-              <w:right w:val="single" w:sz="1" w:space="0" w:color="CCCCCC"/>
-            </w:tcBorders>
-            <w:shd w:val="clear" w:color="auto" w:fill="FFFFFF"/>
-            <w:tcMar>
-              <w:top w:w="80" w:type="dxa"/>
-              <w:left w:w="120" w:type="dxa"/>
-              <w:bottom w:w="80" w:type="dxa"/>
-              <w:right w:w="120" w:type="dxa"/>
-            </w:tcMar>
-            <w:vAlign w:val="center"/>
-          </w:tcPr>
-          <w:p>
-            <w:r>
+              <w:top w:val="single" w:color="CCCCCC" w:sz="1" w:space="0"/>
+              <w:left w:val="single" w:color="CCCCCC" w:sz="1" w:space="0"/>
+              <w:bottom w:val="single" w:color="CCCCCC" w:sz="1" w:space="0"/>
+              <w:right w:val="single" w:color="CCCCCC" w:sz="1" w:space="0"/>
+            </w:tcBorders>
+            <w:shd w:val="clear" w:color="auto" w:fill="FFFFFF" w:themeFill="background1"/>
+            <w:tcMar>
+              <w:top w:w="80" w:type="dxa"/>
+              <w:left w:w="120" w:type="dxa"/>
+              <w:bottom w:w="80" w:type="dxa"/>
+              <w:right w:w="120" w:type="dxa"/>
+            </w:tcMar>
+            <w:vAlign w:val="center"/>
+          </w:tcPr>
+          <w:p>
+            <w:pPr>
+              <w:rPr>
+                <w:rFonts w:ascii="Times New Roman" w:hAnsi="Times New Roman" w:eastAsia="Times New Roman" w:cs="Times New Roman"/>
+              </w:rPr>
+            </w:pPr>
+            <w:r>
+              <w:rPr>
+                <w:rFonts w:ascii="Times New Roman" w:hAnsi="Times New Roman" w:eastAsia="Times New Roman" w:cs="Times New Roman"/>
+              </w:rPr>
               <w:t>Yakelin Ariza</w:t>
             </w:r>
           </w:p>
@@ -4516,22 +5763,30 @@
           <w:tcPr>
             <w:tcW w:w="2018" w:type="dxa"/>
             <w:tcBorders>
-              <w:top w:val="single" w:sz="1" w:space="0" w:color="CCCCCC"/>
-              <w:left w:val="single" w:sz="1" w:space="0" w:color="CCCCCC"/>
-              <w:bottom w:val="single" w:sz="1" w:space="0" w:color="CCCCCC"/>
-              <w:right w:val="single" w:sz="1" w:space="0" w:color="CCCCCC"/>
-            </w:tcBorders>
-            <w:shd w:val="clear" w:color="auto" w:fill="FFFFFF"/>
-            <w:tcMar>
-              <w:top w:w="80" w:type="dxa"/>
-              <w:left w:w="120" w:type="dxa"/>
-              <w:bottom w:w="80" w:type="dxa"/>
-              <w:right w:w="120" w:type="dxa"/>
-            </w:tcMar>
-            <w:vAlign w:val="center"/>
-          </w:tcPr>
-          <w:p>
-            <w:r>
+              <w:top w:val="single" w:color="CCCCCC" w:sz="1" w:space="0"/>
+              <w:left w:val="single" w:color="CCCCCC" w:sz="1" w:space="0"/>
+              <w:bottom w:val="single" w:color="CCCCCC" w:sz="1" w:space="0"/>
+              <w:right w:val="single" w:color="CCCCCC" w:sz="1" w:space="0"/>
+            </w:tcBorders>
+            <w:shd w:val="clear" w:color="auto" w:fill="FFFFFF" w:themeFill="background1"/>
+            <w:tcMar>
+              <w:top w:w="80" w:type="dxa"/>
+              <w:left w:w="120" w:type="dxa"/>
+              <w:bottom w:w="80" w:type="dxa"/>
+              <w:right w:w="120" w:type="dxa"/>
+            </w:tcMar>
+            <w:vAlign w:val="center"/>
+          </w:tcPr>
+          <w:p>
+            <w:pPr>
+              <w:rPr>
+                <w:rFonts w:ascii="Times New Roman" w:hAnsi="Times New Roman" w:eastAsia="Times New Roman" w:cs="Times New Roman"/>
+              </w:rPr>
+            </w:pPr>
+            <w:r>
+              <w:rPr>
+                <w:rFonts w:ascii="Times New Roman" w:hAnsi="Times New Roman" w:eastAsia="Times New Roman" w:cs="Times New Roman"/>
+              </w:rPr>
               <w:t>Yeferson Linares</w:t>
             </w:r>
           </w:p>
@@ -4551,25 +5806,33 @@
           <w:tcPr>
             <w:tcW w:w="1062" w:type="dxa"/>
             <w:tcBorders>
-              <w:top w:val="single" w:sz="1" w:space="0" w:color="CCCCCC"/>
-              <w:left w:val="single" w:sz="1" w:space="0" w:color="CCCCCC"/>
-              <w:bottom w:val="single" w:sz="1" w:space="0" w:color="CCCCCC"/>
-              <w:right w:val="single" w:sz="1" w:space="0" w:color="CCCCCC"/>
-            </w:tcBorders>
-            <w:shd w:val="clear" w:color="auto" w:fill="F2F2F2"/>
-            <w:tcMar>
-              <w:top w:w="80" w:type="dxa"/>
-              <w:left w:w="120" w:type="dxa"/>
-              <w:bottom w:w="80" w:type="dxa"/>
-              <w:right w:w="120" w:type="dxa"/>
-            </w:tcMar>
-            <w:vAlign w:val="center"/>
-          </w:tcPr>
-          <w:p>
-            <w:r>
-              <w:rPr>
-                <w:b/>
-                <w:bCs/>
+              <w:top w:val="single" w:color="CCCCCC" w:sz="1" w:space="0"/>
+              <w:left w:val="single" w:color="CCCCCC" w:sz="1" w:space="0"/>
+              <w:bottom w:val="single" w:color="CCCCCC" w:sz="1" w:space="0"/>
+              <w:right w:val="single" w:color="CCCCCC" w:sz="1" w:space="0"/>
+            </w:tcBorders>
+            <w:shd w:val="clear" w:color="auto" w:fill="F2F2F2" w:themeFill="background1" w:themeFillShade="F2"/>
+            <w:tcMar>
+              <w:top w:w="80" w:type="dxa"/>
+              <w:left w:w="120" w:type="dxa"/>
+              <w:bottom w:w="80" w:type="dxa"/>
+              <w:right w:w="120" w:type="dxa"/>
+            </w:tcMar>
+            <w:vAlign w:val="center"/>
+          </w:tcPr>
+          <w:p>
+            <w:pPr>
+              <w:rPr>
+                <w:rFonts w:ascii="Times New Roman" w:hAnsi="Times New Roman" w:eastAsia="Times New Roman" w:cs="Times New Roman"/>
+                <w:b w:val="1"/>
+                <w:bCs w:val="1"/>
+              </w:rPr>
+            </w:pPr>
+            <w:r>
+              <w:rPr>
+                <w:rFonts w:ascii="Times New Roman" w:hAnsi="Times New Roman" w:eastAsia="Times New Roman" w:cs="Times New Roman"/>
+                <w:b w:val="1"/>
+                <w:bCs w:val="1"/>
               </w:rPr>
               <w:t>1.1</w:t>
             </w:r>
@@ -4579,22 +5842,30 @@
           <w:tcPr>
             <w:tcW w:w="2338" w:type="dxa"/>
             <w:tcBorders>
-              <w:top w:val="single" w:sz="1" w:space="0" w:color="CCCCCC"/>
-              <w:left w:val="single" w:sz="1" w:space="0" w:color="CCCCCC"/>
-              <w:bottom w:val="single" w:sz="1" w:space="0" w:color="CCCCCC"/>
-              <w:right w:val="single" w:sz="1" w:space="0" w:color="CCCCCC"/>
-            </w:tcBorders>
-            <w:shd w:val="clear" w:color="auto" w:fill="FFFFFF"/>
-            <w:tcMar>
-              <w:top w:w="80" w:type="dxa"/>
-              <w:left w:w="120" w:type="dxa"/>
-              <w:bottom w:w="80" w:type="dxa"/>
-              <w:right w:w="120" w:type="dxa"/>
-            </w:tcMar>
-            <w:vAlign w:val="center"/>
-          </w:tcPr>
-          <w:p>
-            <w:r>
+              <w:top w:val="single" w:color="CCCCCC" w:sz="1" w:space="0"/>
+              <w:left w:val="single" w:color="CCCCCC" w:sz="1" w:space="0"/>
+              <w:bottom w:val="single" w:color="CCCCCC" w:sz="1" w:space="0"/>
+              <w:right w:val="single" w:color="CCCCCC" w:sz="1" w:space="0"/>
+            </w:tcBorders>
+            <w:shd w:val="clear" w:color="auto" w:fill="FFFFFF" w:themeFill="background1"/>
+            <w:tcMar>
+              <w:top w:w="80" w:type="dxa"/>
+              <w:left w:w="120" w:type="dxa"/>
+              <w:bottom w:w="80" w:type="dxa"/>
+              <w:right w:w="120" w:type="dxa"/>
+            </w:tcMar>
+            <w:vAlign w:val="center"/>
+          </w:tcPr>
+          <w:p>
+            <w:pPr>
+              <w:rPr>
+                <w:rFonts w:ascii="Times New Roman" w:hAnsi="Times New Roman" w:eastAsia="Times New Roman" w:cs="Times New Roman"/>
+              </w:rPr>
+            </w:pPr>
+            <w:r>
+              <w:rPr>
+                <w:rFonts w:ascii="Times New Roman" w:hAnsi="Times New Roman" w:eastAsia="Times New Roman" w:cs="Times New Roman"/>
+              </w:rPr>
               <w:t>26/03/2026</w:t>
             </w:r>
           </w:p>
@@ -4603,54 +5874,78 @@
           <w:tcPr>
             <w:tcW w:w="2507" w:type="dxa"/>
             <w:tcBorders>
-              <w:top w:val="single" w:sz="1" w:space="0" w:color="CCCCCC"/>
-              <w:left w:val="single" w:sz="1" w:space="0" w:color="CCCCCC"/>
-              <w:bottom w:val="single" w:sz="1" w:space="0" w:color="CCCCCC"/>
-              <w:right w:val="single" w:sz="1" w:space="0" w:color="CCCCCC"/>
-            </w:tcBorders>
-            <w:shd w:val="clear" w:color="auto" w:fill="FFFFFF"/>
-            <w:tcMar>
-              <w:top w:w="80" w:type="dxa"/>
-              <w:left w:w="120" w:type="dxa"/>
-              <w:bottom w:w="80" w:type="dxa"/>
-              <w:right w:w="120" w:type="dxa"/>
-            </w:tcMar>
-            <w:vAlign w:val="center"/>
-          </w:tcPr>
-          <w:p>
-            <w:r>
+              <w:top w:val="single" w:color="CCCCCC" w:sz="1" w:space="0"/>
+              <w:left w:val="single" w:color="CCCCCC" w:sz="1" w:space="0"/>
+              <w:bottom w:val="single" w:color="CCCCCC" w:sz="1" w:space="0"/>
+              <w:right w:val="single" w:color="CCCCCC" w:sz="1" w:space="0"/>
+            </w:tcBorders>
+            <w:shd w:val="clear" w:color="auto" w:fill="FFFFFF" w:themeFill="background1"/>
+            <w:tcMar>
+              <w:top w:w="80" w:type="dxa"/>
+              <w:left w:w="120" w:type="dxa"/>
+              <w:bottom w:w="80" w:type="dxa"/>
+              <w:right w:w="120" w:type="dxa"/>
+            </w:tcMar>
+            <w:vAlign w:val="center"/>
+          </w:tcPr>
+          <w:p>
+            <w:pPr>
+              <w:rPr>
+                <w:rFonts w:ascii="Times New Roman" w:hAnsi="Times New Roman" w:eastAsia="Times New Roman" w:cs="Times New Roman"/>
+              </w:rPr>
+            </w:pPr>
+            <w:r>
+              <w:rPr>
+                <w:rFonts w:ascii="Times New Roman" w:hAnsi="Times New Roman" w:eastAsia="Times New Roman" w:cs="Times New Roman"/>
+              </w:rPr>
               <w:t xml:space="preserve">Corrección de política de ramas: se eliminaron las ramas </w:t>
             </w:r>
-            <w:proofErr w:type="spellStart"/>
-            <w:r>
+            <w:r>
+              <w:rPr>
+                <w:rFonts w:ascii="Times New Roman" w:hAnsi="Times New Roman" w:eastAsia="Times New Roman" w:cs="Times New Roman"/>
+              </w:rPr>
               <w:t>develop</w:t>
             </w:r>
-            <w:proofErr w:type="spellEnd"/>
-            <w:r>
+            <w:r>
+              <w:rPr>
+                <w:rFonts w:ascii="Times New Roman" w:hAnsi="Times New Roman" w:eastAsia="Times New Roman" w:cs="Times New Roman"/>
+              </w:rPr>
               <w:t xml:space="preserve"> y </w:t>
             </w:r>
-            <w:proofErr w:type="spellStart"/>
-            <w:r>
+            <w:r>
+              <w:rPr>
+                <w:rFonts w:ascii="Times New Roman" w:hAnsi="Times New Roman" w:eastAsia="Times New Roman" w:cs="Times New Roman"/>
+              </w:rPr>
               <w:t>feature</w:t>
             </w:r>
-            <w:proofErr w:type="spellEnd"/>
-            <w:r>
+            <w:r>
+              <w:rPr>
+                <w:rFonts w:ascii="Times New Roman" w:hAnsi="Times New Roman" w:eastAsia="Times New Roman" w:cs="Times New Roman"/>
+              </w:rPr>
               <w:t xml:space="preserve">/ ya que el equipo decidió trabajar únicamente con </w:t>
             </w:r>
-            <w:proofErr w:type="spellStart"/>
-            <w:r>
+            <w:r>
+              <w:rPr>
+                <w:rFonts w:ascii="Times New Roman" w:hAnsi="Times New Roman" w:eastAsia="Times New Roman" w:cs="Times New Roman"/>
+              </w:rPr>
               <w:t>main</w:t>
             </w:r>
-            <w:proofErr w:type="spellEnd"/>
-            <w:r>
+            <w:r>
+              <w:rPr>
+                <w:rFonts w:ascii="Times New Roman" w:hAnsi="Times New Roman" w:eastAsia="Times New Roman" w:cs="Times New Roman"/>
+              </w:rPr>
               <w:t xml:space="preserve"> (código) y </w:t>
             </w:r>
-            <w:proofErr w:type="spellStart"/>
-            <w:r>
+            <w:r>
+              <w:rPr>
+                <w:rFonts w:ascii="Times New Roman" w:hAnsi="Times New Roman" w:eastAsia="Times New Roman" w:cs="Times New Roman"/>
+              </w:rPr>
               <w:t>docs</w:t>
             </w:r>
-            <w:proofErr w:type="spellEnd"/>
-            <w:r>
+            <w:r>
+              <w:rPr>
+                <w:rFonts w:ascii="Times New Roman" w:hAnsi="Times New Roman" w:eastAsia="Times New Roman" w:cs="Times New Roman"/>
+              </w:rPr>
               <w:t xml:space="preserve"> (documentación). Se actualizó la descripción de cada rama.</w:t>
             </w:r>
           </w:p>
@@ -4659,22 +5954,30 @@
           <w:tcPr>
             <w:tcW w:w="2018" w:type="dxa"/>
             <w:tcBorders>
-              <w:top w:val="single" w:sz="1" w:space="0" w:color="CCCCCC"/>
-              <w:left w:val="single" w:sz="1" w:space="0" w:color="CCCCCC"/>
-              <w:bottom w:val="single" w:sz="1" w:space="0" w:color="CCCCCC"/>
-              <w:right w:val="single" w:sz="1" w:space="0" w:color="CCCCCC"/>
-            </w:tcBorders>
-            <w:shd w:val="clear" w:color="auto" w:fill="FFFFFF"/>
-            <w:tcMar>
-              <w:top w:w="80" w:type="dxa"/>
-              <w:left w:w="120" w:type="dxa"/>
-              <w:bottom w:w="80" w:type="dxa"/>
-              <w:right w:w="120" w:type="dxa"/>
-            </w:tcMar>
-            <w:vAlign w:val="center"/>
-          </w:tcPr>
-          <w:p>
-            <w:r>
+              <w:top w:val="single" w:color="CCCCCC" w:sz="1" w:space="0"/>
+              <w:left w:val="single" w:color="CCCCCC" w:sz="1" w:space="0"/>
+              <w:bottom w:val="single" w:color="CCCCCC" w:sz="1" w:space="0"/>
+              <w:right w:val="single" w:color="CCCCCC" w:sz="1" w:space="0"/>
+            </w:tcBorders>
+            <w:shd w:val="clear" w:color="auto" w:fill="FFFFFF" w:themeFill="background1"/>
+            <w:tcMar>
+              <w:top w:w="80" w:type="dxa"/>
+              <w:left w:w="120" w:type="dxa"/>
+              <w:bottom w:w="80" w:type="dxa"/>
+              <w:right w:w="120" w:type="dxa"/>
+            </w:tcMar>
+            <w:vAlign w:val="center"/>
+          </w:tcPr>
+          <w:p>
+            <w:pPr>
+              <w:rPr>
+                <w:rFonts w:ascii="Times New Roman" w:hAnsi="Times New Roman" w:eastAsia="Times New Roman" w:cs="Times New Roman"/>
+              </w:rPr>
+            </w:pPr>
+            <w:r>
+              <w:rPr>
+                <w:rFonts w:ascii="Times New Roman" w:hAnsi="Times New Roman" w:eastAsia="Times New Roman" w:cs="Times New Roman"/>
+              </w:rPr>
               <w:t>Brayan Mikoulist</w:t>
             </w:r>
           </w:p>
@@ -4683,22 +5986,30 @@
           <w:tcPr>
             <w:tcW w:w="2018" w:type="dxa"/>
             <w:tcBorders>
-              <w:top w:val="single" w:sz="1" w:space="0" w:color="CCCCCC"/>
-              <w:left w:val="single" w:sz="1" w:space="0" w:color="CCCCCC"/>
-              <w:bottom w:val="single" w:sz="1" w:space="0" w:color="CCCCCC"/>
-              <w:right w:val="single" w:sz="1" w:space="0" w:color="CCCCCC"/>
-            </w:tcBorders>
-            <w:shd w:val="clear" w:color="auto" w:fill="FFFFFF"/>
-            <w:tcMar>
-              <w:top w:w="80" w:type="dxa"/>
-              <w:left w:w="120" w:type="dxa"/>
-              <w:bottom w:w="80" w:type="dxa"/>
-              <w:right w:w="120" w:type="dxa"/>
-            </w:tcMar>
-            <w:vAlign w:val="center"/>
-          </w:tcPr>
-          <w:p>
-            <w:r>
+              <w:top w:val="single" w:color="CCCCCC" w:sz="1" w:space="0"/>
+              <w:left w:val="single" w:color="CCCCCC" w:sz="1" w:space="0"/>
+              <w:bottom w:val="single" w:color="CCCCCC" w:sz="1" w:space="0"/>
+              <w:right w:val="single" w:color="CCCCCC" w:sz="1" w:space="0"/>
+            </w:tcBorders>
+            <w:shd w:val="clear" w:color="auto" w:fill="FFFFFF" w:themeFill="background1"/>
+            <w:tcMar>
+              <w:top w:w="80" w:type="dxa"/>
+              <w:left w:w="120" w:type="dxa"/>
+              <w:bottom w:w="80" w:type="dxa"/>
+              <w:right w:w="120" w:type="dxa"/>
+            </w:tcMar>
+            <w:vAlign w:val="center"/>
+          </w:tcPr>
+          <w:p>
+            <w:pPr>
+              <w:rPr>
+                <w:rFonts w:ascii="Times New Roman" w:hAnsi="Times New Roman" w:eastAsia="Times New Roman" w:cs="Times New Roman"/>
+              </w:rPr>
+            </w:pPr>
+            <w:r>
+              <w:rPr>
+                <w:rFonts w:ascii="Times New Roman" w:hAnsi="Times New Roman" w:eastAsia="Times New Roman" w:cs="Times New Roman"/>
+              </w:rPr>
               <w:t>Joseph Vargas</w:t>
             </w:r>
           </w:p>
@@ -4718,25 +6029,33 @@
           <w:tcPr>
             <w:tcW w:w="1062" w:type="dxa"/>
             <w:tcBorders>
-              <w:top w:val="single" w:sz="1" w:space="0" w:color="CCCCCC"/>
-              <w:left w:val="single" w:sz="1" w:space="0" w:color="CCCCCC"/>
-              <w:bottom w:val="single" w:sz="1" w:space="0" w:color="CCCCCC"/>
-              <w:right w:val="single" w:sz="1" w:space="0" w:color="CCCCCC"/>
-            </w:tcBorders>
-            <w:shd w:val="clear" w:color="auto" w:fill="F2F2F2"/>
-            <w:tcMar>
-              <w:top w:w="80" w:type="dxa"/>
-              <w:left w:w="120" w:type="dxa"/>
-              <w:bottom w:w="80" w:type="dxa"/>
-              <w:right w:w="120" w:type="dxa"/>
-            </w:tcMar>
-            <w:vAlign w:val="center"/>
-          </w:tcPr>
-          <w:p>
-            <w:r>
-              <w:rPr>
-                <w:b/>
-                <w:bCs/>
+              <w:top w:val="single" w:color="CCCCCC" w:sz="1" w:space="0"/>
+              <w:left w:val="single" w:color="CCCCCC" w:sz="1" w:space="0"/>
+              <w:bottom w:val="single" w:color="CCCCCC" w:sz="1" w:space="0"/>
+              <w:right w:val="single" w:color="CCCCCC" w:sz="1" w:space="0"/>
+            </w:tcBorders>
+            <w:shd w:val="clear" w:color="auto" w:fill="F2F2F2" w:themeFill="background1" w:themeFillShade="F2"/>
+            <w:tcMar>
+              <w:top w:w="80" w:type="dxa"/>
+              <w:left w:w="120" w:type="dxa"/>
+              <w:bottom w:w="80" w:type="dxa"/>
+              <w:right w:w="120" w:type="dxa"/>
+            </w:tcMar>
+            <w:vAlign w:val="center"/>
+          </w:tcPr>
+          <w:p>
+            <w:pPr>
+              <w:rPr>
+                <w:rFonts w:ascii="Times New Roman" w:hAnsi="Times New Roman" w:eastAsia="Times New Roman" w:cs="Times New Roman"/>
+                <w:b w:val="1"/>
+                <w:bCs w:val="1"/>
+              </w:rPr>
+            </w:pPr>
+            <w:r>
+              <w:rPr>
+                <w:rFonts w:ascii="Times New Roman" w:hAnsi="Times New Roman" w:eastAsia="Times New Roman" w:cs="Times New Roman"/>
+                <w:b w:val="1"/>
+                <w:bCs w:val="1"/>
               </w:rPr>
               <w:t>1.2</w:t>
             </w:r>
@@ -4746,22 +6065,30 @@
           <w:tcPr>
             <w:tcW w:w="2338" w:type="dxa"/>
             <w:tcBorders>
-              <w:top w:val="single" w:sz="1" w:space="0" w:color="CCCCCC"/>
-              <w:left w:val="single" w:sz="1" w:space="0" w:color="CCCCCC"/>
-              <w:bottom w:val="single" w:sz="1" w:space="0" w:color="CCCCCC"/>
-              <w:right w:val="single" w:sz="1" w:space="0" w:color="CCCCCC"/>
-            </w:tcBorders>
-            <w:shd w:val="clear" w:color="auto" w:fill="FFFFFF"/>
-            <w:tcMar>
-              <w:top w:w="80" w:type="dxa"/>
-              <w:left w:w="120" w:type="dxa"/>
-              <w:bottom w:w="80" w:type="dxa"/>
-              <w:right w:w="120" w:type="dxa"/>
-            </w:tcMar>
-            <w:vAlign w:val="center"/>
-          </w:tcPr>
-          <w:p>
-            <w:r>
+              <w:top w:val="single" w:color="CCCCCC" w:sz="1" w:space="0"/>
+              <w:left w:val="single" w:color="CCCCCC" w:sz="1" w:space="0"/>
+              <w:bottom w:val="single" w:color="CCCCCC" w:sz="1" w:space="0"/>
+              <w:right w:val="single" w:color="CCCCCC" w:sz="1" w:space="0"/>
+            </w:tcBorders>
+            <w:shd w:val="clear" w:color="auto" w:fill="FFFFFF" w:themeFill="background1"/>
+            <w:tcMar>
+              <w:top w:w="80" w:type="dxa"/>
+              <w:left w:w="120" w:type="dxa"/>
+              <w:bottom w:w="80" w:type="dxa"/>
+              <w:right w:w="120" w:type="dxa"/>
+            </w:tcMar>
+            <w:vAlign w:val="center"/>
+          </w:tcPr>
+          <w:p>
+            <w:pPr>
+              <w:rPr>
+                <w:rFonts w:ascii="Times New Roman" w:hAnsi="Times New Roman" w:eastAsia="Times New Roman" w:cs="Times New Roman"/>
+              </w:rPr>
+            </w:pPr>
+            <w:r>
+              <w:rPr>
+                <w:rFonts w:ascii="Times New Roman" w:hAnsi="Times New Roman" w:eastAsia="Times New Roman" w:cs="Times New Roman"/>
+              </w:rPr>
               <w:t>14/04/2026</w:t>
             </w:r>
           </w:p>
@@ -4770,38 +6097,54 @@
           <w:tcPr>
             <w:tcW w:w="2507" w:type="dxa"/>
             <w:tcBorders>
-              <w:top w:val="single" w:sz="1" w:space="0" w:color="CCCCCC"/>
-              <w:left w:val="single" w:sz="1" w:space="0" w:color="CCCCCC"/>
-              <w:bottom w:val="single" w:sz="1" w:space="0" w:color="CCCCCC"/>
-              <w:right w:val="single" w:sz="1" w:space="0" w:color="CCCCCC"/>
-            </w:tcBorders>
-            <w:shd w:val="clear" w:color="auto" w:fill="FFFFFF"/>
-            <w:tcMar>
-              <w:top w:w="80" w:type="dxa"/>
-              <w:left w:w="120" w:type="dxa"/>
-              <w:bottom w:w="80" w:type="dxa"/>
-              <w:right w:w="120" w:type="dxa"/>
-            </w:tcMar>
-            <w:vAlign w:val="center"/>
-          </w:tcPr>
-          <w:p>
-            <w:r>
+              <w:top w:val="single" w:color="CCCCCC" w:sz="1" w:space="0"/>
+              <w:left w:val="single" w:color="CCCCCC" w:sz="1" w:space="0"/>
+              <w:bottom w:val="single" w:color="CCCCCC" w:sz="1" w:space="0"/>
+              <w:right w:val="single" w:color="CCCCCC" w:sz="1" w:space="0"/>
+            </w:tcBorders>
+            <w:shd w:val="clear" w:color="auto" w:fill="FFFFFF" w:themeFill="background1"/>
+            <w:tcMar>
+              <w:top w:w="80" w:type="dxa"/>
+              <w:left w:w="120" w:type="dxa"/>
+              <w:bottom w:w="80" w:type="dxa"/>
+              <w:right w:w="120" w:type="dxa"/>
+            </w:tcMar>
+            <w:vAlign w:val="center"/>
+          </w:tcPr>
+          <w:p>
+            <w:pPr>
+              <w:rPr>
+                <w:rFonts w:ascii="Times New Roman" w:hAnsi="Times New Roman" w:eastAsia="Times New Roman" w:cs="Times New Roman"/>
+              </w:rPr>
+            </w:pPr>
+            <w:r>
+              <w:rPr>
+                <w:rFonts w:ascii="Times New Roman" w:hAnsi="Times New Roman" w:eastAsia="Times New Roman" w:cs="Times New Roman"/>
+              </w:rPr>
               <w:t xml:space="preserve">Actualización de estados tras cierre del Sprint 2. Se registró el tag v1.0-sprint2 en GitHub. Se corrigió la versión del módulo de autenticación que presentó un fallo en validación de sesión y fue resuelto con </w:t>
             </w:r>
-            <w:proofErr w:type="spellStart"/>
-            <w:r>
+            <w:r>
+              <w:rPr>
+                <w:rFonts w:ascii="Times New Roman" w:hAnsi="Times New Roman" w:eastAsia="Times New Roman" w:cs="Times New Roman"/>
+              </w:rPr>
               <w:t>hotfix</w:t>
             </w:r>
-            <w:proofErr w:type="spellEnd"/>
-            <w:r>
+            <w:r>
+              <w:rPr>
+                <w:rFonts w:ascii="Times New Roman" w:hAnsi="Times New Roman" w:eastAsia="Times New Roman" w:cs="Times New Roman"/>
+              </w:rPr>
               <w:t xml:space="preserve"> directo sobre </w:t>
             </w:r>
-            <w:proofErr w:type="spellStart"/>
-            <w:r>
+            <w:r>
+              <w:rPr>
+                <w:rFonts w:ascii="Times New Roman" w:hAnsi="Times New Roman" w:eastAsia="Times New Roman" w:cs="Times New Roman"/>
+              </w:rPr>
               <w:t>main</w:t>
             </w:r>
-            <w:proofErr w:type="spellEnd"/>
-            <w:r>
+            <w:r>
+              <w:rPr>
+                <w:rFonts w:ascii="Times New Roman" w:hAnsi="Times New Roman" w:eastAsia="Times New Roman" w:cs="Times New Roman"/>
+              </w:rPr>
               <w:t>.</w:t>
             </w:r>
           </w:p>
@@ -4810,22 +6153,30 @@
           <w:tcPr>
             <w:tcW w:w="2018" w:type="dxa"/>
             <w:tcBorders>
-              <w:top w:val="single" w:sz="1" w:space="0" w:color="CCCCCC"/>
-              <w:left w:val="single" w:sz="1" w:space="0" w:color="CCCCCC"/>
-              <w:bottom w:val="single" w:sz="1" w:space="0" w:color="CCCCCC"/>
-              <w:right w:val="single" w:sz="1" w:space="0" w:color="CCCCCC"/>
-            </w:tcBorders>
-            <w:shd w:val="clear" w:color="auto" w:fill="FFFFFF"/>
-            <w:tcMar>
-              <w:top w:w="80" w:type="dxa"/>
-              <w:left w:w="120" w:type="dxa"/>
-              <w:bottom w:w="80" w:type="dxa"/>
-              <w:right w:w="120" w:type="dxa"/>
-            </w:tcMar>
-            <w:vAlign w:val="center"/>
-          </w:tcPr>
-          <w:p>
-            <w:r>
+              <w:top w:val="single" w:color="CCCCCC" w:sz="1" w:space="0"/>
+              <w:left w:val="single" w:color="CCCCCC" w:sz="1" w:space="0"/>
+              <w:bottom w:val="single" w:color="CCCCCC" w:sz="1" w:space="0"/>
+              <w:right w:val="single" w:color="CCCCCC" w:sz="1" w:space="0"/>
+            </w:tcBorders>
+            <w:shd w:val="clear" w:color="auto" w:fill="FFFFFF" w:themeFill="background1"/>
+            <w:tcMar>
+              <w:top w:w="80" w:type="dxa"/>
+              <w:left w:w="120" w:type="dxa"/>
+              <w:bottom w:w="80" w:type="dxa"/>
+              <w:right w:w="120" w:type="dxa"/>
+            </w:tcMar>
+            <w:vAlign w:val="center"/>
+          </w:tcPr>
+          <w:p>
+            <w:pPr>
+              <w:rPr>
+                <w:rFonts w:ascii="Times New Roman" w:hAnsi="Times New Roman" w:eastAsia="Times New Roman" w:cs="Times New Roman"/>
+              </w:rPr>
+            </w:pPr>
+            <w:r>
+              <w:rPr>
+                <w:rFonts w:ascii="Times New Roman" w:hAnsi="Times New Roman" w:eastAsia="Times New Roman" w:cs="Times New Roman"/>
+              </w:rPr>
               <w:t>Joseph Vargas</w:t>
             </w:r>
           </w:p>
@@ -4834,22 +6185,30 @@
           <w:tcPr>
             <w:tcW w:w="2018" w:type="dxa"/>
             <w:tcBorders>
-              <w:top w:val="single" w:sz="1" w:space="0" w:color="CCCCCC"/>
-              <w:left w:val="single" w:sz="1" w:space="0" w:color="CCCCCC"/>
-              <w:bottom w:val="single" w:sz="1" w:space="0" w:color="CCCCCC"/>
-              <w:right w:val="single" w:sz="1" w:space="0" w:color="CCCCCC"/>
-            </w:tcBorders>
-            <w:shd w:val="clear" w:color="auto" w:fill="FFFFFF"/>
-            <w:tcMar>
-              <w:top w:w="80" w:type="dxa"/>
-              <w:left w:w="120" w:type="dxa"/>
-              <w:bottom w:w="80" w:type="dxa"/>
-              <w:right w:w="120" w:type="dxa"/>
-            </w:tcMar>
-            <w:vAlign w:val="center"/>
-          </w:tcPr>
-          <w:p>
-            <w:r>
+              <w:top w:val="single" w:color="CCCCCC" w:sz="1" w:space="0"/>
+              <w:left w:val="single" w:color="CCCCCC" w:sz="1" w:space="0"/>
+              <w:bottom w:val="single" w:color="CCCCCC" w:sz="1" w:space="0"/>
+              <w:right w:val="single" w:color="CCCCCC" w:sz="1" w:space="0"/>
+            </w:tcBorders>
+            <w:shd w:val="clear" w:color="auto" w:fill="FFFFFF" w:themeFill="background1"/>
+            <w:tcMar>
+              <w:top w:w="80" w:type="dxa"/>
+              <w:left w:w="120" w:type="dxa"/>
+              <w:bottom w:w="80" w:type="dxa"/>
+              <w:right w:w="120" w:type="dxa"/>
+            </w:tcMar>
+            <w:vAlign w:val="center"/>
+          </w:tcPr>
+          <w:p>
+            <w:pPr>
+              <w:rPr>
+                <w:rFonts w:ascii="Times New Roman" w:hAnsi="Times New Roman" w:eastAsia="Times New Roman" w:cs="Times New Roman"/>
+              </w:rPr>
+            </w:pPr>
+            <w:r>
+              <w:rPr>
+                <w:rFonts w:ascii="Times New Roman" w:hAnsi="Times New Roman" w:eastAsia="Times New Roman" w:cs="Times New Roman"/>
+              </w:rPr>
               <w:t>Yakelin Ariza</w:t>
             </w:r>
           </w:p>
@@ -4869,25 +6228,33 @@
           <w:tcPr>
             <w:tcW w:w="1062" w:type="dxa"/>
             <w:tcBorders>
-              <w:top w:val="single" w:sz="1" w:space="0" w:color="CCCCCC"/>
-              <w:left w:val="single" w:sz="1" w:space="0" w:color="CCCCCC"/>
-              <w:bottom w:val="single" w:sz="1" w:space="0" w:color="CCCCCC"/>
-              <w:right w:val="single" w:sz="1" w:space="0" w:color="CCCCCC"/>
-            </w:tcBorders>
-            <w:shd w:val="clear" w:color="auto" w:fill="F2F2F2"/>
-            <w:tcMar>
-              <w:top w:w="80" w:type="dxa"/>
-              <w:left w:w="120" w:type="dxa"/>
-              <w:bottom w:w="80" w:type="dxa"/>
-              <w:right w:w="120" w:type="dxa"/>
-            </w:tcMar>
-            <w:vAlign w:val="center"/>
-          </w:tcPr>
-          <w:p>
-            <w:r>
-              <w:rPr>
-                <w:b/>
-                <w:bCs/>
+              <w:top w:val="single" w:color="CCCCCC" w:sz="1" w:space="0"/>
+              <w:left w:val="single" w:color="CCCCCC" w:sz="1" w:space="0"/>
+              <w:bottom w:val="single" w:color="CCCCCC" w:sz="1" w:space="0"/>
+              <w:right w:val="single" w:color="CCCCCC" w:sz="1" w:space="0"/>
+            </w:tcBorders>
+            <w:shd w:val="clear" w:color="auto" w:fill="F2F2F2" w:themeFill="background1" w:themeFillShade="F2"/>
+            <w:tcMar>
+              <w:top w:w="80" w:type="dxa"/>
+              <w:left w:w="120" w:type="dxa"/>
+              <w:bottom w:w="80" w:type="dxa"/>
+              <w:right w:w="120" w:type="dxa"/>
+            </w:tcMar>
+            <w:vAlign w:val="center"/>
+          </w:tcPr>
+          <w:p>
+            <w:pPr>
+              <w:rPr>
+                <w:rFonts w:ascii="Times New Roman" w:hAnsi="Times New Roman" w:eastAsia="Times New Roman" w:cs="Times New Roman"/>
+                <w:b w:val="1"/>
+                <w:bCs w:val="1"/>
+              </w:rPr>
+            </w:pPr>
+            <w:r>
+              <w:rPr>
+                <w:rFonts w:ascii="Times New Roman" w:hAnsi="Times New Roman" w:eastAsia="Times New Roman" w:cs="Times New Roman"/>
+                <w:b w:val="1"/>
+                <w:bCs w:val="1"/>
               </w:rPr>
               <w:t>1.3</w:t>
             </w:r>
@@ -4897,22 +6264,30 @@
           <w:tcPr>
             <w:tcW w:w="2338" w:type="dxa"/>
             <w:tcBorders>
-              <w:top w:val="single" w:sz="1" w:space="0" w:color="CCCCCC"/>
-              <w:left w:val="single" w:sz="1" w:space="0" w:color="CCCCCC"/>
-              <w:bottom w:val="single" w:sz="1" w:space="0" w:color="CCCCCC"/>
-              <w:right w:val="single" w:sz="1" w:space="0" w:color="CCCCCC"/>
-            </w:tcBorders>
-            <w:shd w:val="clear" w:color="auto" w:fill="FFFFFF"/>
-            <w:tcMar>
-              <w:top w:w="80" w:type="dxa"/>
-              <w:left w:w="120" w:type="dxa"/>
-              <w:bottom w:w="80" w:type="dxa"/>
-              <w:right w:w="120" w:type="dxa"/>
-            </w:tcMar>
-            <w:vAlign w:val="center"/>
-          </w:tcPr>
-          <w:p>
-            <w:r>
+              <w:top w:val="single" w:color="CCCCCC" w:sz="1" w:space="0"/>
+              <w:left w:val="single" w:color="CCCCCC" w:sz="1" w:space="0"/>
+              <w:bottom w:val="single" w:color="CCCCCC" w:sz="1" w:space="0"/>
+              <w:right w:val="single" w:color="CCCCCC" w:sz="1" w:space="0"/>
+            </w:tcBorders>
+            <w:shd w:val="clear" w:color="auto" w:fill="FFFFFF" w:themeFill="background1"/>
+            <w:tcMar>
+              <w:top w:w="80" w:type="dxa"/>
+              <w:left w:w="120" w:type="dxa"/>
+              <w:bottom w:w="80" w:type="dxa"/>
+              <w:right w:w="120" w:type="dxa"/>
+            </w:tcMar>
+            <w:vAlign w:val="center"/>
+          </w:tcPr>
+          <w:p>
+            <w:pPr>
+              <w:rPr>
+                <w:rFonts w:ascii="Times New Roman" w:hAnsi="Times New Roman" w:eastAsia="Times New Roman" w:cs="Times New Roman"/>
+              </w:rPr>
+            </w:pPr>
+            <w:r>
+              <w:rPr>
+                <w:rFonts w:ascii="Times New Roman" w:hAnsi="Times New Roman" w:eastAsia="Times New Roman" w:cs="Times New Roman"/>
+              </w:rPr>
               <w:t>11/05/2026</w:t>
             </w:r>
           </w:p>
@@ -4921,30 +6296,42 @@
           <w:tcPr>
             <w:tcW w:w="2507" w:type="dxa"/>
             <w:tcBorders>
-              <w:top w:val="single" w:sz="1" w:space="0" w:color="CCCCCC"/>
-              <w:left w:val="single" w:sz="1" w:space="0" w:color="CCCCCC"/>
-              <w:bottom w:val="single" w:sz="1" w:space="0" w:color="CCCCCC"/>
-              <w:right w:val="single" w:sz="1" w:space="0" w:color="CCCCCC"/>
-            </w:tcBorders>
-            <w:shd w:val="clear" w:color="auto" w:fill="FFFFFF"/>
-            <w:tcMar>
-              <w:top w:w="80" w:type="dxa"/>
-              <w:left w:w="120" w:type="dxa"/>
-              <w:bottom w:w="80" w:type="dxa"/>
-              <w:right w:w="120" w:type="dxa"/>
-            </w:tcMar>
-            <w:vAlign w:val="center"/>
-          </w:tcPr>
-          <w:p>
-            <w:r>
+              <w:top w:val="single" w:color="CCCCCC" w:sz="1" w:space="0"/>
+              <w:left w:val="single" w:color="CCCCCC" w:sz="1" w:space="0"/>
+              <w:bottom w:val="single" w:color="CCCCCC" w:sz="1" w:space="0"/>
+              <w:right w:val="single" w:color="CCCCCC" w:sz="1" w:space="0"/>
+            </w:tcBorders>
+            <w:shd w:val="clear" w:color="auto" w:fill="FFFFFF" w:themeFill="background1"/>
+            <w:tcMar>
+              <w:top w:w="80" w:type="dxa"/>
+              <w:left w:w="120" w:type="dxa"/>
+              <w:bottom w:w="80" w:type="dxa"/>
+              <w:right w:w="120" w:type="dxa"/>
+            </w:tcMar>
+            <w:vAlign w:val="center"/>
+          </w:tcPr>
+          <w:p>
+            <w:pPr>
+              <w:rPr>
+                <w:rFonts w:ascii="Times New Roman" w:hAnsi="Times New Roman" w:eastAsia="Times New Roman" w:cs="Times New Roman"/>
+              </w:rPr>
+            </w:pPr>
+            <w:r>
+              <w:rPr>
+                <w:rFonts w:ascii="Times New Roman" w:hAnsi="Times New Roman" w:eastAsia="Times New Roman" w:cs="Times New Roman"/>
+              </w:rPr>
               <w:t xml:space="preserve">Se actualizaron los </w:t>
             </w:r>
-            <w:proofErr w:type="spellStart"/>
-            <w:r>
+            <w:r>
+              <w:rPr>
+                <w:rFonts w:ascii="Times New Roman" w:hAnsi="Times New Roman" w:eastAsia="Times New Roman" w:cs="Times New Roman"/>
+              </w:rPr>
               <w:t>CIs</w:t>
             </w:r>
-            <w:proofErr w:type="spellEnd"/>
-            <w:r>
+            <w:r>
+              <w:rPr>
+                <w:rFonts w:ascii="Times New Roman" w:hAnsi="Times New Roman" w:eastAsia="Times New Roman" w:cs="Times New Roman"/>
+              </w:rPr>
               <w:t xml:space="preserve"> de pruebas como elementos independientes. Se registró el cierre del Sprint 3 y el tag v1.0-sprint3. Se corrigió un error en el script de migración de BD que afectaba la tabla de radicados.</w:t>
             </w:r>
           </w:p>
@@ -4953,22 +6340,30 @@
           <w:tcPr>
             <w:tcW w:w="2018" w:type="dxa"/>
             <w:tcBorders>
-              <w:top w:val="single" w:sz="1" w:space="0" w:color="CCCCCC"/>
-              <w:left w:val="single" w:sz="1" w:space="0" w:color="CCCCCC"/>
-              <w:bottom w:val="single" w:sz="1" w:space="0" w:color="CCCCCC"/>
-              <w:right w:val="single" w:sz="1" w:space="0" w:color="CCCCCC"/>
-            </w:tcBorders>
-            <w:shd w:val="clear" w:color="auto" w:fill="FFFFFF"/>
-            <w:tcMar>
-              <w:top w:w="80" w:type="dxa"/>
-              <w:left w:w="120" w:type="dxa"/>
-              <w:bottom w:w="80" w:type="dxa"/>
-              <w:right w:w="120" w:type="dxa"/>
-            </w:tcMar>
-            <w:vAlign w:val="center"/>
-          </w:tcPr>
-          <w:p>
-            <w:r>
+              <w:top w:val="single" w:color="CCCCCC" w:sz="1" w:space="0"/>
+              <w:left w:val="single" w:color="CCCCCC" w:sz="1" w:space="0"/>
+              <w:bottom w:val="single" w:color="CCCCCC" w:sz="1" w:space="0"/>
+              <w:right w:val="single" w:color="CCCCCC" w:sz="1" w:space="0"/>
+            </w:tcBorders>
+            <w:shd w:val="clear" w:color="auto" w:fill="FFFFFF" w:themeFill="background1"/>
+            <w:tcMar>
+              <w:top w:w="80" w:type="dxa"/>
+              <w:left w:w="120" w:type="dxa"/>
+              <w:bottom w:w="80" w:type="dxa"/>
+              <w:right w:w="120" w:type="dxa"/>
+            </w:tcMar>
+            <w:vAlign w:val="center"/>
+          </w:tcPr>
+          <w:p>
+            <w:pPr>
+              <w:rPr>
+                <w:rFonts w:ascii="Times New Roman" w:hAnsi="Times New Roman" w:eastAsia="Times New Roman" w:cs="Times New Roman"/>
+              </w:rPr>
+            </w:pPr>
+            <w:r>
+              <w:rPr>
+                <w:rFonts w:ascii="Times New Roman" w:hAnsi="Times New Roman" w:eastAsia="Times New Roman" w:cs="Times New Roman"/>
+              </w:rPr>
               <w:t>Yeferson Linares</w:t>
             </w:r>
           </w:p>
@@ -4977,22 +6372,30 @@
           <w:tcPr>
             <w:tcW w:w="2018" w:type="dxa"/>
             <w:tcBorders>
-              <w:top w:val="single" w:sz="1" w:space="0" w:color="CCCCCC"/>
-              <w:left w:val="single" w:sz="1" w:space="0" w:color="CCCCCC"/>
-              <w:bottom w:val="single" w:sz="1" w:space="0" w:color="CCCCCC"/>
-              <w:right w:val="single" w:sz="1" w:space="0" w:color="CCCCCC"/>
-            </w:tcBorders>
-            <w:shd w:val="clear" w:color="auto" w:fill="FFFFFF"/>
-            <w:tcMar>
-              <w:top w:w="80" w:type="dxa"/>
-              <w:left w:w="120" w:type="dxa"/>
-              <w:bottom w:w="80" w:type="dxa"/>
-              <w:right w:w="120" w:type="dxa"/>
-            </w:tcMar>
-            <w:vAlign w:val="center"/>
-          </w:tcPr>
-          <w:p>
-            <w:r>
+              <w:top w:val="single" w:color="CCCCCC" w:sz="1" w:space="0"/>
+              <w:left w:val="single" w:color="CCCCCC" w:sz="1" w:space="0"/>
+              <w:bottom w:val="single" w:color="CCCCCC" w:sz="1" w:space="0"/>
+              <w:right w:val="single" w:color="CCCCCC" w:sz="1" w:space="0"/>
+            </w:tcBorders>
+            <w:shd w:val="clear" w:color="auto" w:fill="FFFFFF" w:themeFill="background1"/>
+            <w:tcMar>
+              <w:top w:w="80" w:type="dxa"/>
+              <w:left w:w="120" w:type="dxa"/>
+              <w:bottom w:w="80" w:type="dxa"/>
+              <w:right w:w="120" w:type="dxa"/>
+            </w:tcMar>
+            <w:vAlign w:val="center"/>
+          </w:tcPr>
+          <w:p>
+            <w:pPr>
+              <w:rPr>
+                <w:rFonts w:ascii="Times New Roman" w:hAnsi="Times New Roman" w:eastAsia="Times New Roman" w:cs="Times New Roman"/>
+              </w:rPr>
+            </w:pPr>
+            <w:r>
+              <w:rPr>
+                <w:rFonts w:ascii="Times New Roman" w:hAnsi="Times New Roman" w:eastAsia="Times New Roman" w:cs="Times New Roman"/>
+              </w:rPr>
               <w:t>Brayan Mikoulist</w:t>
             </w:r>
           </w:p>
@@ -5012,25 +6415,33 @@
           <w:tcPr>
             <w:tcW w:w="1062" w:type="dxa"/>
             <w:tcBorders>
-              <w:top w:val="single" w:sz="1" w:space="0" w:color="CCCCCC"/>
-              <w:left w:val="single" w:sz="1" w:space="0" w:color="CCCCCC"/>
-              <w:bottom w:val="single" w:sz="1" w:space="0" w:color="CCCCCC"/>
-              <w:right w:val="single" w:sz="1" w:space="0" w:color="CCCCCC"/>
-            </w:tcBorders>
-            <w:shd w:val="clear" w:color="auto" w:fill="F2F2F2"/>
-            <w:tcMar>
-              <w:top w:w="80" w:type="dxa"/>
-              <w:left w:w="120" w:type="dxa"/>
-              <w:bottom w:w="80" w:type="dxa"/>
-              <w:right w:w="120" w:type="dxa"/>
-            </w:tcMar>
-            <w:vAlign w:val="center"/>
-          </w:tcPr>
-          <w:p>
-            <w:r>
-              <w:rPr>
-                <w:b/>
-                <w:bCs/>
+              <w:top w:val="single" w:color="CCCCCC" w:sz="1" w:space="0"/>
+              <w:left w:val="single" w:color="CCCCCC" w:sz="1" w:space="0"/>
+              <w:bottom w:val="single" w:color="CCCCCC" w:sz="1" w:space="0"/>
+              <w:right w:val="single" w:color="CCCCCC" w:sz="1" w:space="0"/>
+            </w:tcBorders>
+            <w:shd w:val="clear" w:color="auto" w:fill="F2F2F2" w:themeFill="background1" w:themeFillShade="F2"/>
+            <w:tcMar>
+              <w:top w:w="80" w:type="dxa"/>
+              <w:left w:w="120" w:type="dxa"/>
+              <w:bottom w:w="80" w:type="dxa"/>
+              <w:right w:w="120" w:type="dxa"/>
+            </w:tcMar>
+            <w:vAlign w:val="center"/>
+          </w:tcPr>
+          <w:p>
+            <w:pPr>
+              <w:rPr>
+                <w:rFonts w:ascii="Times New Roman" w:hAnsi="Times New Roman" w:eastAsia="Times New Roman" w:cs="Times New Roman"/>
+                <w:b w:val="1"/>
+                <w:bCs w:val="1"/>
+              </w:rPr>
+            </w:pPr>
+            <w:r>
+              <w:rPr>
+                <w:rFonts w:ascii="Times New Roman" w:hAnsi="Times New Roman" w:eastAsia="Times New Roman" w:cs="Times New Roman"/>
+                <w:b w:val="1"/>
+                <w:bCs w:val="1"/>
               </w:rPr>
               <w:t>1.4</w:t>
             </w:r>
@@ -5040,23 +6451,43 @@
           <w:tcPr>
             <w:tcW w:w="2338" w:type="dxa"/>
             <w:tcBorders>
-              <w:top w:val="single" w:sz="1" w:space="0" w:color="CCCCCC"/>
-              <w:left w:val="single" w:sz="1" w:space="0" w:color="CCCCCC"/>
-              <w:bottom w:val="single" w:sz="1" w:space="0" w:color="CCCCCC"/>
-              <w:right w:val="single" w:sz="1" w:space="0" w:color="CCCCCC"/>
-            </w:tcBorders>
-            <w:shd w:val="clear" w:color="auto" w:fill="FFFFFF"/>
-            <w:tcMar>
-              <w:top w:w="80" w:type="dxa"/>
-              <w:left w:w="120" w:type="dxa"/>
-              <w:bottom w:w="80" w:type="dxa"/>
-              <w:right w:w="120" w:type="dxa"/>
-            </w:tcMar>
-            <w:vAlign w:val="center"/>
-          </w:tcPr>
-          <w:p>
-            <w:r>
-              <w:t>23/05/2026</w:t>
+              <w:top w:val="single" w:color="CCCCCC" w:sz="1" w:space="0"/>
+              <w:left w:val="single" w:color="CCCCCC" w:sz="1" w:space="0"/>
+              <w:bottom w:val="single" w:color="CCCCCC" w:sz="1" w:space="0"/>
+              <w:right w:val="single" w:color="CCCCCC" w:sz="1" w:space="0"/>
+            </w:tcBorders>
+            <w:shd w:val="clear" w:color="auto" w:fill="FFFFFF" w:themeFill="background1"/>
+            <w:tcMar>
+              <w:top w:w="80" w:type="dxa"/>
+              <w:left w:w="120" w:type="dxa"/>
+              <w:bottom w:w="80" w:type="dxa"/>
+              <w:right w:w="120" w:type="dxa"/>
+            </w:tcMar>
+            <w:vAlign w:val="center"/>
+          </w:tcPr>
+          <w:p>
+            <w:pPr>
+              <w:rPr>
+                <w:rFonts w:ascii="Times New Roman" w:hAnsi="Times New Roman" w:eastAsia="Times New Roman" w:cs="Times New Roman"/>
+              </w:rPr>
+            </w:pPr>
+            <w:r>
+              <w:rPr>
+                <w:rFonts w:ascii="Times New Roman" w:hAnsi="Times New Roman" w:eastAsia="Times New Roman" w:cs="Times New Roman"/>
+              </w:rPr>
+              <w:t>2</w:t>
+            </w:r>
+            <w:r>
+              <w:rPr>
+                <w:rFonts w:ascii="Times New Roman" w:hAnsi="Times New Roman" w:eastAsia="Times New Roman" w:cs="Times New Roman"/>
+              </w:rPr>
+              <w:t>8</w:t>
+            </w:r>
+            <w:r>
+              <w:rPr>
+                <w:rFonts w:ascii="Times New Roman" w:hAnsi="Times New Roman" w:eastAsia="Times New Roman" w:cs="Times New Roman"/>
+              </w:rPr>
+              <w:t>/05/2026</w:t>
             </w:r>
           </w:p>
         </w:tc>
@@ -5064,30 +6495,42 @@
           <w:tcPr>
             <w:tcW w:w="2507" w:type="dxa"/>
             <w:tcBorders>
-              <w:top w:val="single" w:sz="1" w:space="0" w:color="CCCCCC"/>
-              <w:left w:val="single" w:sz="1" w:space="0" w:color="CCCCCC"/>
-              <w:bottom w:val="single" w:sz="1" w:space="0" w:color="CCCCCC"/>
-              <w:right w:val="single" w:sz="1" w:space="0" w:color="CCCCCC"/>
-            </w:tcBorders>
-            <w:shd w:val="clear" w:color="auto" w:fill="FFFFFF"/>
-            <w:tcMar>
-              <w:top w:w="80" w:type="dxa"/>
-              <w:left w:w="120" w:type="dxa"/>
-              <w:bottom w:w="80" w:type="dxa"/>
-              <w:right w:w="120" w:type="dxa"/>
-            </w:tcMar>
-            <w:vAlign w:val="center"/>
-          </w:tcPr>
-          <w:p>
-            <w:r>
+              <w:top w:val="single" w:color="CCCCCC" w:sz="1" w:space="0"/>
+              <w:left w:val="single" w:color="CCCCCC" w:sz="1" w:space="0"/>
+              <w:bottom w:val="single" w:color="CCCCCC" w:sz="1" w:space="0"/>
+              <w:right w:val="single" w:color="CCCCCC" w:sz="1" w:space="0"/>
+            </w:tcBorders>
+            <w:shd w:val="clear" w:color="auto" w:fill="FFFFFF" w:themeFill="background1"/>
+            <w:tcMar>
+              <w:top w:w="80" w:type="dxa"/>
+              <w:left w:w="120" w:type="dxa"/>
+              <w:bottom w:w="80" w:type="dxa"/>
+              <w:right w:w="120" w:type="dxa"/>
+            </w:tcMar>
+            <w:vAlign w:val="center"/>
+          </w:tcPr>
+          <w:p>
+            <w:pPr>
+              <w:rPr>
+                <w:rFonts w:ascii="Times New Roman" w:hAnsi="Times New Roman" w:eastAsia="Times New Roman" w:cs="Times New Roman"/>
+              </w:rPr>
+            </w:pPr>
+            <w:r>
+              <w:rPr>
+                <w:rFonts w:ascii="Times New Roman" w:hAnsi="Times New Roman" w:eastAsia="Times New Roman" w:cs="Times New Roman"/>
+              </w:rPr>
               <w:t xml:space="preserve">Cierre formal del proyecto. Se actualizaron todos los estados a Finalizado. Se registró el tag v1.0-sprint4 correspondiente al Sprint 4 y se consolidó la versión final del sistema en la rama </w:t>
             </w:r>
-            <w:proofErr w:type="spellStart"/>
-            <w:r>
+            <w:r>
+              <w:rPr>
+                <w:rFonts w:ascii="Times New Roman" w:hAnsi="Times New Roman" w:eastAsia="Times New Roman" w:cs="Times New Roman"/>
+              </w:rPr>
               <w:t>main</w:t>
             </w:r>
-            <w:proofErr w:type="spellEnd"/>
-            <w:r>
+            <w:r>
+              <w:rPr>
+                <w:rFonts w:ascii="Times New Roman" w:hAnsi="Times New Roman" w:eastAsia="Times New Roman" w:cs="Times New Roman"/>
+              </w:rPr>
               <w:t>.</w:t>
             </w:r>
           </w:p>
@@ -5096,22 +6539,30 @@
           <w:tcPr>
             <w:tcW w:w="2018" w:type="dxa"/>
             <w:tcBorders>
-              <w:top w:val="single" w:sz="1" w:space="0" w:color="CCCCCC"/>
-              <w:left w:val="single" w:sz="1" w:space="0" w:color="CCCCCC"/>
-              <w:bottom w:val="single" w:sz="1" w:space="0" w:color="CCCCCC"/>
-              <w:right w:val="single" w:sz="1" w:space="0" w:color="CCCCCC"/>
-            </w:tcBorders>
-            <w:shd w:val="clear" w:color="auto" w:fill="FFFFFF"/>
-            <w:tcMar>
-              <w:top w:w="80" w:type="dxa"/>
-              <w:left w:w="120" w:type="dxa"/>
-              <w:bottom w:w="80" w:type="dxa"/>
-              <w:right w:w="120" w:type="dxa"/>
-            </w:tcMar>
-            <w:vAlign w:val="center"/>
-          </w:tcPr>
-          <w:p>
-            <w:r>
+              <w:top w:val="single" w:color="CCCCCC" w:sz="1" w:space="0"/>
+              <w:left w:val="single" w:color="CCCCCC" w:sz="1" w:space="0"/>
+              <w:bottom w:val="single" w:color="CCCCCC" w:sz="1" w:space="0"/>
+              <w:right w:val="single" w:color="CCCCCC" w:sz="1" w:space="0"/>
+            </w:tcBorders>
+            <w:shd w:val="clear" w:color="auto" w:fill="FFFFFF" w:themeFill="background1"/>
+            <w:tcMar>
+              <w:top w:w="80" w:type="dxa"/>
+              <w:left w:w="120" w:type="dxa"/>
+              <w:bottom w:w="80" w:type="dxa"/>
+              <w:right w:w="120" w:type="dxa"/>
+            </w:tcMar>
+            <w:vAlign w:val="center"/>
+          </w:tcPr>
+          <w:p>
+            <w:pPr>
+              <w:rPr>
+                <w:rFonts w:ascii="Times New Roman" w:hAnsi="Times New Roman" w:eastAsia="Times New Roman" w:cs="Times New Roman"/>
+              </w:rPr>
+            </w:pPr>
+            <w:r>
+              <w:rPr>
+                <w:rFonts w:ascii="Times New Roman" w:hAnsi="Times New Roman" w:eastAsia="Times New Roman" w:cs="Times New Roman"/>
+              </w:rPr>
               <w:t>Yakelin Ariza</w:t>
             </w:r>
           </w:p>
@@ -5120,40 +6571,62 @@
           <w:tcPr>
             <w:tcW w:w="2018" w:type="dxa"/>
             <w:tcBorders>
-              <w:top w:val="single" w:sz="1" w:space="0" w:color="CCCCCC"/>
-              <w:left w:val="single" w:sz="1" w:space="0" w:color="CCCCCC"/>
-              <w:bottom w:val="single" w:sz="1" w:space="0" w:color="CCCCCC"/>
-              <w:right w:val="single" w:sz="1" w:space="0" w:color="CCCCCC"/>
-            </w:tcBorders>
-            <w:shd w:val="clear" w:color="auto" w:fill="FFFFFF"/>
-            <w:tcMar>
-              <w:top w:w="80" w:type="dxa"/>
-              <w:left w:w="120" w:type="dxa"/>
-              <w:bottom w:w="80" w:type="dxa"/>
-              <w:right w:w="120" w:type="dxa"/>
-            </w:tcMar>
-            <w:vAlign w:val="center"/>
-          </w:tcPr>
-          <w:p>
-            <w:r>
+              <w:top w:val="single" w:color="CCCCCC" w:sz="1" w:space="0"/>
+              <w:left w:val="single" w:color="CCCCCC" w:sz="1" w:space="0"/>
+              <w:bottom w:val="single" w:color="CCCCCC" w:sz="1" w:space="0"/>
+              <w:right w:val="single" w:color="CCCCCC" w:sz="1" w:space="0"/>
+            </w:tcBorders>
+            <w:shd w:val="clear" w:color="auto" w:fill="FFFFFF" w:themeFill="background1"/>
+            <w:tcMar>
+              <w:top w:w="80" w:type="dxa"/>
+              <w:left w:w="120" w:type="dxa"/>
+              <w:bottom w:w="80" w:type="dxa"/>
+              <w:right w:w="120" w:type="dxa"/>
+            </w:tcMar>
+            <w:vAlign w:val="center"/>
+          </w:tcPr>
+          <w:p>
+            <w:pPr>
+              <w:rPr>
+                <w:rFonts w:ascii="Times New Roman" w:hAnsi="Times New Roman" w:eastAsia="Times New Roman" w:cs="Times New Roman"/>
+              </w:rPr>
+            </w:pPr>
+            <w:r>
+              <w:rPr>
+                <w:rFonts w:ascii="Times New Roman" w:hAnsi="Times New Roman" w:eastAsia="Times New Roman" w:cs="Times New Roman"/>
+              </w:rPr>
               <w:t>Equipo de desarrollo</w:t>
             </w:r>
           </w:p>
         </w:tc>
       </w:tr>
     </w:tbl>
-    <w:p/>
+    <w:p>
+      <w:pPr>
+        <w:rPr>
+          <w:rFonts w:ascii="Times New Roman" w:hAnsi="Times New Roman" w:eastAsia="Times New Roman" w:cs="Times New Roman"/>
+        </w:rPr>
+      </w:pPr>
+    </w:p>
     <w:p>
       <w:pPr>
         <w:pBdr>
-          <w:bottom w:val="single" w:sz="6" w:space="1" w:color="2E74B5"/>
+          <w:bottom w:val="single" w:color="2E74B5" w:sz="6" w:space="1"/>
         </w:pBdr>
         <w:spacing w:before="320" w:after="160"/>
+        <w:rPr>
+          <w:rFonts w:ascii="Times New Roman" w:hAnsi="Times New Roman" w:eastAsia="Times New Roman" w:cs="Times New Roman"/>
+          <w:b w:val="1"/>
+          <w:bCs w:val="1"/>
+          <w:sz w:val="26"/>
+          <w:szCs w:val="26"/>
+        </w:rPr>
       </w:pPr>
       <w:r>
         <w:rPr>
-          <w:b/>
-          <w:bCs/>
+          <w:rFonts w:ascii="Times New Roman" w:hAnsi="Times New Roman" w:eastAsia="Times New Roman" w:cs="Times New Roman"/>
+          <w:b w:val="1"/>
+          <w:bCs w:val="1"/>
           <w:sz w:val="26"/>
           <w:szCs w:val="26"/>
         </w:rPr>
@@ -5163,22 +6636,34 @@
     <w:p>
       <w:pPr>
         <w:spacing w:before="80" w:after="80"/>
+        <w:rPr>
+          <w:rFonts w:ascii="Times New Roman" w:hAnsi="Times New Roman" w:eastAsia="Times New Roman" w:cs="Times New Roman"/>
+        </w:rPr>
       </w:pPr>
       <w:r>
+        <w:rPr>
+          <w:rFonts w:ascii="Times New Roman" w:hAnsi="Times New Roman" w:eastAsia="Times New Roman" w:cs="Times New Roman"/>
+        </w:rPr>
         <w:t>Los integrantes del equipo de desarrollo declaran haber leído, comprendido y acordado las políticas de configuración establecidas en este documento.</w:t>
       </w:r>
     </w:p>
-    <w:p/>
+    <w:p>
+      <w:pPr>
+        <w:rPr>
+          <w:rFonts w:ascii="Times New Roman" w:hAnsi="Times New Roman" w:eastAsia="Times New Roman" w:cs="Times New Roman"/>
+        </w:rPr>
+      </w:pPr>
+    </w:p>
     <w:tbl>
       <w:tblPr>
         <w:tblW w:w="9360" w:type="dxa"/>
         <w:tblBorders>
-          <w:top w:val="single" w:sz="4" w:space="0" w:color="auto"/>
-          <w:left w:val="single" w:sz="4" w:space="0" w:color="auto"/>
-          <w:bottom w:val="single" w:sz="4" w:space="0" w:color="auto"/>
-          <w:right w:val="single" w:sz="4" w:space="0" w:color="auto"/>
-          <w:insideH w:val="single" w:sz="4" w:space="0" w:color="auto"/>
-          <w:insideV w:val="single" w:sz="4" w:space="0" w:color="auto"/>
+          <w:top w:val="single" w:color="auto" w:sz="4" w:space="0"/>
+          <w:left w:val="single" w:color="auto" w:sz="4" w:space="0"/>
+          <w:bottom w:val="single" w:color="auto" w:sz="4" w:space="0"/>
+          <w:right w:val="single" w:color="auto" w:sz="4" w:space="0"/>
+          <w:insideH w:val="single" w:color="auto" w:sz="4" w:space="0"/>
+          <w:insideV w:val="single" w:color="auto" w:sz="4" w:space="0"/>
         </w:tblBorders>
         <w:tblCellMar>
           <w:left w:w="10" w:type="dxa"/>
@@ -5203,10 +6688,10 @@
           <w:tcPr>
             <w:tcW w:w="2340" w:type="dxa"/>
             <w:tcBorders>
-              <w:top w:val="single" w:sz="1" w:space="0" w:color="1F3864"/>
-              <w:left w:val="single" w:sz="1" w:space="0" w:color="1F3864"/>
-              <w:bottom w:val="single" w:sz="1" w:space="0" w:color="1F3864"/>
-              <w:right w:val="single" w:sz="1" w:space="0" w:color="1F3864"/>
+              <w:top w:val="single" w:color="1F3864" w:sz="1" w:space="0"/>
+              <w:left w:val="single" w:color="1F3864" w:sz="1" w:space="0"/>
+              <w:bottom w:val="single" w:color="1F3864" w:sz="1" w:space="0"/>
+              <w:right w:val="single" w:color="1F3864" w:sz="1" w:space="0"/>
             </w:tcBorders>
             <w:shd w:val="clear" w:color="auto" w:fill="700982"/>
             <w:tcMar>
@@ -5220,11 +6705,17 @@
           <w:p>
             <w:pPr>
               <w:jc w:val="center"/>
-            </w:pPr>
-            <w:r>
-              <w:rPr>
-                <w:b/>
-                <w:bCs/>
+              <w:rPr>
+                <w:rFonts w:ascii="Times New Roman" w:hAnsi="Times New Roman" w:eastAsia="Times New Roman" w:cs="Times New Roman"/>
+                <w:b w:val="1"/>
+                <w:bCs w:val="1"/>
+              </w:rPr>
+            </w:pPr>
+            <w:r>
+              <w:rPr>
+                <w:rFonts w:ascii="Times New Roman" w:hAnsi="Times New Roman" w:eastAsia="Times New Roman" w:cs="Times New Roman"/>
+                <w:b w:val="1"/>
+                <w:bCs w:val="1"/>
               </w:rPr>
               <w:t>Integrante</w:t>
             </w:r>
@@ -5234,10 +6725,10 @@
           <w:tcPr>
             <w:tcW w:w="2340" w:type="dxa"/>
             <w:tcBorders>
-              <w:top w:val="single" w:sz="1" w:space="0" w:color="1F3864"/>
-              <w:left w:val="single" w:sz="1" w:space="0" w:color="1F3864"/>
-              <w:bottom w:val="single" w:sz="1" w:space="0" w:color="1F3864"/>
-              <w:right w:val="single" w:sz="1" w:space="0" w:color="1F3864"/>
+              <w:top w:val="single" w:color="1F3864" w:sz="1" w:space="0"/>
+              <w:left w:val="single" w:color="1F3864" w:sz="1" w:space="0"/>
+              <w:bottom w:val="single" w:color="1F3864" w:sz="1" w:space="0"/>
+              <w:right w:val="single" w:color="1F3864" w:sz="1" w:space="0"/>
             </w:tcBorders>
             <w:shd w:val="clear" w:color="auto" w:fill="700982"/>
             <w:tcMar>
@@ -5251,11 +6742,17 @@
           <w:p>
             <w:pPr>
               <w:jc w:val="center"/>
-            </w:pPr>
-            <w:r>
-              <w:rPr>
-                <w:b/>
-                <w:bCs/>
+              <w:rPr>
+                <w:rFonts w:ascii="Times New Roman" w:hAnsi="Times New Roman" w:eastAsia="Times New Roman" w:cs="Times New Roman"/>
+                <w:b w:val="1"/>
+                <w:bCs w:val="1"/>
+              </w:rPr>
+            </w:pPr>
+            <w:r>
+              <w:rPr>
+                <w:rFonts w:ascii="Times New Roman" w:hAnsi="Times New Roman" w:eastAsia="Times New Roman" w:cs="Times New Roman"/>
+                <w:b w:val="1"/>
+                <w:bCs w:val="1"/>
               </w:rPr>
               <w:t>Integrante</w:t>
             </w:r>
@@ -5265,10 +6762,10 @@
           <w:tcPr>
             <w:tcW w:w="2340" w:type="dxa"/>
             <w:tcBorders>
-              <w:top w:val="single" w:sz="1" w:space="0" w:color="1F3864"/>
-              <w:left w:val="single" w:sz="1" w:space="0" w:color="1F3864"/>
-              <w:bottom w:val="single" w:sz="1" w:space="0" w:color="1F3864"/>
-              <w:right w:val="single" w:sz="1" w:space="0" w:color="1F3864"/>
+              <w:top w:val="single" w:color="1F3864" w:sz="1" w:space="0"/>
+              <w:left w:val="single" w:color="1F3864" w:sz="1" w:space="0"/>
+              <w:bottom w:val="single" w:color="1F3864" w:sz="1" w:space="0"/>
+              <w:right w:val="single" w:color="1F3864" w:sz="1" w:space="0"/>
             </w:tcBorders>
             <w:shd w:val="clear" w:color="auto" w:fill="700982"/>
             <w:tcMar>
@@ -5282,11 +6779,17 @@
           <w:p>
             <w:pPr>
               <w:jc w:val="center"/>
-            </w:pPr>
-            <w:r>
-              <w:rPr>
-                <w:b/>
-                <w:bCs/>
+              <w:rPr>
+                <w:rFonts w:ascii="Times New Roman" w:hAnsi="Times New Roman" w:eastAsia="Times New Roman" w:cs="Times New Roman"/>
+                <w:b w:val="1"/>
+                <w:bCs w:val="1"/>
+              </w:rPr>
+            </w:pPr>
+            <w:r>
+              <w:rPr>
+                <w:rFonts w:ascii="Times New Roman" w:hAnsi="Times New Roman" w:eastAsia="Times New Roman" w:cs="Times New Roman"/>
+                <w:b w:val="1"/>
+                <w:bCs w:val="1"/>
               </w:rPr>
               <w:t>Integrante</w:t>
             </w:r>
@@ -5296,10 +6799,10 @@
           <w:tcPr>
             <w:tcW w:w="2340" w:type="dxa"/>
             <w:tcBorders>
-              <w:top w:val="single" w:sz="1" w:space="0" w:color="1F3864"/>
-              <w:left w:val="single" w:sz="1" w:space="0" w:color="1F3864"/>
-              <w:bottom w:val="single" w:sz="1" w:space="0" w:color="1F3864"/>
-              <w:right w:val="single" w:sz="1" w:space="0" w:color="1F3864"/>
+              <w:top w:val="single" w:color="1F3864" w:sz="1" w:space="0"/>
+              <w:left w:val="single" w:color="1F3864" w:sz="1" w:space="0"/>
+              <w:bottom w:val="single" w:color="1F3864" w:sz="1" w:space="0"/>
+              <w:right w:val="single" w:color="1F3864" w:sz="1" w:space="0"/>
             </w:tcBorders>
             <w:shd w:val="clear" w:color="auto" w:fill="700982"/>
             <w:tcMar>
@@ -5313,11 +6816,17 @@
           <w:p>
             <w:pPr>
               <w:jc w:val="center"/>
-            </w:pPr>
-            <w:r>
-              <w:rPr>
-                <w:b/>
-                <w:bCs/>
+              <w:rPr>
+                <w:rFonts w:ascii="Times New Roman" w:hAnsi="Times New Roman" w:eastAsia="Times New Roman" w:cs="Times New Roman"/>
+                <w:b w:val="1"/>
+                <w:bCs w:val="1"/>
+              </w:rPr>
+            </w:pPr>
+            <w:r>
+              <w:rPr>
+                <w:rFonts w:ascii="Times New Roman" w:hAnsi="Times New Roman" w:eastAsia="Times New Roman" w:cs="Times New Roman"/>
+                <w:b w:val="1"/>
+                <w:bCs w:val="1"/>
               </w:rPr>
               <w:t>Integrante</w:t>
             </w:r>
@@ -5335,12 +6844,12 @@
           <w:tcPr>
             <w:tcW w:w="2340" w:type="dxa"/>
             <w:tcBorders>
-              <w:top w:val="single" w:sz="1" w:space="0" w:color="CCCCCC"/>
-              <w:left w:val="single" w:sz="1" w:space="0" w:color="CCCCCC"/>
-              <w:bottom w:val="single" w:sz="1" w:space="0" w:color="CCCCCC"/>
-              <w:right w:val="single" w:sz="1" w:space="0" w:color="CCCCCC"/>
-            </w:tcBorders>
-            <w:shd w:val="clear" w:color="auto" w:fill="F2F2F2"/>
+              <w:top w:val="single" w:color="CCCCCC" w:sz="1" w:space="0"/>
+              <w:left w:val="single" w:color="CCCCCC" w:sz="1" w:space="0"/>
+              <w:bottom w:val="single" w:color="CCCCCC" w:sz="1" w:space="0"/>
+              <w:right w:val="single" w:color="CCCCCC" w:sz="1" w:space="0"/>
+            </w:tcBorders>
+            <w:shd w:val="clear" w:color="auto" w:fill="F2F2F2" w:themeFill="background1" w:themeFillShade="F2"/>
             <w:tcMar>
               <w:top w:w="80" w:type="dxa"/>
               <w:left w:w="120" w:type="dxa"/>
@@ -5352,8 +6861,14 @@
           <w:p>
             <w:pPr>
               <w:jc w:val="center"/>
-            </w:pPr>
-            <w:r>
+              <w:rPr>
+                <w:rFonts w:ascii="Times New Roman" w:hAnsi="Times New Roman" w:eastAsia="Times New Roman" w:cs="Times New Roman"/>
+              </w:rPr>
+            </w:pPr>
+            <w:r>
+              <w:rPr>
+                <w:rFonts w:ascii="Times New Roman" w:hAnsi="Times New Roman" w:eastAsia="Times New Roman" w:cs="Times New Roman"/>
+              </w:rPr>
               <w:t>Yeferson Linares</w:t>
             </w:r>
           </w:p>
@@ -5362,12 +6877,12 @@
           <w:tcPr>
             <w:tcW w:w="2340" w:type="dxa"/>
             <w:tcBorders>
-              <w:top w:val="single" w:sz="1" w:space="0" w:color="CCCCCC"/>
-              <w:left w:val="single" w:sz="1" w:space="0" w:color="CCCCCC"/>
-              <w:bottom w:val="single" w:sz="1" w:space="0" w:color="CCCCCC"/>
-              <w:right w:val="single" w:sz="1" w:space="0" w:color="CCCCCC"/>
-            </w:tcBorders>
-            <w:shd w:val="clear" w:color="auto" w:fill="F2F2F2"/>
+              <w:top w:val="single" w:color="CCCCCC" w:sz="1" w:space="0"/>
+              <w:left w:val="single" w:color="CCCCCC" w:sz="1" w:space="0"/>
+              <w:bottom w:val="single" w:color="CCCCCC" w:sz="1" w:space="0"/>
+              <w:right w:val="single" w:color="CCCCCC" w:sz="1" w:space="0"/>
+            </w:tcBorders>
+            <w:shd w:val="clear" w:color="auto" w:fill="F2F2F2" w:themeFill="background1" w:themeFillShade="F2"/>
             <w:tcMar>
               <w:top w:w="80" w:type="dxa"/>
               <w:left w:w="120" w:type="dxa"/>
@@ -5379,8 +6894,14 @@
           <w:p>
             <w:pPr>
               <w:jc w:val="center"/>
-            </w:pPr>
-            <w:r>
+              <w:rPr>
+                <w:rFonts w:ascii="Times New Roman" w:hAnsi="Times New Roman" w:eastAsia="Times New Roman" w:cs="Times New Roman"/>
+              </w:rPr>
+            </w:pPr>
+            <w:r>
+              <w:rPr>
+                <w:rFonts w:ascii="Times New Roman" w:hAnsi="Times New Roman" w:eastAsia="Times New Roman" w:cs="Times New Roman"/>
+              </w:rPr>
               <w:t>Brayan Mikoulist</w:t>
             </w:r>
           </w:p>
@@ -5389,12 +6910,12 @@
           <w:tcPr>
             <w:tcW w:w="2340" w:type="dxa"/>
             <w:tcBorders>
-              <w:top w:val="single" w:sz="1" w:space="0" w:color="CCCCCC"/>
-              <w:left w:val="single" w:sz="1" w:space="0" w:color="CCCCCC"/>
-              <w:bottom w:val="single" w:sz="1" w:space="0" w:color="CCCCCC"/>
-              <w:right w:val="single" w:sz="1" w:space="0" w:color="CCCCCC"/>
-            </w:tcBorders>
-            <w:shd w:val="clear" w:color="auto" w:fill="F2F2F2"/>
+              <w:top w:val="single" w:color="CCCCCC" w:sz="1" w:space="0"/>
+              <w:left w:val="single" w:color="CCCCCC" w:sz="1" w:space="0"/>
+              <w:bottom w:val="single" w:color="CCCCCC" w:sz="1" w:space="0"/>
+              <w:right w:val="single" w:color="CCCCCC" w:sz="1" w:space="0"/>
+            </w:tcBorders>
+            <w:shd w:val="clear" w:color="auto" w:fill="F2F2F2" w:themeFill="background1" w:themeFillShade="F2"/>
             <w:tcMar>
               <w:top w:w="80" w:type="dxa"/>
               <w:left w:w="120" w:type="dxa"/>
@@ -5406,8 +6927,14 @@
           <w:p>
             <w:pPr>
               <w:jc w:val="center"/>
-            </w:pPr>
-            <w:r>
+              <w:rPr>
+                <w:rFonts w:ascii="Times New Roman" w:hAnsi="Times New Roman" w:eastAsia="Times New Roman" w:cs="Times New Roman"/>
+              </w:rPr>
+            </w:pPr>
+            <w:r>
+              <w:rPr>
+                <w:rFonts w:ascii="Times New Roman" w:hAnsi="Times New Roman" w:eastAsia="Times New Roman" w:cs="Times New Roman"/>
+              </w:rPr>
               <w:t>Joseph Vargas</w:t>
             </w:r>
           </w:p>
@@ -5416,12 +6943,12 @@
           <w:tcPr>
             <w:tcW w:w="2340" w:type="dxa"/>
             <w:tcBorders>
-              <w:top w:val="single" w:sz="1" w:space="0" w:color="CCCCCC"/>
-              <w:left w:val="single" w:sz="1" w:space="0" w:color="CCCCCC"/>
-              <w:bottom w:val="single" w:sz="1" w:space="0" w:color="CCCCCC"/>
-              <w:right w:val="single" w:sz="1" w:space="0" w:color="CCCCCC"/>
-            </w:tcBorders>
-            <w:shd w:val="clear" w:color="auto" w:fill="F2F2F2"/>
+              <w:top w:val="single" w:color="CCCCCC" w:sz="1" w:space="0"/>
+              <w:left w:val="single" w:color="CCCCCC" w:sz="1" w:space="0"/>
+              <w:bottom w:val="single" w:color="CCCCCC" w:sz="1" w:space="0"/>
+              <w:right w:val="single" w:color="CCCCCC" w:sz="1" w:space="0"/>
+            </w:tcBorders>
+            <w:shd w:val="clear" w:color="auto" w:fill="F2F2F2" w:themeFill="background1" w:themeFillShade="F2"/>
             <w:tcMar>
               <w:top w:w="80" w:type="dxa"/>
               <w:left w:w="120" w:type="dxa"/>
@@ -5433,19 +6960,30 @@
           <w:p>
             <w:pPr>
               <w:jc w:val="center"/>
-            </w:pPr>
-            <w:r>
+              <w:rPr>
+                <w:rFonts w:ascii="Times New Roman" w:hAnsi="Times New Roman" w:eastAsia="Times New Roman" w:cs="Times New Roman"/>
+              </w:rPr>
+            </w:pPr>
+            <w:r>
+              <w:rPr>
+                <w:rFonts w:ascii="Times New Roman" w:hAnsi="Times New Roman" w:eastAsia="Times New Roman" w:cs="Times New Roman"/>
+              </w:rPr>
               <w:t>Yakelin Ariza</w:t>
             </w:r>
           </w:p>
         </w:tc>
       </w:tr>
     </w:tbl>
-    <w:p/>
+    <w:p>
+      <w:pPr>
+        <w:rPr>
+          <w:rFonts w:ascii="Times New Roman" w:hAnsi="Times New Roman" w:eastAsia="Times New Roman" w:cs="Times New Roman"/>
+        </w:rPr>
+      </w:pPr>
+    </w:p>
     <w:sectPr>
-      <w:headerReference w:type="default" r:id="rId7"/>
       <w:footerReference w:type="default" r:id="rId8"/>
-      <w:pgSz w:w="12240" w:h="15840"/>
+      <w:pgSz w:w="12240" w:h="15840" w:orient="portrait"/>
       <w:pgMar w:top="1080" w:right="1080" w:bottom="1080" w:left="1080" w:header="708" w:footer="708" w:gutter="0"/>
       <w:cols w:space="720"/>
       <w:docGrid w:linePitch="360"/>
@@ -5478,7 +7016,7 @@
   <w:p>
     <w:pPr>
       <w:pBdr>
-        <w:top w:val="single" w:sz="4" w:space="1" w:color="2E74B5"/>
+        <w:top w:val="single" w:color="2E74B5" w:sz="4" w:space="1"/>
       </w:pBdr>
       <w:jc w:val="center"/>
     </w:pPr>
@@ -5617,126 +7155,6 @@
     </w:p>
   </w:footnote>
 </w:footnotes>
-</file>
-
-<file path=word/header1.xml><?xml version="1.0" encoding="utf-8"?>
-<w:hdr xmlns:wpc="http://schemas.microsoft.com/office/word/2010/wordprocessingCanvas" xmlns:cx="http://schemas.microsoft.com/office/drawing/2014/chartex" xmlns:cx1="http://schemas.microsoft.com/office/drawing/2015/9/8/chartex" xmlns:cx2="http://schemas.microsoft.com/office/drawing/2015/10/21/chartex" xmlns:cx3="http://schemas.microsoft.com/office/drawing/2016/5/9/chartex" xmlns:cx4="http://schemas.microsoft.com/office/drawing/2016/5/10/chartex" xmlns:cx5="http://schemas.microsoft.com/office/drawing/2016/5/11/chartex" xmlns:cx6="http://schemas.microsoft.com/office/drawing/2016/5/12/chartex" xmlns:cx7="http://schemas.microsoft.com/office/drawing/2016/5/13/chartex" xmlns:cx8="http://schemas.microsoft.com/office/drawing/2016/5/14/chartex" xmlns:mc="http://schemas.openxmlformats.org/markup-compatibility/2006" xmlns:aink="http://schemas.microsoft.com/office/drawing/2016/ink" xmlns:am3d="http://schemas.microsoft.com/office/drawing/2017/model3d" xmlns:o="urn:schemas-microsoft-com:office:office" xmlns:oel="http://schemas.microsoft.com/office/2019/extlst" xmlns:r="http://schemas.openxmlformats.org/officeDocument/2006/relationships" xmlns:m="http://schemas.openxmlformats.org/officeDocument/2006/math" xmlns:v="urn:schemas-microsoft-com:vml" xmlns:wp14="http://schemas.microsoft.com/office/word/2010/wordprocessingDrawing" xmlns:wp="http://schemas.openxmlformats.org/drawingml/2006/wordprocessingDrawing" xmlns:w10="urn:schemas-microsoft-com:office:word" xmlns:w="http://schemas.openxmlformats.org/wordprocessingml/2006/main" xmlns:w14="http://schemas.microsoft.com/office/word/2010/wordml" xmlns:w15="http://schemas.microsoft.com/office/word/2012/wordml" xmlns:w16cex="http://schemas.microsoft.com/office/word/2018/wordml/cex" xmlns:w16cid="http://schemas.microsoft.com/office/word/2016/wordml/cid" xmlns:w16="http://schemas.microsoft.com/office/word/2018/wordml" xmlns:w16du="http://schemas.microsoft.com/office/word/2023/wordml/word16du" xmlns:w16sdtdh="http://schemas.microsoft.com/office/word/2020/wordml/sdtdatahash" xmlns:w16sdtfl="http://schemas.microsoft.com/office/word/2024/wordml/sdtformatlock" xmlns:w16se="http://schemas.microsoft.com/office/word/2015/wordml/symex" xmlns:wpg="http://schemas.microsoft.com/office/word/2010/wordprocessingGroup" xmlns:wpi="http://schemas.microsoft.com/office/word/2010/wordprocessingInk" xmlns:wne="http://schemas.microsoft.com/office/word/2006/wordml" xmlns:wps="http://schemas.microsoft.com/office/word/2010/wordprocessingShape" mc:Ignorable="w14 w15 w16se w16cid w16 w16cex w16sdtdh w16sdtfl w16du wp14">
-  <w:tbl>
-    <w:tblPr>
-      <w:tblW w:w="10080" w:type="dxa"/>
-      <w:tblBorders>
-        <w:top w:val="single" w:sz="4" w:space="0" w:color="auto"/>
-        <w:left w:val="single" w:sz="4" w:space="0" w:color="auto"/>
-        <w:bottom w:val="single" w:sz="4" w:space="0" w:color="auto"/>
-        <w:right w:val="single" w:sz="4" w:space="0" w:color="auto"/>
-        <w:insideH w:val="single" w:sz="4" w:space="0" w:color="auto"/>
-        <w:insideV w:val="single" w:sz="4" w:space="0" w:color="auto"/>
-      </w:tblBorders>
-      <w:tblCellMar>
-        <w:left w:w="10" w:type="dxa"/>
-        <w:right w:w="10" w:type="dxa"/>
-      </w:tblCellMar>
-      <w:tblLook w:val="04A0" w:firstRow="1" w:lastRow="0" w:firstColumn="1" w:lastColumn="0" w:noHBand="0" w:noVBand="1"/>
-    </w:tblPr>
-    <w:tblGrid>
-      <w:gridCol w:w="7080"/>
-      <w:gridCol w:w="3000"/>
-    </w:tblGrid>
-    <w:tr>
-      <w:tblPrEx>
-        <w:tblCellMar>
-          <w:top w:w="0" w:type="dxa"/>
-          <w:bottom w:w="0" w:type="dxa"/>
-        </w:tblCellMar>
-      </w:tblPrEx>
-      <w:tc>
-        <w:tcPr>
-          <w:tcW w:w="7080" w:type="dxa"/>
-          <w:tcBorders>
-            <w:bottom w:val="single" w:sz="6" w:space="0" w:color="2E74B5"/>
-          </w:tcBorders>
-          <w:tcMar>
-            <w:bottom w:w="80" w:type="dxa"/>
-          </w:tcMar>
-        </w:tcPr>
-        <w:p>
-          <w:r>
-            <w:rPr>
-              <w:color w:val="666666"/>
-              <w:sz w:val="18"/>
-              <w:szCs w:val="18"/>
-            </w:rPr>
-            <w:t xml:space="preserve">Sistema PQRS </w:t>
-          </w:r>
-          <w:r>
-            <w:rPr>
-              <w:color w:val="666666"/>
-              <w:sz w:val="18"/>
-              <w:szCs w:val="18"/>
-            </w:rPr>
-            <w:t xml:space="preserve">SuperMarket </w:t>
-          </w:r>
-          <w:r>
-            <w:rPr>
-              <w:color w:val="666666"/>
-              <w:sz w:val="18"/>
-              <w:szCs w:val="18"/>
-            </w:rPr>
-            <w:t>| Acta</w:t>
-          </w:r>
-          <w:r>
-            <w:rPr>
-              <w:color w:val="666666"/>
-              <w:sz w:val="18"/>
-              <w:szCs w:val="18"/>
-            </w:rPr>
-            <w:t xml:space="preserve"> de Configuración</w:t>
-          </w:r>
-        </w:p>
-      </w:tc>
-      <w:tc>
-        <w:tcPr>
-          <w:tcW w:w="3000" w:type="dxa"/>
-          <w:tcBorders>
-            <w:bottom w:val="single" w:sz="6" w:space="0" w:color="2E74B5"/>
-          </w:tcBorders>
-          <w:tcMar>
-            <w:bottom w:w="80" w:type="dxa"/>
-          </w:tcMar>
-        </w:tcPr>
-        <w:p>
-          <w:pPr>
-            <w:jc w:val="right"/>
-          </w:pPr>
-          <w:r>
-            <w:rPr>
-              <w:color w:val="666666"/>
-              <w:sz w:val="18"/>
-              <w:szCs w:val="18"/>
-            </w:rPr>
-            <w:t xml:space="preserve">v1.4 | </w:t>
-          </w:r>
-          <w:r>
-            <w:rPr>
-              <w:color w:val="666666"/>
-              <w:sz w:val="18"/>
-              <w:szCs w:val="18"/>
-            </w:rPr>
-            <w:t>mayo</w:t>
-          </w:r>
-          <w:r>
-            <w:rPr>
-              <w:color w:val="666666"/>
-              <w:sz w:val="18"/>
-              <w:szCs w:val="18"/>
-            </w:rPr>
-            <w:t xml:space="preserve"> 2026</w:t>
-          </w:r>
-        </w:p>
-      </w:tc>
-    </w:tr>
-  </w:tbl>
-</w:hdr>
 </file>
 
 <file path=word/numbering.xml><?xml version="1.0" encoding="utf-8"?>
@@ -5901,7 +7319,7 @@
   <w:docDefaults>
     <w:rPrDefault>
       <w:rPr>
-        <w:rFonts w:ascii="Arial" w:eastAsia="Arial" w:hAnsi="Arial" w:cs="Arial"/>
+        <w:rFonts w:ascii="Arial" w:hAnsi="Arial" w:eastAsia="Arial" w:cs="Arial"/>
         <w:lang w:val="es-CO" w:eastAsia="es-CO" w:bidi="ar-SA"/>
       </w:rPr>
     </w:rPrDefault>
@@ -5910,14 +7328,14 @@
   <w:latentStyles w:defLockedState="0" w:defUIPriority="99" w:defSemiHidden="0" w:defUnhideWhenUsed="0" w:defQFormat="0" w:count="376">
     <w:lsdException w:name="Normal" w:uiPriority="0" w:qFormat="1"/>
     <w:lsdException w:name="heading 1" w:uiPriority="9" w:qFormat="1"/>
-    <w:lsdException w:name="heading 2" w:semiHidden="1" w:uiPriority="9" w:unhideWhenUsed="1" w:qFormat="1"/>
-    <w:lsdException w:name="heading 3" w:semiHidden="1" w:uiPriority="9" w:unhideWhenUsed="1" w:qFormat="1"/>
-    <w:lsdException w:name="heading 4" w:semiHidden="1" w:uiPriority="9" w:unhideWhenUsed="1" w:qFormat="1"/>
-    <w:lsdException w:name="heading 5" w:semiHidden="1" w:uiPriority="9" w:unhideWhenUsed="1" w:qFormat="1"/>
-    <w:lsdException w:name="heading 6" w:semiHidden="1" w:uiPriority="9" w:unhideWhenUsed="1" w:qFormat="1"/>
-    <w:lsdException w:name="heading 7" w:semiHidden="1" w:uiPriority="9" w:unhideWhenUsed="1" w:qFormat="1"/>
-    <w:lsdException w:name="heading 8" w:semiHidden="1" w:uiPriority="9" w:unhideWhenUsed="1" w:qFormat="1"/>
-    <w:lsdException w:name="heading 9" w:semiHidden="1" w:uiPriority="9" w:unhideWhenUsed="1" w:qFormat="1"/>
+    <w:lsdException w:name="heading 2" w:uiPriority="9" w:semiHidden="1" w:unhideWhenUsed="1" w:qFormat="1"/>
+    <w:lsdException w:name="heading 3" w:uiPriority="9" w:semiHidden="1" w:unhideWhenUsed="1" w:qFormat="1"/>
+    <w:lsdException w:name="heading 4" w:uiPriority="9" w:semiHidden="1" w:unhideWhenUsed="1" w:qFormat="1"/>
+    <w:lsdException w:name="heading 5" w:uiPriority="9" w:semiHidden="1" w:unhideWhenUsed="1" w:qFormat="1"/>
+    <w:lsdException w:name="heading 6" w:uiPriority="9" w:semiHidden="1" w:unhideWhenUsed="1" w:qFormat="1"/>
+    <w:lsdException w:name="heading 7" w:uiPriority="9" w:semiHidden="1" w:unhideWhenUsed="1" w:qFormat="1"/>
+    <w:lsdException w:name="heading 8" w:uiPriority="9" w:semiHidden="1" w:unhideWhenUsed="1" w:qFormat="1"/>
+    <w:lsdException w:name="heading 9" w:uiPriority="9" w:semiHidden="1" w:unhideWhenUsed="1" w:qFormat="1"/>
     <w:lsdException w:name="index 1" w:semiHidden="1" w:unhideWhenUsed="1"/>
     <w:lsdException w:name="index 2" w:semiHidden="1" w:unhideWhenUsed="1"/>
     <w:lsdException w:name="index 3" w:semiHidden="1" w:unhideWhenUsed="1"/>
@@ -5927,22 +7345,22 @@
     <w:lsdException w:name="index 7" w:semiHidden="1" w:unhideWhenUsed="1"/>
     <w:lsdException w:name="index 8" w:semiHidden="1" w:unhideWhenUsed="1"/>
     <w:lsdException w:name="index 9" w:semiHidden="1" w:unhideWhenUsed="1"/>
-    <w:lsdException w:name="toc 1" w:semiHidden="1" w:uiPriority="39" w:unhideWhenUsed="1"/>
-    <w:lsdException w:name="toc 2" w:semiHidden="1" w:uiPriority="39" w:unhideWhenUsed="1"/>
-    <w:lsdException w:name="toc 3" w:semiHidden="1" w:uiPriority="39" w:unhideWhenUsed="1"/>
-    <w:lsdException w:name="toc 4" w:semiHidden="1" w:uiPriority="39" w:unhideWhenUsed="1"/>
-    <w:lsdException w:name="toc 5" w:semiHidden="1" w:uiPriority="39" w:unhideWhenUsed="1"/>
-    <w:lsdException w:name="toc 6" w:semiHidden="1" w:uiPriority="39" w:unhideWhenUsed="1"/>
-    <w:lsdException w:name="toc 7" w:semiHidden="1" w:uiPriority="39" w:unhideWhenUsed="1"/>
-    <w:lsdException w:name="toc 8" w:semiHidden="1" w:uiPriority="39" w:unhideWhenUsed="1"/>
-    <w:lsdException w:name="toc 9" w:semiHidden="1" w:uiPriority="39" w:unhideWhenUsed="1"/>
+    <w:lsdException w:name="toc 1" w:uiPriority="39" w:semiHidden="1" w:unhideWhenUsed="1"/>
+    <w:lsdException w:name="toc 2" w:uiPriority="39" w:semiHidden="1" w:unhideWhenUsed="1"/>
+    <w:lsdException w:name="toc 3" w:uiPriority="39" w:semiHidden="1" w:unhideWhenUsed="1"/>
+    <w:lsdException w:name="toc 4" w:uiPriority="39" w:semiHidden="1" w:unhideWhenUsed="1"/>
+    <w:lsdException w:name="toc 5" w:uiPriority="39" w:semiHidden="1" w:unhideWhenUsed="1"/>
+    <w:lsdException w:name="toc 6" w:uiPriority="39" w:semiHidden="1" w:unhideWhenUsed="1"/>
+    <w:lsdException w:name="toc 7" w:uiPriority="39" w:semiHidden="1" w:unhideWhenUsed="1"/>
+    <w:lsdException w:name="toc 8" w:uiPriority="39" w:semiHidden="1" w:unhideWhenUsed="1"/>
+    <w:lsdException w:name="toc 9" w:uiPriority="39" w:semiHidden="1" w:unhideWhenUsed="1"/>
     <w:lsdException w:name="Normal Indent" w:semiHidden="1" w:unhideWhenUsed="1"/>
     <w:lsdException w:name="footnote text" w:semiHidden="1" w:unhideWhenUsed="1"/>
     <w:lsdException w:name="annotation text" w:semiHidden="1" w:unhideWhenUsed="1"/>
     <w:lsdException w:name="header" w:semiHidden="1" w:unhideWhenUsed="1"/>
     <w:lsdException w:name="footer" w:semiHidden="1" w:unhideWhenUsed="1"/>
     <w:lsdException w:name="index heading" w:semiHidden="1" w:unhideWhenUsed="1"/>
-    <w:lsdException w:name="caption" w:semiHidden="1" w:uiPriority="35" w:unhideWhenUsed="1" w:qFormat="1"/>
+    <w:lsdException w:name="caption" w:uiPriority="35" w:semiHidden="1" w:unhideWhenUsed="1" w:qFormat="1"/>
     <w:lsdException w:name="table of figures" w:semiHidden="1" w:unhideWhenUsed="1"/>
     <w:lsdException w:name="envelope address" w:semiHidden="1" w:unhideWhenUsed="1"/>
     <w:lsdException w:name="envelope return" w:semiHidden="1" w:unhideWhenUsed="1"/>
@@ -5973,7 +7391,7 @@
     <w:lsdException w:name="Title" w:uiPriority="10" w:qFormat="1"/>
     <w:lsdException w:name="Closing" w:semiHidden="1" w:unhideWhenUsed="1"/>
     <w:lsdException w:name="Signature" w:semiHidden="1" w:unhideWhenUsed="1"/>
-    <w:lsdException w:name="Default Paragraph Font" w:semiHidden="1" w:uiPriority="1" w:unhideWhenUsed="1"/>
+    <w:lsdException w:name="Default Paragraph Font" w:uiPriority="1" w:semiHidden="1" w:unhideWhenUsed="1"/>
     <w:lsdException w:name="Body Text" w:semiHidden="1" w:unhideWhenUsed="1"/>
     <w:lsdException w:name="Body Text Indent" w:semiHidden="1" w:unhideWhenUsed="1"/>
     <w:lsdException w:name="List Continue" w:semiHidden="1" w:unhideWhenUsed="1"/>
@@ -6173,8 +7591,8 @@
     <w:lsdException w:name="Subtle Reference" w:uiPriority="31" w:qFormat="1"/>
     <w:lsdException w:name="Intense Reference" w:uiPriority="32" w:qFormat="1"/>
     <w:lsdException w:name="Book Title" w:uiPriority="33" w:qFormat="1"/>
-    <w:lsdException w:name="Bibliography" w:semiHidden="1" w:uiPriority="37" w:unhideWhenUsed="1"/>
-    <w:lsdException w:name="TOC Heading" w:semiHidden="1" w:uiPriority="39" w:unhideWhenUsed="1" w:qFormat="1"/>
+    <w:lsdException w:name="Bibliography" w:uiPriority="37" w:semiHidden="1" w:unhideWhenUsed="1"/>
+    <w:lsdException w:name="TOC Heading" w:uiPriority="39" w:semiHidden="1" w:unhideWhenUsed="1" w:qFormat="1"/>
     <w:lsdException w:name="Plain Table 1" w:uiPriority="41"/>
     <w:lsdException w:name="Plain Table 2" w:uiPriority="42"/>
     <w:lsdException w:name="Plain Table 3" w:uiPriority="43"/>
@@ -6285,7 +7703,7 @@
     <w:lsdException w:name="Unresolved Mention" w:semiHidden="1" w:unhideWhenUsed="1"/>
     <w:lsdException w:name="Smart Link" w:semiHidden="1" w:unhideWhenUsed="1"/>
   </w:latentStyles>
-  <w:style w:type="paragraph" w:default="1" w:styleId="Normal">
+  <w:style w:type="paragraph" w:styleId="Normal" w:default="1">
     <w:name w:val="Normal"/>
     <w:qFormat/>
   </w:style>
@@ -6373,13 +7791,13 @@
       <w:color w:val="1F4D78"/>
     </w:rPr>
   </w:style>
-  <w:style w:type="character" w:default="1" w:styleId="Fuentedeprrafopredeter">
+  <w:style w:type="character" w:styleId="Fuentedeprrafopredeter" w:default="1">
     <w:name w:val="Default Paragraph Font"/>
     <w:uiPriority w:val="1"/>
     <w:semiHidden/>
     <w:unhideWhenUsed/>
   </w:style>
-  <w:style w:type="table" w:default="1" w:styleId="Tablanormal">
+  <w:style w:type="table" w:styleId="Tablanormal" w:default="1">
     <w:name w:val="Normal Table"/>
     <w:uiPriority w:val="99"/>
     <w:semiHidden/>
@@ -6394,7 +7812,7 @@
       </w:tblCellMar>
     </w:tblPr>
   </w:style>
-  <w:style w:type="numbering" w:default="1" w:styleId="Sinlista">
+  <w:style w:type="numbering" w:styleId="Sinlista" w:default="1">
     <w:name w:val="No List"/>
     <w:uiPriority w:val="99"/>
     <w:semiHidden/>
@@ -6409,7 +7827,7 @@
       <w:szCs w:val="56"/>
     </w:rPr>
   </w:style>
-  <w:style w:type="paragraph" w:customStyle="1" w:styleId="Fuerte1">
+  <w:style w:type="paragraph" w:styleId="Fuerte1" w:customStyle="1">
     <w:name w:val="Fuerte1"/>
     <w:qFormat/>
     <w:rPr>
@@ -6446,7 +7864,7 @@
     <w:semiHidden/>
     <w:unhideWhenUsed/>
   </w:style>
-  <w:style w:type="character" w:customStyle="1" w:styleId="TextonotapieCar">
+  <w:style w:type="character" w:styleId="TextonotapieCar" w:customStyle="1">
     <w:name w:val="Texto nota pie Car"/>
     <w:link w:val="Textonotapie"/>
     <w:uiPriority w:val="99"/>
@@ -6473,7 +7891,7 @@
     <w:semiHidden/>
     <w:unhideWhenUsed/>
   </w:style>
-  <w:style w:type="character" w:customStyle="1" w:styleId="TextonotaalfinalCar">
+  <w:style w:type="character" w:styleId="TextonotaalfinalCar" w:customStyle="1">
     <w:name w:val="Texto nota al final Car"/>
     <w:link w:val="Textonotaalfinal"/>
     <w:uiPriority w:val="99"/>
@@ -6498,7 +7916,7 @@
       </w:tabs>
     </w:pPr>
   </w:style>
-  <w:style w:type="character" w:customStyle="1" w:styleId="EncabezadoCar">
+  <w:style w:type="character" w:styleId="EncabezadoCar" w:customStyle="1">
     <w:name w:val="Encabezado Car"/>
     <w:basedOn w:val="Fuentedeprrafopredeter"/>
     <w:link w:val="Encabezado"/>
@@ -6519,7 +7937,7 @@
       </w:tabs>
     </w:pPr>
   </w:style>
-  <w:style w:type="character" w:customStyle="1" w:styleId="PiedepginaCar">
+  <w:style w:type="character" w:styleId="PiedepginaCar" w:customStyle="1">
     <w:name w:val="Pie de página Car"/>
     <w:basedOn w:val="Fuentedeprrafopredeter"/>
     <w:link w:val="Piedepgina"/>
@@ -6530,7 +7948,7 @@
 </file>
 
 <file path=word/theme/theme1.xml><?xml version="1.0" encoding="utf-8"?>
-<a:theme xmlns:a="http://schemas.openxmlformats.org/drawingml/2006/main" name="Tema de Office">
+<a:theme xmlns:a="http://schemas.openxmlformats.org/drawingml/2006/main" xmlns:thm15="http://schemas.microsoft.com/office/thememl/2012/main" name="Tema de Office">
   <a:themeElements>
     <a:clrScheme name="Office">
       <a:dk1>
